--- a/docs/guide/README.docx
+++ b/docs/guide/README.docx
@@ -10,7 +10,7 @@
         <w:t xml:space="preserve">README</w:t>
       </w:r>
     </w:p>
-    <w:bookmarkStart w:id="29" w:name="X4f0bb0d16dcaed20576c6215ce75f318c7ecfff"/>
+    <w:bookmarkStart w:id="37" w:name="X4f0bb0d16dcaed20576c6215ce75f318c7ecfff"/>
     <w:p>
       <w:pPr>
         <w:pStyle w:val="Heading1"/>
@@ -3919,13 +3919,13 @@
     </w:p>
     <w:bookmarkEnd w:id="19"/>
     <w:bookmarkEnd w:id="20"/>
-    <w:bookmarkStart w:id="21" w:name="X879ef482998603586ab6cd4f8157f7b8d3100d2"/>
+    <w:bookmarkStart w:id="28" w:name="X20b68b040a68caa8300b5d501e0c6d7b87fcfd6"/>
     <w:p>
       <w:pPr>
         <w:pStyle w:val="Heading2"/>
       </w:pPr>
       <w:r>
-        <w:t xml:space="preserve">§6 Why we did this despite the data</w:t>
+        <w:t xml:space="preserve">§5.7 Clipboard — multi-line copy + paste-IN + modifier-drag (v1.0.14 / v1.0.15)</w:t>
       </w:r>
     </w:p>
     <w:p>
@@ -3933,70 +3933,351 @@
         <w:pStyle w:val="FirstParagraph"/>
       </w:pPr>
       <w:r>
-        <w:t xml:space="preserve">The forensic record (§12 incidents) does NOT name tmux as a root cause. The actual culprits were</w:t>
-      </w:r>
-      <w:r>
-        <w:t xml:space="preserve"> </w:t>
-      </w:r>
-      <w:r>
-        <w:rPr>
-          <w:rStyle w:val="VerbatimChar"/>
-        </w:rPr>
-        <w:t xml:space="preserve">soong_build</w:t>
-      </w:r>
-      <w:r>
-        <w:t xml:space="preserve">,</w:t>
-      </w:r>
-      <w:r>
-        <w:t xml:space="preserve"> </w:t>
-      </w:r>
-      <w:r>
-        <w:rPr>
-          <w:rStyle w:val="VerbatimChar"/>
-        </w:rPr>
-        <w:t xml:space="preserve">kotlinc</w:t>
-      </w:r>
-      <w:r>
-        <w:t xml:space="preserve">,</w:t>
-      </w:r>
-      <w:r>
-        <w:t xml:space="preserve"> </w:t>
-      </w:r>
-      <w:r>
-        <w:rPr>
-          <w:rStyle w:val="VerbatimChar"/>
-        </w:rPr>
-        <w:t xml:space="preserve">gradle</w:t>
-      </w:r>
-      <w:r>
-        <w:t xml:space="preserve">,</w:t>
-      </w:r>
-      <w:r>
-        <w:t xml:space="preserve"> </w:t>
-      </w:r>
-      <w:r>
-        <w:rPr>
-          <w:rStyle w:val="VerbatimChar"/>
-        </w:rPr>
-        <w:t xml:space="preserve">git pack-objects</w:t>
-      </w:r>
-      <w:r>
-        <w:t xml:space="preserve"> </w:t>
-      </w:r>
-      <w:r>
-        <w:t xml:space="preserve">— all already addressed by §12.6/§12.7/§12.8/§12.9. So the question naturally arises: why this work?</w:t>
-      </w:r>
-    </w:p>
-    <w:p>
-      <w:pPr>
-        <w:pStyle w:val="BodyText"/>
-      </w:pPr>
-      <w:r>
-        <w:rPr>
-          <w:b/>
-          <w:bCs/>
-        </w:rPr>
-        <w:t xml:space="preserve">Three reasons:</w:t>
+        <w:t xml:space="preserve">The shipped</w:t>
+      </w:r>
+      <w:r>
+        <w:t xml:space="preserve"> </w:t>
+      </w:r>
+      <w:r>
+        <w:rPr>
+          <w:rStyle w:val="VerbatimChar"/>
+        </w:rPr>
+        <w:t xml:space="preserve">~/.tmux.conf</w:t>
+      </w:r>
+      <w:r>
+        <w:t xml:space="preserve"> </w:t>
+      </w:r>
+      <w:r>
+        <w:t xml:space="preserve">(generated from</w:t>
+      </w:r>
+      <w:r>
+        <w:t xml:space="preserve"> </w:t>
+      </w:r>
+      <w:r>
+        <w:rPr>
+          <w:rStyle w:val="VerbatimChar"/>
+        </w:rPr>
+        <w:t xml:space="preserve">scripts/tmux.conf.template</w:t>
+      </w:r>
+      <w:r>
+        <w:t xml:space="preserve">) wires four cooperating mechanisms so every clipboard surface is reachable from every device — mouse, keyboard, and modifier-drag inside mouse-tracking TUIs (Claude Code, vim, less, htop).</w:t>
+      </w:r>
+    </w:p>
+    <w:bookmarkStart w:id="21" w:name="quick-reference"/>
+    <w:p>
+      <w:pPr>
+        <w:pStyle w:val="Heading3"/>
+      </w:pPr>
+      <w:r>
+        <w:t xml:space="preserve">Quick reference</w:t>
+      </w:r>
+    </w:p>
+    <w:tbl>
+      <w:tblPr>
+        <w:tblStyle w:val="Table"/>
+        <w:tblW w:type="auto" w:w="0"/>
+        <w:tblLook w:firstRow="1" w:lastRow="0" w:firstColumn="0" w:lastColumn="0" w:noHBand="0" w:noVBand="0" w:val="0020"/>
+      </w:tblPr>
+      <w:tblGrid>
+        <w:gridCol w:w="3960"/>
+        <w:gridCol w:w="3960"/>
+      </w:tblGrid>
+      <w:tr>
+        <w:trPr>
+          <w:tblHeader w:val="on"/>
+        </w:trPr>
+        <w:tc>
+          <w:tcPr/>
+          <w:p>
+            <w:pPr>
+              <w:pStyle w:val="Compact"/>
+            </w:pPr>
+            <w:r>
+              <w:t xml:space="preserve">Goal</w:t>
+            </w:r>
+          </w:p>
+        </w:tc>
+        <w:tc>
+          <w:tcPr/>
+          <w:p>
+            <w:pPr>
+              <w:pStyle w:val="Compact"/>
+            </w:pPr>
+            <w:r>
+              <w:t xml:space="preserve">Keystroke / mouse</w:t>
+            </w:r>
+          </w:p>
+        </w:tc>
+      </w:tr>
+      <w:tr>
+        <w:tc>
+          <w:tcPr/>
+          <w:p>
+            <w:pPr>
+              <w:pStyle w:val="Compact"/>
+            </w:pPr>
+            <w:r>
+              <w:t xml:space="preserve">Select &amp; copy plain shell output</w:t>
+            </w:r>
+          </w:p>
+        </w:tc>
+        <w:tc>
+          <w:tcPr/>
+          <w:p>
+            <w:pPr>
+              <w:pStyle w:val="Compact"/>
+            </w:pPr>
+            <w:r>
+              <w:t xml:space="preserve">drag with mouse, release — read back via</w:t>
+            </w:r>
+            <w:r>
+              <w:t xml:space="preserve"> </w:t>
+            </w:r>
+            <w:r>
+              <w:rPr>
+                <w:rStyle w:val="VerbatimChar"/>
+              </w:rPr>
+              <w:t xml:space="preserve">pbpaste</w:t>
+            </w:r>
+            <w:r>
+              <w:t xml:space="preserve"> </w:t>
+            </w:r>
+            <w:r>
+              <w:t xml:space="preserve">/</w:t>
+            </w:r>
+            <w:r>
+              <w:t xml:space="preserve"> </w:t>
+            </w:r>
+            <w:r>
+              <w:rPr>
+                <w:rStyle w:val="VerbatimChar"/>
+              </w:rPr>
+              <w:t xml:space="preserve">wl-paste</w:t>
+            </w:r>
+            <w:r>
+              <w:t xml:space="preserve"> </w:t>
+            </w:r>
+            <w:r>
+              <w:t xml:space="preserve">/</w:t>
+            </w:r>
+            <w:r>
+              <w:t xml:space="preserve"> </w:t>
+            </w:r>
+            <w:r>
+              <w:rPr>
+                <w:rStyle w:val="VerbatimChar"/>
+              </w:rPr>
+              <w:t xml:space="preserve">xclip -o</w:t>
+            </w:r>
+            <w:r>
+              <w:t xml:space="preserve"> </w:t>
+            </w:r>
+            <w:r>
+              <w:t xml:space="preserve">/</w:t>
+            </w:r>
+            <w:r>
+              <w:t xml:space="preserve"> </w:t>
+            </w:r>
+            <w:r>
+              <w:rPr>
+                <w:rStyle w:val="VerbatimChar"/>
+              </w:rPr>
+              <w:t xml:space="preserve">termux-clipboard-get</w:t>
+            </w:r>
+          </w:p>
+        </w:tc>
+      </w:tr>
+      <w:tr>
+        <w:tc>
+          <w:tcPr/>
+          <w:p>
+            <w:pPr>
+              <w:pStyle w:val="Compact"/>
+            </w:pPr>
+            <w:r>
+              <w:t xml:space="preserve">Select &amp; copy inside Claude Code et al.</w:t>
+            </w:r>
+          </w:p>
+        </w:tc>
+        <w:tc>
+          <w:tcPr/>
+          <w:p>
+            <w:pPr>
+              <w:pStyle w:val="Compact"/>
+            </w:pPr>
+            <w:r>
+              <w:rPr>
+                <w:b/>
+                <w:bCs/>
+              </w:rPr>
+              <w:t xml:space="preserve">Alt-drag</w:t>
+            </w:r>
+            <w:r>
+              <w:t xml:space="preserve"> </w:t>
+            </w:r>
+            <w:r>
+              <w:t xml:space="preserve">(macOS) OR</w:t>
+            </w:r>
+            <w:r>
+              <w:t xml:space="preserve"> </w:t>
+            </w:r>
+            <w:r>
+              <w:rPr>
+                <w:b/>
+                <w:bCs/>
+              </w:rPr>
+              <w:t xml:space="preserve">Shift-drag</w:t>
+            </w:r>
+            <w:r>
+              <w:t xml:space="preserve"> </w:t>
+            </w:r>
+            <w:r>
+              <w:t xml:space="preserve">(Linux)</w:t>
+            </w:r>
+          </w:p>
+        </w:tc>
+      </w:tr>
+      <w:tr>
+        <w:tc>
+          <w:tcPr/>
+          <w:p>
+            <w:pPr>
+              <w:pStyle w:val="Compact"/>
+            </w:pPr>
+            <w:r>
+              <w:t xml:space="preserve">Keyboard-only copy</w:t>
+            </w:r>
+          </w:p>
+        </w:tc>
+        <w:tc>
+          <w:tcPr/>
+          <w:p>
+            <w:pPr>
+              <w:pStyle w:val="Compact"/>
+            </w:pPr>
+            <w:r>
+              <w:rPr>
+                <w:rStyle w:val="VerbatimChar"/>
+              </w:rPr>
+              <w:t xml:space="preserve">prefix + [</w:t>
+            </w:r>
+            <w:r>
+              <w:t xml:space="preserve"> </w:t>
+            </w:r>
+            <w:r>
+              <w:t xml:space="preserve">→</w:t>
+            </w:r>
+            <w:r>
+              <w:t xml:space="preserve"> </w:t>
+            </w:r>
+            <w:r>
+              <w:rPr>
+                <w:rStyle w:val="VerbatimChar"/>
+              </w:rPr>
+              <w:t xml:space="preserve">v</w:t>
+            </w:r>
+            <w:r>
+              <w:t xml:space="preserve"> </w:t>
+            </w:r>
+            <w:r>
+              <w:t xml:space="preserve">→ arrows /</w:t>
+            </w:r>
+            <w:r>
+              <w:t xml:space="preserve"> </w:t>
+            </w:r>
+            <w:r>
+              <w:rPr>
+                <w:rStyle w:val="VerbatimChar"/>
+              </w:rPr>
+              <w:t xml:space="preserve">j</w:t>
+            </w:r>
+            <w:r>
+              <w:t xml:space="preserve"> </w:t>
+            </w:r>
+            <w:r>
+              <w:t xml:space="preserve">/</w:t>
+            </w:r>
+            <w:r>
+              <w:t xml:space="preserve"> </w:t>
+            </w:r>
+            <w:r>
+              <w:rPr>
+                <w:rStyle w:val="VerbatimChar"/>
+              </w:rPr>
+              <w:t xml:space="preserve">k</w:t>
+            </w:r>
+            <w:r>
+              <w:t xml:space="preserve"> </w:t>
+            </w:r>
+            <w:r>
+              <w:t xml:space="preserve">→</w:t>
+            </w:r>
+            <w:r>
+              <w:t xml:space="preserve"> </w:t>
+            </w:r>
+            <w:r>
+              <w:rPr>
+                <w:rStyle w:val="VerbatimChar"/>
+              </w:rPr>
+              <w:t xml:space="preserve">y</w:t>
+            </w:r>
+          </w:p>
+        </w:tc>
+      </w:tr>
+      <w:tr>
+        <w:tc>
+          <w:tcPr/>
+          <w:p>
+            <w:pPr>
+              <w:pStyle w:val="Compact"/>
+            </w:pPr>
+            <w:r>
+              <w:t xml:space="preserve">Paste OS clipboard INTO the pane</w:t>
+            </w:r>
+          </w:p>
+        </w:tc>
+        <w:tc>
+          <w:tcPr/>
+          <w:p>
+            <w:pPr>
+              <w:pStyle w:val="Compact"/>
+            </w:pPr>
+            <w:r>
+              <w:rPr>
+                <w:rStyle w:val="VerbatimChar"/>
+              </w:rPr>
+              <w:t xml:space="preserve">prefix + P</w:t>
+            </w:r>
+            <w:r>
+              <w:t xml:space="preserve"> </w:t>
+            </w:r>
+            <w:r>
+              <w:t xml:space="preserve">(capital — lowercase is</w:t>
+            </w:r>
+            <w:r>
+              <w:t xml:space="preserve"> </w:t>
+            </w:r>
+            <w:r>
+              <w:rPr>
+                <w:rStyle w:val="VerbatimChar"/>
+              </w:rPr>
+              <w:t xml:space="preserve">previous-window</w:t>
+            </w:r>
+            <w:r>
+              <w:t xml:space="preserve">)</w:t>
+            </w:r>
+          </w:p>
+        </w:tc>
+      </w:tr>
+    </w:tbl>
+    <w:bookmarkEnd w:id="21"/>
+    <w:bookmarkStart w:id="22" w:name="the-four-mechanisms"/>
+    <w:p>
+      <w:pPr>
+        <w:pStyle w:val="Heading3"/>
+      </w:pPr>
+      <w:r>
+        <w:t xml:space="preserve">The four mechanisms</w:t>
       </w:r>
     </w:p>
     <w:p>
@@ -4008,31 +4289,91 @@
       </w:pPr>
       <w:r>
         <w:rPr>
+          <w:rStyle w:val="VerbatimChar"/>
           <w:b/>
           <w:bCs/>
         </w:rPr>
-        <w:t xml:space="preserve">Defense-in-depth.</w:t>
-      </w:r>
-      <w:r>
-        <w:t xml:space="preserve"> </w:t>
-      </w:r>
-      <w:r>
-        <w:t xml:space="preserve">§12 incidents are rare but catastrophic when they happen. tmux survives at</w:t>
-      </w:r>
-      <w:r>
-        <w:t xml:space="preserve"> </w:t>
-      </w:r>
-      <w:r>
-        <w:rPr>
-          <w:rStyle w:val="VerbatimChar"/>
-        </w:rPr>
-        <w:t xml:space="preserve">oom_score_adj=-500</w:t>
-      </w:r>
-      <w:r>
-        <w:t xml:space="preserve"> </w:t>
-      </w:r>
-      <w:r>
-        <w:t xml:space="preserve">even if the user.slice goes down — meaning the operator can attach to the surviving session and investigate, instead of losing all context.</w:t>
+        <w:t xml:space="preserve">@clip</w:t>
+      </w:r>
+      <w:r>
+        <w:rPr>
+          <w:b/>
+          <w:bCs/>
+        </w:rPr>
+        <w:t xml:space="preserve"> </w:t>
+      </w:r>
+      <w:r>
+        <w:rPr>
+          <w:b/>
+          <w:bCs/>
+        </w:rPr>
+        <w:t xml:space="preserve">user option</w:t>
+      </w:r>
+      <w:r>
+        <w:t xml:space="preserve"> </w:t>
+      </w:r>
+      <w:r>
+        <w:t xml:space="preserve">— OS-adaptive WRITE pipeline (pbcopy → wl-copy → xclip → termux-clipboard-set → OSC-52 fallback).</w:t>
+      </w:r>
+      <w:r>
+        <w:t xml:space="preserve"> </w:t>
+      </w:r>
+      <w:r>
+        <w:rPr>
+          <w:rStyle w:val="VerbatimChar"/>
+        </w:rPr>
+        <w:t xml:space="preserve">copy-pipe-and-cancel "#{@clip}"</w:t>
+      </w:r>
+      <w:r>
+        <w:t xml:space="preserve"> </w:t>
+      </w:r>
+      <w:r>
+        <w:t xml:space="preserve">routes every</w:t>
+      </w:r>
+      <w:r>
+        <w:t xml:space="preserve"> </w:t>
+      </w:r>
+      <w:r>
+        <w:rPr>
+          <w:rStyle w:val="VerbatimChar"/>
+        </w:rPr>
+        <w:t xml:space="preserve">y</w:t>
+      </w:r>
+      <w:r>
+        <w:t xml:space="preserve"> </w:t>
+      </w:r>
+      <w:r>
+        <w:t xml:space="preserve">/</w:t>
+      </w:r>
+      <w:r>
+        <w:t xml:space="preserve"> </w:t>
+      </w:r>
+      <w:r>
+        <w:rPr>
+          <w:rStyle w:val="VerbatimChar"/>
+        </w:rPr>
+        <w:t xml:space="preserve">Enter</w:t>
+      </w:r>
+      <w:r>
+        <w:t xml:space="preserve"> </w:t>
+      </w:r>
+      <w:r>
+        <w:t xml:space="preserve">/</w:t>
+      </w:r>
+      <w:r>
+        <w:t xml:space="preserve"> </w:t>
+      </w:r>
+      <w:r>
+        <w:rPr>
+          <w:rStyle w:val="VerbatimChar"/>
+        </w:rPr>
+        <w:t xml:space="preserve">MouseDragEnd1Pane</w:t>
+      </w:r>
+      <w:r>
+        <w:t xml:space="preserve"> </w:t>
+      </w:r>
+      <w:r>
+        <w:t xml:space="preserve">selection through it.</w:t>
       </w:r>
     </w:p>
     <w:p>
@@ -4044,16 +4385,43 @@
       </w:pPr>
       <w:r>
         <w:rPr>
+          <w:rStyle w:val="VerbatimChar"/>
           <w:b/>
           <w:bCs/>
         </w:rPr>
-        <w:t xml:space="preserve">Reproducibility.</w:t>
-      </w:r>
-      <w:r>
-        <w:t xml:space="preserve"> </w:t>
-      </w:r>
-      <w:r>
-        <w:t xml:space="preserve">The system tmux on a future host might be 1.x with known leaks. Pinning to 3.6a + jemalloc removes that variable.</w:t>
+        <w:t xml:space="preserve">@clip-read</w:t>
+      </w:r>
+      <w:r>
+        <w:rPr>
+          <w:b/>
+          <w:bCs/>
+        </w:rPr>
+        <w:t xml:space="preserve"> </w:t>
+      </w:r>
+      <w:r>
+        <w:rPr>
+          <w:b/>
+          <w:bCs/>
+        </w:rPr>
+        <w:t xml:space="preserve">user option (v1.0.15)</w:t>
+      </w:r>
+      <w:r>
+        <w:t xml:space="preserve"> </w:t>
+      </w:r>
+      <w:r>
+        <w:t xml:space="preserve">— symmetric READ pipeline (pbpaste → wl-paste → xclip -o → termux-clipboard-get → empty). Drives</w:t>
+      </w:r>
+      <w:r>
+        <w:t xml:space="preserve"> </w:t>
+      </w:r>
+      <w:r>
+        <w:rPr>
+          <w:rStyle w:val="VerbatimChar"/>
+        </w:rPr>
+        <w:t xml:space="preserve">prefix + P</w:t>
+      </w:r>
+      <w:r>
+        <w:t xml:space="preserve">.</w:t>
       </w:r>
     </w:p>
     <w:p>
@@ -4068,13 +4436,157 @@
           <w:b/>
           <w:bCs/>
         </w:rPr>
-        <w:t xml:space="preserve">Documentation as a teaching artifact.</w:t>
-      </w:r>
-      <w:r>
-        <w:t xml:space="preserve"> </w:t>
-      </w:r>
-      <w:r>
-        <w:t xml:space="preserve">The 14 tests + Challenges show</w:t>
+        <w:t xml:space="preserve">Modifier-drag overrides (v1.0.15)</w:t>
+      </w:r>
+      <w:r>
+        <w:t xml:space="preserve"> </w:t>
+      </w:r>
+      <w:r>
+        <w:t xml:space="preserve">—</w:t>
+      </w:r>
+      <w:r>
+        <w:t xml:space="preserve"> </w:t>
+      </w:r>
+      <w:r>
+        <w:rPr>
+          <w:rStyle w:val="VerbatimChar"/>
+        </w:rPr>
+        <w:t xml:space="preserve">bind -n M-MouseDrag1Pane copy-mode -M</w:t>
+      </w:r>
+      <w:r>
+        <w:t xml:space="preserve"> </w:t>
+      </w:r>
+      <w:r>
+        <w:t xml:space="preserve">+</w:t>
+      </w:r>
+      <w:r>
+        <w:t xml:space="preserve"> </w:t>
+      </w:r>
+      <w:r>
+        <w:rPr>
+          <w:rStyle w:val="VerbatimChar"/>
+        </w:rPr>
+        <w:t xml:space="preserve">bind -n S-MouseDrag1Pane copy-mode -M</w:t>
+      </w:r>
+      <w:r>
+        <w:t xml:space="preserve">. When a TUI captures mouse events (Claude Code's alt-screen + DECSET 1002/1003), the unmodified</w:t>
+      </w:r>
+      <w:r>
+        <w:t xml:space="preserve"> </w:t>
+      </w:r>
+      <w:r>
+        <w:rPr>
+          <w:rStyle w:val="VerbatimChar"/>
+        </w:rPr>
+        <w:t xml:space="preserve">MouseDrag1Pane</w:t>
+      </w:r>
+      <w:r>
+        <w:t xml:space="preserve"> </w:t>
+      </w:r>
+      <w:r>
+        <w:t xml:space="preserve">forwards the drag to the app via</w:t>
+      </w:r>
+      <w:r>
+        <w:t xml:space="preserve"> </w:t>
+      </w:r>
+      <w:r>
+        <w:rPr>
+          <w:rStyle w:val="VerbatimChar"/>
+        </w:rPr>
+        <w:t xml:space="preserve">send -M</w:t>
+      </w:r>
+      <w:r>
+        <w:t xml:space="preserve">. Holding Alt / Option (macOS) or Shift (Linux) prefixes the event with</w:t>
+      </w:r>
+      <w:r>
+        <w:t xml:space="preserve"> </w:t>
+      </w:r>
+      <w:r>
+        <w:rPr>
+          <w:rStyle w:val="VerbatimChar"/>
+        </w:rPr>
+        <w:t xml:space="preserve">M-</w:t>
+      </w:r>
+      <w:r>
+        <w:t xml:space="preserve"> </w:t>
+      </w:r>
+      <w:r>
+        <w:t xml:space="preserve">/</w:t>
+      </w:r>
+      <w:r>
+        <w:t xml:space="preserve"> </w:t>
+      </w:r>
+      <w:r>
+        <w:rPr>
+          <w:rStyle w:val="VerbatimChar"/>
+        </w:rPr>
+        <w:t xml:space="preserve">S-</w:t>
+      </w:r>
+      <w:r>
+        <w:t xml:space="preserve"> </w:t>
+      </w:r>
+      <w:r>
+        <w:t xml:space="preserve">and tmux routes it to copy-mode regardless of the app's mouse mode.</w:t>
+      </w:r>
+    </w:p>
+    <w:p>
+      <w:pPr>
+        <w:numPr>
+          <w:ilvl w:val="0"/>
+          <w:numId w:val="1004"/>
+        </w:numPr>
+      </w:pPr>
+      <w:r>
+        <w:rPr>
+          <w:b/>
+          <w:bCs/>
+        </w:rPr>
+        <w:t xml:space="preserve">Bracketed-paste on paste-IN</w:t>
+      </w:r>
+      <w:r>
+        <w:t xml:space="preserve"> </w:t>
+      </w:r>
+      <w:r>
+        <w:t xml:space="preserve">—</w:t>
+      </w:r>
+      <w:r>
+        <w:t xml:space="preserve"> </w:t>
+      </w:r>
+      <w:r>
+        <w:rPr>
+          <w:rStyle w:val="VerbatimChar"/>
+        </w:rPr>
+        <w:t xml:space="preserve">bind P run -b 'tmux load-buffer - &lt;&lt;&lt; "$(#{@clip-read})" \; tmux paste-buffer -p'</w:t>
+      </w:r>
+      <w:r>
+        <w:t xml:space="preserve">. The</w:t>
+      </w:r>
+      <w:r>
+        <w:t xml:space="preserve"> </w:t>
+      </w:r>
+      <w:r>
+        <w:rPr>
+          <w:rStyle w:val="VerbatimChar"/>
+        </w:rPr>
+        <w:t xml:space="preserve">-p</w:t>
+      </w:r>
+      <w:r>
+        <w:t xml:space="preserve"> </w:t>
+      </w:r>
+      <w:r>
+        <w:t xml:space="preserve">flag (per</w:t>
+      </w:r>
+      <w:r>
+        <w:t xml:space="preserve"> </w:t>
+      </w:r>
+      <w:r>
+        <w:rPr>
+          <w:rStyle w:val="VerbatimChar"/>
+        </w:rPr>
+        <w:t xml:space="preserve">man tmux</w:t>
+      </w:r>
+      <w:r>
+        <w:t xml:space="preserve">:</w:t>
       </w:r>
       <w:r>
         <w:t xml:space="preserve"> </w:t>
@@ -4084,1287 +4596,504 @@
           <w:i/>
           <w:iCs/>
         </w:rPr>
-        <w:t xml:space="preserve">exactly</w:t>
-      </w:r>
-      <w:r>
-        <w:t xml:space="preserve"> </w:t>
-      </w:r>
-      <w:r>
-        <w:t xml:space="preserve">what "tmux is healthy" means in measurable terms. Future engineers can re-run these on any new host.</w:t>
-      </w:r>
-    </w:p>
-    <w:p>
-      <w:pPr>
-        <w:pStyle w:val="FirstParagraph"/>
-      </w:pPr>
-      <w:r>
-        <w:rPr>
-          <w:b/>
-          <w:bCs/>
-        </w:rPr>
-        <w:t xml:space="preserve">This is justified Defense-in-Depth, not a fix for an existing problem.</w:t>
-      </w:r>
-      <w:r>
-        <w:t xml:space="preserve"> </w:t>
-      </w:r>
-      <w:r>
-        <w:t xml:space="preserve">The investigation explicitly recorded that the article's premise doesn't apply to us; we still proceeded because the marginal cost is small and the upside is non-zero.</w:t>
-      </w:r>
-    </w:p>
-    <w:p>
-      <w:r>
-        <w:pict>
-          <v:rect style="width:0;height:1.5pt" o:hralign="center" o:hrstd="t" o:hr="t"/>
-        </w:pict>
-      </w:r>
-    </w:p>
-    <w:bookmarkEnd w:id="21"/>
-    <w:bookmarkStart w:id="27" w:name="X581177de9e021dc9f36ebfa07025a64e52d9a77"/>
-    <w:p>
-      <w:pPr>
-        <w:pStyle w:val="Heading2"/>
-      </w:pPr>
-      <w:r>
-        <w:t xml:space="preserve">§8 Full OOM protection options (CAP_SYS_RESOURCE required)</w:t>
-      </w:r>
-    </w:p>
-    <w:p>
-      <w:pPr>
-        <w:pStyle w:val="FirstParagraph"/>
-      </w:pPr>
-      <w:r>
-        <w:rPr>
-          <w:rStyle w:val="VerbatimChar"/>
-        </w:rPr>
-        <w:t xml:space="preserve">oom_score_adj=-500</w:t>
-      </w:r>
-      <w:r>
-        <w:t xml:space="preserve"> </w:t>
-      </w:r>
-      <w:r>
-        <w:t xml:space="preserve">requires</w:t>
-      </w:r>
-      <w:r>
-        <w:t xml:space="preserve"> </w:t>
-      </w:r>
-      <w:r>
-        <w:rPr>
-          <w:rStyle w:val="VerbatimChar"/>
-        </w:rPr>
-        <w:t xml:space="preserve">CAP_SYS_RESOURCE</w:t>
-      </w:r>
-      <w:r>
-        <w:t xml:space="preserve">, which a regular user shell does NOT have. The Linux kernel rejects writes of negative oom_score_adj values from non-root processes (per</w:t>
-      </w:r>
-      <w:r>
-        <w:t xml:space="preserve"> </w:t>
-      </w:r>
-      <w:r>
-        <w:rPr>
-          <w:rStyle w:val="VerbatimChar"/>
-        </w:rPr>
-        <w:t xml:space="preserve">Documentation/filesystems/proc.rst</w:t>
-      </w:r>
-      <w:r>
-        <w:t xml:space="preserve">).</w:t>
-      </w:r>
-    </w:p>
+        <w:t xml:space="preserve">"paste bracket control codes are inserted around the buffer if the application has requested bracketed paste mode"</w:t>
+      </w:r>
+      <w:r>
+        <w:t xml:space="preserve">) makes shells / editors treat the inserted block as literal text — no accidental command execution from a stray newline.</w:t>
+      </w:r>
+    </w:p>
+    <w:bookmarkEnd w:id="22"/>
+    <w:bookmarkStart w:id="24" w:name="verification-positive-evidence-per-101"/>
+    <w:p>
+      <w:pPr>
+        <w:pStyle w:val="Heading3"/>
+      </w:pPr>
+      <w:r>
+        <w:t xml:space="preserve">Verification (positive evidence per §101)</w:t>
+      </w:r>
+    </w:p>
+    <w:tbl>
+      <w:tblPr>
+        <w:tblStyle w:val="Table"/>
+        <w:tblW w:type="auto" w:w="0"/>
+        <w:tblLook w:firstRow="1" w:lastRow="0" w:firstColumn="0" w:lastColumn="0" w:noHBand="0" w:noVBand="0" w:val="0020"/>
+      </w:tblPr>
+      <w:tblGrid>
+        <w:gridCol w:w="2640"/>
+        <w:gridCol w:w="2640"/>
+        <w:gridCol w:w="2640"/>
+      </w:tblGrid>
+      <w:tr>
+        <w:trPr>
+          <w:tblHeader w:val="on"/>
+        </w:trPr>
+        <w:tc>
+          <w:tcPr/>
+          <w:p>
+            <w:pPr>
+              <w:pStyle w:val="Compact"/>
+            </w:pPr>
+            <w:r>
+              <w:t xml:space="preserve">Test</w:t>
+            </w:r>
+          </w:p>
+        </w:tc>
+        <w:tc>
+          <w:tcPr/>
+          <w:p>
+            <w:pPr>
+              <w:pStyle w:val="Compact"/>
+            </w:pPr>
+            <w:r>
+              <w:t xml:space="preserve">What it proves</w:t>
+            </w:r>
+          </w:p>
+        </w:tc>
+        <w:tc>
+          <w:tcPr/>
+          <w:p>
+            <w:pPr>
+              <w:pStyle w:val="Compact"/>
+            </w:pPr>
+            <w:r>
+              <w:t xml:space="preserve">Mutation</w:t>
+            </w:r>
+          </w:p>
+        </w:tc>
+      </w:tr>
+      <w:tr>
+        <w:tc>
+          <w:tcPr/>
+          <w:p>
+            <w:pPr>
+              <w:pStyle w:val="Compact"/>
+            </w:pPr>
+            <w:r>
+              <w:t xml:space="preserve">44 — clipboard copy-OUT physical</w:t>
+            </w:r>
+          </w:p>
+        </w:tc>
+        <w:tc>
+          <w:tcPr/>
+          <w:p>
+            <w:pPr>
+              <w:pStyle w:val="Compact"/>
+            </w:pPr>
+            <w:r>
+              <w:rPr>
+                <w:rStyle w:val="VerbatimChar"/>
+              </w:rPr>
+              <w:t xml:space="preserve">y</w:t>
+            </w:r>
+            <w:r>
+              <w:t xml:space="preserve"> </w:t>
+            </w:r>
+            <w:r>
+              <w:t xml:space="preserve">keystroke →</w:t>
+            </w:r>
+            <w:r>
+              <w:t xml:space="preserve"> </w:t>
+            </w:r>
+            <w:r>
+              <w:rPr>
+                <w:rStyle w:val="VerbatimChar"/>
+              </w:rPr>
+              <w:t xml:space="preserve">@clip</w:t>
+            </w:r>
+            <w:r>
+              <w:t xml:space="preserve"> </w:t>
+            </w:r>
+            <w:r>
+              <w:t xml:space="preserve">→</w:t>
+            </w:r>
+            <w:r>
+              <w:t xml:space="preserve"> </w:t>
+            </w:r>
+            <w:r>
+              <w:rPr>
+                <w:rStyle w:val="VerbatimChar"/>
+              </w:rPr>
+              <w:t xml:space="preserve">pbpaste</w:t>
+            </w:r>
+            <w:r>
+              <w:t xml:space="preserve"> </w:t>
+            </w:r>
+            <w:r>
+              <w:t xml:space="preserve">round-trip with unique marker</w:t>
+            </w:r>
+          </w:p>
+        </w:tc>
+        <w:tc>
+          <w:tcPr/>
+          <w:p>
+            <w:pPr>
+              <w:pStyle w:val="Compact"/>
+            </w:pPr>
+            <w:r>
+              <w:t xml:space="preserve">M44 strips</w:t>
+            </w:r>
+            <w:r>
+              <w:t xml:space="preserve"> </w:t>
+            </w:r>
+            <w:r>
+              <w:rPr>
+                <w:rStyle w:val="VerbatimChar"/>
+              </w:rPr>
+              <w:t xml:space="preserve">@clip</w:t>
+            </w:r>
+            <w:r>
+              <w:t xml:space="preserve"> </w:t>
+            </w:r>
+            <w:r>
+              <w:t xml:space="preserve">definition</w:t>
+            </w:r>
+          </w:p>
+        </w:tc>
+      </w:tr>
+      <w:tr>
+        <w:tc>
+          <w:tcPr/>
+          <w:p>
+            <w:pPr>
+              <w:pStyle w:val="Compact"/>
+            </w:pPr>
+            <w:r>
+              <w:t xml:space="preserve">45 — multi-line keyboard copy</w:t>
+            </w:r>
+          </w:p>
+        </w:tc>
+        <w:tc>
+          <w:tcPr/>
+          <w:p>
+            <w:pPr>
+              <w:pStyle w:val="Compact"/>
+            </w:pPr>
+            <w:r>
+              <w:rPr>
+                <w:rStyle w:val="VerbatimChar"/>
+              </w:rPr>
+              <w:t xml:space="preserve">v</w:t>
+            </w:r>
+            <w:r>
+              <w:t xml:space="preserve"> </w:t>
+            </w:r>
+            <w:r>
+              <w:t xml:space="preserve">+ arrows +</w:t>
+            </w:r>
+            <w:r>
+              <w:t xml:space="preserve"> </w:t>
+            </w:r>
+            <w:r>
+              <w:rPr>
+                <w:rStyle w:val="VerbatimChar"/>
+              </w:rPr>
+              <w:t xml:space="preserve">y</w:t>
+            </w:r>
+            <w:r>
+              <w:t xml:space="preserve"> </w:t>
+            </w:r>
+            <w:r>
+              <w:t xml:space="preserve">selects ≥3 lines; round-trip via</w:t>
+            </w:r>
+            <w:r>
+              <w:t xml:space="preserve"> </w:t>
+            </w:r>
+            <w:r>
+              <w:rPr>
+                <w:rStyle w:val="VerbatimChar"/>
+              </w:rPr>
+              <w:t xml:space="preserve">pbpaste</w:t>
+            </w:r>
+          </w:p>
+        </w:tc>
+        <w:tc>
+          <w:tcPr/>
+          <w:p>
+            <w:pPr>
+              <w:pStyle w:val="Compact"/>
+            </w:pPr>
+            <w:r>
+              <w:t xml:space="preserve">—</w:t>
+            </w:r>
+          </w:p>
+        </w:tc>
+      </w:tr>
+      <w:tr>
+        <w:tc>
+          <w:tcPr/>
+          <w:p>
+            <w:pPr>
+              <w:pStyle w:val="Compact"/>
+            </w:pPr>
+            <w:r>
+              <w:t xml:space="preserve">46 — paste-IN physical</w:t>
+            </w:r>
+          </w:p>
+        </w:tc>
+        <w:tc>
+          <w:tcPr/>
+          <w:p>
+            <w:pPr>
+              <w:pStyle w:val="Compact"/>
+            </w:pPr>
+            <w:r>
+              <w:rPr>
+                <w:rStyle w:val="VerbatimChar"/>
+              </w:rPr>
+              <w:t xml:space="preserve">prefix + P</w:t>
+            </w:r>
+            <w:r>
+              <w:t xml:space="preserve"> </w:t>
+            </w:r>
+            <w:r>
+              <w:t xml:space="preserve">reads</w:t>
+            </w:r>
+            <w:r>
+              <w:t xml:space="preserve"> </w:t>
+            </w:r>
+            <w:r>
+              <w:rPr>
+                <w:rStyle w:val="VerbatimChar"/>
+              </w:rPr>
+              <w:t xml:space="preserve">@clip-read</w:t>
+            </w:r>
+            <w:r>
+              <w:t xml:space="preserve"> </w:t>
+            </w:r>
+            <w:r>
+              <w:t xml:space="preserve">and inserts into the pane</w:t>
+            </w:r>
+          </w:p>
+        </w:tc>
+        <w:tc>
+          <w:tcPr/>
+          <w:p>
+            <w:pPr>
+              <w:pStyle w:val="Compact"/>
+            </w:pPr>
+            <w:r>
+              <w:t xml:space="preserve">M46 strips</w:t>
+            </w:r>
+            <w:r>
+              <w:t xml:space="preserve"> </w:t>
+            </w:r>
+            <w:r>
+              <w:rPr>
+                <w:rStyle w:val="VerbatimChar"/>
+              </w:rPr>
+              <w:t xml:space="preserve">@clip-read</w:t>
+            </w:r>
+          </w:p>
+        </w:tc>
+      </w:tr>
+      <w:tr>
+        <w:tc>
+          <w:tcPr/>
+          <w:p>
+            <w:pPr>
+              <w:pStyle w:val="Compact"/>
+            </w:pPr>
+            <w:r>
+              <w:t xml:space="preserve">47 — modifier mouse surface</w:t>
+            </w:r>
+          </w:p>
+        </w:tc>
+        <w:tc>
+          <w:tcPr/>
+          <w:p>
+            <w:pPr>
+              <w:pStyle w:val="Compact"/>
+            </w:pPr>
+            <w:r>
+              <w:t xml:space="preserve">tmux observes</w:t>
+            </w:r>
+            <w:r>
+              <w:t xml:space="preserve"> </w:t>
+            </w:r>
+            <w:r>
+              <w:rPr>
+                <w:rStyle w:val="VerbatimChar"/>
+              </w:rPr>
+              <w:t xml:space="preserve">M-</w:t>
+            </w:r>
+            <w:r>
+              <w:t xml:space="preserve"> </w:t>
+            </w:r>
+            <w:r>
+              <w:t xml:space="preserve">/</w:t>
+            </w:r>
+            <w:r>
+              <w:t xml:space="preserve"> </w:t>
+            </w:r>
+            <w:r>
+              <w:rPr>
+                <w:rStyle w:val="VerbatimChar"/>
+              </w:rPr>
+              <w:t xml:space="preserve">S-</w:t>
+            </w:r>
+            <w:r>
+              <w:t xml:space="preserve"> </w:t>
+            </w:r>
+            <w:r>
+              <w:t xml:space="preserve">modifier on drag-start</w:t>
+            </w:r>
+          </w:p>
+        </w:tc>
+        <w:tc>
+          <w:tcPr/>
+          <w:p>
+            <w:pPr>
+              <w:pStyle w:val="Compact"/>
+            </w:pPr>
+            <w:r>
+              <w:t xml:space="preserve">—</w:t>
+            </w:r>
+          </w:p>
+        </w:tc>
+      </w:tr>
+      <w:tr>
+        <w:tc>
+          <w:tcPr/>
+          <w:p>
+            <w:pPr>
+              <w:pStyle w:val="Compact"/>
+            </w:pPr>
+            <w:r>
+              <w:t xml:space="preserve">48 — modifier-drag binding chain</w:t>
+            </w:r>
+          </w:p>
+        </w:tc>
+        <w:tc>
+          <w:tcPr/>
+          <w:p>
+            <w:pPr>
+              <w:pStyle w:val="Compact"/>
+            </w:pPr>
+            <w:r>
+              <w:rPr>
+                <w:rStyle w:val="VerbatimChar"/>
+              </w:rPr>
+              <w:t xml:space="preserve">M-MouseDrag1Pane</w:t>
+            </w:r>
+            <w:r>
+              <w:t xml:space="preserve"> </w:t>
+            </w:r>
+            <w:r>
+              <w:t xml:space="preserve">+</w:t>
+            </w:r>
+            <w:r>
+              <w:t xml:space="preserve"> </w:t>
+            </w:r>
+            <w:r>
+              <w:rPr>
+                <w:rStyle w:val="VerbatimChar"/>
+              </w:rPr>
+              <w:t xml:space="preserve">M-MouseDragEnd1Pane</w:t>
+            </w:r>
+            <w:r>
+              <w:t xml:space="preserve"> </w:t>
+            </w:r>
+            <w:r>
+              <w:t xml:space="preserve">resolves through</w:t>
+            </w:r>
+            <w:r>
+              <w:t xml:space="preserve"> </w:t>
+            </w:r>
+            <w:r>
+              <w:rPr>
+                <w:rStyle w:val="VerbatimChar"/>
+              </w:rPr>
+              <w:t xml:space="preserve">@clip</w:t>
+            </w:r>
+            <w:r>
+              <w:t xml:space="preserve"> </w:t>
+            </w:r>
+            <w:r>
+              <w:t xml:space="preserve">end-to-end</w:t>
+            </w:r>
+          </w:p>
+        </w:tc>
+        <w:tc>
+          <w:tcPr/>
+          <w:p>
+            <w:pPr>
+              <w:pStyle w:val="Compact"/>
+            </w:pPr>
+            <w:r>
+              <w:t xml:space="preserve">M48 strips the modifier binding</w:t>
+            </w:r>
+          </w:p>
+        </w:tc>
+      </w:tr>
+    </w:tbl>
     <w:p>
       <w:pPr>
         <w:pStyle w:val="BodyText"/>
       </w:pPr>
       <w:r>
-        <w:t xml:space="preserve">The wrapper (</w:t>
-      </w:r>
-      <w:r>
-        <w:rPr>
-          <w:rStyle w:val="VerbatimChar"/>
-        </w:rPr>
-        <w:t xml:space="preserve">tmx</w:t>
-      </w:r>
-      <w:r>
-        <w:t xml:space="preserve">) attempts the write defensively but the kernel will silently no-op for non-root operators. Test 08 SKIPs honestly to acknowledge this rather than reporting a misleading PASS.</w:t>
-      </w:r>
-    </w:p>
-    <w:bookmarkStart w:id="25" w:name="Xec7263791ce06bb8d8717a50e0a786a4a89c0f6"/>
+        <w:t xml:space="preserve">The synthetic alt-screen surrogate at</w:t>
+      </w:r>
+      <w:r>
+        <w:t xml:space="preserve"> </w:t>
+      </w:r>
+      <w:r>
+        <w:rPr>
+          <w:rStyle w:val="VerbatimChar"/>
+        </w:rPr>
+        <w:t xml:space="preserve">scripts/tests/helpers/synthetic_alt_screen_app.py</w:t>
+      </w:r>
+      <w:r>
+        <w:t xml:space="preserve"> </w:t>
+      </w:r>
+      <w:r>
+        <w:t xml:space="preserve">substitutes for the Claude Code CLI in tests 47 / 48, avoiding §11.4.98 OAuth/interactive flake while still exercising the exact alt-screen + mouse-tracking surface.</w:t>
+      </w:r>
+    </w:p>
+    <w:p>
+      <w:pPr>
+        <w:pStyle w:val="BodyText"/>
+      </w:pPr>
+      <w:r>
+        <w:t xml:space="preserve">The dedicated operator-recipe document is</w:t>
+      </w:r>
+      <w:r>
+        <w:t xml:space="preserve"> </w:t>
+      </w:r>
+      <w:hyperlink r:id="rId23">
+        <w:r>
+          <w:rPr>
+            <w:rStyle w:val="VerbatimChar"/>
+          </w:rPr>
+          <w:t xml:space="preserve">docs/guides/clipboard.md</w:t>
+        </w:r>
+      </w:hyperlink>
+      <w:r>
+        <w:t xml:space="preserve"> </w:t>
+      </w:r>
+      <w:r>
+        <w:t xml:space="preserve">— quick recipes, OS-by-OS modifier choice, troubleshooting (Alt-drag captured by terminal, empty</w:t>
+      </w:r>
+      <w:r>
+        <w:t xml:space="preserve"> </w:t>
+      </w:r>
+      <w:r>
+        <w:rPr>
+          <w:rStyle w:val="VerbatimChar"/>
+        </w:rPr>
+        <w:t xml:space="preserve">@clip-read</w:t>
+      </w:r>
+      <w:r>
+        <w:t xml:space="preserve">, post-aborted-drag mouse weirdness).</w:t>
+      </w:r>
+    </w:p>
+    <w:bookmarkEnd w:id="24"/>
+    <w:bookmarkStart w:id="27" w:name="sources-verified-2026-05-28"/>
     <w:p>
       <w:pPr>
         <w:pStyle w:val="Heading3"/>
       </w:pPr>
       <w:r>
-        <w:t xml:space="preserve">Three real options for full OOM protection</w:t>
-      </w:r>
-    </w:p>
-    <w:bookmarkStart w:id="22" w:name="X997accdc9cd5a206a4c25ecac8fdc570f03e14a"/>
-    <w:p>
-      <w:pPr>
-        <w:pStyle w:val="Heading4"/>
-      </w:pPr>
-      <w:r>
-        <w:t xml:space="preserve">Option A — Run wrapper via sudo (simplest, annoying UX)</w:t>
-      </w:r>
-    </w:p>
-    <w:p>
-      <w:pPr>
-        <w:pStyle w:val="SourceCode"/>
-      </w:pPr>
-      <w:r>
-        <w:rPr>
-          <w:rStyle w:val="BuiltInTok"/>
-        </w:rPr>
-        <w:t xml:space="preserve">alias</w:t>
-      </w:r>
-      <w:r>
-        <w:rPr>
-          <w:rStyle w:val="NormalTok"/>
-        </w:rPr>
-        <w:t xml:space="preserve"> tmux=</w:t>
-      </w:r>
-      <w:r>
-        <w:rPr>
-          <w:rStyle w:val="StringTok"/>
-        </w:rPr>
-        <w:t xml:space="preserve">'sudo -E /path/to/tmx'</w:t>
-      </w:r>
-    </w:p>
-    <w:p>
-      <w:pPr>
-        <w:pStyle w:val="FirstParagraph"/>
-      </w:pPr>
-      <w:r>
-        <w:t xml:space="preserve">Pro: works immediately, no new binaries.</w:t>
-      </w:r>
-      <w:r>
-        <w:t xml:space="preserve"> </w:t>
-      </w:r>
-      <w:r>
-        <w:t xml:space="preserve">Con: requires sudo password every tmux launch.</w:t>
-      </w:r>
-    </w:p>
-    <w:bookmarkEnd w:id="22"/>
-    <w:bookmarkStart w:id="23" w:name="Xb472cf86258624ee266919e3f87fb2bb64a6fee"/>
-    <w:p>
-      <w:pPr>
-        <w:pStyle w:val="Heading4"/>
-      </w:pPr>
-      <w:r>
-        <w:t xml:space="preserve">Option B — setcap-enabled</w:t>
-      </w:r>
-      <w:r>
-        <w:t xml:space="preserve"> </w:t>
-      </w:r>
-      <w:r>
-        <w:rPr>
-          <w:rStyle w:val="VerbatimChar"/>
-        </w:rPr>
-        <w:t xml:space="preserve">oom_set</w:t>
-      </w:r>
-      <w:r>
-        <w:t xml:space="preserve"> </w:t>
-      </w:r>
-      <w:r>
-        <w:t xml:space="preserve">helper (recommended)</w:t>
-      </w:r>
-    </w:p>
-    <w:p>
-      <w:pPr>
-        <w:pStyle w:val="FirstParagraph"/>
-      </w:pPr>
-      <w:r>
-        <w:t xml:space="preserve">Build a tiny C helper that has CAP_SYS_RESOURCE via setcap, called by the wrapper:</w:t>
-      </w:r>
-    </w:p>
-    <w:p>
-      <w:pPr>
-        <w:pStyle w:val="SourceCode"/>
-      </w:pPr>
-      <w:r>
-        <w:rPr>
-          <w:rStyle w:val="CommentTok"/>
-        </w:rPr>
-        <w:t xml:space="preserve">/* oom_set.c — minimal helper to set oom_score_adj on a target PID */</w:t>
-      </w:r>
-      <w:r>
-        <w:br/>
-      </w:r>
-      <w:r>
-        <w:rPr>
-          <w:rStyle w:val="PreprocessorTok"/>
-        </w:rPr>
-        <w:t xml:space="preserve">#include </w:t>
-      </w:r>
-      <w:r>
-        <w:rPr>
-          <w:rStyle w:val="ImportTok"/>
-        </w:rPr>
-        <w:t xml:space="preserve">&lt;stdio.h&gt;</w:t>
-      </w:r>
-      <w:r>
-        <w:br/>
-      </w:r>
-      <w:r>
-        <w:rPr>
-          <w:rStyle w:val="PreprocessorTok"/>
-        </w:rPr>
-        <w:t xml:space="preserve">#include </w:t>
-      </w:r>
-      <w:r>
-        <w:rPr>
-          <w:rStyle w:val="ImportTok"/>
-        </w:rPr>
-        <w:t xml:space="preserve">&lt;stdlib.h&gt;</w:t>
-      </w:r>
-      <w:r>
-        <w:br/>
-      </w:r>
-      <w:r>
-        <w:rPr>
-          <w:rStyle w:val="DataTypeTok"/>
-        </w:rPr>
-        <w:t xml:space="preserve">int</w:t>
-      </w:r>
-      <w:r>
-        <w:rPr>
-          <w:rStyle w:val="NormalTok"/>
-        </w:rPr>
-        <w:t xml:space="preserve"> main</w:t>
-      </w:r>
-      <w:r>
-        <w:rPr>
-          <w:rStyle w:val="OperatorTok"/>
-        </w:rPr>
-        <w:t xml:space="preserve">(</w:t>
-      </w:r>
-      <w:r>
-        <w:rPr>
-          <w:rStyle w:val="DataTypeTok"/>
-        </w:rPr>
-        <w:t xml:space="preserve">int</w:t>
-      </w:r>
-      <w:r>
-        <w:rPr>
-          <w:rStyle w:val="NormalTok"/>
-        </w:rPr>
-        <w:t xml:space="preserve"> argc</w:t>
-      </w:r>
-      <w:r>
-        <w:rPr>
-          <w:rStyle w:val="OperatorTok"/>
-        </w:rPr>
-        <w:t xml:space="preserve">,</w:t>
-      </w:r>
-      <w:r>
-        <w:rPr>
-          <w:rStyle w:val="NormalTok"/>
-        </w:rPr>
-        <w:t xml:space="preserve"> </w:t>
-      </w:r>
-      <w:r>
-        <w:rPr>
-          <w:rStyle w:val="DataTypeTok"/>
-        </w:rPr>
-        <w:t xml:space="preserve">char</w:t>
-      </w:r>
-      <w:r>
-        <w:rPr>
-          <w:rStyle w:val="NormalTok"/>
-        </w:rPr>
-        <w:t xml:space="preserve"> </w:t>
-      </w:r>
-      <w:r>
-        <w:rPr>
-          <w:rStyle w:val="OperatorTok"/>
-        </w:rPr>
-        <w:t xml:space="preserve">**</w:t>
-      </w:r>
-      <w:r>
-        <w:rPr>
-          <w:rStyle w:val="NormalTok"/>
-        </w:rPr>
-        <w:t xml:space="preserve">argv</w:t>
-      </w:r>
-      <w:r>
-        <w:rPr>
-          <w:rStyle w:val="OperatorTok"/>
-        </w:rPr>
-        <w:t xml:space="preserve">)</w:t>
-      </w:r>
-      <w:r>
-        <w:rPr>
-          <w:rStyle w:val="NormalTok"/>
-        </w:rPr>
-        <w:t xml:space="preserve"> </w:t>
-      </w:r>
-      <w:r>
-        <w:rPr>
-          <w:rStyle w:val="OperatorTok"/>
-        </w:rPr>
-        <w:t xml:space="preserve">{</w:t>
-      </w:r>
-      <w:r>
-        <w:br/>
-      </w:r>
-      <w:r>
-        <w:rPr>
-          <w:rStyle w:val="NormalTok"/>
-        </w:rPr>
-        <w:t xml:space="preserve">    </w:t>
-      </w:r>
-      <w:r>
-        <w:rPr>
-          <w:rStyle w:val="ControlFlowTok"/>
-        </w:rPr>
-        <w:t xml:space="preserve">if</w:t>
-      </w:r>
-      <w:r>
-        <w:rPr>
-          <w:rStyle w:val="NormalTok"/>
-        </w:rPr>
-        <w:t xml:space="preserve"> </w:t>
-      </w:r>
-      <w:r>
-        <w:rPr>
-          <w:rStyle w:val="OperatorTok"/>
-        </w:rPr>
-        <w:t xml:space="preserve">(</w:t>
-      </w:r>
-      <w:r>
-        <w:rPr>
-          <w:rStyle w:val="NormalTok"/>
-        </w:rPr>
-        <w:t xml:space="preserve">argc </w:t>
-      </w:r>
-      <w:r>
-        <w:rPr>
-          <w:rStyle w:val="OperatorTok"/>
-        </w:rPr>
-        <w:t xml:space="preserve">!=</w:t>
-      </w:r>
-      <w:r>
-        <w:rPr>
-          <w:rStyle w:val="NormalTok"/>
-        </w:rPr>
-        <w:t xml:space="preserve"> </w:t>
-      </w:r>
-      <w:r>
-        <w:rPr>
-          <w:rStyle w:val="DecValTok"/>
-        </w:rPr>
-        <w:t xml:space="preserve">3</w:t>
-      </w:r>
-      <w:r>
-        <w:rPr>
-          <w:rStyle w:val="OperatorTok"/>
-        </w:rPr>
-        <w:t xml:space="preserve">)</w:t>
-      </w:r>
-      <w:r>
-        <w:rPr>
-          <w:rStyle w:val="NormalTok"/>
-        </w:rPr>
-        <w:t xml:space="preserve"> </w:t>
-      </w:r>
-      <w:r>
-        <w:rPr>
-          <w:rStyle w:val="ControlFlowTok"/>
-        </w:rPr>
-        <w:t xml:space="preserve">return</w:t>
-      </w:r>
-      <w:r>
-        <w:rPr>
-          <w:rStyle w:val="NormalTok"/>
-        </w:rPr>
-        <w:t xml:space="preserve"> </w:t>
-      </w:r>
-      <w:r>
-        <w:rPr>
-          <w:rStyle w:val="DecValTok"/>
-        </w:rPr>
-        <w:t xml:space="preserve">1</w:t>
-      </w:r>
-      <w:r>
-        <w:rPr>
-          <w:rStyle w:val="OperatorTok"/>
-        </w:rPr>
-        <w:t xml:space="preserve">;</w:t>
-      </w:r>
-      <w:r>
-        <w:br/>
-      </w:r>
-      <w:r>
-        <w:rPr>
-          <w:rStyle w:val="NormalTok"/>
-        </w:rPr>
-        <w:t xml:space="preserve">    </w:t>
-      </w:r>
-      <w:r>
-        <w:rPr>
-          <w:rStyle w:val="DataTypeTok"/>
-        </w:rPr>
-        <w:t xml:space="preserve">char</w:t>
-      </w:r>
-      <w:r>
-        <w:rPr>
-          <w:rStyle w:val="NormalTok"/>
-        </w:rPr>
-        <w:t xml:space="preserve"> path</w:t>
-      </w:r>
-      <w:r>
-        <w:rPr>
-          <w:rStyle w:val="OperatorTok"/>
-        </w:rPr>
-        <w:t xml:space="preserve">[</w:t>
-      </w:r>
-      <w:r>
-        <w:rPr>
-          <w:rStyle w:val="DecValTok"/>
-        </w:rPr>
-        <w:t xml:space="preserve">256</w:t>
-      </w:r>
-      <w:r>
-        <w:rPr>
-          <w:rStyle w:val="OperatorTok"/>
-        </w:rPr>
-        <w:t xml:space="preserve">];</w:t>
-      </w:r>
-      <w:r>
-        <w:br/>
-      </w:r>
-      <w:r>
-        <w:rPr>
-          <w:rStyle w:val="NormalTok"/>
-        </w:rPr>
-        <w:t xml:space="preserve">    snprintf</w:t>
-      </w:r>
-      <w:r>
-        <w:rPr>
-          <w:rStyle w:val="OperatorTok"/>
-        </w:rPr>
-        <w:t xml:space="preserve">(</w:t>
-      </w:r>
-      <w:r>
-        <w:rPr>
-          <w:rStyle w:val="NormalTok"/>
-        </w:rPr>
-        <w:t xml:space="preserve">path</w:t>
-      </w:r>
-      <w:r>
-        <w:rPr>
-          <w:rStyle w:val="OperatorTok"/>
-        </w:rPr>
-        <w:t xml:space="preserve">,</w:t>
-      </w:r>
-      <w:r>
-        <w:rPr>
-          <w:rStyle w:val="NormalTok"/>
-        </w:rPr>
-        <w:t xml:space="preserve"> </w:t>
-      </w:r>
-      <w:r>
-        <w:rPr>
-          <w:rStyle w:val="KeywordTok"/>
-        </w:rPr>
-        <w:t xml:space="preserve">sizeof</w:t>
-      </w:r>
-      <w:r>
-        <w:rPr>
-          <w:rStyle w:val="NormalTok"/>
-        </w:rPr>
-        <w:t xml:space="preserve"> path</w:t>
-      </w:r>
-      <w:r>
-        <w:rPr>
-          <w:rStyle w:val="OperatorTok"/>
-        </w:rPr>
-        <w:t xml:space="preserve">,</w:t>
-      </w:r>
-      <w:r>
-        <w:rPr>
-          <w:rStyle w:val="NormalTok"/>
-        </w:rPr>
-        <w:t xml:space="preserve"> </w:t>
-      </w:r>
-      <w:r>
-        <w:rPr>
-          <w:rStyle w:val="StringTok"/>
-        </w:rPr>
-        <w:t xml:space="preserve">"/proc/</w:t>
-      </w:r>
-      <w:r>
-        <w:rPr>
-          <w:rStyle w:val="SpecialCharTok"/>
-        </w:rPr>
-        <w:t xml:space="preserve">%s</w:t>
-      </w:r>
-      <w:r>
-        <w:rPr>
-          <w:rStyle w:val="StringTok"/>
-        </w:rPr>
-        <w:t xml:space="preserve">/oom_score_adj"</w:t>
-      </w:r>
-      <w:r>
-        <w:rPr>
-          <w:rStyle w:val="OperatorTok"/>
-        </w:rPr>
-        <w:t xml:space="preserve">,</w:t>
-      </w:r>
-      <w:r>
-        <w:rPr>
-          <w:rStyle w:val="NormalTok"/>
-        </w:rPr>
-        <w:t xml:space="preserve"> argv</w:t>
-      </w:r>
-      <w:r>
-        <w:rPr>
-          <w:rStyle w:val="OperatorTok"/>
-        </w:rPr>
-        <w:t xml:space="preserve">[</w:t>
-      </w:r>
-      <w:r>
-        <w:rPr>
-          <w:rStyle w:val="DecValTok"/>
-        </w:rPr>
-        <w:t xml:space="preserve">1</w:t>
-      </w:r>
-      <w:r>
-        <w:rPr>
-          <w:rStyle w:val="OperatorTok"/>
-        </w:rPr>
-        <w:t xml:space="preserve">]);</w:t>
-      </w:r>
-      <w:r>
-        <w:br/>
-      </w:r>
-      <w:r>
-        <w:rPr>
-          <w:rStyle w:val="NormalTok"/>
-        </w:rPr>
-        <w:t xml:space="preserve">    </w:t>
-      </w:r>
-      <w:r>
-        <w:rPr>
-          <w:rStyle w:val="DataTypeTok"/>
-        </w:rPr>
-        <w:t xml:space="preserve">FILE</w:t>
-      </w:r>
-      <w:r>
-        <w:rPr>
-          <w:rStyle w:val="NormalTok"/>
-        </w:rPr>
-        <w:t xml:space="preserve"> </w:t>
-      </w:r>
-      <w:r>
-        <w:rPr>
-          <w:rStyle w:val="OperatorTok"/>
-        </w:rPr>
-        <w:t xml:space="preserve">*</w:t>
-      </w:r>
-      <w:r>
-        <w:rPr>
-          <w:rStyle w:val="NormalTok"/>
-        </w:rPr>
-        <w:t xml:space="preserve">f </w:t>
-      </w:r>
-      <w:r>
-        <w:rPr>
-          <w:rStyle w:val="OperatorTok"/>
-        </w:rPr>
-        <w:t xml:space="preserve">=</w:t>
-      </w:r>
-      <w:r>
-        <w:rPr>
-          <w:rStyle w:val="NormalTok"/>
-        </w:rPr>
-        <w:t xml:space="preserve"> fopen</w:t>
-      </w:r>
-      <w:r>
-        <w:rPr>
-          <w:rStyle w:val="OperatorTok"/>
-        </w:rPr>
-        <w:t xml:space="preserve">(</w:t>
-      </w:r>
-      <w:r>
-        <w:rPr>
-          <w:rStyle w:val="NormalTok"/>
-        </w:rPr>
-        <w:t xml:space="preserve">path</w:t>
-      </w:r>
-      <w:r>
-        <w:rPr>
-          <w:rStyle w:val="OperatorTok"/>
-        </w:rPr>
-        <w:t xml:space="preserve">,</w:t>
-      </w:r>
-      <w:r>
-        <w:rPr>
-          <w:rStyle w:val="NormalTok"/>
-        </w:rPr>
-        <w:t xml:space="preserve"> </w:t>
-      </w:r>
-      <w:r>
-        <w:rPr>
-          <w:rStyle w:val="StringTok"/>
-        </w:rPr>
-        <w:t xml:space="preserve">"w"</w:t>
-      </w:r>
-      <w:r>
-        <w:rPr>
-          <w:rStyle w:val="OperatorTok"/>
-        </w:rPr>
-        <w:t xml:space="preserve">);</w:t>
-      </w:r>
-      <w:r>
-        <w:br/>
-      </w:r>
-      <w:r>
-        <w:rPr>
-          <w:rStyle w:val="NormalTok"/>
-        </w:rPr>
-        <w:t xml:space="preserve">    </w:t>
-      </w:r>
-      <w:r>
-        <w:rPr>
-          <w:rStyle w:val="ControlFlowTok"/>
-        </w:rPr>
-        <w:t xml:space="preserve">if</w:t>
-      </w:r>
-      <w:r>
-        <w:rPr>
-          <w:rStyle w:val="NormalTok"/>
-        </w:rPr>
-        <w:t xml:space="preserve"> </w:t>
-      </w:r>
-      <w:r>
-        <w:rPr>
-          <w:rStyle w:val="OperatorTok"/>
-        </w:rPr>
-        <w:t xml:space="preserve">(!</w:t>
-      </w:r>
-      <w:r>
-        <w:rPr>
-          <w:rStyle w:val="NormalTok"/>
-        </w:rPr>
-        <w:t xml:space="preserve">f</w:t>
-      </w:r>
-      <w:r>
-        <w:rPr>
-          <w:rStyle w:val="OperatorTok"/>
-        </w:rPr>
-        <w:t xml:space="preserve">)</w:t>
-      </w:r>
-      <w:r>
-        <w:rPr>
-          <w:rStyle w:val="NormalTok"/>
-        </w:rPr>
-        <w:t xml:space="preserve"> </w:t>
-      </w:r>
-      <w:r>
-        <w:rPr>
-          <w:rStyle w:val="ControlFlowTok"/>
-        </w:rPr>
-        <w:t xml:space="preserve">return</w:t>
-      </w:r>
-      <w:r>
-        <w:rPr>
-          <w:rStyle w:val="NormalTok"/>
-        </w:rPr>
-        <w:t xml:space="preserve"> </w:t>
-      </w:r>
-      <w:r>
-        <w:rPr>
-          <w:rStyle w:val="DecValTok"/>
-        </w:rPr>
-        <w:t xml:space="preserve">2</w:t>
-      </w:r>
-      <w:r>
-        <w:rPr>
-          <w:rStyle w:val="OperatorTok"/>
-        </w:rPr>
-        <w:t xml:space="preserve">;</w:t>
-      </w:r>
-      <w:r>
-        <w:br/>
-      </w:r>
-      <w:r>
-        <w:rPr>
-          <w:rStyle w:val="NormalTok"/>
-        </w:rPr>
-        <w:t xml:space="preserve">    fputs</w:t>
-      </w:r>
-      <w:r>
-        <w:rPr>
-          <w:rStyle w:val="OperatorTok"/>
-        </w:rPr>
-        <w:t xml:space="preserve">(</w:t>
-      </w:r>
-      <w:r>
-        <w:rPr>
-          <w:rStyle w:val="NormalTok"/>
-        </w:rPr>
-        <w:t xml:space="preserve">argv</w:t>
-      </w:r>
-      <w:r>
-        <w:rPr>
-          <w:rStyle w:val="OperatorTok"/>
-        </w:rPr>
-        <w:t xml:space="preserve">[</w:t>
-      </w:r>
-      <w:r>
-        <w:rPr>
-          <w:rStyle w:val="DecValTok"/>
-        </w:rPr>
-        <w:t xml:space="preserve">2</w:t>
-      </w:r>
-      <w:r>
-        <w:rPr>
-          <w:rStyle w:val="OperatorTok"/>
-        </w:rPr>
-        <w:t xml:space="preserve">],</w:t>
-      </w:r>
-      <w:r>
-        <w:rPr>
-          <w:rStyle w:val="NormalTok"/>
-        </w:rPr>
-        <w:t xml:space="preserve"> f</w:t>
-      </w:r>
-      <w:r>
-        <w:rPr>
-          <w:rStyle w:val="OperatorTok"/>
-        </w:rPr>
-        <w:t xml:space="preserve">);</w:t>
-      </w:r>
-      <w:r>
-        <w:br/>
-      </w:r>
-      <w:r>
-        <w:rPr>
-          <w:rStyle w:val="NormalTok"/>
-        </w:rPr>
-        <w:t xml:space="preserve">    fclose</w:t>
-      </w:r>
-      <w:r>
-        <w:rPr>
-          <w:rStyle w:val="OperatorTok"/>
-        </w:rPr>
-        <w:t xml:space="preserve">(</w:t>
-      </w:r>
-      <w:r>
-        <w:rPr>
-          <w:rStyle w:val="NormalTok"/>
-        </w:rPr>
-        <w:t xml:space="preserve">f</w:t>
-      </w:r>
-      <w:r>
-        <w:rPr>
-          <w:rStyle w:val="OperatorTok"/>
-        </w:rPr>
-        <w:t xml:space="preserve">);</w:t>
-      </w:r>
-      <w:r>
-        <w:br/>
-      </w:r>
-      <w:r>
-        <w:rPr>
-          <w:rStyle w:val="NormalTok"/>
-        </w:rPr>
-        <w:t xml:space="preserve">    </w:t>
-      </w:r>
-      <w:r>
-        <w:rPr>
-          <w:rStyle w:val="ControlFlowTok"/>
-        </w:rPr>
-        <w:t xml:space="preserve">return</w:t>
-      </w:r>
-      <w:r>
-        <w:rPr>
-          <w:rStyle w:val="NormalTok"/>
-        </w:rPr>
-        <w:t xml:space="preserve"> </w:t>
-      </w:r>
-      <w:r>
-        <w:rPr>
-          <w:rStyle w:val="DecValTok"/>
-        </w:rPr>
-        <w:t xml:space="preserve">0</w:t>
-      </w:r>
-      <w:r>
-        <w:rPr>
-          <w:rStyle w:val="OperatorTok"/>
-        </w:rPr>
-        <w:t xml:space="preserve">;</w:t>
-      </w:r>
-      <w:r>
-        <w:br/>
-      </w:r>
-      <w:r>
-        <w:rPr>
-          <w:rStyle w:val="OperatorTok"/>
-        </w:rPr>
-        <w:t xml:space="preserve">}</w:t>
-      </w:r>
-    </w:p>
-    <w:p>
-      <w:pPr>
-        <w:pStyle w:val="FirstParagraph"/>
-      </w:pPr>
-      <w:r>
-        <w:t xml:space="preserve">Build + grant capability (one-time):</w:t>
-      </w:r>
-    </w:p>
-    <w:p>
-      <w:pPr>
-        <w:pStyle w:val="SourceCode"/>
-      </w:pPr>
-      <w:r>
-        <w:rPr>
-          <w:rStyle w:val="FunctionTok"/>
-        </w:rPr>
-        <w:t xml:space="preserve">gcc</w:t>
-      </w:r>
-      <w:r>
-        <w:rPr>
-          <w:rStyle w:val="NormalTok"/>
-        </w:rPr>
-        <w:t xml:space="preserve"> </w:t>
-      </w:r>
-      <w:r>
-        <w:rPr>
-          <w:rStyle w:val="AttributeTok"/>
-        </w:rPr>
-        <w:t xml:space="preserve">-o</w:t>
-      </w:r>
-      <w:r>
-        <w:rPr>
-          <w:rStyle w:val="NormalTok"/>
-        </w:rPr>
-        <w:t xml:space="preserve"> oom_set oom_set.c</w:t>
-      </w:r>
-      <w:r>
-        <w:br/>
-      </w:r>
-      <w:r>
-        <w:rPr>
-          <w:rStyle w:val="FunctionTok"/>
-        </w:rPr>
-        <w:t xml:space="preserve">sudo</w:t>
-      </w:r>
-      <w:r>
-        <w:rPr>
-          <w:rStyle w:val="NormalTok"/>
-        </w:rPr>
-        <w:t xml:space="preserve"> setcap cap_sys_resource+ep ./oom_set</w:t>
-      </w:r>
-      <w:r>
-        <w:br/>
-      </w:r>
-      <w:r>
-        <w:rPr>
-          <w:rStyle w:val="FunctionTok"/>
-        </w:rPr>
-        <w:t xml:space="preserve">sudo</w:t>
-      </w:r>
-      <w:r>
-        <w:rPr>
-          <w:rStyle w:val="NormalTok"/>
-        </w:rPr>
-        <w:t xml:space="preserve"> install </w:t>
-      </w:r>
-      <w:r>
-        <w:rPr>
-          <w:rStyle w:val="AttributeTok"/>
-        </w:rPr>
-        <w:t xml:space="preserve">-m</w:t>
-      </w:r>
-      <w:r>
-        <w:rPr>
-          <w:rStyle w:val="NormalTok"/>
-        </w:rPr>
-        <w:t xml:space="preserve"> 755 ./oom_set /usr/local/bin/tmx-oom-set</w:t>
-      </w:r>
-    </w:p>
-    <w:p>
-      <w:pPr>
-        <w:pStyle w:val="FirstParagraph"/>
-      </w:pPr>
-      <w:r>
-        <w:t xml:space="preserve">Then update the wrapper to call</w:t>
-      </w:r>
-      <w:r>
-        <w:t xml:space="preserve"> </w:t>
-      </w:r>
-      <w:r>
-        <w:rPr>
-          <w:rStyle w:val="VerbatimChar"/>
-        </w:rPr>
-        <w:t xml:space="preserve">tmx-oom-set "$server_pid" -500</w:t>
-      </w:r>
-      <w:r>
-        <w:t xml:space="preserve"> </w:t>
-      </w:r>
-      <w:r>
-        <w:t xml:space="preserve">instead of writing directly.</w:t>
-      </w:r>
-    </w:p>
-    <w:p>
-      <w:pPr>
-        <w:pStyle w:val="BodyText"/>
-      </w:pPr>
-      <w:r>
-        <w:t xml:space="preserve">Pro: no per-invocation sudo. Helper has only one capability (minimal blast radius).</w:t>
-      </w:r>
-      <w:r>
-        <w:t xml:space="preserve"> </w:t>
-      </w:r>
-      <w:r>
-        <w:t xml:space="preserve">Con: requires one-time root setup; the helper binary must be audited (it's tiny so this is easy).</w:t>
-      </w:r>
-    </w:p>
-    <w:bookmarkEnd w:id="23"/>
-    <w:bookmarkStart w:id="24" w:name="Xce84a87b1b480d8436cb1669961e05a772fdaee"/>
-    <w:p>
-      <w:pPr>
-        <w:pStyle w:val="Heading4"/>
-      </w:pPr>
-      <w:r>
-        <w:t xml:space="preserve">Option C — systemd user service with</w:t>
-      </w:r>
-      <w:r>
-        <w:t xml:space="preserve"> </w:t>
-      </w:r>
-      <w:r>
-        <w:rPr>
-          <w:rStyle w:val="VerbatimChar"/>
-        </w:rPr>
-        <w:t xml:space="preserve">OOMScoreAdjust=</w:t>
-      </w:r>
-    </w:p>
-    <w:p>
-      <w:pPr>
-        <w:pStyle w:val="FirstParagraph"/>
-      </w:pPr>
-      <w:r>
-        <w:t xml:space="preserve">Run tmux as a systemd user service whose unit file declares</w:t>
-      </w:r>
-      <w:r>
-        <w:t xml:space="preserve"> </w:t>
-      </w:r>
-      <w:r>
-        <w:rPr>
-          <w:rStyle w:val="VerbatimChar"/>
-        </w:rPr>
-        <w:t xml:space="preserve">OOMScoreAdjust=-500</w:t>
-      </w:r>
-      <w:r>
-        <w:t xml:space="preserve">. systemd applies the adjustment at process startup (it has CAP_SYS_RESOURCE).</w:t>
-      </w:r>
-    </w:p>
-    <w:p>
-      <w:pPr>
-        <w:pStyle w:val="SourceCode"/>
-      </w:pPr>
-      <w:r>
-        <w:rPr>
-          <w:rStyle w:val="CommentTok"/>
-        </w:rPr>
-        <w:t xml:space="preserve"># ~/.config/systemd/user/tmux.service</w:t>
-      </w:r>
-      <w:r>
-        <w:br/>
-      </w:r>
-      <w:r>
-        <w:rPr>
-          <w:rStyle w:val="KeywordTok"/>
-        </w:rPr>
-        <w:t xml:space="preserve">[Service]</w:t>
-      </w:r>
-      <w:r>
-        <w:br/>
-      </w:r>
-      <w:r>
-        <w:rPr>
-          <w:rStyle w:val="DataTypeTok"/>
-        </w:rPr>
-        <w:t xml:space="preserve">ExecStart</w:t>
-      </w:r>
-      <w:r>
-        <w:rPr>
-          <w:rStyle w:val="OtherTok"/>
-        </w:rPr>
-        <w:t xml:space="preserve">=</w:t>
-      </w:r>
-      <w:r>
-        <w:rPr>
-          <w:rStyle w:val="StringTok"/>
-        </w:rPr>
-        <w:t xml:space="preserve">/path/to/tmx new-session -A -s main</w:t>
-      </w:r>
-      <w:r>
-        <w:br/>
-      </w:r>
-      <w:r>
-        <w:rPr>
-          <w:rStyle w:val="DataTypeTok"/>
-        </w:rPr>
-        <w:t xml:space="preserve">OOMScoreAdjust</w:t>
-      </w:r>
-      <w:r>
-        <w:rPr>
-          <w:rStyle w:val="OtherTok"/>
-        </w:rPr>
-        <w:t xml:space="preserve">=</w:t>
-      </w:r>
-      <w:r>
-        <w:rPr>
-          <w:rStyle w:val="DecValTok"/>
-        </w:rPr>
-        <w:t xml:space="preserve">-500</w:t>
-      </w:r>
-      <w:r>
-        <w:br/>
-      </w:r>
-      <w:r>
-        <w:rPr>
-          <w:rStyle w:val="DataTypeTok"/>
-        </w:rPr>
-        <w:t xml:space="preserve">Restart</w:t>
-      </w:r>
-      <w:r>
-        <w:rPr>
-          <w:rStyle w:val="OtherTok"/>
-        </w:rPr>
-        <w:t xml:space="preserve">=</w:t>
-      </w:r>
-      <w:r>
-        <w:rPr>
-          <w:rStyle w:val="StringTok"/>
-        </w:rPr>
-        <w:t xml:space="preserve">on-failure</w:t>
-      </w:r>
-      <w:r>
-        <w:br/>
-      </w:r>
-      <w:r>
-        <w:br/>
-      </w:r>
-      <w:r>
-        <w:rPr>
-          <w:rStyle w:val="KeywordTok"/>
-        </w:rPr>
-        <w:t xml:space="preserve">[Install]</w:t>
-      </w:r>
-      <w:r>
-        <w:br/>
-      </w:r>
-      <w:r>
-        <w:rPr>
-          <w:rStyle w:val="DataTypeTok"/>
-        </w:rPr>
-        <w:t xml:space="preserve">WantedBy</w:t>
-      </w:r>
-      <w:r>
-        <w:rPr>
-          <w:rStyle w:val="OtherTok"/>
-        </w:rPr>
-        <w:t xml:space="preserve">=</w:t>
-      </w:r>
-      <w:r>
-        <w:rPr>
-          <w:rStyle w:val="StringTok"/>
-        </w:rPr>
-        <w:t xml:space="preserve">default.target</w:t>
-      </w:r>
-    </w:p>
-    <w:p>
-      <w:pPr>
-        <w:pStyle w:val="SourceCode"/>
-      </w:pPr>
-      <w:r>
-        <w:rPr>
-          <w:rStyle w:val="ExtensionTok"/>
-        </w:rPr>
-        <w:t xml:space="preserve">systemctl</w:t>
-      </w:r>
-      <w:r>
-        <w:rPr>
-          <w:rStyle w:val="NormalTok"/>
-        </w:rPr>
-        <w:t xml:space="preserve"> </w:t>
-      </w:r>
-      <w:r>
-        <w:rPr>
-          <w:rStyle w:val="AttributeTok"/>
-        </w:rPr>
-        <w:t xml:space="preserve">--user</w:t>
-      </w:r>
-      <w:r>
-        <w:rPr>
-          <w:rStyle w:val="NormalTok"/>
-        </w:rPr>
-        <w:t xml:space="preserve"> enable </w:t>
-      </w:r>
-      <w:r>
-        <w:rPr>
-          <w:rStyle w:val="AttributeTok"/>
-        </w:rPr>
-        <w:t xml:space="preserve">--now</w:t>
-      </w:r>
-      <w:r>
-        <w:rPr>
-          <w:rStyle w:val="NormalTok"/>
-        </w:rPr>
-        <w:t xml:space="preserve"> tmux.service</w:t>
-      </w:r>
-    </w:p>
-    <w:p>
-      <w:pPr>
-        <w:pStyle w:val="FirstParagraph"/>
-      </w:pPr>
-      <w:r>
-        <w:t xml:space="preserve">Pro: clean, capability-less from the operator's perspective. systemd handles everything.</w:t>
-      </w:r>
-      <w:r>
-        <w:t xml:space="preserve"> </w:t>
-      </w:r>
-      <w:r>
-        <w:t xml:space="preserve">Con: tmux runs in a different cgroup hierarchy; some plugins /</w:t>
-      </w:r>
-      <w:r>
-        <w:t xml:space="preserve"> </w:t>
-      </w:r>
-      <w:r>
-        <w:rPr>
-          <w:rStyle w:val="VerbatimChar"/>
-        </w:rPr>
-        <w:t xml:space="preserve">$TMUX_PANE</w:t>
-      </w:r>
-      <w:r>
-        <w:t xml:space="preserve"> </w:t>
-      </w:r>
-      <w:r>
-        <w:t xml:space="preserve">integrations may behave differently.</w:t>
-      </w:r>
-    </w:p>
-    <w:bookmarkEnd w:id="24"/>
-    <w:bookmarkEnd w:id="25"/>
-    <w:bookmarkStart w:id="26" w:name="recommendation"/>
-    <w:p>
-      <w:pPr>
-        <w:pStyle w:val="Heading3"/>
-      </w:pPr>
-      <w:r>
-        <w:t xml:space="preserve">Recommendation</w:t>
-      </w:r>
-    </w:p>
-    <w:p>
-      <w:pPr>
-        <w:pStyle w:val="FirstParagraph"/>
-      </w:pPr>
-      <w:r>
-        <w:t xml:space="preserve">For most operators:</w:t>
-      </w:r>
-      <w:r>
-        <w:t xml:space="preserve"> </w:t>
-      </w:r>
-      <w:r>
-        <w:rPr>
-          <w:b/>
-          <w:bCs/>
-        </w:rPr>
-        <w:t xml:space="preserve">Option C</w:t>
-      </w:r>
-      <w:r>
-        <w:t xml:space="preserve"> </w:t>
-      </w:r>
-      <w:r>
-        <w:t xml:space="preserve">if you're already on a systemd-based distro and use tmux as your "main" workspace.</w:t>
-      </w:r>
-      <w:r>
-        <w:t xml:space="preserve"> </w:t>
-      </w:r>
-      <w:r>
-        <w:rPr>
-          <w:b/>
-          <w:bCs/>
-        </w:rPr>
-        <w:t xml:space="preserve">Option B</w:t>
-      </w:r>
-      <w:r>
-        <w:t xml:space="preserve"> </w:t>
-      </w:r>
-      <w:r>
-        <w:t xml:space="preserve">if you launch tmux ad-hoc from terminals.</w:t>
-      </w:r>
-      <w:r>
-        <w:t xml:space="preserve"> </w:t>
-      </w:r>
-      <w:r>
-        <w:rPr>
-          <w:b/>
-          <w:bCs/>
-        </w:rPr>
-        <w:t xml:space="preserve">Option A</w:t>
-      </w:r>
-      <w:r>
-        <w:t xml:space="preserve"> </w:t>
-      </w:r>
-      <w:r>
-        <w:t xml:space="preserve">if you only want OOM protection during high-risk tasks (a single sudo-tmux session for the AOSP build window).</w:t>
-      </w:r>
-    </w:p>
-    <w:p>
-      <w:pPr>
-        <w:pStyle w:val="BodyText"/>
-      </w:pPr>
-      <w:r>
-        <w:t xml:space="preserve">For most production use, none of these is mandatory. The</w:t>
-      </w:r>
-      <w:r>
-        <w:t xml:space="preserve"> </w:t>
-      </w:r>
-      <w:r>
-        <w:rPr>
-          <w:rStyle w:val="VerbatimChar"/>
-        </w:rPr>
-        <w:t xml:space="preserve">oom_score_adj</w:t>
-      </w:r>
-      <w:r>
-        <w:t xml:space="preserve"> </w:t>
-      </w:r>
-      <w:r>
-        <w:t xml:space="preserve">work is the smallest of the three benefits we get from the new build (the bigger ones being jemalloc + bounded</w:t>
-      </w:r>
-      <w:r>
-        <w:t xml:space="preserve"> </w:t>
-      </w:r>
-      <w:r>
-        <w:rPr>
-          <w:rStyle w:val="VerbatimChar"/>
-        </w:rPr>
-        <w:t xml:space="preserve">history-limit</w:t>
-      </w:r>
-      <w:r>
-        <w:t xml:space="preserve"> </w:t>
-      </w:r>
-      <w:r>
-        <w:t xml:space="preserve">+ reproducible 3.6a pin). The covenant tests SKIP cleanly and the binary is GREEN as-is.</w:t>
-      </w:r>
-    </w:p>
-    <w:p>
-      <w:r>
-        <w:pict>
-          <v:rect style="width:0;height:1.5pt" o:hralign="center" o:hrstd="t" o:hr="t"/>
-        </w:pict>
-      </w:r>
-    </w:p>
-    <w:bookmarkEnd w:id="26"/>
-    <w:bookmarkEnd w:id="27"/>
-    <w:bookmarkStart w:id="28" w:name="Xb075f789933470b6517071d8f496939353f0ae1"/>
-    <w:p>
-      <w:pPr>
-        <w:pStyle w:val="Heading2"/>
-      </w:pPr>
-      <w:r>
-        <w:t xml:space="preserve">§7 Cross-references</w:t>
+        <w:t xml:space="preserve">Sources verified 2026-05-28</w:t>
       </w:r>
     </w:p>
     <w:p>
@@ -5377,15 +5106,145 @@
       </w:pPr>
       <w:r>
         <w:rPr>
-          <w:rStyle w:val="VerbatimChar"/>
-        </w:rPr>
-        <w:t xml:space="preserve">CLAUDE.md</w:t>
-      </w:r>
-      <w:r>
-        <w:t xml:space="preserve"> </w:t>
-      </w:r>
-      <w:r>
-        <w:t xml:space="preserve">— Applied Fixes Reference, Phase 38</w:t>
+          <w:b/>
+          <w:bCs/>
+        </w:rPr>
+        <w:t xml:space="preserve">tmux 3.6a man page</w:t>
+      </w:r>
+      <w:r>
+        <w:t xml:space="preserve"> </w:t>
+      </w:r>
+      <w:r>
+        <w:t xml:space="preserve">—</w:t>
+      </w:r>
+      <w:r>
+        <w:t xml:space="preserve"> </w:t>
+      </w:r>
+      <w:r>
+        <w:rPr>
+          <w:rStyle w:val="VerbatimChar"/>
+        </w:rPr>
+        <w:t xml:space="preserve">man tmux</w:t>
+      </w:r>
+      <w:r>
+        <w:t xml:space="preserve"> </w:t>
+      </w:r>
+      <w:r>
+        <w:t xml:space="preserve">on the host. Confirms</w:t>
+      </w:r>
+      <w:r>
+        <w:t xml:space="preserve"> </w:t>
+      </w:r>
+      <w:r>
+        <w:rPr>
+          <w:rStyle w:val="VerbatimChar"/>
+        </w:rPr>
+        <w:t xml:space="preserve">S-</w:t>
+      </w:r>
+      <w:r>
+        <w:t xml:space="preserve"> </w:t>
+      </w:r>
+      <w:r>
+        <w:t xml:space="preserve">/</w:t>
+      </w:r>
+      <w:r>
+        <w:t xml:space="preserve"> </w:t>
+      </w:r>
+      <w:r>
+        <w:rPr>
+          <w:rStyle w:val="VerbatimChar"/>
+        </w:rPr>
+        <w:t xml:space="preserve">M-</w:t>
+      </w:r>
+      <w:r>
+        <w:t xml:space="preserve"> </w:t>
+      </w:r>
+      <w:r>
+        <w:t xml:space="preserve">modifier prefixes apply to mouse events (</w:t>
+      </w:r>
+      <w:r>
+        <w:rPr>
+          <w:rStyle w:val="VerbatimChar"/>
+        </w:rPr>
+        <w:t xml:space="preserve">MouseDrag1Pane</w:t>
+      </w:r>
+      <w:r>
+        <w:t xml:space="preserve"> </w:t>
+      </w:r>
+      <w:r>
+        <w:t xml:space="preserve">is a key name; key names accept</w:t>
+      </w:r>
+      <w:r>
+        <w:t xml:space="preserve"> </w:t>
+      </w:r>
+      <w:r>
+        <w:rPr>
+          <w:rStyle w:val="VerbatimChar"/>
+        </w:rPr>
+        <w:t xml:space="preserve">C-</w:t>
+      </w:r>
+      <w:r>
+        <w:t xml:space="preserve"> </w:t>
+      </w:r>
+      <w:r>
+        <w:t xml:space="preserve">/</w:t>
+      </w:r>
+      <w:r>
+        <w:t xml:space="preserve"> </w:t>
+      </w:r>
+      <w:r>
+        <w:rPr>
+          <w:rStyle w:val="VerbatimChar"/>
+        </w:rPr>
+        <w:t xml:space="preserve">S-</w:t>
+      </w:r>
+      <w:r>
+        <w:t xml:space="preserve"> </w:t>
+      </w:r>
+      <w:r>
+        <w:t xml:space="preserve">/</w:t>
+      </w:r>
+      <w:r>
+        <w:t xml:space="preserve"> </w:t>
+      </w:r>
+      <w:r>
+        <w:rPr>
+          <w:rStyle w:val="VerbatimChar"/>
+        </w:rPr>
+        <w:t xml:space="preserve">M-</w:t>
+      </w:r>
+      <w:r>
+        <w:t xml:space="preserve"> </w:t>
+      </w:r>
+      <w:r>
+        <w:t xml:space="preserve">prefixes per the "KEY BINDINGS" section); confirms</w:t>
+      </w:r>
+      <w:r>
+        <w:t xml:space="preserve"> </w:t>
+      </w:r>
+      <w:r>
+        <w:rPr>
+          <w:rStyle w:val="VerbatimChar"/>
+        </w:rPr>
+        <w:t xml:space="preserve">paste-buffer -p</w:t>
+      </w:r>
+      <w:r>
+        <w:t xml:space="preserve"> </w:t>
+      </w:r>
+      <w:r>
+        <w:t xml:space="preserve">enables bracketed-paste; confirms</w:t>
+      </w:r>
+      <w:r>
+        <w:t xml:space="preserve"> </w:t>
+      </w:r>
+      <w:r>
+        <w:rPr>
+          <w:rStyle w:val="VerbatimChar"/>
+        </w:rPr>
+        <w:t xml:space="preserve">@</w:t>
+      </w:r>
+      <w:r>
+        <w:t xml:space="preserve">-prefixed user options accept arbitrary string values.</w:t>
       </w:r>
     </w:p>
     <w:p>
@@ -5398,15 +5257,45 @@
       </w:pPr>
       <w:r>
         <w:rPr>
-          <w:rStyle w:val="VerbatimChar"/>
-        </w:rPr>
-        <w:t xml:space="preserve">docs/CONTINUATION.md</w:t>
-      </w:r>
-      <w:r>
-        <w:t xml:space="preserve"> </w:t>
-      </w:r>
-      <w:r>
-        <w:t xml:space="preserve">§3 — current Phase 38 status</w:t>
+          <w:b/>
+          <w:bCs/>
+        </w:rPr>
+        <w:t xml:space="preserve">tmux upstream man page mirror</w:t>
+      </w:r>
+      <w:r>
+        <w:t xml:space="preserve"> </w:t>
+      </w:r>
+      <w:r>
+        <w:t xml:space="preserve">—</w:t>
+      </w:r>
+      <w:r>
+        <w:t xml:space="preserve"> </w:t>
+      </w:r>
+      <w:hyperlink r:id="rId25">
+        <w:r>
+          <w:rPr>
+            <w:rStyle w:val="Hyperlink"/>
+          </w:rPr>
+          <w:t xml:space="preserve">https://man.openbsd.org/tmux.1</w:t>
+        </w:r>
+      </w:hyperlink>
+      <w:r>
+        <w:t xml:space="preserve"> </w:t>
+      </w:r>
+      <w:r>
+        <w:t xml:space="preserve">(OpenBSD ships the canonical upstream</w:t>
+      </w:r>
+      <w:r>
+        <w:t xml:space="preserve"> </w:t>
+      </w:r>
+      <w:r>
+        <w:rPr>
+          <w:rStyle w:val="VerbatimChar"/>
+        </w:rPr>
+        <w:t xml:space="preserve">tmux.1</w:t>
+      </w:r>
+      <w:r>
+        <w:t xml:space="preserve">).</w:t>
       </w:r>
     </w:p>
     <w:p>
@@ -5419,15 +5308,1490 @@
       </w:pPr>
       <w:r>
         <w:rPr>
-          <w:rStyle w:val="VerbatimChar"/>
-        </w:rPr>
-        <w:t xml:space="preserve">docs/guides/ATMOSPHERE_CONSTITUTION.md</w:t>
-      </w:r>
-      <w:r>
-        <w:t xml:space="preserve"> </w:t>
-      </w:r>
-      <w:r>
-        <w:t xml:space="preserve">§11.4, §12.9 — invoked patterns</w:t>
+          <w:b/>
+          <w:bCs/>
+        </w:rPr>
+        <w:t xml:space="preserve">Anthropic Claude Code docs</w:t>
+      </w:r>
+      <w:r>
+        <w:t xml:space="preserve"> </w:t>
+      </w:r>
+      <w:r>
+        <w:t xml:space="preserve">—</w:t>
+      </w:r>
+      <w:r>
+        <w:t xml:space="preserve"> </w:t>
+      </w:r>
+      <w:hyperlink r:id="rId26">
+        <w:r>
+          <w:rPr>
+            <w:rStyle w:val="Hyperlink"/>
+          </w:rPr>
+          <w:t xml:space="preserve">https://code.claude.com/docs/en/</w:t>
+        </w:r>
+      </w:hyperlink>
+      <w:r>
+        <w:t xml:space="preserve"> </w:t>
+      </w:r>
+      <w:r>
+        <w:t xml:space="preserve">(verified 2026-05-28; no tmux-specific integration page is published; the alt-screen + mouse-tracking behaviour cited above is documented from direct observation against Claude Code CLI v2.x).</w:t>
+      </w:r>
+    </w:p>
+    <w:p>
+      <w:r>
+        <w:pict>
+          <v:rect style="width:0;height:1.5pt" o:hralign="center" o:hrstd="t" o:hr="t"/>
+        </w:pict>
+      </w:r>
+    </w:p>
+    <w:bookmarkEnd w:id="27"/>
+    <w:bookmarkEnd w:id="28"/>
+    <w:bookmarkStart w:id="29" w:name="X879ef482998603586ab6cd4f8157f7b8d3100d2"/>
+    <w:p>
+      <w:pPr>
+        <w:pStyle w:val="Heading2"/>
+      </w:pPr>
+      <w:r>
+        <w:t xml:space="preserve">§6 Why we did this despite the data</w:t>
+      </w:r>
+    </w:p>
+    <w:p>
+      <w:pPr>
+        <w:pStyle w:val="FirstParagraph"/>
+      </w:pPr>
+      <w:r>
+        <w:t xml:space="preserve">The forensic record (§12 incidents) does NOT name tmux as a root cause. The actual culprits were</w:t>
+      </w:r>
+      <w:r>
+        <w:t xml:space="preserve"> </w:t>
+      </w:r>
+      <w:r>
+        <w:rPr>
+          <w:rStyle w:val="VerbatimChar"/>
+        </w:rPr>
+        <w:t xml:space="preserve">soong_build</w:t>
+      </w:r>
+      <w:r>
+        <w:t xml:space="preserve">,</w:t>
+      </w:r>
+      <w:r>
+        <w:t xml:space="preserve"> </w:t>
+      </w:r>
+      <w:r>
+        <w:rPr>
+          <w:rStyle w:val="VerbatimChar"/>
+        </w:rPr>
+        <w:t xml:space="preserve">kotlinc</w:t>
+      </w:r>
+      <w:r>
+        <w:t xml:space="preserve">,</w:t>
+      </w:r>
+      <w:r>
+        <w:t xml:space="preserve"> </w:t>
+      </w:r>
+      <w:r>
+        <w:rPr>
+          <w:rStyle w:val="VerbatimChar"/>
+        </w:rPr>
+        <w:t xml:space="preserve">gradle</w:t>
+      </w:r>
+      <w:r>
+        <w:t xml:space="preserve">,</w:t>
+      </w:r>
+      <w:r>
+        <w:t xml:space="preserve"> </w:t>
+      </w:r>
+      <w:r>
+        <w:rPr>
+          <w:rStyle w:val="VerbatimChar"/>
+        </w:rPr>
+        <w:t xml:space="preserve">git pack-objects</w:t>
+      </w:r>
+      <w:r>
+        <w:t xml:space="preserve"> </w:t>
+      </w:r>
+      <w:r>
+        <w:t xml:space="preserve">— all already addressed by §12.6/§12.7/§12.8/§12.9. So the question naturally arises: why this work?</w:t>
+      </w:r>
+    </w:p>
+    <w:p>
+      <w:pPr>
+        <w:pStyle w:val="BodyText"/>
+      </w:pPr>
+      <w:r>
+        <w:rPr>
+          <w:b/>
+          <w:bCs/>
+        </w:rPr>
+        <w:t xml:space="preserve">Three reasons:</w:t>
+      </w:r>
+    </w:p>
+    <w:p>
+      <w:pPr>
+        <w:numPr>
+          <w:ilvl w:val="0"/>
+          <w:numId w:val="1006"/>
+        </w:numPr>
+      </w:pPr>
+      <w:r>
+        <w:rPr>
+          <w:b/>
+          <w:bCs/>
+        </w:rPr>
+        <w:t xml:space="preserve">Defense-in-depth.</w:t>
+      </w:r>
+      <w:r>
+        <w:t xml:space="preserve"> </w:t>
+      </w:r>
+      <w:r>
+        <w:t xml:space="preserve">§12 incidents are rare but catastrophic when they happen. tmux survives at</w:t>
+      </w:r>
+      <w:r>
+        <w:t xml:space="preserve"> </w:t>
+      </w:r>
+      <w:r>
+        <w:rPr>
+          <w:rStyle w:val="VerbatimChar"/>
+        </w:rPr>
+        <w:t xml:space="preserve">oom_score_adj=-500</w:t>
+      </w:r>
+      <w:r>
+        <w:t xml:space="preserve"> </w:t>
+      </w:r>
+      <w:r>
+        <w:t xml:space="preserve">even if the user.slice goes down — meaning the operator can attach to the surviving session and investigate, instead of losing all context.</w:t>
+      </w:r>
+    </w:p>
+    <w:p>
+      <w:pPr>
+        <w:numPr>
+          <w:ilvl w:val="0"/>
+          <w:numId w:val="1006"/>
+        </w:numPr>
+      </w:pPr>
+      <w:r>
+        <w:rPr>
+          <w:b/>
+          <w:bCs/>
+        </w:rPr>
+        <w:t xml:space="preserve">Reproducibility.</w:t>
+      </w:r>
+      <w:r>
+        <w:t xml:space="preserve"> </w:t>
+      </w:r>
+      <w:r>
+        <w:t xml:space="preserve">The system tmux on a future host might be 1.x with known leaks. Pinning to 3.6a + jemalloc removes that variable.</w:t>
+      </w:r>
+    </w:p>
+    <w:p>
+      <w:pPr>
+        <w:numPr>
+          <w:ilvl w:val="0"/>
+          <w:numId w:val="1006"/>
+        </w:numPr>
+      </w:pPr>
+      <w:r>
+        <w:rPr>
+          <w:b/>
+          <w:bCs/>
+        </w:rPr>
+        <w:t xml:space="preserve">Documentation as a teaching artifact.</w:t>
+      </w:r>
+      <w:r>
+        <w:t xml:space="preserve"> </w:t>
+      </w:r>
+      <w:r>
+        <w:t xml:space="preserve">The 14 tests + Challenges show</w:t>
+      </w:r>
+      <w:r>
+        <w:t xml:space="preserve"> </w:t>
+      </w:r>
+      <w:r>
+        <w:rPr>
+          <w:i/>
+          <w:iCs/>
+        </w:rPr>
+        <w:t xml:space="preserve">exactly</w:t>
+      </w:r>
+      <w:r>
+        <w:t xml:space="preserve"> </w:t>
+      </w:r>
+      <w:r>
+        <w:t xml:space="preserve">what "tmux is healthy" means in measurable terms. Future engineers can re-run these on any new host.</w:t>
+      </w:r>
+    </w:p>
+    <w:p>
+      <w:pPr>
+        <w:pStyle w:val="FirstParagraph"/>
+      </w:pPr>
+      <w:r>
+        <w:rPr>
+          <w:b/>
+          <w:bCs/>
+        </w:rPr>
+        <w:t xml:space="preserve">This is justified Defense-in-Depth, not a fix for an existing problem.</w:t>
+      </w:r>
+      <w:r>
+        <w:t xml:space="preserve"> </w:t>
+      </w:r>
+      <w:r>
+        <w:t xml:space="preserve">The investigation explicitly recorded that the article's premise doesn't apply to us; we still proceeded because the marginal cost is small and the upside is non-zero.</w:t>
+      </w:r>
+    </w:p>
+    <w:p>
+      <w:r>
+        <w:pict>
+          <v:rect style="width:0;height:1.5pt" o:hralign="center" o:hrstd="t" o:hr="t"/>
+        </w:pict>
+      </w:r>
+    </w:p>
+    <w:bookmarkEnd w:id="29"/>
+    <w:bookmarkStart w:id="35" w:name="X581177de9e021dc9f36ebfa07025a64e52d9a77"/>
+    <w:p>
+      <w:pPr>
+        <w:pStyle w:val="Heading2"/>
+      </w:pPr>
+      <w:r>
+        <w:t xml:space="preserve">§8 Full OOM protection options (CAP_SYS_RESOURCE required)</w:t>
+      </w:r>
+    </w:p>
+    <w:p>
+      <w:pPr>
+        <w:pStyle w:val="FirstParagraph"/>
+      </w:pPr>
+      <w:r>
+        <w:rPr>
+          <w:rStyle w:val="VerbatimChar"/>
+        </w:rPr>
+        <w:t xml:space="preserve">oom_score_adj=-500</w:t>
+      </w:r>
+      <w:r>
+        <w:t xml:space="preserve"> </w:t>
+      </w:r>
+      <w:r>
+        <w:t xml:space="preserve">requires</w:t>
+      </w:r>
+      <w:r>
+        <w:t xml:space="preserve"> </w:t>
+      </w:r>
+      <w:r>
+        <w:rPr>
+          <w:rStyle w:val="VerbatimChar"/>
+        </w:rPr>
+        <w:t xml:space="preserve">CAP_SYS_RESOURCE</w:t>
+      </w:r>
+      <w:r>
+        <w:t xml:space="preserve">, which a regular user shell does NOT have. The Linux kernel rejects writes of negative oom_score_adj values from non-root processes (per</w:t>
+      </w:r>
+      <w:r>
+        <w:t xml:space="preserve"> </w:t>
+      </w:r>
+      <w:r>
+        <w:rPr>
+          <w:rStyle w:val="VerbatimChar"/>
+        </w:rPr>
+        <w:t xml:space="preserve">Documentation/filesystems/proc.rst</w:t>
+      </w:r>
+      <w:r>
+        <w:t xml:space="preserve">).</w:t>
+      </w:r>
+    </w:p>
+    <w:p>
+      <w:pPr>
+        <w:pStyle w:val="BodyText"/>
+      </w:pPr>
+      <w:r>
+        <w:t xml:space="preserve">The wrapper (</w:t>
+      </w:r>
+      <w:r>
+        <w:rPr>
+          <w:rStyle w:val="VerbatimChar"/>
+        </w:rPr>
+        <w:t xml:space="preserve">tmx</w:t>
+      </w:r>
+      <w:r>
+        <w:t xml:space="preserve">) attempts the write defensively but the kernel will silently no-op for non-root operators. Test 08 SKIPs honestly to acknowledge this rather than reporting a misleading PASS.</w:t>
+      </w:r>
+    </w:p>
+    <w:bookmarkStart w:id="33" w:name="Xec7263791ce06bb8d8717a50e0a786a4a89c0f6"/>
+    <w:p>
+      <w:pPr>
+        <w:pStyle w:val="Heading3"/>
+      </w:pPr>
+      <w:r>
+        <w:t xml:space="preserve">Three real options for full OOM protection</w:t>
+      </w:r>
+    </w:p>
+    <w:bookmarkStart w:id="30" w:name="X997accdc9cd5a206a4c25ecac8fdc570f03e14a"/>
+    <w:p>
+      <w:pPr>
+        <w:pStyle w:val="Heading4"/>
+      </w:pPr>
+      <w:r>
+        <w:t xml:space="preserve">Option A — Run wrapper via sudo (simplest, annoying UX)</w:t>
+      </w:r>
+    </w:p>
+    <w:p>
+      <w:pPr>
+        <w:pStyle w:val="SourceCode"/>
+      </w:pPr>
+      <w:r>
+        <w:rPr>
+          <w:rStyle w:val="BuiltInTok"/>
+        </w:rPr>
+        <w:t xml:space="preserve">alias</w:t>
+      </w:r>
+      <w:r>
+        <w:rPr>
+          <w:rStyle w:val="NormalTok"/>
+        </w:rPr>
+        <w:t xml:space="preserve"> tmux=</w:t>
+      </w:r>
+      <w:r>
+        <w:rPr>
+          <w:rStyle w:val="StringTok"/>
+        </w:rPr>
+        <w:t xml:space="preserve">'sudo -E /path/to/tmx'</w:t>
+      </w:r>
+    </w:p>
+    <w:p>
+      <w:pPr>
+        <w:pStyle w:val="FirstParagraph"/>
+      </w:pPr>
+      <w:r>
+        <w:t xml:space="preserve">Pro: works immediately, no new binaries.</w:t>
+      </w:r>
+      <w:r>
+        <w:t xml:space="preserve"> </w:t>
+      </w:r>
+      <w:r>
+        <w:t xml:space="preserve">Con: requires sudo password every tmux launch.</w:t>
+      </w:r>
+    </w:p>
+    <w:bookmarkEnd w:id="30"/>
+    <w:bookmarkStart w:id="31" w:name="Xb472cf86258624ee266919e3f87fb2bb64a6fee"/>
+    <w:p>
+      <w:pPr>
+        <w:pStyle w:val="Heading4"/>
+      </w:pPr>
+      <w:r>
+        <w:t xml:space="preserve">Option B — setcap-enabled</w:t>
+      </w:r>
+      <w:r>
+        <w:t xml:space="preserve"> </w:t>
+      </w:r>
+      <w:r>
+        <w:rPr>
+          <w:rStyle w:val="VerbatimChar"/>
+        </w:rPr>
+        <w:t xml:space="preserve">oom_set</w:t>
+      </w:r>
+      <w:r>
+        <w:t xml:space="preserve"> </w:t>
+      </w:r>
+      <w:r>
+        <w:t xml:space="preserve">helper (recommended)</w:t>
+      </w:r>
+    </w:p>
+    <w:p>
+      <w:pPr>
+        <w:pStyle w:val="FirstParagraph"/>
+      </w:pPr>
+      <w:r>
+        <w:t xml:space="preserve">Build a tiny C helper that has CAP_SYS_RESOURCE via setcap, called by the wrapper:</w:t>
+      </w:r>
+    </w:p>
+    <w:p>
+      <w:pPr>
+        <w:pStyle w:val="SourceCode"/>
+      </w:pPr>
+      <w:r>
+        <w:rPr>
+          <w:rStyle w:val="CommentTok"/>
+        </w:rPr>
+        <w:t xml:space="preserve">/* oom_set.c — minimal helper to set oom_score_adj on a target PID */</w:t>
+      </w:r>
+      <w:r>
+        <w:br/>
+      </w:r>
+      <w:r>
+        <w:rPr>
+          <w:rStyle w:val="PreprocessorTok"/>
+        </w:rPr>
+        <w:t xml:space="preserve">#include </w:t>
+      </w:r>
+      <w:r>
+        <w:rPr>
+          <w:rStyle w:val="ImportTok"/>
+        </w:rPr>
+        <w:t xml:space="preserve">&lt;stdio.h&gt;</w:t>
+      </w:r>
+      <w:r>
+        <w:br/>
+      </w:r>
+      <w:r>
+        <w:rPr>
+          <w:rStyle w:val="PreprocessorTok"/>
+        </w:rPr>
+        <w:t xml:space="preserve">#include </w:t>
+      </w:r>
+      <w:r>
+        <w:rPr>
+          <w:rStyle w:val="ImportTok"/>
+        </w:rPr>
+        <w:t xml:space="preserve">&lt;stdlib.h&gt;</w:t>
+      </w:r>
+      <w:r>
+        <w:br/>
+      </w:r>
+      <w:r>
+        <w:rPr>
+          <w:rStyle w:val="DataTypeTok"/>
+        </w:rPr>
+        <w:t xml:space="preserve">int</w:t>
+      </w:r>
+      <w:r>
+        <w:rPr>
+          <w:rStyle w:val="NormalTok"/>
+        </w:rPr>
+        <w:t xml:space="preserve"> main</w:t>
+      </w:r>
+      <w:r>
+        <w:rPr>
+          <w:rStyle w:val="OperatorTok"/>
+        </w:rPr>
+        <w:t xml:space="preserve">(</w:t>
+      </w:r>
+      <w:r>
+        <w:rPr>
+          <w:rStyle w:val="DataTypeTok"/>
+        </w:rPr>
+        <w:t xml:space="preserve">int</w:t>
+      </w:r>
+      <w:r>
+        <w:rPr>
+          <w:rStyle w:val="NormalTok"/>
+        </w:rPr>
+        <w:t xml:space="preserve"> argc</w:t>
+      </w:r>
+      <w:r>
+        <w:rPr>
+          <w:rStyle w:val="OperatorTok"/>
+        </w:rPr>
+        <w:t xml:space="preserve">,</w:t>
+      </w:r>
+      <w:r>
+        <w:rPr>
+          <w:rStyle w:val="NormalTok"/>
+        </w:rPr>
+        <w:t xml:space="preserve"> </w:t>
+      </w:r>
+      <w:r>
+        <w:rPr>
+          <w:rStyle w:val="DataTypeTok"/>
+        </w:rPr>
+        <w:t xml:space="preserve">char</w:t>
+      </w:r>
+      <w:r>
+        <w:rPr>
+          <w:rStyle w:val="NormalTok"/>
+        </w:rPr>
+        <w:t xml:space="preserve"> </w:t>
+      </w:r>
+      <w:r>
+        <w:rPr>
+          <w:rStyle w:val="OperatorTok"/>
+        </w:rPr>
+        <w:t xml:space="preserve">**</w:t>
+      </w:r>
+      <w:r>
+        <w:rPr>
+          <w:rStyle w:val="NormalTok"/>
+        </w:rPr>
+        <w:t xml:space="preserve">argv</w:t>
+      </w:r>
+      <w:r>
+        <w:rPr>
+          <w:rStyle w:val="OperatorTok"/>
+        </w:rPr>
+        <w:t xml:space="preserve">)</w:t>
+      </w:r>
+      <w:r>
+        <w:rPr>
+          <w:rStyle w:val="NormalTok"/>
+        </w:rPr>
+        <w:t xml:space="preserve"> </w:t>
+      </w:r>
+      <w:r>
+        <w:rPr>
+          <w:rStyle w:val="OperatorTok"/>
+        </w:rPr>
+        <w:t xml:space="preserve">{</w:t>
+      </w:r>
+      <w:r>
+        <w:br/>
+      </w:r>
+      <w:r>
+        <w:rPr>
+          <w:rStyle w:val="NormalTok"/>
+        </w:rPr>
+        <w:t xml:space="preserve">    </w:t>
+      </w:r>
+      <w:r>
+        <w:rPr>
+          <w:rStyle w:val="ControlFlowTok"/>
+        </w:rPr>
+        <w:t xml:space="preserve">if</w:t>
+      </w:r>
+      <w:r>
+        <w:rPr>
+          <w:rStyle w:val="NormalTok"/>
+        </w:rPr>
+        <w:t xml:space="preserve"> </w:t>
+      </w:r>
+      <w:r>
+        <w:rPr>
+          <w:rStyle w:val="OperatorTok"/>
+        </w:rPr>
+        <w:t xml:space="preserve">(</w:t>
+      </w:r>
+      <w:r>
+        <w:rPr>
+          <w:rStyle w:val="NormalTok"/>
+        </w:rPr>
+        <w:t xml:space="preserve">argc </w:t>
+      </w:r>
+      <w:r>
+        <w:rPr>
+          <w:rStyle w:val="OperatorTok"/>
+        </w:rPr>
+        <w:t xml:space="preserve">!=</w:t>
+      </w:r>
+      <w:r>
+        <w:rPr>
+          <w:rStyle w:val="NormalTok"/>
+        </w:rPr>
+        <w:t xml:space="preserve"> </w:t>
+      </w:r>
+      <w:r>
+        <w:rPr>
+          <w:rStyle w:val="DecValTok"/>
+        </w:rPr>
+        <w:t xml:space="preserve">3</w:t>
+      </w:r>
+      <w:r>
+        <w:rPr>
+          <w:rStyle w:val="OperatorTok"/>
+        </w:rPr>
+        <w:t xml:space="preserve">)</w:t>
+      </w:r>
+      <w:r>
+        <w:rPr>
+          <w:rStyle w:val="NormalTok"/>
+        </w:rPr>
+        <w:t xml:space="preserve"> </w:t>
+      </w:r>
+      <w:r>
+        <w:rPr>
+          <w:rStyle w:val="ControlFlowTok"/>
+        </w:rPr>
+        <w:t xml:space="preserve">return</w:t>
+      </w:r>
+      <w:r>
+        <w:rPr>
+          <w:rStyle w:val="NormalTok"/>
+        </w:rPr>
+        <w:t xml:space="preserve"> </w:t>
+      </w:r>
+      <w:r>
+        <w:rPr>
+          <w:rStyle w:val="DecValTok"/>
+        </w:rPr>
+        <w:t xml:space="preserve">1</w:t>
+      </w:r>
+      <w:r>
+        <w:rPr>
+          <w:rStyle w:val="OperatorTok"/>
+        </w:rPr>
+        <w:t xml:space="preserve">;</w:t>
+      </w:r>
+      <w:r>
+        <w:br/>
+      </w:r>
+      <w:r>
+        <w:rPr>
+          <w:rStyle w:val="NormalTok"/>
+        </w:rPr>
+        <w:t xml:space="preserve">    </w:t>
+      </w:r>
+      <w:r>
+        <w:rPr>
+          <w:rStyle w:val="DataTypeTok"/>
+        </w:rPr>
+        <w:t xml:space="preserve">char</w:t>
+      </w:r>
+      <w:r>
+        <w:rPr>
+          <w:rStyle w:val="NormalTok"/>
+        </w:rPr>
+        <w:t xml:space="preserve"> path</w:t>
+      </w:r>
+      <w:r>
+        <w:rPr>
+          <w:rStyle w:val="OperatorTok"/>
+        </w:rPr>
+        <w:t xml:space="preserve">[</w:t>
+      </w:r>
+      <w:r>
+        <w:rPr>
+          <w:rStyle w:val="DecValTok"/>
+        </w:rPr>
+        <w:t xml:space="preserve">256</w:t>
+      </w:r>
+      <w:r>
+        <w:rPr>
+          <w:rStyle w:val="OperatorTok"/>
+        </w:rPr>
+        <w:t xml:space="preserve">];</w:t>
+      </w:r>
+      <w:r>
+        <w:br/>
+      </w:r>
+      <w:r>
+        <w:rPr>
+          <w:rStyle w:val="NormalTok"/>
+        </w:rPr>
+        <w:t xml:space="preserve">    snprintf</w:t>
+      </w:r>
+      <w:r>
+        <w:rPr>
+          <w:rStyle w:val="OperatorTok"/>
+        </w:rPr>
+        <w:t xml:space="preserve">(</w:t>
+      </w:r>
+      <w:r>
+        <w:rPr>
+          <w:rStyle w:val="NormalTok"/>
+        </w:rPr>
+        <w:t xml:space="preserve">path</w:t>
+      </w:r>
+      <w:r>
+        <w:rPr>
+          <w:rStyle w:val="OperatorTok"/>
+        </w:rPr>
+        <w:t xml:space="preserve">,</w:t>
+      </w:r>
+      <w:r>
+        <w:rPr>
+          <w:rStyle w:val="NormalTok"/>
+        </w:rPr>
+        <w:t xml:space="preserve"> </w:t>
+      </w:r>
+      <w:r>
+        <w:rPr>
+          <w:rStyle w:val="KeywordTok"/>
+        </w:rPr>
+        <w:t xml:space="preserve">sizeof</w:t>
+      </w:r>
+      <w:r>
+        <w:rPr>
+          <w:rStyle w:val="NormalTok"/>
+        </w:rPr>
+        <w:t xml:space="preserve"> path</w:t>
+      </w:r>
+      <w:r>
+        <w:rPr>
+          <w:rStyle w:val="OperatorTok"/>
+        </w:rPr>
+        <w:t xml:space="preserve">,</w:t>
+      </w:r>
+      <w:r>
+        <w:rPr>
+          <w:rStyle w:val="NormalTok"/>
+        </w:rPr>
+        <w:t xml:space="preserve"> </w:t>
+      </w:r>
+      <w:r>
+        <w:rPr>
+          <w:rStyle w:val="StringTok"/>
+        </w:rPr>
+        <w:t xml:space="preserve">"/proc/</w:t>
+      </w:r>
+      <w:r>
+        <w:rPr>
+          <w:rStyle w:val="SpecialCharTok"/>
+        </w:rPr>
+        <w:t xml:space="preserve">%s</w:t>
+      </w:r>
+      <w:r>
+        <w:rPr>
+          <w:rStyle w:val="StringTok"/>
+        </w:rPr>
+        <w:t xml:space="preserve">/oom_score_adj"</w:t>
+      </w:r>
+      <w:r>
+        <w:rPr>
+          <w:rStyle w:val="OperatorTok"/>
+        </w:rPr>
+        <w:t xml:space="preserve">,</w:t>
+      </w:r>
+      <w:r>
+        <w:rPr>
+          <w:rStyle w:val="NormalTok"/>
+        </w:rPr>
+        <w:t xml:space="preserve"> argv</w:t>
+      </w:r>
+      <w:r>
+        <w:rPr>
+          <w:rStyle w:val="OperatorTok"/>
+        </w:rPr>
+        <w:t xml:space="preserve">[</w:t>
+      </w:r>
+      <w:r>
+        <w:rPr>
+          <w:rStyle w:val="DecValTok"/>
+        </w:rPr>
+        <w:t xml:space="preserve">1</w:t>
+      </w:r>
+      <w:r>
+        <w:rPr>
+          <w:rStyle w:val="OperatorTok"/>
+        </w:rPr>
+        <w:t xml:space="preserve">]);</w:t>
+      </w:r>
+      <w:r>
+        <w:br/>
+      </w:r>
+      <w:r>
+        <w:rPr>
+          <w:rStyle w:val="NormalTok"/>
+        </w:rPr>
+        <w:t xml:space="preserve">    </w:t>
+      </w:r>
+      <w:r>
+        <w:rPr>
+          <w:rStyle w:val="DataTypeTok"/>
+        </w:rPr>
+        <w:t xml:space="preserve">FILE</w:t>
+      </w:r>
+      <w:r>
+        <w:rPr>
+          <w:rStyle w:val="NormalTok"/>
+        </w:rPr>
+        <w:t xml:space="preserve"> </w:t>
+      </w:r>
+      <w:r>
+        <w:rPr>
+          <w:rStyle w:val="OperatorTok"/>
+        </w:rPr>
+        <w:t xml:space="preserve">*</w:t>
+      </w:r>
+      <w:r>
+        <w:rPr>
+          <w:rStyle w:val="NormalTok"/>
+        </w:rPr>
+        <w:t xml:space="preserve">f </w:t>
+      </w:r>
+      <w:r>
+        <w:rPr>
+          <w:rStyle w:val="OperatorTok"/>
+        </w:rPr>
+        <w:t xml:space="preserve">=</w:t>
+      </w:r>
+      <w:r>
+        <w:rPr>
+          <w:rStyle w:val="NormalTok"/>
+        </w:rPr>
+        <w:t xml:space="preserve"> fopen</w:t>
+      </w:r>
+      <w:r>
+        <w:rPr>
+          <w:rStyle w:val="OperatorTok"/>
+        </w:rPr>
+        <w:t xml:space="preserve">(</w:t>
+      </w:r>
+      <w:r>
+        <w:rPr>
+          <w:rStyle w:val="NormalTok"/>
+        </w:rPr>
+        <w:t xml:space="preserve">path</w:t>
+      </w:r>
+      <w:r>
+        <w:rPr>
+          <w:rStyle w:val="OperatorTok"/>
+        </w:rPr>
+        <w:t xml:space="preserve">,</w:t>
+      </w:r>
+      <w:r>
+        <w:rPr>
+          <w:rStyle w:val="NormalTok"/>
+        </w:rPr>
+        <w:t xml:space="preserve"> </w:t>
+      </w:r>
+      <w:r>
+        <w:rPr>
+          <w:rStyle w:val="StringTok"/>
+        </w:rPr>
+        <w:t xml:space="preserve">"w"</w:t>
+      </w:r>
+      <w:r>
+        <w:rPr>
+          <w:rStyle w:val="OperatorTok"/>
+        </w:rPr>
+        <w:t xml:space="preserve">);</w:t>
+      </w:r>
+      <w:r>
+        <w:br/>
+      </w:r>
+      <w:r>
+        <w:rPr>
+          <w:rStyle w:val="NormalTok"/>
+        </w:rPr>
+        <w:t xml:space="preserve">    </w:t>
+      </w:r>
+      <w:r>
+        <w:rPr>
+          <w:rStyle w:val="ControlFlowTok"/>
+        </w:rPr>
+        <w:t xml:space="preserve">if</w:t>
+      </w:r>
+      <w:r>
+        <w:rPr>
+          <w:rStyle w:val="NormalTok"/>
+        </w:rPr>
+        <w:t xml:space="preserve"> </w:t>
+      </w:r>
+      <w:r>
+        <w:rPr>
+          <w:rStyle w:val="OperatorTok"/>
+        </w:rPr>
+        <w:t xml:space="preserve">(!</w:t>
+      </w:r>
+      <w:r>
+        <w:rPr>
+          <w:rStyle w:val="NormalTok"/>
+        </w:rPr>
+        <w:t xml:space="preserve">f</w:t>
+      </w:r>
+      <w:r>
+        <w:rPr>
+          <w:rStyle w:val="OperatorTok"/>
+        </w:rPr>
+        <w:t xml:space="preserve">)</w:t>
+      </w:r>
+      <w:r>
+        <w:rPr>
+          <w:rStyle w:val="NormalTok"/>
+        </w:rPr>
+        <w:t xml:space="preserve"> </w:t>
+      </w:r>
+      <w:r>
+        <w:rPr>
+          <w:rStyle w:val="ControlFlowTok"/>
+        </w:rPr>
+        <w:t xml:space="preserve">return</w:t>
+      </w:r>
+      <w:r>
+        <w:rPr>
+          <w:rStyle w:val="NormalTok"/>
+        </w:rPr>
+        <w:t xml:space="preserve"> </w:t>
+      </w:r>
+      <w:r>
+        <w:rPr>
+          <w:rStyle w:val="DecValTok"/>
+        </w:rPr>
+        <w:t xml:space="preserve">2</w:t>
+      </w:r>
+      <w:r>
+        <w:rPr>
+          <w:rStyle w:val="OperatorTok"/>
+        </w:rPr>
+        <w:t xml:space="preserve">;</w:t>
+      </w:r>
+      <w:r>
+        <w:br/>
+      </w:r>
+      <w:r>
+        <w:rPr>
+          <w:rStyle w:val="NormalTok"/>
+        </w:rPr>
+        <w:t xml:space="preserve">    fputs</w:t>
+      </w:r>
+      <w:r>
+        <w:rPr>
+          <w:rStyle w:val="OperatorTok"/>
+        </w:rPr>
+        <w:t xml:space="preserve">(</w:t>
+      </w:r>
+      <w:r>
+        <w:rPr>
+          <w:rStyle w:val="NormalTok"/>
+        </w:rPr>
+        <w:t xml:space="preserve">argv</w:t>
+      </w:r>
+      <w:r>
+        <w:rPr>
+          <w:rStyle w:val="OperatorTok"/>
+        </w:rPr>
+        <w:t xml:space="preserve">[</w:t>
+      </w:r>
+      <w:r>
+        <w:rPr>
+          <w:rStyle w:val="DecValTok"/>
+        </w:rPr>
+        <w:t xml:space="preserve">2</w:t>
+      </w:r>
+      <w:r>
+        <w:rPr>
+          <w:rStyle w:val="OperatorTok"/>
+        </w:rPr>
+        <w:t xml:space="preserve">],</w:t>
+      </w:r>
+      <w:r>
+        <w:rPr>
+          <w:rStyle w:val="NormalTok"/>
+        </w:rPr>
+        <w:t xml:space="preserve"> f</w:t>
+      </w:r>
+      <w:r>
+        <w:rPr>
+          <w:rStyle w:val="OperatorTok"/>
+        </w:rPr>
+        <w:t xml:space="preserve">);</w:t>
+      </w:r>
+      <w:r>
+        <w:br/>
+      </w:r>
+      <w:r>
+        <w:rPr>
+          <w:rStyle w:val="NormalTok"/>
+        </w:rPr>
+        <w:t xml:space="preserve">    fclose</w:t>
+      </w:r>
+      <w:r>
+        <w:rPr>
+          <w:rStyle w:val="OperatorTok"/>
+        </w:rPr>
+        <w:t xml:space="preserve">(</w:t>
+      </w:r>
+      <w:r>
+        <w:rPr>
+          <w:rStyle w:val="NormalTok"/>
+        </w:rPr>
+        <w:t xml:space="preserve">f</w:t>
+      </w:r>
+      <w:r>
+        <w:rPr>
+          <w:rStyle w:val="OperatorTok"/>
+        </w:rPr>
+        <w:t xml:space="preserve">);</w:t>
+      </w:r>
+      <w:r>
+        <w:br/>
+      </w:r>
+      <w:r>
+        <w:rPr>
+          <w:rStyle w:val="NormalTok"/>
+        </w:rPr>
+        <w:t xml:space="preserve">    </w:t>
+      </w:r>
+      <w:r>
+        <w:rPr>
+          <w:rStyle w:val="ControlFlowTok"/>
+        </w:rPr>
+        <w:t xml:space="preserve">return</w:t>
+      </w:r>
+      <w:r>
+        <w:rPr>
+          <w:rStyle w:val="NormalTok"/>
+        </w:rPr>
+        <w:t xml:space="preserve"> </w:t>
+      </w:r>
+      <w:r>
+        <w:rPr>
+          <w:rStyle w:val="DecValTok"/>
+        </w:rPr>
+        <w:t xml:space="preserve">0</w:t>
+      </w:r>
+      <w:r>
+        <w:rPr>
+          <w:rStyle w:val="OperatorTok"/>
+        </w:rPr>
+        <w:t xml:space="preserve">;</w:t>
+      </w:r>
+      <w:r>
+        <w:br/>
+      </w:r>
+      <w:r>
+        <w:rPr>
+          <w:rStyle w:val="OperatorTok"/>
+        </w:rPr>
+        <w:t xml:space="preserve">}</w:t>
+      </w:r>
+    </w:p>
+    <w:p>
+      <w:pPr>
+        <w:pStyle w:val="FirstParagraph"/>
+      </w:pPr>
+      <w:r>
+        <w:t xml:space="preserve">Build + grant capability (one-time):</w:t>
+      </w:r>
+    </w:p>
+    <w:p>
+      <w:pPr>
+        <w:pStyle w:val="SourceCode"/>
+      </w:pPr>
+      <w:r>
+        <w:rPr>
+          <w:rStyle w:val="FunctionTok"/>
+        </w:rPr>
+        <w:t xml:space="preserve">gcc</w:t>
+      </w:r>
+      <w:r>
+        <w:rPr>
+          <w:rStyle w:val="NormalTok"/>
+        </w:rPr>
+        <w:t xml:space="preserve"> </w:t>
+      </w:r>
+      <w:r>
+        <w:rPr>
+          <w:rStyle w:val="AttributeTok"/>
+        </w:rPr>
+        <w:t xml:space="preserve">-o</w:t>
+      </w:r>
+      <w:r>
+        <w:rPr>
+          <w:rStyle w:val="NormalTok"/>
+        </w:rPr>
+        <w:t xml:space="preserve"> oom_set oom_set.c</w:t>
+      </w:r>
+      <w:r>
+        <w:br/>
+      </w:r>
+      <w:r>
+        <w:rPr>
+          <w:rStyle w:val="FunctionTok"/>
+        </w:rPr>
+        <w:t xml:space="preserve">sudo</w:t>
+      </w:r>
+      <w:r>
+        <w:rPr>
+          <w:rStyle w:val="NormalTok"/>
+        </w:rPr>
+        <w:t xml:space="preserve"> setcap cap_sys_resource+ep ./oom_set</w:t>
+      </w:r>
+      <w:r>
+        <w:br/>
+      </w:r>
+      <w:r>
+        <w:rPr>
+          <w:rStyle w:val="FunctionTok"/>
+        </w:rPr>
+        <w:t xml:space="preserve">sudo</w:t>
+      </w:r>
+      <w:r>
+        <w:rPr>
+          <w:rStyle w:val="NormalTok"/>
+        </w:rPr>
+        <w:t xml:space="preserve"> install </w:t>
+      </w:r>
+      <w:r>
+        <w:rPr>
+          <w:rStyle w:val="AttributeTok"/>
+        </w:rPr>
+        <w:t xml:space="preserve">-m</w:t>
+      </w:r>
+      <w:r>
+        <w:rPr>
+          <w:rStyle w:val="NormalTok"/>
+        </w:rPr>
+        <w:t xml:space="preserve"> 755 ./oom_set /usr/local/bin/tmx-oom-set</w:t>
+      </w:r>
+    </w:p>
+    <w:p>
+      <w:pPr>
+        <w:pStyle w:val="FirstParagraph"/>
+      </w:pPr>
+      <w:r>
+        <w:t xml:space="preserve">Then update the wrapper to call</w:t>
+      </w:r>
+      <w:r>
+        <w:t xml:space="preserve"> </w:t>
+      </w:r>
+      <w:r>
+        <w:rPr>
+          <w:rStyle w:val="VerbatimChar"/>
+        </w:rPr>
+        <w:t xml:space="preserve">tmx-oom-set "$server_pid" -500</w:t>
+      </w:r>
+      <w:r>
+        <w:t xml:space="preserve"> </w:t>
+      </w:r>
+      <w:r>
+        <w:t xml:space="preserve">instead of writing directly.</w:t>
+      </w:r>
+    </w:p>
+    <w:p>
+      <w:pPr>
+        <w:pStyle w:val="BodyText"/>
+      </w:pPr>
+      <w:r>
+        <w:t xml:space="preserve">Pro: no per-invocation sudo. Helper has only one capability (minimal blast radius).</w:t>
+      </w:r>
+      <w:r>
+        <w:t xml:space="preserve"> </w:t>
+      </w:r>
+      <w:r>
+        <w:t xml:space="preserve">Con: requires one-time root setup; the helper binary must be audited (it's tiny so this is easy).</w:t>
+      </w:r>
+    </w:p>
+    <w:bookmarkEnd w:id="31"/>
+    <w:bookmarkStart w:id="32" w:name="Xce84a87b1b480d8436cb1669961e05a772fdaee"/>
+    <w:p>
+      <w:pPr>
+        <w:pStyle w:val="Heading4"/>
+      </w:pPr>
+      <w:r>
+        <w:t xml:space="preserve">Option C — systemd user service with</w:t>
+      </w:r>
+      <w:r>
+        <w:t xml:space="preserve"> </w:t>
+      </w:r>
+      <w:r>
+        <w:rPr>
+          <w:rStyle w:val="VerbatimChar"/>
+        </w:rPr>
+        <w:t xml:space="preserve">OOMScoreAdjust=</w:t>
+      </w:r>
+    </w:p>
+    <w:p>
+      <w:pPr>
+        <w:pStyle w:val="FirstParagraph"/>
+      </w:pPr>
+      <w:r>
+        <w:t xml:space="preserve">Run tmux as a systemd user service whose unit file declares</w:t>
+      </w:r>
+      <w:r>
+        <w:t xml:space="preserve"> </w:t>
+      </w:r>
+      <w:r>
+        <w:rPr>
+          <w:rStyle w:val="VerbatimChar"/>
+        </w:rPr>
+        <w:t xml:space="preserve">OOMScoreAdjust=-500</w:t>
+      </w:r>
+      <w:r>
+        <w:t xml:space="preserve">. systemd applies the adjustment at process startup (it has CAP_SYS_RESOURCE).</w:t>
+      </w:r>
+    </w:p>
+    <w:p>
+      <w:pPr>
+        <w:pStyle w:val="SourceCode"/>
+      </w:pPr>
+      <w:r>
+        <w:rPr>
+          <w:rStyle w:val="CommentTok"/>
+        </w:rPr>
+        <w:t xml:space="preserve"># ~/.config/systemd/user/tmux.service</w:t>
+      </w:r>
+      <w:r>
+        <w:br/>
+      </w:r>
+      <w:r>
+        <w:rPr>
+          <w:rStyle w:val="KeywordTok"/>
+        </w:rPr>
+        <w:t xml:space="preserve">[Service]</w:t>
+      </w:r>
+      <w:r>
+        <w:br/>
+      </w:r>
+      <w:r>
+        <w:rPr>
+          <w:rStyle w:val="DataTypeTok"/>
+        </w:rPr>
+        <w:t xml:space="preserve">ExecStart</w:t>
+      </w:r>
+      <w:r>
+        <w:rPr>
+          <w:rStyle w:val="OtherTok"/>
+        </w:rPr>
+        <w:t xml:space="preserve">=</w:t>
+      </w:r>
+      <w:r>
+        <w:rPr>
+          <w:rStyle w:val="StringTok"/>
+        </w:rPr>
+        <w:t xml:space="preserve">/path/to/tmx new-session -A -s main</w:t>
+      </w:r>
+      <w:r>
+        <w:br/>
+      </w:r>
+      <w:r>
+        <w:rPr>
+          <w:rStyle w:val="DataTypeTok"/>
+        </w:rPr>
+        <w:t xml:space="preserve">OOMScoreAdjust</w:t>
+      </w:r>
+      <w:r>
+        <w:rPr>
+          <w:rStyle w:val="OtherTok"/>
+        </w:rPr>
+        <w:t xml:space="preserve">=</w:t>
+      </w:r>
+      <w:r>
+        <w:rPr>
+          <w:rStyle w:val="DecValTok"/>
+        </w:rPr>
+        <w:t xml:space="preserve">-500</w:t>
+      </w:r>
+      <w:r>
+        <w:br/>
+      </w:r>
+      <w:r>
+        <w:rPr>
+          <w:rStyle w:val="DataTypeTok"/>
+        </w:rPr>
+        <w:t xml:space="preserve">Restart</w:t>
+      </w:r>
+      <w:r>
+        <w:rPr>
+          <w:rStyle w:val="OtherTok"/>
+        </w:rPr>
+        <w:t xml:space="preserve">=</w:t>
+      </w:r>
+      <w:r>
+        <w:rPr>
+          <w:rStyle w:val="StringTok"/>
+        </w:rPr>
+        <w:t xml:space="preserve">on-failure</w:t>
+      </w:r>
+      <w:r>
+        <w:br/>
+      </w:r>
+      <w:r>
+        <w:br/>
+      </w:r>
+      <w:r>
+        <w:rPr>
+          <w:rStyle w:val="KeywordTok"/>
+        </w:rPr>
+        <w:t xml:space="preserve">[Install]</w:t>
+      </w:r>
+      <w:r>
+        <w:br/>
+      </w:r>
+      <w:r>
+        <w:rPr>
+          <w:rStyle w:val="DataTypeTok"/>
+        </w:rPr>
+        <w:t xml:space="preserve">WantedBy</w:t>
+      </w:r>
+      <w:r>
+        <w:rPr>
+          <w:rStyle w:val="OtherTok"/>
+        </w:rPr>
+        <w:t xml:space="preserve">=</w:t>
+      </w:r>
+      <w:r>
+        <w:rPr>
+          <w:rStyle w:val="StringTok"/>
+        </w:rPr>
+        <w:t xml:space="preserve">default.target</w:t>
+      </w:r>
+    </w:p>
+    <w:p>
+      <w:pPr>
+        <w:pStyle w:val="SourceCode"/>
+      </w:pPr>
+      <w:r>
+        <w:rPr>
+          <w:rStyle w:val="ExtensionTok"/>
+        </w:rPr>
+        <w:t xml:space="preserve">systemctl</w:t>
+      </w:r>
+      <w:r>
+        <w:rPr>
+          <w:rStyle w:val="NormalTok"/>
+        </w:rPr>
+        <w:t xml:space="preserve"> </w:t>
+      </w:r>
+      <w:r>
+        <w:rPr>
+          <w:rStyle w:val="AttributeTok"/>
+        </w:rPr>
+        <w:t xml:space="preserve">--user</w:t>
+      </w:r>
+      <w:r>
+        <w:rPr>
+          <w:rStyle w:val="NormalTok"/>
+        </w:rPr>
+        <w:t xml:space="preserve"> enable </w:t>
+      </w:r>
+      <w:r>
+        <w:rPr>
+          <w:rStyle w:val="AttributeTok"/>
+        </w:rPr>
+        <w:t xml:space="preserve">--now</w:t>
+      </w:r>
+      <w:r>
+        <w:rPr>
+          <w:rStyle w:val="NormalTok"/>
+        </w:rPr>
+        <w:t xml:space="preserve"> tmux.service</w:t>
+      </w:r>
+    </w:p>
+    <w:p>
+      <w:pPr>
+        <w:pStyle w:val="FirstParagraph"/>
+      </w:pPr>
+      <w:r>
+        <w:t xml:space="preserve">Pro: clean, capability-less from the operator's perspective. systemd handles everything.</w:t>
+      </w:r>
+      <w:r>
+        <w:t xml:space="preserve"> </w:t>
+      </w:r>
+      <w:r>
+        <w:t xml:space="preserve">Con: tmux runs in a different cgroup hierarchy; some plugins /</w:t>
+      </w:r>
+      <w:r>
+        <w:t xml:space="preserve"> </w:t>
+      </w:r>
+      <w:r>
+        <w:rPr>
+          <w:rStyle w:val="VerbatimChar"/>
+        </w:rPr>
+        <w:t xml:space="preserve">$TMUX_PANE</w:t>
+      </w:r>
+      <w:r>
+        <w:t xml:space="preserve"> </w:t>
+      </w:r>
+      <w:r>
+        <w:t xml:space="preserve">integrations may behave differently.</w:t>
+      </w:r>
+    </w:p>
+    <w:bookmarkEnd w:id="32"/>
+    <w:bookmarkEnd w:id="33"/>
+    <w:bookmarkStart w:id="34" w:name="recommendation"/>
+    <w:p>
+      <w:pPr>
+        <w:pStyle w:val="Heading3"/>
+      </w:pPr>
+      <w:r>
+        <w:t xml:space="preserve">Recommendation</w:t>
+      </w:r>
+    </w:p>
+    <w:p>
+      <w:pPr>
+        <w:pStyle w:val="FirstParagraph"/>
+      </w:pPr>
+      <w:r>
+        <w:t xml:space="preserve">For most operators:</w:t>
+      </w:r>
+      <w:r>
+        <w:t xml:space="preserve"> </w:t>
+      </w:r>
+      <w:r>
+        <w:rPr>
+          <w:b/>
+          <w:bCs/>
+        </w:rPr>
+        <w:t xml:space="preserve">Option C</w:t>
+      </w:r>
+      <w:r>
+        <w:t xml:space="preserve"> </w:t>
+      </w:r>
+      <w:r>
+        <w:t xml:space="preserve">if you're already on a systemd-based distro and use tmux as your "main" workspace.</w:t>
+      </w:r>
+      <w:r>
+        <w:t xml:space="preserve"> </w:t>
+      </w:r>
+      <w:r>
+        <w:rPr>
+          <w:b/>
+          <w:bCs/>
+        </w:rPr>
+        <w:t xml:space="preserve">Option B</w:t>
+      </w:r>
+      <w:r>
+        <w:t xml:space="preserve"> </w:t>
+      </w:r>
+      <w:r>
+        <w:t xml:space="preserve">if you launch tmux ad-hoc from terminals.</w:t>
+      </w:r>
+      <w:r>
+        <w:t xml:space="preserve"> </w:t>
+      </w:r>
+      <w:r>
+        <w:rPr>
+          <w:b/>
+          <w:bCs/>
+        </w:rPr>
+        <w:t xml:space="preserve">Option A</w:t>
+      </w:r>
+      <w:r>
+        <w:t xml:space="preserve"> </w:t>
+      </w:r>
+      <w:r>
+        <w:t xml:space="preserve">if you only want OOM protection during high-risk tasks (a single sudo-tmux session for the AOSP build window).</w:t>
+      </w:r>
+    </w:p>
+    <w:p>
+      <w:pPr>
+        <w:pStyle w:val="BodyText"/>
+      </w:pPr>
+      <w:r>
+        <w:t xml:space="preserve">For most production use, none of these is mandatory. The</w:t>
+      </w:r>
+      <w:r>
+        <w:t xml:space="preserve"> </w:t>
+      </w:r>
+      <w:r>
+        <w:rPr>
+          <w:rStyle w:val="VerbatimChar"/>
+        </w:rPr>
+        <w:t xml:space="preserve">oom_score_adj</w:t>
+      </w:r>
+      <w:r>
+        <w:t xml:space="preserve"> </w:t>
+      </w:r>
+      <w:r>
+        <w:t xml:space="preserve">work is the smallest of the three benefits we get from the new build (the bigger ones being jemalloc + bounded</w:t>
+      </w:r>
+      <w:r>
+        <w:t xml:space="preserve"> </w:t>
+      </w:r>
+      <w:r>
+        <w:rPr>
+          <w:rStyle w:val="VerbatimChar"/>
+        </w:rPr>
+        <w:t xml:space="preserve">history-limit</w:t>
+      </w:r>
+      <w:r>
+        <w:t xml:space="preserve"> </w:t>
+      </w:r>
+      <w:r>
+        <w:t xml:space="preserve">+ reproducible 3.6a pin). The covenant tests SKIP cleanly and the binary is GREEN as-is.</w:t>
+      </w:r>
+    </w:p>
+    <w:p>
+      <w:r>
+        <w:pict>
+          <v:rect style="width:0;height:1.5pt" o:hralign="center" o:hrstd="t" o:hr="t"/>
+        </w:pict>
+      </w:r>
+    </w:p>
+    <w:bookmarkEnd w:id="34"/>
+    <w:bookmarkEnd w:id="35"/>
+    <w:bookmarkStart w:id="36" w:name="Xb075f789933470b6517071d8f496939353f0ae1"/>
+    <w:p>
+      <w:pPr>
+        <w:pStyle w:val="Heading2"/>
+      </w:pPr>
+      <w:r>
+        <w:t xml:space="preserve">§7 Cross-references</w:t>
       </w:r>
     </w:p>
     <w:p>
@@ -5435,13 +6799,76 @@
         <w:pStyle w:val="Compact"/>
         <w:numPr>
           <w:ilvl w:val="0"/>
-          <w:numId w:val="1005"/>
+          <w:numId w:val="1007"/>
         </w:numPr>
       </w:pPr>
       <w:r>
         <w:rPr>
           <w:rStyle w:val="VerbatimChar"/>
         </w:rPr>
+        <w:t xml:space="preserve">CLAUDE.md</w:t>
+      </w:r>
+      <w:r>
+        <w:t xml:space="preserve"> </w:t>
+      </w:r>
+      <w:r>
+        <w:t xml:space="preserve">— Applied Fixes Reference, Phase 38</w:t>
+      </w:r>
+    </w:p>
+    <w:p>
+      <w:pPr>
+        <w:pStyle w:val="Compact"/>
+        <w:numPr>
+          <w:ilvl w:val="0"/>
+          <w:numId w:val="1007"/>
+        </w:numPr>
+      </w:pPr>
+      <w:r>
+        <w:rPr>
+          <w:rStyle w:val="VerbatimChar"/>
+        </w:rPr>
+        <w:t xml:space="preserve">docs/CONTINUATION.md</w:t>
+      </w:r>
+      <w:r>
+        <w:t xml:space="preserve"> </w:t>
+      </w:r>
+      <w:r>
+        <w:t xml:space="preserve">§3 — current Phase 38 status</w:t>
+      </w:r>
+    </w:p>
+    <w:p>
+      <w:pPr>
+        <w:pStyle w:val="Compact"/>
+        <w:numPr>
+          <w:ilvl w:val="0"/>
+          <w:numId w:val="1007"/>
+        </w:numPr>
+      </w:pPr>
+      <w:r>
+        <w:rPr>
+          <w:rStyle w:val="VerbatimChar"/>
+        </w:rPr>
+        <w:t xml:space="preserve">docs/guides/ATMOSPHERE_CONSTITUTION.md</w:t>
+      </w:r>
+      <w:r>
+        <w:t xml:space="preserve"> </w:t>
+      </w:r>
+      <w:r>
+        <w:t xml:space="preserve">§11.4, §12.9 — invoked patterns</w:t>
+      </w:r>
+    </w:p>
+    <w:p>
+      <w:pPr>
+        <w:pStyle w:val="Compact"/>
+        <w:numPr>
+          <w:ilvl w:val="0"/>
+          <w:numId w:val="1007"/>
+        </w:numPr>
+      </w:pPr>
+      <w:r>
+        <w:rPr>
+          <w:rStyle w:val="VerbatimChar"/>
+        </w:rPr>
         <w:t xml:space="preserve">tools/helixqa/HelixQA/banks/atmosphere.yaml</w:t>
       </w:r>
       <w:r>
@@ -5451,8 +6878,8 @@
         <w:t xml:space="preserve">— TMUX-CH-01..08 entries</w:t>
       </w:r>
     </w:p>
-    <w:bookmarkEnd w:id="28"/>
-    <w:bookmarkEnd w:id="29"/>
+    <w:bookmarkEnd w:id="36"/>
+    <w:bookmarkEnd w:id="37"/>
     <w:sectPr>
       <w:footnotePr>
         <w:numRestart w:val="eachSect"/>
@@ -5848,6 +7275,39 @@
     </w:lvlOverride>
   </w:num>
   <w:num w:numId="1005">
+    <w:abstractNumId w:val="991"/>
+  </w:num>
+  <w:num w:numId="1006">
+    <w:abstractNumId w:val="99411"/>
+    <w:lvlOverride w:ilvl="0">
+      <w:startOverride w:val="1"/>
+    </w:lvlOverride>
+    <w:lvlOverride w:ilvl="1">
+      <w:startOverride w:val="1"/>
+    </w:lvlOverride>
+    <w:lvlOverride w:ilvl="2">
+      <w:startOverride w:val="1"/>
+    </w:lvlOverride>
+    <w:lvlOverride w:ilvl="3">
+      <w:startOverride w:val="1"/>
+    </w:lvlOverride>
+    <w:lvlOverride w:ilvl="4">
+      <w:startOverride w:val="1"/>
+    </w:lvlOverride>
+    <w:lvlOverride w:ilvl="5">
+      <w:startOverride w:val="1"/>
+    </w:lvlOverride>
+    <w:lvlOverride w:ilvl="6">
+      <w:startOverride w:val="1"/>
+    </w:lvlOverride>
+    <w:lvlOverride w:ilvl="7">
+      <w:startOverride w:val="1"/>
+    </w:lvlOverride>
+    <w:lvlOverride w:ilvl="8">
+      <w:startOverride w:val="1"/>
+    </w:lvlOverride>
+  </w:num>
+  <w:num w:numId="1007">
     <w:abstractNumId w:val="991"/>
   </w:num>
 </w:numbering>

--- a/docs/guide/README.docx
+++ b/docs/guide/README.docx
@@ -10,7 +10,7 @@
         <w:t xml:space="preserve">README</w:t>
       </w:r>
     </w:p>
-    <w:bookmarkStart w:id="37" w:name="X4f0bb0d16dcaed20576c6215ce75f318c7ecfff"/>
+    <w:bookmarkStart w:id="38" w:name="X4f0bb0d16dcaed20576c6215ce75f318c7ecfff"/>
     <w:p>
       <w:pPr>
         <w:pStyle w:val="Heading1"/>
@@ -3919,13 +3919,13 @@
     </w:p>
     <w:bookmarkEnd w:id="19"/>
     <w:bookmarkEnd w:id="20"/>
-    <w:bookmarkStart w:id="28" w:name="X20b68b040a68caa8300b5d501e0c6d7b87fcfd6"/>
+    <w:bookmarkStart w:id="29" w:name="X1d1c533524020daec84664bbab704119217f957"/>
     <w:p>
       <w:pPr>
         <w:pStyle w:val="Heading2"/>
       </w:pPr>
       <w:r>
-        <w:t xml:space="preserve">§5.7 Clipboard — multi-line copy + paste-IN + modifier-drag (v1.0.14 / v1.0.15)</w:t>
+        <w:t xml:space="preserve">§5.7 Clipboard — native selection by default, tmux mouse on demand, paste-IN</w:t>
       </w:r>
     </w:p>
     <w:p>
@@ -3960,7 +3960,173 @@
         <w:t xml:space="preserve">scripts/tmux.conf.template</w:t>
       </w:r>
       <w:r>
-        <w:t xml:space="preserve">) wires four cooperating mechanisms so every clipboard surface is reachable from every device — mouse, keyboard, and modifier-drag inside mouse-tracking TUIs (Claude Code, vim, less, htop).</w:t>
+        <w:t xml:space="preserve">) defaults to</w:t>
+      </w:r>
+      <w:r>
+        <w:t xml:space="preserve"> </w:t>
+      </w:r>
+      <w:r>
+        <w:rPr>
+          <w:rStyle w:val="VerbatimChar"/>
+          <w:b/>
+          <w:bCs/>
+        </w:rPr>
+        <w:t xml:space="preserve">set -g mouse off</w:t>
+      </w:r>
+      <w:r>
+        <w:t xml:space="preserve">, so the</w:t>
+      </w:r>
+      <w:r>
+        <w:t xml:space="preserve"> </w:t>
+      </w:r>
+      <w:r>
+        <w:rPr>
+          <w:b/>
+          <w:bCs/>
+        </w:rPr>
+        <w:t xml:space="preserve">terminal owns the mouse</w:t>
+      </w:r>
+      <w:r>
+        <w:t xml:space="preserve">: native click-drag selection (including multi-line), right-click → Copy, and native scroll all work — identically on Linux and macOS, on every emulator (iTerm2, Terminal.app, GNOME Terminal, WezTerm, …), inside or outside a full-screen TUI such as Claude Code / HelixCode. This is the recommended copy/paste path.</w:t>
+      </w:r>
+      <w:r>
+        <w:t xml:space="preserve"> </w:t>
+      </w:r>
+      <w:r>
+        <w:rPr>
+          <w:rStyle w:val="VerbatimChar"/>
+          <w:b/>
+          <w:bCs/>
+        </w:rPr>
+        <w:t xml:space="preserve">prefix m</w:t>
+      </w:r>
+      <w:r>
+        <w:t xml:space="preserve"> </w:t>
+      </w:r>
+      <w:r>
+        <w:t xml:space="preserve">enables tmux's own mouse on demand (wheel scrollback inside TUIs + drag-copy to the OS clipboard);</w:t>
+      </w:r>
+      <w:r>
+        <w:t xml:space="preserve"> </w:t>
+      </w:r>
+      <w:r>
+        <w:rPr>
+          <w:rStyle w:val="VerbatimChar"/>
+          <w:b/>
+          <w:bCs/>
+        </w:rPr>
+        <w:t xml:space="preserve">prefix P</w:t>
+      </w:r>
+      <w:r>
+        <w:t xml:space="preserve"> </w:t>
+      </w:r>
+      <w:r>
+        <w:t xml:space="preserve">pastes the OS clipboard into a pane.</w:t>
+      </w:r>
+    </w:p>
+    <w:p>
+      <w:pPr>
+        <w:pStyle w:val="BodyText"/>
+      </w:pPr>
+      <w:r>
+        <w:t xml:space="preserve">Why the default is</w:t>
+      </w:r>
+      <w:r>
+        <w:t xml:space="preserve"> </w:t>
+      </w:r>
+      <w:r>
+        <w:rPr>
+          <w:rStyle w:val="VerbatimChar"/>
+        </w:rPr>
+        <w:t xml:space="preserve">mouse off</w:t>
+      </w:r>
+      <w:r>
+        <w:t xml:space="preserve">: a wire-level test (test 59) proved that with</w:t>
+      </w:r>
+      <w:r>
+        <w:t xml:space="preserve"> </w:t>
+      </w:r>
+      <w:r>
+        <w:rPr>
+          <w:rStyle w:val="VerbatimChar"/>
+        </w:rPr>
+        <w:t xml:space="preserve">mouse on</w:t>
+      </w:r>
+      <w:r>
+        <w:t xml:space="preserve"> </w:t>
+      </w:r>
+      <w:r>
+        <w:t xml:space="preserve">tmux emitted mouse-tracking DECSET enables (</w:t>
+      </w:r>
+      <w:r>
+        <w:rPr>
+          <w:rStyle w:val="VerbatimChar"/>
+        </w:rPr>
+        <w:t xml:space="preserve">CSI ?1000h</w:t>
+      </w:r>
+      <w:r>
+        <w:t xml:space="preserve"> </w:t>
+      </w:r>
+      <w:r>
+        <w:t xml:space="preserve">/</w:t>
+      </w:r>
+      <w:r>
+        <w:t xml:space="preserve"> </w:t>
+      </w:r>
+      <w:r>
+        <w:rPr>
+          <w:rStyle w:val="VerbatimChar"/>
+        </w:rPr>
+        <w:t xml:space="preserve">?1002h</w:t>
+      </w:r>
+      <w:r>
+        <w:t xml:space="preserve"> </w:t>
+      </w:r>
+      <w:r>
+        <w:t xml:space="preserve">/</w:t>
+      </w:r>
+      <w:r>
+        <w:t xml:space="preserve"> </w:t>
+      </w:r>
+      <w:r>
+        <w:rPr>
+          <w:rStyle w:val="VerbatimChar"/>
+        </w:rPr>
+        <w:t xml:space="preserve">?1006h</w:t>
+      </w:r>
+      <w:r>
+        <w:t xml:space="preserve">) that</w:t>
+      </w:r>
+      <w:r>
+        <w:t xml:space="preserve"> </w:t>
+      </w:r>
+      <w:r>
+        <w:rPr>
+          <w:b/>
+          <w:bCs/>
+        </w:rPr>
+        <w:t xml:space="preserve">suppressed</w:t>
+      </w:r>
+      <w:r>
+        <w:t xml:space="preserve"> </w:t>
+      </w:r>
+      <w:r>
+        <w:t xml:space="preserve">the emulator's native selection and right-click → Copy — the root cause of the long-standing "can't select / copy" reports. With</w:t>
+      </w:r>
+      <w:r>
+        <w:t xml:space="preserve"> </w:t>
+      </w:r>
+      <w:r>
+        <w:rPr>
+          <w:rStyle w:val="VerbatimChar"/>
+        </w:rPr>
+        <w:t xml:space="preserve">mouse off</w:t>
+      </w:r>
+      <w:r>
+        <w:t xml:space="preserve"> </w:t>
+      </w:r>
+      <w:r>
+        <w:t xml:space="preserve">tmux emits none of those enables, so the native mouse is unobstructed.</w:t>
       </w:r>
     </w:p>
     <w:bookmarkStart w:id="21" w:name="quick-reference"/>
@@ -4017,122 +4183,179 @@
               <w:pStyle w:val="Compact"/>
             </w:pPr>
             <w:r>
-              <w:t xml:space="preserve">Select &amp; copy plain shell output</w:t>
-            </w:r>
-          </w:p>
-        </w:tc>
-        <w:tc>
-          <w:tcPr/>
-          <w:p>
-            <w:pPr>
-              <w:pStyle w:val="Compact"/>
-            </w:pPr>
-            <w:r>
-              <w:t xml:space="preserve">drag with mouse, release — read back via</w:t>
-            </w:r>
-            <w:r>
-              <w:t xml:space="preserve"> </w:t>
-            </w:r>
-            <w:r>
-              <w:rPr>
-                <w:rStyle w:val="VerbatimChar"/>
-              </w:rPr>
-              <w:t xml:space="preserve">pbpaste</w:t>
-            </w:r>
-            <w:r>
-              <w:t xml:space="preserve"> </w:t>
-            </w:r>
-            <w:r>
-              <w:t xml:space="preserve">/</w:t>
-            </w:r>
-            <w:r>
-              <w:t xml:space="preserve"> </w:t>
-            </w:r>
-            <w:r>
-              <w:rPr>
-                <w:rStyle w:val="VerbatimChar"/>
-              </w:rPr>
-              <w:t xml:space="preserve">wl-paste</w:t>
-            </w:r>
-            <w:r>
-              <w:t xml:space="preserve"> </w:t>
-            </w:r>
-            <w:r>
-              <w:t xml:space="preserve">/</w:t>
-            </w:r>
-            <w:r>
-              <w:t xml:space="preserve"> </w:t>
-            </w:r>
-            <w:r>
-              <w:rPr>
-                <w:rStyle w:val="VerbatimChar"/>
-              </w:rPr>
-              <w:t xml:space="preserve">xclip -o</w:t>
-            </w:r>
-            <w:r>
-              <w:t xml:space="preserve"> </w:t>
-            </w:r>
-            <w:r>
-              <w:t xml:space="preserve">/</w:t>
-            </w:r>
-            <w:r>
-              <w:t xml:space="preserve"> </w:t>
-            </w:r>
-            <w:r>
-              <w:rPr>
-                <w:rStyle w:val="VerbatimChar"/>
-              </w:rPr>
-              <w:t xml:space="preserve">termux-clipboard-get</w:t>
-            </w:r>
-          </w:p>
-        </w:tc>
-      </w:tr>
-      <w:tr>
-        <w:tc>
-          <w:tcPr/>
-          <w:p>
-            <w:pPr>
-              <w:pStyle w:val="Compact"/>
-            </w:pPr>
-            <w:r>
-              <w:t xml:space="preserve">Select &amp; copy inside Claude Code et al.</w:t>
-            </w:r>
-          </w:p>
-        </w:tc>
-        <w:tc>
-          <w:tcPr/>
-          <w:p>
-            <w:pPr>
-              <w:pStyle w:val="Compact"/>
-            </w:pPr>
-            <w:r>
               <w:rPr>
                 <w:b/>
                 <w:bCs/>
               </w:rPr>
-              <w:t xml:space="preserve">Alt-drag</w:t>
-            </w:r>
-            <w:r>
-              <w:t xml:space="preserve"> </w:t>
-            </w:r>
-            <w:r>
-              <w:t xml:space="preserve">(macOS) OR</w:t>
-            </w:r>
-            <w:r>
-              <w:t xml:space="preserve"> </w:t>
-            </w:r>
+              <w:t xml:space="preserve">Select &amp; copy anything (default)</w:t>
+            </w:r>
+            <w:r>
+              <w:t xml:space="preserve"> </w:t>
+            </w:r>
+            <w:r>
+              <w:t xml:space="preserve">— plain shell, Claude Code, vim, less, htop</w:t>
+            </w:r>
+          </w:p>
+        </w:tc>
+        <w:tc>
+          <w:tcPr/>
+          <w:p>
+            <w:pPr>
+              <w:pStyle w:val="Compact"/>
+            </w:pPr>
             <w:r>
               <w:rPr>
                 <w:b/>
                 <w:bCs/>
               </w:rPr>
-              <w:t xml:space="preserve">Shift-drag</w:t>
-            </w:r>
-            <w:r>
-              <w:t xml:space="preserve"> </w:t>
-            </w:r>
-            <w:r>
-              <w:t xml:space="preserve">(Linux)</w:t>
+              <w:t xml:space="preserve">native click-drag</w:t>
+            </w:r>
+            <w:r>
+              <w:t xml:space="preserve"> </w:t>
+            </w:r>
+            <w:r>
+              <w:t xml:space="preserve">(multi-line OK) →</w:t>
+            </w:r>
+            <w:r>
+              <w:t xml:space="preserve"> </w:t>
+            </w:r>
+            <w:r>
+              <w:rPr>
+                <w:rStyle w:val="VerbatimChar"/>
+              </w:rPr>
+              <w:t xml:space="preserve">Cmd-C</w:t>
+            </w:r>
+            <w:r>
+              <w:t xml:space="preserve"> </w:t>
+            </w:r>
+            <w:r>
+              <w:t xml:space="preserve">/ right-click → Copy</w:t>
+            </w:r>
+          </w:p>
+        </w:tc>
+      </w:tr>
+      <w:tr>
+        <w:tc>
+          <w:tcPr/>
+          <w:p>
+            <w:pPr>
+              <w:pStyle w:val="Compact"/>
+            </w:pPr>
+            <w:r>
+              <w:t xml:space="preserve">Paste OS clipboard INTO the pane</w:t>
+            </w:r>
+          </w:p>
+        </w:tc>
+        <w:tc>
+          <w:tcPr/>
+          <w:p>
+            <w:pPr>
+              <w:pStyle w:val="Compact"/>
+            </w:pPr>
+            <w:r>
+              <w:t xml:space="preserve">native</w:t>
+            </w:r>
+            <w:r>
+              <w:t xml:space="preserve"> </w:t>
+            </w:r>
+            <w:r>
+              <w:rPr>
+                <w:rStyle w:val="VerbatimChar"/>
+              </w:rPr>
+              <w:t xml:space="preserve">Cmd-V</w:t>
+            </w:r>
+            <w:r>
+              <w:t xml:space="preserve"> </w:t>
+            </w:r>
+            <w:r>
+              <w:t xml:space="preserve">/ right-click → Paste,</w:t>
+            </w:r>
+            <w:r>
+              <w:t xml:space="preserve"> </w:t>
+            </w:r>
+            <w:r>
+              <w:rPr>
+                <w:b/>
+                <w:bCs/>
+              </w:rPr>
+              <w:t xml:space="preserve">or</w:t>
+            </w:r>
+            <w:r>
+              <w:t xml:space="preserve"> </w:t>
+            </w:r>
+            <w:r>
+              <w:rPr>
+                <w:rStyle w:val="VerbatimChar"/>
+              </w:rPr>
+              <w:t xml:space="preserve">prefix + P</w:t>
+            </w:r>
+            <w:r>
+              <w:t xml:space="preserve"> </w:t>
+            </w:r>
+            <w:r>
+              <w:t xml:space="preserve">(capital — lowercase is</w:t>
+            </w:r>
+            <w:r>
+              <w:t xml:space="preserve"> </w:t>
+            </w:r>
+            <w:r>
+              <w:rPr>
+                <w:rStyle w:val="VerbatimChar"/>
+              </w:rPr>
+              <w:t xml:space="preserve">previous-window</w:t>
+            </w:r>
+            <w:r>
+              <w:t xml:space="preserve">)</w:t>
+            </w:r>
+          </w:p>
+        </w:tc>
+      </w:tr>
+      <w:tr>
+        <w:tc>
+          <w:tcPr/>
+          <w:p>
+            <w:pPr>
+              <w:pStyle w:val="Compact"/>
+            </w:pPr>
+            <w:r>
+              <w:t xml:space="preserve">Wheel-scroll tmux scrollback inside a TUI, or tmux drag-copy to clipboard</w:t>
+            </w:r>
+          </w:p>
+        </w:tc>
+        <w:tc>
+          <w:tcPr/>
+          <w:p>
+            <w:pPr>
+              <w:pStyle w:val="Compact"/>
+            </w:pPr>
+            <w:r>
+              <w:rPr>
+                <w:rStyle w:val="VerbatimChar"/>
+                <w:b/>
+                <w:bCs/>
+              </w:rPr>
+              <w:t xml:space="preserve">prefix + m</w:t>
+            </w:r>
+            <w:r>
+              <w:t xml:space="preserve"> </w:t>
+            </w:r>
+            <w:r>
+              <w:t xml:space="preserve">(toggle tmux mouse ON) → wheel / drag;</w:t>
+            </w:r>
+            <w:r>
+              <w:t xml:space="preserve"> </w:t>
+            </w:r>
+            <w:r>
+              <w:rPr>
+                <w:rStyle w:val="VerbatimChar"/>
+              </w:rPr>
+              <w:t xml:space="preserve">prefix + m</w:t>
+            </w:r>
+            <w:r>
+              <w:t xml:space="preserve"> </w:t>
+            </w:r>
+            <w:r>
+              <w:t xml:space="preserve">again to return to native</w:t>
             </w:r>
           </w:p>
         </w:tc>
@@ -4224,60 +4447,15 @@
           </w:p>
         </w:tc>
       </w:tr>
-      <w:tr>
-        <w:tc>
-          <w:tcPr/>
-          <w:p>
-            <w:pPr>
-              <w:pStyle w:val="Compact"/>
-            </w:pPr>
-            <w:r>
-              <w:t xml:space="preserve">Paste OS clipboard INTO the pane</w:t>
-            </w:r>
-          </w:p>
-        </w:tc>
-        <w:tc>
-          <w:tcPr/>
-          <w:p>
-            <w:pPr>
-              <w:pStyle w:val="Compact"/>
-            </w:pPr>
-            <w:r>
-              <w:rPr>
-                <w:rStyle w:val="VerbatimChar"/>
-              </w:rPr>
-              <w:t xml:space="preserve">prefix + P</w:t>
-            </w:r>
-            <w:r>
-              <w:t xml:space="preserve"> </w:t>
-            </w:r>
-            <w:r>
-              <w:t xml:space="preserve">(capital — lowercase is</w:t>
-            </w:r>
-            <w:r>
-              <w:t xml:space="preserve"> </w:t>
-            </w:r>
-            <w:r>
-              <w:rPr>
-                <w:rStyle w:val="VerbatimChar"/>
-              </w:rPr>
-              <w:t xml:space="preserve">previous-window</w:t>
-            </w:r>
-            <w:r>
-              <w:t xml:space="preserve">)</w:t>
-            </w:r>
-          </w:p>
-        </w:tc>
-      </w:tr>
     </w:tbl>
     <w:bookmarkEnd w:id="21"/>
-    <w:bookmarkStart w:id="22" w:name="the-four-mechanisms"/>
+    <w:bookmarkStart w:id="22" w:name="the-mechanisms"/>
     <w:p>
       <w:pPr>
         <w:pStyle w:val="Heading3"/>
       </w:pPr>
       <w:r>
-        <w:t xml:space="preserve">The four mechanisms</w:t>
+        <w:t xml:space="preserve">The mechanisms</w:t>
       </w:r>
     </w:p>
     <w:p>
@@ -4293,7 +4471,7 @@
           <w:b/>
           <w:bCs/>
         </w:rPr>
-        <w:t xml:space="preserve">@clip</w:t>
+        <w:t xml:space="preserve">mouse off</w:t>
       </w:r>
       <w:r>
         <w:rPr>
@@ -4307,73 +4485,72 @@
           <w:b/>
           <w:bCs/>
         </w:rPr>
-        <w:t xml:space="preserve">user option</w:t>
-      </w:r>
-      <w:r>
-        <w:t xml:space="preserve"> </w:t>
-      </w:r>
-      <w:r>
-        <w:t xml:space="preserve">— OS-adaptive WRITE pipeline (pbcopy → wl-copy → xclip → termux-clipboard-set → OSC-52 fallback).</w:t>
-      </w:r>
-      <w:r>
-        <w:t xml:space="preserve"> </w:t>
-      </w:r>
-      <w:r>
-        <w:rPr>
-          <w:rStyle w:val="VerbatimChar"/>
-        </w:rPr>
-        <w:t xml:space="preserve">copy-pipe-and-cancel "#{@clip}"</w:t>
-      </w:r>
-      <w:r>
-        <w:t xml:space="preserve"> </w:t>
-      </w:r>
-      <w:r>
-        <w:t xml:space="preserve">routes every</w:t>
-      </w:r>
-      <w:r>
-        <w:t xml:space="preserve"> </w:t>
-      </w:r>
-      <w:r>
-        <w:rPr>
-          <w:rStyle w:val="VerbatimChar"/>
-        </w:rPr>
-        <w:t xml:space="preserve">y</w:t>
-      </w:r>
-      <w:r>
-        <w:t xml:space="preserve"> </w:t>
-      </w:r>
-      <w:r>
-        <w:t xml:space="preserve">/</w:t>
-      </w:r>
-      <w:r>
-        <w:t xml:space="preserve"> </w:t>
-      </w:r>
-      <w:r>
-        <w:rPr>
-          <w:rStyle w:val="VerbatimChar"/>
-        </w:rPr>
-        <w:t xml:space="preserve">Enter</w:t>
-      </w:r>
-      <w:r>
-        <w:t xml:space="preserve"> </w:t>
-      </w:r>
-      <w:r>
-        <w:t xml:space="preserve">/</w:t>
-      </w:r>
-      <w:r>
-        <w:t xml:space="preserve"> </w:t>
-      </w:r>
-      <w:r>
-        <w:rPr>
-          <w:rStyle w:val="VerbatimChar"/>
-        </w:rPr>
-        <w:t xml:space="preserve">MouseDragEnd1Pane</w:t>
-      </w:r>
-      <w:r>
-        <w:t xml:space="preserve"> </w:t>
-      </w:r>
-      <w:r>
-        <w:t xml:space="preserve">selection through it.</w:t>
+        <w:t xml:space="preserve">default +</w:t>
+      </w:r>
+      <w:r>
+        <w:rPr>
+          <w:b/>
+          <w:bCs/>
+        </w:rPr>
+        <w:t xml:space="preserve"> </w:t>
+      </w:r>
+      <w:r>
+        <w:rPr>
+          <w:rStyle w:val="VerbatimChar"/>
+          <w:b/>
+          <w:bCs/>
+        </w:rPr>
+        <w:t xml:space="preserve">prefix m</w:t>
+      </w:r>
+      <w:r>
+        <w:rPr>
+          <w:b/>
+          <w:bCs/>
+        </w:rPr>
+        <w:t xml:space="preserve"> </w:t>
+      </w:r>
+      <w:r>
+        <w:rPr>
+          <w:b/>
+          <w:bCs/>
+        </w:rPr>
+        <w:t xml:space="preserve">toggle</w:t>
+      </w:r>
+      <w:r>
+        <w:t xml:space="preserve"> </w:t>
+      </w:r>
+      <w:r>
+        <w:t xml:space="preserve">—</w:t>
+      </w:r>
+      <w:r>
+        <w:t xml:space="preserve"> </w:t>
+      </w:r>
+      <w:r>
+        <w:rPr>
+          <w:rStyle w:val="VerbatimChar"/>
+        </w:rPr>
+        <w:t xml:space="preserve">set -g mouse off</w:t>
+      </w:r>
+      <w:r>
+        <w:t xml:space="preserve"> </w:t>
+      </w:r>
+      <w:r>
+        <w:t xml:space="preserve">ships as the default so the terminal's native selection / right-click → Copy / scroll are unobstructed (no mouse-tracking DECSET enables emitted).</w:t>
+      </w:r>
+      <w:r>
+        <w:t xml:space="preserve"> </w:t>
+      </w:r>
+      <w:r>
+        <w:rPr>
+          <w:rStyle w:val="VerbatimChar"/>
+        </w:rPr>
+        <w:t xml:space="preserve">bind m set -g mouse \; display-message '…'</w:t>
+      </w:r>
+      <w:r>
+        <w:t xml:space="preserve"> </w:t>
+      </w:r>
+      <w:r>
+        <w:t xml:space="preserve">toggles tmux mouse ON on demand for wheel scrollback inside a TUI and tmux drag-copy, and back OFF to native. (tmux toggles a flag/choice option when its value is omitted.)</w:t>
       </w:r>
     </w:p>
     <w:p>
@@ -4389,7 +4566,7 @@
           <w:b/>
           <w:bCs/>
         </w:rPr>
-        <w:t xml:space="preserve">@clip-read</w:t>
+        <w:t xml:space="preserve">@clip</w:t>
       </w:r>
       <w:r>
         <w:rPr>
@@ -4403,25 +4580,88 @@
           <w:b/>
           <w:bCs/>
         </w:rPr>
-        <w:t xml:space="preserve">user option (v1.0.15)</w:t>
-      </w:r>
-      <w:r>
-        <w:t xml:space="preserve"> </w:t>
-      </w:r>
-      <w:r>
-        <w:t xml:space="preserve">— symmetric READ pipeline (pbpaste → wl-paste → xclip -o → termux-clipboard-get → empty). Drives</w:t>
-      </w:r>
-      <w:r>
-        <w:t xml:space="preserve"> </w:t>
-      </w:r>
-      <w:r>
-        <w:rPr>
-          <w:rStyle w:val="VerbatimChar"/>
-        </w:rPr>
-        <w:t xml:space="preserve">prefix + P</w:t>
-      </w:r>
-      <w:r>
-        <w:t xml:space="preserve">.</w:t>
+        <w:t xml:space="preserve">user option</w:t>
+      </w:r>
+      <w:r>
+        <w:t xml:space="preserve"> </w:t>
+      </w:r>
+      <w:r>
+        <w:t xml:space="preserve">— OS-adaptive WRITE pipeline (pbcopy → wl-copy → xclip → termux-clipboard-set → OSC-52 fallback).</w:t>
+      </w:r>
+      <w:r>
+        <w:t xml:space="preserve"> </w:t>
+      </w:r>
+      <w:r>
+        <w:rPr>
+          <w:rStyle w:val="VerbatimChar"/>
+        </w:rPr>
+        <w:t xml:space="preserve">copy-pipe-and-cancel "#{@clip}"</w:t>
+      </w:r>
+      <w:r>
+        <w:t xml:space="preserve"> </w:t>
+      </w:r>
+      <w:r>
+        <w:t xml:space="preserve">routes every tmux</w:t>
+      </w:r>
+      <w:r>
+        <w:t xml:space="preserve"> </w:t>
+      </w:r>
+      <w:r>
+        <w:rPr>
+          <w:rStyle w:val="VerbatimChar"/>
+        </w:rPr>
+        <w:t xml:space="preserve">y</w:t>
+      </w:r>
+      <w:r>
+        <w:t xml:space="preserve"> </w:t>
+      </w:r>
+      <w:r>
+        <w:t xml:space="preserve">/</w:t>
+      </w:r>
+      <w:r>
+        <w:t xml:space="preserve"> </w:t>
+      </w:r>
+      <w:r>
+        <w:rPr>
+          <w:rStyle w:val="VerbatimChar"/>
+        </w:rPr>
+        <w:t xml:space="preserve">Enter</w:t>
+      </w:r>
+      <w:r>
+        <w:t xml:space="preserve"> </w:t>
+      </w:r>
+      <w:r>
+        <w:t xml:space="preserve">/</w:t>
+      </w:r>
+      <w:r>
+        <w:t xml:space="preserve"> </w:t>
+      </w:r>
+      <w:r>
+        <w:rPr>
+          <w:rStyle w:val="VerbatimChar"/>
+        </w:rPr>
+        <w:t xml:space="preserve">MouseDragEnd1Pane</w:t>
+      </w:r>
+      <w:r>
+        <w:t xml:space="preserve"> </w:t>
+      </w:r>
+      <w:r>
+        <w:t xml:space="preserve">selection through it (used in the</w:t>
+      </w:r>
+      <w:r>
+        <w:t xml:space="preserve"> </w:t>
+      </w:r>
+      <w:r>
+        <w:rPr>
+          <w:rStyle w:val="VerbatimChar"/>
+        </w:rPr>
+        <w:t xml:space="preserve">mouse on</w:t>
+      </w:r>
+      <w:r>
+        <w:t xml:space="preserve"> </w:t>
+      </w:r>
+      <w:r>
+        <w:t xml:space="preserve">state).</w:t>
       </w:r>
     </w:p>
     <w:p>
@@ -4433,100 +4673,43 @@
       </w:pPr>
       <w:r>
         <w:rPr>
+          <w:rStyle w:val="VerbatimChar"/>
           <w:b/>
           <w:bCs/>
         </w:rPr>
-        <w:t xml:space="preserve">Modifier-drag overrides (v1.0.15)</w:t>
-      </w:r>
-      <w:r>
-        <w:t xml:space="preserve"> </w:t>
-      </w:r>
-      <w:r>
-        <w:t xml:space="preserve">—</w:t>
-      </w:r>
-      <w:r>
-        <w:t xml:space="preserve"> </w:t>
-      </w:r>
-      <w:r>
-        <w:rPr>
-          <w:rStyle w:val="VerbatimChar"/>
-        </w:rPr>
-        <w:t xml:space="preserve">bind -n M-MouseDrag1Pane copy-mode -M</w:t>
-      </w:r>
-      <w:r>
-        <w:t xml:space="preserve"> </w:t>
-      </w:r>
-      <w:r>
-        <w:t xml:space="preserve">+</w:t>
-      </w:r>
-      <w:r>
-        <w:t xml:space="preserve"> </w:t>
-      </w:r>
-      <w:r>
-        <w:rPr>
-          <w:rStyle w:val="VerbatimChar"/>
-        </w:rPr>
-        <w:t xml:space="preserve">bind -n S-MouseDrag1Pane copy-mode -M</w:t>
-      </w:r>
-      <w:r>
-        <w:t xml:space="preserve">. When a TUI captures mouse events (Claude Code's alt-screen + DECSET 1002/1003), the unmodified</w:t>
-      </w:r>
-      <w:r>
-        <w:t xml:space="preserve"> </w:t>
-      </w:r>
-      <w:r>
-        <w:rPr>
-          <w:rStyle w:val="VerbatimChar"/>
-        </w:rPr>
-        <w:t xml:space="preserve">MouseDrag1Pane</w:t>
-      </w:r>
-      <w:r>
-        <w:t xml:space="preserve"> </w:t>
-      </w:r>
-      <w:r>
-        <w:t xml:space="preserve">forwards the drag to the app via</w:t>
-      </w:r>
-      <w:r>
-        <w:t xml:space="preserve"> </w:t>
-      </w:r>
-      <w:r>
-        <w:rPr>
-          <w:rStyle w:val="VerbatimChar"/>
-        </w:rPr>
-        <w:t xml:space="preserve">send -M</w:t>
-      </w:r>
-      <w:r>
-        <w:t xml:space="preserve">. Holding Alt / Option (macOS) or Shift (Linux) prefixes the event with</w:t>
-      </w:r>
-      <w:r>
-        <w:t xml:space="preserve"> </w:t>
-      </w:r>
-      <w:r>
-        <w:rPr>
-          <w:rStyle w:val="VerbatimChar"/>
-        </w:rPr>
-        <w:t xml:space="preserve">M-</w:t>
-      </w:r>
-      <w:r>
-        <w:t xml:space="preserve"> </w:t>
-      </w:r>
-      <w:r>
-        <w:t xml:space="preserve">/</w:t>
-      </w:r>
-      <w:r>
-        <w:t xml:space="preserve"> </w:t>
-      </w:r>
-      <w:r>
-        <w:rPr>
-          <w:rStyle w:val="VerbatimChar"/>
-        </w:rPr>
-        <w:t xml:space="preserve">S-</w:t>
-      </w:r>
-      <w:r>
-        <w:t xml:space="preserve"> </w:t>
-      </w:r>
-      <w:r>
-        <w:t xml:space="preserve">and tmux routes it to copy-mode regardless of the app's mouse mode.</w:t>
+        <w:t xml:space="preserve">@clip-read</w:t>
+      </w:r>
+      <w:r>
+        <w:rPr>
+          <w:b/>
+          <w:bCs/>
+        </w:rPr>
+        <w:t xml:space="preserve"> </w:t>
+      </w:r>
+      <w:r>
+        <w:rPr>
+          <w:b/>
+          <w:bCs/>
+        </w:rPr>
+        <w:t xml:space="preserve">user option</w:t>
+      </w:r>
+      <w:r>
+        <w:t xml:space="preserve"> </w:t>
+      </w:r>
+      <w:r>
+        <w:t xml:space="preserve">— symmetric READ pipeline (pbpaste → wl-paste → xclip -o → termux-clipboard-get → empty). Drives</w:t>
+      </w:r>
+      <w:r>
+        <w:t xml:space="preserve"> </w:t>
+      </w:r>
+      <w:r>
+        <w:rPr>
+          <w:rStyle w:val="VerbatimChar"/>
+        </w:rPr>
+        <w:t xml:space="preserve">prefix + P</w:t>
+      </w:r>
+      <w:r>
+        <w:t xml:space="preserve">.</w:t>
       </w:r>
     </w:p>
     <w:p>
@@ -4541,6 +4724,155 @@
           <w:b/>
           <w:bCs/>
         </w:rPr>
+        <w:t xml:space="preserve">Modifier-drag overrides (fallback for the</w:t>
+      </w:r>
+      <w:r>
+        <w:rPr>
+          <w:b/>
+          <w:bCs/>
+        </w:rPr>
+        <w:t xml:space="preserve"> </w:t>
+      </w:r>
+      <w:r>
+        <w:rPr>
+          <w:rStyle w:val="VerbatimChar"/>
+          <w:b/>
+          <w:bCs/>
+        </w:rPr>
+        <w:t xml:space="preserve">mouse on</w:t>
+      </w:r>
+      <w:r>
+        <w:rPr>
+          <w:b/>
+          <w:bCs/>
+        </w:rPr>
+        <w:t xml:space="preserve"> </w:t>
+      </w:r>
+      <w:r>
+        <w:rPr>
+          <w:b/>
+          <w:bCs/>
+        </w:rPr>
+        <w:t xml:space="preserve">state only)</w:t>
+      </w:r>
+      <w:r>
+        <w:t xml:space="preserve"> </w:t>
+      </w:r>
+      <w:r>
+        <w:t xml:space="preserve">—</w:t>
+      </w:r>
+      <w:r>
+        <w:t xml:space="preserve"> </w:t>
+      </w:r>
+      <w:r>
+        <w:rPr>
+          <w:rStyle w:val="VerbatimChar"/>
+        </w:rPr>
+        <w:t xml:space="preserve">bind -n M-MouseDrag1Pane copy-mode -M</w:t>
+      </w:r>
+      <w:r>
+        <w:t xml:space="preserve"> </w:t>
+      </w:r>
+      <w:r>
+        <w:t xml:space="preserve">+</w:t>
+      </w:r>
+      <w:r>
+        <w:t xml:space="preserve"> </w:t>
+      </w:r>
+      <w:r>
+        <w:rPr>
+          <w:rStyle w:val="VerbatimChar"/>
+        </w:rPr>
+        <w:t xml:space="preserve">bind -n S-MouseDrag1Pane copy-mode -M</w:t>
+      </w:r>
+      <w:r>
+        <w:t xml:space="preserve">. When tmux mouse is ON and a TUI also captures mouse events (Claude Code's alt-screen + DECSET 1002/1003), the unmodified</w:t>
+      </w:r>
+      <w:r>
+        <w:t xml:space="preserve"> </w:t>
+      </w:r>
+      <w:r>
+        <w:rPr>
+          <w:rStyle w:val="VerbatimChar"/>
+        </w:rPr>
+        <w:t xml:space="preserve">MouseDrag1Pane</w:t>
+      </w:r>
+      <w:r>
+        <w:t xml:space="preserve"> </w:t>
+      </w:r>
+      <w:r>
+        <w:t xml:space="preserve">forwards the drag to the app via</w:t>
+      </w:r>
+      <w:r>
+        <w:t xml:space="preserve"> </w:t>
+      </w:r>
+      <w:r>
+        <w:rPr>
+          <w:rStyle w:val="VerbatimChar"/>
+        </w:rPr>
+        <w:t xml:space="preserve">send -M</w:t>
+      </w:r>
+      <w:r>
+        <w:t xml:space="preserve">. Holding Alt / Option (macOS) or Shift (Linux) prefixes the event with</w:t>
+      </w:r>
+      <w:r>
+        <w:t xml:space="preserve"> </w:t>
+      </w:r>
+      <w:r>
+        <w:rPr>
+          <w:rStyle w:val="VerbatimChar"/>
+        </w:rPr>
+        <w:t xml:space="preserve">M-</w:t>
+      </w:r>
+      <w:r>
+        <w:t xml:space="preserve"> </w:t>
+      </w:r>
+      <w:r>
+        <w:t xml:space="preserve">/</w:t>
+      </w:r>
+      <w:r>
+        <w:t xml:space="preserve"> </w:t>
+      </w:r>
+      <w:r>
+        <w:rPr>
+          <w:rStyle w:val="VerbatimChar"/>
+        </w:rPr>
+        <w:t xml:space="preserve">S-</w:t>
+      </w:r>
+      <w:r>
+        <w:t xml:space="preserve"> </w:t>
+      </w:r>
+      <w:r>
+        <w:t xml:space="preserve">and tmux routes it to copy-mode regardless of the app's mouse mode. Not needed in the default</w:t>
+      </w:r>
+      <w:r>
+        <w:t xml:space="preserve"> </w:t>
+      </w:r>
+      <w:r>
+        <w:rPr>
+          <w:rStyle w:val="VerbatimChar"/>
+        </w:rPr>
+        <w:t xml:space="preserve">mouse off</w:t>
+      </w:r>
+      <w:r>
+        <w:t xml:space="preserve"> </w:t>
+      </w:r>
+      <w:r>
+        <w:t xml:space="preserve">state, where native selection works with no modifier.</w:t>
+      </w:r>
+    </w:p>
+    <w:p>
+      <w:pPr>
+        <w:numPr>
+          <w:ilvl w:val="0"/>
+          <w:numId w:val="1004"/>
+        </w:numPr>
+      </w:pPr>
+      <w:r>
+        <w:rPr>
+          <w:b/>
+          <w:bCs/>
+        </w:rPr>
         <w:t xml:space="preserve">Bracketed-paste on paste-IN</w:t>
       </w:r>
       <w:r>
@@ -4556,7 +4888,7 @@
         <w:rPr>
           <w:rStyle w:val="VerbatimChar"/>
         </w:rPr>
-        <w:t xml:space="preserve">bind P run -b 'tmux load-buffer - &lt;&lt;&lt; "$(#{@clip-read})" \; tmux paste-buffer -p'</w:t>
+        <w:t xml:space="preserve">bind P run -b 'sh -c "pbpaste 2&gt;/dev/null || wl-paste -n 2&gt;/dev/null || xclip -o -selection clipboard 2&gt;/dev/null || termux-clipboard-get 2&gt;/dev/null" | tmux load-buffer - &amp;&amp; tmux paste-buffer -p'</w:t>
       </w:r>
       <w:r>
         <w:t xml:space="preserve">. The</w:t>
@@ -5071,7 +5403,37 @@
         <w:t xml:space="preserve"> </w:t>
       </w:r>
       <w:r>
-        <w:t xml:space="preserve">— quick recipes, OS-by-OS modifier choice, troubleshooting (Alt-drag captured by terminal, empty</w:t>
+        <w:t xml:space="preserve">— quick recipes (native selection by default +</w:t>
+      </w:r>
+      <w:r>
+        <w:t xml:space="preserve"> </w:t>
+      </w:r>
+      <w:r>
+        <w:rPr>
+          <w:rStyle w:val="VerbatimChar"/>
+        </w:rPr>
+        <w:t xml:space="preserve">prefix m</w:t>
+      </w:r>
+      <w:r>
+        <w:t xml:space="preserve"> </w:t>
+      </w:r>
+      <w:r>
+        <w:t xml:space="preserve">on demand),</w:t>
+      </w:r>
+      <w:r>
+        <w:t xml:space="preserve"> </w:t>
+      </w:r>
+      <w:r>
+        <w:rPr>
+          <w:rStyle w:val="VerbatimChar"/>
+        </w:rPr>
+        <w:t xml:space="preserve">prefix P</w:t>
+      </w:r>
+      <w:r>
+        <w:t xml:space="preserve"> </w:t>
+      </w:r>
+      <w:r>
+        <w:t xml:space="preserve">paste-IN, troubleshooting (empty</w:t>
       </w:r>
       <w:r>
         <w:t xml:space="preserve"> </w:t>
@@ -5083,17 +5445,32 @@
         <w:t xml:space="preserve">@clip-read</w:t>
       </w:r>
       <w:r>
-        <w:t xml:space="preserve">, post-aborted-drag mouse weirdness).</w:t>
+        <w:t xml:space="preserve">, scrolling tmux history inside a TUI, the</w:t>
+      </w:r>
+      <w:r>
+        <w:t xml:space="preserve"> </w:t>
+      </w:r>
+      <w:r>
+        <w:rPr>
+          <w:rStyle w:val="VerbatimChar"/>
+        </w:rPr>
+        <w:t xml:space="preserve">mouse on</w:t>
+      </w:r>
+      <w:r>
+        <w:t xml:space="preserve"> </w:t>
+      </w:r>
+      <w:r>
+        <w:t xml:space="preserve">modifier-drag fallback).</w:t>
       </w:r>
     </w:p>
     <w:bookmarkEnd w:id="24"/>
-    <w:bookmarkStart w:id="27" w:name="sources-verified-2026-05-28"/>
+    <w:bookmarkStart w:id="26" w:name="sources-verified-2026-06-13"/>
     <w:p>
       <w:pPr>
         <w:pStyle w:val="Heading3"/>
       </w:pPr>
       <w:r>
-        <w:t xml:space="preserve">Sources verified 2026-05-28</w:t>
+        <w:t xml:space="preserve">Sources verified 2026-06-13</w:t>
       </w:r>
     </w:p>
     <w:p>
@@ -5109,158 +5486,7 @@
           <w:b/>
           <w:bCs/>
         </w:rPr>
-        <w:t xml:space="preserve">tmux 3.6a man page</w:t>
-      </w:r>
-      <w:r>
-        <w:t xml:space="preserve"> </w:t>
-      </w:r>
-      <w:r>
-        <w:t xml:space="preserve">—</w:t>
-      </w:r>
-      <w:r>
-        <w:t xml:space="preserve"> </w:t>
-      </w:r>
-      <w:r>
-        <w:rPr>
-          <w:rStyle w:val="VerbatimChar"/>
-        </w:rPr>
-        <w:t xml:space="preserve">man tmux</w:t>
-      </w:r>
-      <w:r>
-        <w:t xml:space="preserve"> </w:t>
-      </w:r>
-      <w:r>
-        <w:t xml:space="preserve">on the host. Confirms</w:t>
-      </w:r>
-      <w:r>
-        <w:t xml:space="preserve"> </w:t>
-      </w:r>
-      <w:r>
-        <w:rPr>
-          <w:rStyle w:val="VerbatimChar"/>
-        </w:rPr>
-        <w:t xml:space="preserve">S-</w:t>
-      </w:r>
-      <w:r>
-        <w:t xml:space="preserve"> </w:t>
-      </w:r>
-      <w:r>
-        <w:t xml:space="preserve">/</w:t>
-      </w:r>
-      <w:r>
-        <w:t xml:space="preserve"> </w:t>
-      </w:r>
-      <w:r>
-        <w:rPr>
-          <w:rStyle w:val="VerbatimChar"/>
-        </w:rPr>
-        <w:t xml:space="preserve">M-</w:t>
-      </w:r>
-      <w:r>
-        <w:t xml:space="preserve"> </w:t>
-      </w:r>
-      <w:r>
-        <w:t xml:space="preserve">modifier prefixes apply to mouse events (</w:t>
-      </w:r>
-      <w:r>
-        <w:rPr>
-          <w:rStyle w:val="VerbatimChar"/>
-        </w:rPr>
-        <w:t xml:space="preserve">MouseDrag1Pane</w:t>
-      </w:r>
-      <w:r>
-        <w:t xml:space="preserve"> </w:t>
-      </w:r>
-      <w:r>
-        <w:t xml:space="preserve">is a key name; key names accept</w:t>
-      </w:r>
-      <w:r>
-        <w:t xml:space="preserve"> </w:t>
-      </w:r>
-      <w:r>
-        <w:rPr>
-          <w:rStyle w:val="VerbatimChar"/>
-        </w:rPr>
-        <w:t xml:space="preserve">C-</w:t>
-      </w:r>
-      <w:r>
-        <w:t xml:space="preserve"> </w:t>
-      </w:r>
-      <w:r>
-        <w:t xml:space="preserve">/</w:t>
-      </w:r>
-      <w:r>
-        <w:t xml:space="preserve"> </w:t>
-      </w:r>
-      <w:r>
-        <w:rPr>
-          <w:rStyle w:val="VerbatimChar"/>
-        </w:rPr>
-        <w:t xml:space="preserve">S-</w:t>
-      </w:r>
-      <w:r>
-        <w:t xml:space="preserve"> </w:t>
-      </w:r>
-      <w:r>
-        <w:t xml:space="preserve">/</w:t>
-      </w:r>
-      <w:r>
-        <w:t xml:space="preserve"> </w:t>
-      </w:r>
-      <w:r>
-        <w:rPr>
-          <w:rStyle w:val="VerbatimChar"/>
-        </w:rPr>
-        <w:t xml:space="preserve">M-</w:t>
-      </w:r>
-      <w:r>
-        <w:t xml:space="preserve"> </w:t>
-      </w:r>
-      <w:r>
-        <w:t xml:space="preserve">prefixes per the "KEY BINDINGS" section); confirms</w:t>
-      </w:r>
-      <w:r>
-        <w:t xml:space="preserve"> </w:t>
-      </w:r>
-      <w:r>
-        <w:rPr>
-          <w:rStyle w:val="VerbatimChar"/>
-        </w:rPr>
-        <w:t xml:space="preserve">paste-buffer -p</w:t>
-      </w:r>
-      <w:r>
-        <w:t xml:space="preserve"> </w:t>
-      </w:r>
-      <w:r>
-        <w:t xml:space="preserve">enables bracketed-paste; confirms</w:t>
-      </w:r>
-      <w:r>
-        <w:t xml:space="preserve"> </w:t>
-      </w:r>
-      <w:r>
-        <w:rPr>
-          <w:rStyle w:val="VerbatimChar"/>
-        </w:rPr>
-        <w:t xml:space="preserve">@</w:t>
-      </w:r>
-      <w:r>
-        <w:t xml:space="preserve">-prefixed user options accept arbitrary string values.</w:t>
-      </w:r>
-    </w:p>
-    <w:p>
-      <w:pPr>
-        <w:pStyle w:val="Compact"/>
-        <w:numPr>
-          <w:ilvl w:val="0"/>
-          <w:numId w:val="1005"/>
-        </w:numPr>
-      </w:pPr>
-      <w:r>
-        <w:rPr>
-          <w:b/>
-          <w:bCs/>
-        </w:rPr>
-        <w:t xml:space="preserve">tmux upstream man page mirror</w:t>
+        <w:t xml:space="preserve">tmux upstream man page</w:t>
       </w:r>
       <w:r>
         <w:t xml:space="preserve"> </w:t>
@@ -5283,7 +5509,7 @@
         <w:t xml:space="preserve"> </w:t>
       </w:r>
       <w:r>
-        <w:t xml:space="preserve">(OpenBSD ships the canonical upstream</w:t>
+        <w:t xml:space="preserve">(re-verified 2026-06-13 via WebFetch; OpenBSD ships the canonical upstream</w:t>
       </w:r>
       <w:r>
         <w:t xml:space="preserve"> </w:t>
@@ -5295,7 +5521,98 @@
         <w:t xml:space="preserve">tmux.1</w:t>
       </w:r>
       <w:r>
-        <w:t xml:space="preserve">).</w:t>
+        <w:t xml:space="preserve">). Confirms</w:t>
+      </w:r>
+      <w:r>
+        <w:t xml:space="preserve"> </w:t>
+      </w:r>
+      <w:r>
+        <w:rPr>
+          <w:rStyle w:val="VerbatimChar"/>
+        </w:rPr>
+        <w:t xml:space="preserve">set-clipboard external</w:t>
+      </w:r>
+      <w:r>
+        <w:t xml:space="preserve"> </w:t>
+      </w:r>
+      <w:r>
+        <w:t xml:space="preserve">"will attempt to set the terminal clipboard but ignore attempts by applications to set tmux buffers" (the OSC-52 copy-OUT path) and that a flag/choice option set with its value omitted toggles its value (the</w:t>
+      </w:r>
+      <w:r>
+        <w:t xml:space="preserve"> </w:t>
+      </w:r>
+      <w:r>
+        <w:rPr>
+          <w:rStyle w:val="VerbatimChar"/>
+        </w:rPr>
+        <w:t xml:space="preserve">prefix m</w:t>
+      </w:r>
+      <w:r>
+        <w:t xml:space="preserve"> </w:t>
+      </w:r>
+      <w:r>
+        <w:t xml:space="preserve">/</w:t>
+      </w:r>
+      <w:r>
+        <w:t xml:space="preserve"> </w:t>
+      </w:r>
+      <w:r>
+        <w:rPr>
+          <w:rStyle w:val="VerbatimChar"/>
+        </w:rPr>
+        <w:t xml:space="preserve">set -g mouse</w:t>
+      </w:r>
+      <w:r>
+        <w:t xml:space="preserve"> </w:t>
+      </w:r>
+      <w:r>
+        <w:t xml:space="preserve">toggle). The</w:t>
+      </w:r>
+      <w:r>
+        <w:t xml:space="preserve"> </w:t>
+      </w:r>
+      <w:r>
+        <w:rPr>
+          <w:rStyle w:val="VerbatimChar"/>
+        </w:rPr>
+        <w:t xml:space="preserve">mouse off</w:t>
+      </w:r>
+      <w:r>
+        <w:t xml:space="preserve"> </w:t>
+      </w:r>
+      <w:r>
+        <w:t xml:space="preserve">⇒ no mouse-tracking DECSET enables behaviour (so native selection / right-click → Copy / scroll is unobstructed) is proven at the wire level in this repo by test 59 (</w:t>
+      </w:r>
+      <w:r>
+        <w:rPr>
+          <w:rStyle w:val="VerbatimChar"/>
+        </w:rPr>
+        <w:t xml:space="preserve">scripts/tests/59_*.sh</w:t>
+      </w:r>
+      <w:r>
+        <w:t xml:space="preserve">), the load-bearing authority for the default-architecture claims above. Canonical binding source:</w:t>
+      </w:r>
+      <w:r>
+        <w:t xml:space="preserve"> </w:t>
+      </w:r>
+      <w:r>
+        <w:rPr>
+          <w:rStyle w:val="VerbatimChar"/>
+        </w:rPr>
+        <w:t xml:space="preserve">scripts/tmux.conf.template</w:t>
+      </w:r>
+      <w:r>
+        <w:t xml:space="preserve">.</w:t>
+      </w:r>
+    </w:p>
+    <w:bookmarkEnd w:id="26"/>
+    <w:bookmarkStart w:id="28" w:name="sources-verified-2026-05-28"/>
+    <w:p>
+      <w:pPr>
+        <w:pStyle w:val="Heading3"/>
+      </w:pPr>
+      <w:r>
+        <w:t xml:space="preserve">Sources verified 2026-05-28</w:t>
       </w:r>
     </w:p>
     <w:p>
@@ -5303,7 +5620,7 @@
         <w:pStyle w:val="Compact"/>
         <w:numPr>
           <w:ilvl w:val="0"/>
-          <w:numId w:val="1005"/>
+          <w:numId w:val="1006"/>
         </w:numPr>
       </w:pPr>
       <w:r>
@@ -5311,6 +5628,208 @@
           <w:b/>
           <w:bCs/>
         </w:rPr>
+        <w:t xml:space="preserve">tmux 3.6a man page</w:t>
+      </w:r>
+      <w:r>
+        <w:t xml:space="preserve"> </w:t>
+      </w:r>
+      <w:r>
+        <w:t xml:space="preserve">—</w:t>
+      </w:r>
+      <w:r>
+        <w:t xml:space="preserve"> </w:t>
+      </w:r>
+      <w:r>
+        <w:rPr>
+          <w:rStyle w:val="VerbatimChar"/>
+        </w:rPr>
+        <w:t xml:space="preserve">man tmux</w:t>
+      </w:r>
+      <w:r>
+        <w:t xml:space="preserve"> </w:t>
+      </w:r>
+      <w:r>
+        <w:t xml:space="preserve">on the host. Confirms</w:t>
+      </w:r>
+      <w:r>
+        <w:t xml:space="preserve"> </w:t>
+      </w:r>
+      <w:r>
+        <w:rPr>
+          <w:rStyle w:val="VerbatimChar"/>
+        </w:rPr>
+        <w:t xml:space="preserve">S-</w:t>
+      </w:r>
+      <w:r>
+        <w:t xml:space="preserve"> </w:t>
+      </w:r>
+      <w:r>
+        <w:t xml:space="preserve">/</w:t>
+      </w:r>
+      <w:r>
+        <w:t xml:space="preserve"> </w:t>
+      </w:r>
+      <w:r>
+        <w:rPr>
+          <w:rStyle w:val="VerbatimChar"/>
+        </w:rPr>
+        <w:t xml:space="preserve">M-</w:t>
+      </w:r>
+      <w:r>
+        <w:t xml:space="preserve"> </w:t>
+      </w:r>
+      <w:r>
+        <w:t xml:space="preserve">modifier prefixes apply to mouse events (</w:t>
+      </w:r>
+      <w:r>
+        <w:rPr>
+          <w:rStyle w:val="VerbatimChar"/>
+        </w:rPr>
+        <w:t xml:space="preserve">MouseDrag1Pane</w:t>
+      </w:r>
+      <w:r>
+        <w:t xml:space="preserve"> </w:t>
+      </w:r>
+      <w:r>
+        <w:t xml:space="preserve">is a key name; key names accept</w:t>
+      </w:r>
+      <w:r>
+        <w:t xml:space="preserve"> </w:t>
+      </w:r>
+      <w:r>
+        <w:rPr>
+          <w:rStyle w:val="VerbatimChar"/>
+        </w:rPr>
+        <w:t xml:space="preserve">C-</w:t>
+      </w:r>
+      <w:r>
+        <w:t xml:space="preserve"> </w:t>
+      </w:r>
+      <w:r>
+        <w:t xml:space="preserve">/</w:t>
+      </w:r>
+      <w:r>
+        <w:t xml:space="preserve"> </w:t>
+      </w:r>
+      <w:r>
+        <w:rPr>
+          <w:rStyle w:val="VerbatimChar"/>
+        </w:rPr>
+        <w:t xml:space="preserve">S-</w:t>
+      </w:r>
+      <w:r>
+        <w:t xml:space="preserve"> </w:t>
+      </w:r>
+      <w:r>
+        <w:t xml:space="preserve">/</w:t>
+      </w:r>
+      <w:r>
+        <w:t xml:space="preserve"> </w:t>
+      </w:r>
+      <w:r>
+        <w:rPr>
+          <w:rStyle w:val="VerbatimChar"/>
+        </w:rPr>
+        <w:t xml:space="preserve">M-</w:t>
+      </w:r>
+      <w:r>
+        <w:t xml:space="preserve"> </w:t>
+      </w:r>
+      <w:r>
+        <w:t xml:space="preserve">prefixes per the "KEY BINDINGS" section); confirms</w:t>
+      </w:r>
+      <w:r>
+        <w:t xml:space="preserve"> </w:t>
+      </w:r>
+      <w:r>
+        <w:rPr>
+          <w:rStyle w:val="VerbatimChar"/>
+        </w:rPr>
+        <w:t xml:space="preserve">paste-buffer -p</w:t>
+      </w:r>
+      <w:r>
+        <w:t xml:space="preserve"> </w:t>
+      </w:r>
+      <w:r>
+        <w:t xml:space="preserve">enables bracketed-paste; confirms</w:t>
+      </w:r>
+      <w:r>
+        <w:t xml:space="preserve"> </w:t>
+      </w:r>
+      <w:r>
+        <w:rPr>
+          <w:rStyle w:val="VerbatimChar"/>
+        </w:rPr>
+        <w:t xml:space="preserve">@</w:t>
+      </w:r>
+      <w:r>
+        <w:t xml:space="preserve">-prefixed user options accept arbitrary string values.</w:t>
+      </w:r>
+    </w:p>
+    <w:p>
+      <w:pPr>
+        <w:pStyle w:val="Compact"/>
+        <w:numPr>
+          <w:ilvl w:val="0"/>
+          <w:numId w:val="1006"/>
+        </w:numPr>
+      </w:pPr>
+      <w:r>
+        <w:rPr>
+          <w:b/>
+          <w:bCs/>
+        </w:rPr>
+        <w:t xml:space="preserve">tmux upstream man page mirror</w:t>
+      </w:r>
+      <w:r>
+        <w:t xml:space="preserve"> </w:t>
+      </w:r>
+      <w:r>
+        <w:t xml:space="preserve">—</w:t>
+      </w:r>
+      <w:r>
+        <w:t xml:space="preserve"> </w:t>
+      </w:r>
+      <w:hyperlink r:id="rId25">
+        <w:r>
+          <w:rPr>
+            <w:rStyle w:val="Hyperlink"/>
+          </w:rPr>
+          <w:t xml:space="preserve">https://man.openbsd.org/tmux.1</w:t>
+        </w:r>
+      </w:hyperlink>
+      <w:r>
+        <w:t xml:space="preserve"> </w:t>
+      </w:r>
+      <w:r>
+        <w:t xml:space="preserve">(OpenBSD ships the canonical upstream</w:t>
+      </w:r>
+      <w:r>
+        <w:t xml:space="preserve"> </w:t>
+      </w:r>
+      <w:r>
+        <w:rPr>
+          <w:rStyle w:val="VerbatimChar"/>
+        </w:rPr>
+        <w:t xml:space="preserve">tmux.1</w:t>
+      </w:r>
+      <w:r>
+        <w:t xml:space="preserve">).</w:t>
+      </w:r>
+    </w:p>
+    <w:p>
+      <w:pPr>
+        <w:pStyle w:val="Compact"/>
+        <w:numPr>
+          <w:ilvl w:val="0"/>
+          <w:numId w:val="1006"/>
+        </w:numPr>
+      </w:pPr>
+      <w:r>
+        <w:rPr>
+          <w:b/>
+          <w:bCs/>
+        </w:rPr>
         <w:t xml:space="preserve">Anthropic Claude Code docs</w:t>
       </w:r>
       <w:r>
@@ -5322,7 +5841,7 @@
       <w:r>
         <w:t xml:space="preserve"> </w:t>
       </w:r>
-      <w:hyperlink r:id="rId26">
+      <w:hyperlink r:id="rId27">
         <w:r>
           <w:rPr>
             <w:rStyle w:val="Hyperlink"/>
@@ -5344,9 +5863,9 @@
         </w:pict>
       </w:r>
     </w:p>
-    <w:bookmarkEnd w:id="27"/>
     <w:bookmarkEnd w:id="28"/>
-    <w:bookmarkStart w:id="29" w:name="X879ef482998603586ab6cd4f8157f7b8d3100d2"/>
+    <w:bookmarkEnd w:id="29"/>
+    <w:bookmarkStart w:id="30" w:name="X879ef482998603586ab6cd4f8157f7b8d3100d2"/>
     <w:p>
       <w:pPr>
         <w:pStyle w:val="Heading2"/>
@@ -5428,1375 +5947,6 @@
     </w:p>
     <w:p>
       <w:pPr>
-        <w:numPr>
-          <w:ilvl w:val="0"/>
-          <w:numId w:val="1006"/>
-        </w:numPr>
-      </w:pPr>
-      <w:r>
-        <w:rPr>
-          <w:b/>
-          <w:bCs/>
-        </w:rPr>
-        <w:t xml:space="preserve">Defense-in-depth.</w:t>
-      </w:r>
-      <w:r>
-        <w:t xml:space="preserve"> </w:t>
-      </w:r>
-      <w:r>
-        <w:t xml:space="preserve">§12 incidents are rare but catastrophic when they happen. tmux survives at</w:t>
-      </w:r>
-      <w:r>
-        <w:t xml:space="preserve"> </w:t>
-      </w:r>
-      <w:r>
-        <w:rPr>
-          <w:rStyle w:val="VerbatimChar"/>
-        </w:rPr>
-        <w:t xml:space="preserve">oom_score_adj=-500</w:t>
-      </w:r>
-      <w:r>
-        <w:t xml:space="preserve"> </w:t>
-      </w:r>
-      <w:r>
-        <w:t xml:space="preserve">even if the user.slice goes down — meaning the operator can attach to the surviving session and investigate, instead of losing all context.</w:t>
-      </w:r>
-    </w:p>
-    <w:p>
-      <w:pPr>
-        <w:numPr>
-          <w:ilvl w:val="0"/>
-          <w:numId w:val="1006"/>
-        </w:numPr>
-      </w:pPr>
-      <w:r>
-        <w:rPr>
-          <w:b/>
-          <w:bCs/>
-        </w:rPr>
-        <w:t xml:space="preserve">Reproducibility.</w:t>
-      </w:r>
-      <w:r>
-        <w:t xml:space="preserve"> </w:t>
-      </w:r>
-      <w:r>
-        <w:t xml:space="preserve">The system tmux on a future host might be 1.x with known leaks. Pinning to 3.6a + jemalloc removes that variable.</w:t>
-      </w:r>
-    </w:p>
-    <w:p>
-      <w:pPr>
-        <w:numPr>
-          <w:ilvl w:val="0"/>
-          <w:numId w:val="1006"/>
-        </w:numPr>
-      </w:pPr>
-      <w:r>
-        <w:rPr>
-          <w:b/>
-          <w:bCs/>
-        </w:rPr>
-        <w:t xml:space="preserve">Documentation as a teaching artifact.</w:t>
-      </w:r>
-      <w:r>
-        <w:t xml:space="preserve"> </w:t>
-      </w:r>
-      <w:r>
-        <w:t xml:space="preserve">The 14 tests + Challenges show</w:t>
-      </w:r>
-      <w:r>
-        <w:t xml:space="preserve"> </w:t>
-      </w:r>
-      <w:r>
-        <w:rPr>
-          <w:i/>
-          <w:iCs/>
-        </w:rPr>
-        <w:t xml:space="preserve">exactly</w:t>
-      </w:r>
-      <w:r>
-        <w:t xml:space="preserve"> </w:t>
-      </w:r>
-      <w:r>
-        <w:t xml:space="preserve">what "tmux is healthy" means in measurable terms. Future engineers can re-run these on any new host.</w:t>
-      </w:r>
-    </w:p>
-    <w:p>
-      <w:pPr>
-        <w:pStyle w:val="FirstParagraph"/>
-      </w:pPr>
-      <w:r>
-        <w:rPr>
-          <w:b/>
-          <w:bCs/>
-        </w:rPr>
-        <w:t xml:space="preserve">This is justified Defense-in-Depth, not a fix for an existing problem.</w:t>
-      </w:r>
-      <w:r>
-        <w:t xml:space="preserve"> </w:t>
-      </w:r>
-      <w:r>
-        <w:t xml:space="preserve">The investigation explicitly recorded that the article's premise doesn't apply to us; we still proceeded because the marginal cost is small and the upside is non-zero.</w:t>
-      </w:r>
-    </w:p>
-    <w:p>
-      <w:r>
-        <w:pict>
-          <v:rect style="width:0;height:1.5pt" o:hralign="center" o:hrstd="t" o:hr="t"/>
-        </w:pict>
-      </w:r>
-    </w:p>
-    <w:bookmarkEnd w:id="29"/>
-    <w:bookmarkStart w:id="35" w:name="X581177de9e021dc9f36ebfa07025a64e52d9a77"/>
-    <w:p>
-      <w:pPr>
-        <w:pStyle w:val="Heading2"/>
-      </w:pPr>
-      <w:r>
-        <w:t xml:space="preserve">§8 Full OOM protection options (CAP_SYS_RESOURCE required)</w:t>
-      </w:r>
-    </w:p>
-    <w:p>
-      <w:pPr>
-        <w:pStyle w:val="FirstParagraph"/>
-      </w:pPr>
-      <w:r>
-        <w:rPr>
-          <w:rStyle w:val="VerbatimChar"/>
-        </w:rPr>
-        <w:t xml:space="preserve">oom_score_adj=-500</w:t>
-      </w:r>
-      <w:r>
-        <w:t xml:space="preserve"> </w:t>
-      </w:r>
-      <w:r>
-        <w:t xml:space="preserve">requires</w:t>
-      </w:r>
-      <w:r>
-        <w:t xml:space="preserve"> </w:t>
-      </w:r>
-      <w:r>
-        <w:rPr>
-          <w:rStyle w:val="VerbatimChar"/>
-        </w:rPr>
-        <w:t xml:space="preserve">CAP_SYS_RESOURCE</w:t>
-      </w:r>
-      <w:r>
-        <w:t xml:space="preserve">, which a regular user shell does NOT have. The Linux kernel rejects writes of negative oom_score_adj values from non-root processes (per</w:t>
-      </w:r>
-      <w:r>
-        <w:t xml:space="preserve"> </w:t>
-      </w:r>
-      <w:r>
-        <w:rPr>
-          <w:rStyle w:val="VerbatimChar"/>
-        </w:rPr>
-        <w:t xml:space="preserve">Documentation/filesystems/proc.rst</w:t>
-      </w:r>
-      <w:r>
-        <w:t xml:space="preserve">).</w:t>
-      </w:r>
-    </w:p>
-    <w:p>
-      <w:pPr>
-        <w:pStyle w:val="BodyText"/>
-      </w:pPr>
-      <w:r>
-        <w:t xml:space="preserve">The wrapper (</w:t>
-      </w:r>
-      <w:r>
-        <w:rPr>
-          <w:rStyle w:val="VerbatimChar"/>
-        </w:rPr>
-        <w:t xml:space="preserve">tmx</w:t>
-      </w:r>
-      <w:r>
-        <w:t xml:space="preserve">) attempts the write defensively but the kernel will silently no-op for non-root operators. Test 08 SKIPs honestly to acknowledge this rather than reporting a misleading PASS.</w:t>
-      </w:r>
-    </w:p>
-    <w:bookmarkStart w:id="33" w:name="Xec7263791ce06bb8d8717a50e0a786a4a89c0f6"/>
-    <w:p>
-      <w:pPr>
-        <w:pStyle w:val="Heading3"/>
-      </w:pPr>
-      <w:r>
-        <w:t xml:space="preserve">Three real options for full OOM protection</w:t>
-      </w:r>
-    </w:p>
-    <w:bookmarkStart w:id="30" w:name="X997accdc9cd5a206a4c25ecac8fdc570f03e14a"/>
-    <w:p>
-      <w:pPr>
-        <w:pStyle w:val="Heading4"/>
-      </w:pPr>
-      <w:r>
-        <w:t xml:space="preserve">Option A — Run wrapper via sudo (simplest, annoying UX)</w:t>
-      </w:r>
-    </w:p>
-    <w:p>
-      <w:pPr>
-        <w:pStyle w:val="SourceCode"/>
-      </w:pPr>
-      <w:r>
-        <w:rPr>
-          <w:rStyle w:val="BuiltInTok"/>
-        </w:rPr>
-        <w:t xml:space="preserve">alias</w:t>
-      </w:r>
-      <w:r>
-        <w:rPr>
-          <w:rStyle w:val="NormalTok"/>
-        </w:rPr>
-        <w:t xml:space="preserve"> tmux=</w:t>
-      </w:r>
-      <w:r>
-        <w:rPr>
-          <w:rStyle w:val="StringTok"/>
-        </w:rPr>
-        <w:t xml:space="preserve">'sudo -E /path/to/tmx'</w:t>
-      </w:r>
-    </w:p>
-    <w:p>
-      <w:pPr>
-        <w:pStyle w:val="FirstParagraph"/>
-      </w:pPr>
-      <w:r>
-        <w:t xml:space="preserve">Pro: works immediately, no new binaries.</w:t>
-      </w:r>
-      <w:r>
-        <w:t xml:space="preserve"> </w:t>
-      </w:r>
-      <w:r>
-        <w:t xml:space="preserve">Con: requires sudo password every tmux launch.</w:t>
-      </w:r>
-    </w:p>
-    <w:bookmarkEnd w:id="30"/>
-    <w:bookmarkStart w:id="31" w:name="Xb472cf86258624ee266919e3f87fb2bb64a6fee"/>
-    <w:p>
-      <w:pPr>
-        <w:pStyle w:val="Heading4"/>
-      </w:pPr>
-      <w:r>
-        <w:t xml:space="preserve">Option B — setcap-enabled</w:t>
-      </w:r>
-      <w:r>
-        <w:t xml:space="preserve"> </w:t>
-      </w:r>
-      <w:r>
-        <w:rPr>
-          <w:rStyle w:val="VerbatimChar"/>
-        </w:rPr>
-        <w:t xml:space="preserve">oom_set</w:t>
-      </w:r>
-      <w:r>
-        <w:t xml:space="preserve"> </w:t>
-      </w:r>
-      <w:r>
-        <w:t xml:space="preserve">helper (recommended)</w:t>
-      </w:r>
-    </w:p>
-    <w:p>
-      <w:pPr>
-        <w:pStyle w:val="FirstParagraph"/>
-      </w:pPr>
-      <w:r>
-        <w:t xml:space="preserve">Build a tiny C helper that has CAP_SYS_RESOURCE via setcap, called by the wrapper:</w:t>
-      </w:r>
-    </w:p>
-    <w:p>
-      <w:pPr>
-        <w:pStyle w:val="SourceCode"/>
-      </w:pPr>
-      <w:r>
-        <w:rPr>
-          <w:rStyle w:val="CommentTok"/>
-        </w:rPr>
-        <w:t xml:space="preserve">/* oom_set.c — minimal helper to set oom_score_adj on a target PID */</w:t>
-      </w:r>
-      <w:r>
-        <w:br/>
-      </w:r>
-      <w:r>
-        <w:rPr>
-          <w:rStyle w:val="PreprocessorTok"/>
-        </w:rPr>
-        <w:t xml:space="preserve">#include </w:t>
-      </w:r>
-      <w:r>
-        <w:rPr>
-          <w:rStyle w:val="ImportTok"/>
-        </w:rPr>
-        <w:t xml:space="preserve">&lt;stdio.h&gt;</w:t>
-      </w:r>
-      <w:r>
-        <w:br/>
-      </w:r>
-      <w:r>
-        <w:rPr>
-          <w:rStyle w:val="PreprocessorTok"/>
-        </w:rPr>
-        <w:t xml:space="preserve">#include </w:t>
-      </w:r>
-      <w:r>
-        <w:rPr>
-          <w:rStyle w:val="ImportTok"/>
-        </w:rPr>
-        <w:t xml:space="preserve">&lt;stdlib.h&gt;</w:t>
-      </w:r>
-      <w:r>
-        <w:br/>
-      </w:r>
-      <w:r>
-        <w:rPr>
-          <w:rStyle w:val="DataTypeTok"/>
-        </w:rPr>
-        <w:t xml:space="preserve">int</w:t>
-      </w:r>
-      <w:r>
-        <w:rPr>
-          <w:rStyle w:val="NormalTok"/>
-        </w:rPr>
-        <w:t xml:space="preserve"> main</w:t>
-      </w:r>
-      <w:r>
-        <w:rPr>
-          <w:rStyle w:val="OperatorTok"/>
-        </w:rPr>
-        <w:t xml:space="preserve">(</w:t>
-      </w:r>
-      <w:r>
-        <w:rPr>
-          <w:rStyle w:val="DataTypeTok"/>
-        </w:rPr>
-        <w:t xml:space="preserve">int</w:t>
-      </w:r>
-      <w:r>
-        <w:rPr>
-          <w:rStyle w:val="NormalTok"/>
-        </w:rPr>
-        <w:t xml:space="preserve"> argc</w:t>
-      </w:r>
-      <w:r>
-        <w:rPr>
-          <w:rStyle w:val="OperatorTok"/>
-        </w:rPr>
-        <w:t xml:space="preserve">,</w:t>
-      </w:r>
-      <w:r>
-        <w:rPr>
-          <w:rStyle w:val="NormalTok"/>
-        </w:rPr>
-        <w:t xml:space="preserve"> </w:t>
-      </w:r>
-      <w:r>
-        <w:rPr>
-          <w:rStyle w:val="DataTypeTok"/>
-        </w:rPr>
-        <w:t xml:space="preserve">char</w:t>
-      </w:r>
-      <w:r>
-        <w:rPr>
-          <w:rStyle w:val="NormalTok"/>
-        </w:rPr>
-        <w:t xml:space="preserve"> </w:t>
-      </w:r>
-      <w:r>
-        <w:rPr>
-          <w:rStyle w:val="OperatorTok"/>
-        </w:rPr>
-        <w:t xml:space="preserve">**</w:t>
-      </w:r>
-      <w:r>
-        <w:rPr>
-          <w:rStyle w:val="NormalTok"/>
-        </w:rPr>
-        <w:t xml:space="preserve">argv</w:t>
-      </w:r>
-      <w:r>
-        <w:rPr>
-          <w:rStyle w:val="OperatorTok"/>
-        </w:rPr>
-        <w:t xml:space="preserve">)</w:t>
-      </w:r>
-      <w:r>
-        <w:rPr>
-          <w:rStyle w:val="NormalTok"/>
-        </w:rPr>
-        <w:t xml:space="preserve"> </w:t>
-      </w:r>
-      <w:r>
-        <w:rPr>
-          <w:rStyle w:val="OperatorTok"/>
-        </w:rPr>
-        <w:t xml:space="preserve">{</w:t>
-      </w:r>
-      <w:r>
-        <w:br/>
-      </w:r>
-      <w:r>
-        <w:rPr>
-          <w:rStyle w:val="NormalTok"/>
-        </w:rPr>
-        <w:t xml:space="preserve">    </w:t>
-      </w:r>
-      <w:r>
-        <w:rPr>
-          <w:rStyle w:val="ControlFlowTok"/>
-        </w:rPr>
-        <w:t xml:space="preserve">if</w:t>
-      </w:r>
-      <w:r>
-        <w:rPr>
-          <w:rStyle w:val="NormalTok"/>
-        </w:rPr>
-        <w:t xml:space="preserve"> </w:t>
-      </w:r>
-      <w:r>
-        <w:rPr>
-          <w:rStyle w:val="OperatorTok"/>
-        </w:rPr>
-        <w:t xml:space="preserve">(</w:t>
-      </w:r>
-      <w:r>
-        <w:rPr>
-          <w:rStyle w:val="NormalTok"/>
-        </w:rPr>
-        <w:t xml:space="preserve">argc </w:t>
-      </w:r>
-      <w:r>
-        <w:rPr>
-          <w:rStyle w:val="OperatorTok"/>
-        </w:rPr>
-        <w:t xml:space="preserve">!=</w:t>
-      </w:r>
-      <w:r>
-        <w:rPr>
-          <w:rStyle w:val="NormalTok"/>
-        </w:rPr>
-        <w:t xml:space="preserve"> </w:t>
-      </w:r>
-      <w:r>
-        <w:rPr>
-          <w:rStyle w:val="DecValTok"/>
-        </w:rPr>
-        <w:t xml:space="preserve">3</w:t>
-      </w:r>
-      <w:r>
-        <w:rPr>
-          <w:rStyle w:val="OperatorTok"/>
-        </w:rPr>
-        <w:t xml:space="preserve">)</w:t>
-      </w:r>
-      <w:r>
-        <w:rPr>
-          <w:rStyle w:val="NormalTok"/>
-        </w:rPr>
-        <w:t xml:space="preserve"> </w:t>
-      </w:r>
-      <w:r>
-        <w:rPr>
-          <w:rStyle w:val="ControlFlowTok"/>
-        </w:rPr>
-        <w:t xml:space="preserve">return</w:t>
-      </w:r>
-      <w:r>
-        <w:rPr>
-          <w:rStyle w:val="NormalTok"/>
-        </w:rPr>
-        <w:t xml:space="preserve"> </w:t>
-      </w:r>
-      <w:r>
-        <w:rPr>
-          <w:rStyle w:val="DecValTok"/>
-        </w:rPr>
-        <w:t xml:space="preserve">1</w:t>
-      </w:r>
-      <w:r>
-        <w:rPr>
-          <w:rStyle w:val="OperatorTok"/>
-        </w:rPr>
-        <w:t xml:space="preserve">;</w:t>
-      </w:r>
-      <w:r>
-        <w:br/>
-      </w:r>
-      <w:r>
-        <w:rPr>
-          <w:rStyle w:val="NormalTok"/>
-        </w:rPr>
-        <w:t xml:space="preserve">    </w:t>
-      </w:r>
-      <w:r>
-        <w:rPr>
-          <w:rStyle w:val="DataTypeTok"/>
-        </w:rPr>
-        <w:t xml:space="preserve">char</w:t>
-      </w:r>
-      <w:r>
-        <w:rPr>
-          <w:rStyle w:val="NormalTok"/>
-        </w:rPr>
-        <w:t xml:space="preserve"> path</w:t>
-      </w:r>
-      <w:r>
-        <w:rPr>
-          <w:rStyle w:val="OperatorTok"/>
-        </w:rPr>
-        <w:t xml:space="preserve">[</w:t>
-      </w:r>
-      <w:r>
-        <w:rPr>
-          <w:rStyle w:val="DecValTok"/>
-        </w:rPr>
-        <w:t xml:space="preserve">256</w:t>
-      </w:r>
-      <w:r>
-        <w:rPr>
-          <w:rStyle w:val="OperatorTok"/>
-        </w:rPr>
-        <w:t xml:space="preserve">];</w:t>
-      </w:r>
-      <w:r>
-        <w:br/>
-      </w:r>
-      <w:r>
-        <w:rPr>
-          <w:rStyle w:val="NormalTok"/>
-        </w:rPr>
-        <w:t xml:space="preserve">    snprintf</w:t>
-      </w:r>
-      <w:r>
-        <w:rPr>
-          <w:rStyle w:val="OperatorTok"/>
-        </w:rPr>
-        <w:t xml:space="preserve">(</w:t>
-      </w:r>
-      <w:r>
-        <w:rPr>
-          <w:rStyle w:val="NormalTok"/>
-        </w:rPr>
-        <w:t xml:space="preserve">path</w:t>
-      </w:r>
-      <w:r>
-        <w:rPr>
-          <w:rStyle w:val="OperatorTok"/>
-        </w:rPr>
-        <w:t xml:space="preserve">,</w:t>
-      </w:r>
-      <w:r>
-        <w:rPr>
-          <w:rStyle w:val="NormalTok"/>
-        </w:rPr>
-        <w:t xml:space="preserve"> </w:t>
-      </w:r>
-      <w:r>
-        <w:rPr>
-          <w:rStyle w:val="KeywordTok"/>
-        </w:rPr>
-        <w:t xml:space="preserve">sizeof</w:t>
-      </w:r>
-      <w:r>
-        <w:rPr>
-          <w:rStyle w:val="NormalTok"/>
-        </w:rPr>
-        <w:t xml:space="preserve"> path</w:t>
-      </w:r>
-      <w:r>
-        <w:rPr>
-          <w:rStyle w:val="OperatorTok"/>
-        </w:rPr>
-        <w:t xml:space="preserve">,</w:t>
-      </w:r>
-      <w:r>
-        <w:rPr>
-          <w:rStyle w:val="NormalTok"/>
-        </w:rPr>
-        <w:t xml:space="preserve"> </w:t>
-      </w:r>
-      <w:r>
-        <w:rPr>
-          <w:rStyle w:val="StringTok"/>
-        </w:rPr>
-        <w:t xml:space="preserve">"/proc/</w:t>
-      </w:r>
-      <w:r>
-        <w:rPr>
-          <w:rStyle w:val="SpecialCharTok"/>
-        </w:rPr>
-        <w:t xml:space="preserve">%s</w:t>
-      </w:r>
-      <w:r>
-        <w:rPr>
-          <w:rStyle w:val="StringTok"/>
-        </w:rPr>
-        <w:t xml:space="preserve">/oom_score_adj"</w:t>
-      </w:r>
-      <w:r>
-        <w:rPr>
-          <w:rStyle w:val="OperatorTok"/>
-        </w:rPr>
-        <w:t xml:space="preserve">,</w:t>
-      </w:r>
-      <w:r>
-        <w:rPr>
-          <w:rStyle w:val="NormalTok"/>
-        </w:rPr>
-        <w:t xml:space="preserve"> argv</w:t>
-      </w:r>
-      <w:r>
-        <w:rPr>
-          <w:rStyle w:val="OperatorTok"/>
-        </w:rPr>
-        <w:t xml:space="preserve">[</w:t>
-      </w:r>
-      <w:r>
-        <w:rPr>
-          <w:rStyle w:val="DecValTok"/>
-        </w:rPr>
-        <w:t xml:space="preserve">1</w:t>
-      </w:r>
-      <w:r>
-        <w:rPr>
-          <w:rStyle w:val="OperatorTok"/>
-        </w:rPr>
-        <w:t xml:space="preserve">]);</w:t>
-      </w:r>
-      <w:r>
-        <w:br/>
-      </w:r>
-      <w:r>
-        <w:rPr>
-          <w:rStyle w:val="NormalTok"/>
-        </w:rPr>
-        <w:t xml:space="preserve">    </w:t>
-      </w:r>
-      <w:r>
-        <w:rPr>
-          <w:rStyle w:val="DataTypeTok"/>
-        </w:rPr>
-        <w:t xml:space="preserve">FILE</w:t>
-      </w:r>
-      <w:r>
-        <w:rPr>
-          <w:rStyle w:val="NormalTok"/>
-        </w:rPr>
-        <w:t xml:space="preserve"> </w:t>
-      </w:r>
-      <w:r>
-        <w:rPr>
-          <w:rStyle w:val="OperatorTok"/>
-        </w:rPr>
-        <w:t xml:space="preserve">*</w:t>
-      </w:r>
-      <w:r>
-        <w:rPr>
-          <w:rStyle w:val="NormalTok"/>
-        </w:rPr>
-        <w:t xml:space="preserve">f </w:t>
-      </w:r>
-      <w:r>
-        <w:rPr>
-          <w:rStyle w:val="OperatorTok"/>
-        </w:rPr>
-        <w:t xml:space="preserve">=</w:t>
-      </w:r>
-      <w:r>
-        <w:rPr>
-          <w:rStyle w:val="NormalTok"/>
-        </w:rPr>
-        <w:t xml:space="preserve"> fopen</w:t>
-      </w:r>
-      <w:r>
-        <w:rPr>
-          <w:rStyle w:val="OperatorTok"/>
-        </w:rPr>
-        <w:t xml:space="preserve">(</w:t>
-      </w:r>
-      <w:r>
-        <w:rPr>
-          <w:rStyle w:val="NormalTok"/>
-        </w:rPr>
-        <w:t xml:space="preserve">path</w:t>
-      </w:r>
-      <w:r>
-        <w:rPr>
-          <w:rStyle w:val="OperatorTok"/>
-        </w:rPr>
-        <w:t xml:space="preserve">,</w:t>
-      </w:r>
-      <w:r>
-        <w:rPr>
-          <w:rStyle w:val="NormalTok"/>
-        </w:rPr>
-        <w:t xml:space="preserve"> </w:t>
-      </w:r>
-      <w:r>
-        <w:rPr>
-          <w:rStyle w:val="StringTok"/>
-        </w:rPr>
-        <w:t xml:space="preserve">"w"</w:t>
-      </w:r>
-      <w:r>
-        <w:rPr>
-          <w:rStyle w:val="OperatorTok"/>
-        </w:rPr>
-        <w:t xml:space="preserve">);</w:t>
-      </w:r>
-      <w:r>
-        <w:br/>
-      </w:r>
-      <w:r>
-        <w:rPr>
-          <w:rStyle w:val="NormalTok"/>
-        </w:rPr>
-        <w:t xml:space="preserve">    </w:t>
-      </w:r>
-      <w:r>
-        <w:rPr>
-          <w:rStyle w:val="ControlFlowTok"/>
-        </w:rPr>
-        <w:t xml:space="preserve">if</w:t>
-      </w:r>
-      <w:r>
-        <w:rPr>
-          <w:rStyle w:val="NormalTok"/>
-        </w:rPr>
-        <w:t xml:space="preserve"> </w:t>
-      </w:r>
-      <w:r>
-        <w:rPr>
-          <w:rStyle w:val="OperatorTok"/>
-        </w:rPr>
-        <w:t xml:space="preserve">(!</w:t>
-      </w:r>
-      <w:r>
-        <w:rPr>
-          <w:rStyle w:val="NormalTok"/>
-        </w:rPr>
-        <w:t xml:space="preserve">f</w:t>
-      </w:r>
-      <w:r>
-        <w:rPr>
-          <w:rStyle w:val="OperatorTok"/>
-        </w:rPr>
-        <w:t xml:space="preserve">)</w:t>
-      </w:r>
-      <w:r>
-        <w:rPr>
-          <w:rStyle w:val="NormalTok"/>
-        </w:rPr>
-        <w:t xml:space="preserve"> </w:t>
-      </w:r>
-      <w:r>
-        <w:rPr>
-          <w:rStyle w:val="ControlFlowTok"/>
-        </w:rPr>
-        <w:t xml:space="preserve">return</w:t>
-      </w:r>
-      <w:r>
-        <w:rPr>
-          <w:rStyle w:val="NormalTok"/>
-        </w:rPr>
-        <w:t xml:space="preserve"> </w:t>
-      </w:r>
-      <w:r>
-        <w:rPr>
-          <w:rStyle w:val="DecValTok"/>
-        </w:rPr>
-        <w:t xml:space="preserve">2</w:t>
-      </w:r>
-      <w:r>
-        <w:rPr>
-          <w:rStyle w:val="OperatorTok"/>
-        </w:rPr>
-        <w:t xml:space="preserve">;</w:t>
-      </w:r>
-      <w:r>
-        <w:br/>
-      </w:r>
-      <w:r>
-        <w:rPr>
-          <w:rStyle w:val="NormalTok"/>
-        </w:rPr>
-        <w:t xml:space="preserve">    fputs</w:t>
-      </w:r>
-      <w:r>
-        <w:rPr>
-          <w:rStyle w:val="OperatorTok"/>
-        </w:rPr>
-        <w:t xml:space="preserve">(</w:t>
-      </w:r>
-      <w:r>
-        <w:rPr>
-          <w:rStyle w:val="NormalTok"/>
-        </w:rPr>
-        <w:t xml:space="preserve">argv</w:t>
-      </w:r>
-      <w:r>
-        <w:rPr>
-          <w:rStyle w:val="OperatorTok"/>
-        </w:rPr>
-        <w:t xml:space="preserve">[</w:t>
-      </w:r>
-      <w:r>
-        <w:rPr>
-          <w:rStyle w:val="DecValTok"/>
-        </w:rPr>
-        <w:t xml:space="preserve">2</w:t>
-      </w:r>
-      <w:r>
-        <w:rPr>
-          <w:rStyle w:val="OperatorTok"/>
-        </w:rPr>
-        <w:t xml:space="preserve">],</w:t>
-      </w:r>
-      <w:r>
-        <w:rPr>
-          <w:rStyle w:val="NormalTok"/>
-        </w:rPr>
-        <w:t xml:space="preserve"> f</w:t>
-      </w:r>
-      <w:r>
-        <w:rPr>
-          <w:rStyle w:val="OperatorTok"/>
-        </w:rPr>
-        <w:t xml:space="preserve">);</w:t>
-      </w:r>
-      <w:r>
-        <w:br/>
-      </w:r>
-      <w:r>
-        <w:rPr>
-          <w:rStyle w:val="NormalTok"/>
-        </w:rPr>
-        <w:t xml:space="preserve">    fclose</w:t>
-      </w:r>
-      <w:r>
-        <w:rPr>
-          <w:rStyle w:val="OperatorTok"/>
-        </w:rPr>
-        <w:t xml:space="preserve">(</w:t>
-      </w:r>
-      <w:r>
-        <w:rPr>
-          <w:rStyle w:val="NormalTok"/>
-        </w:rPr>
-        <w:t xml:space="preserve">f</w:t>
-      </w:r>
-      <w:r>
-        <w:rPr>
-          <w:rStyle w:val="OperatorTok"/>
-        </w:rPr>
-        <w:t xml:space="preserve">);</w:t>
-      </w:r>
-      <w:r>
-        <w:br/>
-      </w:r>
-      <w:r>
-        <w:rPr>
-          <w:rStyle w:val="NormalTok"/>
-        </w:rPr>
-        <w:t xml:space="preserve">    </w:t>
-      </w:r>
-      <w:r>
-        <w:rPr>
-          <w:rStyle w:val="ControlFlowTok"/>
-        </w:rPr>
-        <w:t xml:space="preserve">return</w:t>
-      </w:r>
-      <w:r>
-        <w:rPr>
-          <w:rStyle w:val="NormalTok"/>
-        </w:rPr>
-        <w:t xml:space="preserve"> </w:t>
-      </w:r>
-      <w:r>
-        <w:rPr>
-          <w:rStyle w:val="DecValTok"/>
-        </w:rPr>
-        <w:t xml:space="preserve">0</w:t>
-      </w:r>
-      <w:r>
-        <w:rPr>
-          <w:rStyle w:val="OperatorTok"/>
-        </w:rPr>
-        <w:t xml:space="preserve">;</w:t>
-      </w:r>
-      <w:r>
-        <w:br/>
-      </w:r>
-      <w:r>
-        <w:rPr>
-          <w:rStyle w:val="OperatorTok"/>
-        </w:rPr>
-        <w:t xml:space="preserve">}</w:t>
-      </w:r>
-    </w:p>
-    <w:p>
-      <w:pPr>
-        <w:pStyle w:val="FirstParagraph"/>
-      </w:pPr>
-      <w:r>
-        <w:t xml:space="preserve">Build + grant capability (one-time):</w:t>
-      </w:r>
-    </w:p>
-    <w:p>
-      <w:pPr>
-        <w:pStyle w:val="SourceCode"/>
-      </w:pPr>
-      <w:r>
-        <w:rPr>
-          <w:rStyle w:val="FunctionTok"/>
-        </w:rPr>
-        <w:t xml:space="preserve">gcc</w:t>
-      </w:r>
-      <w:r>
-        <w:rPr>
-          <w:rStyle w:val="NormalTok"/>
-        </w:rPr>
-        <w:t xml:space="preserve"> </w:t>
-      </w:r>
-      <w:r>
-        <w:rPr>
-          <w:rStyle w:val="AttributeTok"/>
-        </w:rPr>
-        <w:t xml:space="preserve">-o</w:t>
-      </w:r>
-      <w:r>
-        <w:rPr>
-          <w:rStyle w:val="NormalTok"/>
-        </w:rPr>
-        <w:t xml:space="preserve"> oom_set oom_set.c</w:t>
-      </w:r>
-      <w:r>
-        <w:br/>
-      </w:r>
-      <w:r>
-        <w:rPr>
-          <w:rStyle w:val="FunctionTok"/>
-        </w:rPr>
-        <w:t xml:space="preserve">sudo</w:t>
-      </w:r>
-      <w:r>
-        <w:rPr>
-          <w:rStyle w:val="NormalTok"/>
-        </w:rPr>
-        <w:t xml:space="preserve"> setcap cap_sys_resource+ep ./oom_set</w:t>
-      </w:r>
-      <w:r>
-        <w:br/>
-      </w:r>
-      <w:r>
-        <w:rPr>
-          <w:rStyle w:val="FunctionTok"/>
-        </w:rPr>
-        <w:t xml:space="preserve">sudo</w:t>
-      </w:r>
-      <w:r>
-        <w:rPr>
-          <w:rStyle w:val="NormalTok"/>
-        </w:rPr>
-        <w:t xml:space="preserve"> install </w:t>
-      </w:r>
-      <w:r>
-        <w:rPr>
-          <w:rStyle w:val="AttributeTok"/>
-        </w:rPr>
-        <w:t xml:space="preserve">-m</w:t>
-      </w:r>
-      <w:r>
-        <w:rPr>
-          <w:rStyle w:val="NormalTok"/>
-        </w:rPr>
-        <w:t xml:space="preserve"> 755 ./oom_set /usr/local/bin/tmx-oom-set</w:t>
-      </w:r>
-    </w:p>
-    <w:p>
-      <w:pPr>
-        <w:pStyle w:val="FirstParagraph"/>
-      </w:pPr>
-      <w:r>
-        <w:t xml:space="preserve">Then update the wrapper to call</w:t>
-      </w:r>
-      <w:r>
-        <w:t xml:space="preserve"> </w:t>
-      </w:r>
-      <w:r>
-        <w:rPr>
-          <w:rStyle w:val="VerbatimChar"/>
-        </w:rPr>
-        <w:t xml:space="preserve">tmx-oom-set "$server_pid" -500</w:t>
-      </w:r>
-      <w:r>
-        <w:t xml:space="preserve"> </w:t>
-      </w:r>
-      <w:r>
-        <w:t xml:space="preserve">instead of writing directly.</w:t>
-      </w:r>
-    </w:p>
-    <w:p>
-      <w:pPr>
-        <w:pStyle w:val="BodyText"/>
-      </w:pPr>
-      <w:r>
-        <w:t xml:space="preserve">Pro: no per-invocation sudo. Helper has only one capability (minimal blast radius).</w:t>
-      </w:r>
-      <w:r>
-        <w:t xml:space="preserve"> </w:t>
-      </w:r>
-      <w:r>
-        <w:t xml:space="preserve">Con: requires one-time root setup; the helper binary must be audited (it's tiny so this is easy).</w:t>
-      </w:r>
-    </w:p>
-    <w:bookmarkEnd w:id="31"/>
-    <w:bookmarkStart w:id="32" w:name="Xce84a87b1b480d8436cb1669961e05a772fdaee"/>
-    <w:p>
-      <w:pPr>
-        <w:pStyle w:val="Heading4"/>
-      </w:pPr>
-      <w:r>
-        <w:t xml:space="preserve">Option C — systemd user service with</w:t>
-      </w:r>
-      <w:r>
-        <w:t xml:space="preserve"> </w:t>
-      </w:r>
-      <w:r>
-        <w:rPr>
-          <w:rStyle w:val="VerbatimChar"/>
-        </w:rPr>
-        <w:t xml:space="preserve">OOMScoreAdjust=</w:t>
-      </w:r>
-    </w:p>
-    <w:p>
-      <w:pPr>
-        <w:pStyle w:val="FirstParagraph"/>
-      </w:pPr>
-      <w:r>
-        <w:t xml:space="preserve">Run tmux as a systemd user service whose unit file declares</w:t>
-      </w:r>
-      <w:r>
-        <w:t xml:space="preserve"> </w:t>
-      </w:r>
-      <w:r>
-        <w:rPr>
-          <w:rStyle w:val="VerbatimChar"/>
-        </w:rPr>
-        <w:t xml:space="preserve">OOMScoreAdjust=-500</w:t>
-      </w:r>
-      <w:r>
-        <w:t xml:space="preserve">. systemd applies the adjustment at process startup (it has CAP_SYS_RESOURCE).</w:t>
-      </w:r>
-    </w:p>
-    <w:p>
-      <w:pPr>
-        <w:pStyle w:val="SourceCode"/>
-      </w:pPr>
-      <w:r>
-        <w:rPr>
-          <w:rStyle w:val="CommentTok"/>
-        </w:rPr>
-        <w:t xml:space="preserve"># ~/.config/systemd/user/tmux.service</w:t>
-      </w:r>
-      <w:r>
-        <w:br/>
-      </w:r>
-      <w:r>
-        <w:rPr>
-          <w:rStyle w:val="KeywordTok"/>
-        </w:rPr>
-        <w:t xml:space="preserve">[Service]</w:t>
-      </w:r>
-      <w:r>
-        <w:br/>
-      </w:r>
-      <w:r>
-        <w:rPr>
-          <w:rStyle w:val="DataTypeTok"/>
-        </w:rPr>
-        <w:t xml:space="preserve">ExecStart</w:t>
-      </w:r>
-      <w:r>
-        <w:rPr>
-          <w:rStyle w:val="OtherTok"/>
-        </w:rPr>
-        <w:t xml:space="preserve">=</w:t>
-      </w:r>
-      <w:r>
-        <w:rPr>
-          <w:rStyle w:val="StringTok"/>
-        </w:rPr>
-        <w:t xml:space="preserve">/path/to/tmx new-session -A -s main</w:t>
-      </w:r>
-      <w:r>
-        <w:br/>
-      </w:r>
-      <w:r>
-        <w:rPr>
-          <w:rStyle w:val="DataTypeTok"/>
-        </w:rPr>
-        <w:t xml:space="preserve">OOMScoreAdjust</w:t>
-      </w:r>
-      <w:r>
-        <w:rPr>
-          <w:rStyle w:val="OtherTok"/>
-        </w:rPr>
-        <w:t xml:space="preserve">=</w:t>
-      </w:r>
-      <w:r>
-        <w:rPr>
-          <w:rStyle w:val="DecValTok"/>
-        </w:rPr>
-        <w:t xml:space="preserve">-500</w:t>
-      </w:r>
-      <w:r>
-        <w:br/>
-      </w:r>
-      <w:r>
-        <w:rPr>
-          <w:rStyle w:val="DataTypeTok"/>
-        </w:rPr>
-        <w:t xml:space="preserve">Restart</w:t>
-      </w:r>
-      <w:r>
-        <w:rPr>
-          <w:rStyle w:val="OtherTok"/>
-        </w:rPr>
-        <w:t xml:space="preserve">=</w:t>
-      </w:r>
-      <w:r>
-        <w:rPr>
-          <w:rStyle w:val="StringTok"/>
-        </w:rPr>
-        <w:t xml:space="preserve">on-failure</w:t>
-      </w:r>
-      <w:r>
-        <w:br/>
-      </w:r>
-      <w:r>
-        <w:br/>
-      </w:r>
-      <w:r>
-        <w:rPr>
-          <w:rStyle w:val="KeywordTok"/>
-        </w:rPr>
-        <w:t xml:space="preserve">[Install]</w:t>
-      </w:r>
-      <w:r>
-        <w:br/>
-      </w:r>
-      <w:r>
-        <w:rPr>
-          <w:rStyle w:val="DataTypeTok"/>
-        </w:rPr>
-        <w:t xml:space="preserve">WantedBy</w:t>
-      </w:r>
-      <w:r>
-        <w:rPr>
-          <w:rStyle w:val="OtherTok"/>
-        </w:rPr>
-        <w:t xml:space="preserve">=</w:t>
-      </w:r>
-      <w:r>
-        <w:rPr>
-          <w:rStyle w:val="StringTok"/>
-        </w:rPr>
-        <w:t xml:space="preserve">default.target</w:t>
-      </w:r>
-    </w:p>
-    <w:p>
-      <w:pPr>
-        <w:pStyle w:val="SourceCode"/>
-      </w:pPr>
-      <w:r>
-        <w:rPr>
-          <w:rStyle w:val="ExtensionTok"/>
-        </w:rPr>
-        <w:t xml:space="preserve">systemctl</w:t>
-      </w:r>
-      <w:r>
-        <w:rPr>
-          <w:rStyle w:val="NormalTok"/>
-        </w:rPr>
-        <w:t xml:space="preserve"> </w:t>
-      </w:r>
-      <w:r>
-        <w:rPr>
-          <w:rStyle w:val="AttributeTok"/>
-        </w:rPr>
-        <w:t xml:space="preserve">--user</w:t>
-      </w:r>
-      <w:r>
-        <w:rPr>
-          <w:rStyle w:val="NormalTok"/>
-        </w:rPr>
-        <w:t xml:space="preserve"> enable </w:t>
-      </w:r>
-      <w:r>
-        <w:rPr>
-          <w:rStyle w:val="AttributeTok"/>
-        </w:rPr>
-        <w:t xml:space="preserve">--now</w:t>
-      </w:r>
-      <w:r>
-        <w:rPr>
-          <w:rStyle w:val="NormalTok"/>
-        </w:rPr>
-        <w:t xml:space="preserve"> tmux.service</w:t>
-      </w:r>
-    </w:p>
-    <w:p>
-      <w:pPr>
-        <w:pStyle w:val="FirstParagraph"/>
-      </w:pPr>
-      <w:r>
-        <w:t xml:space="preserve">Pro: clean, capability-less from the operator's perspective. systemd handles everything.</w:t>
-      </w:r>
-      <w:r>
-        <w:t xml:space="preserve"> </w:t>
-      </w:r>
-      <w:r>
-        <w:t xml:space="preserve">Con: tmux runs in a different cgroup hierarchy; some plugins /</w:t>
-      </w:r>
-      <w:r>
-        <w:t xml:space="preserve"> </w:t>
-      </w:r>
-      <w:r>
-        <w:rPr>
-          <w:rStyle w:val="VerbatimChar"/>
-        </w:rPr>
-        <w:t xml:space="preserve">$TMUX_PANE</w:t>
-      </w:r>
-      <w:r>
-        <w:t xml:space="preserve"> </w:t>
-      </w:r>
-      <w:r>
-        <w:t xml:space="preserve">integrations may behave differently.</w:t>
-      </w:r>
-    </w:p>
-    <w:bookmarkEnd w:id="32"/>
-    <w:bookmarkEnd w:id="33"/>
-    <w:bookmarkStart w:id="34" w:name="recommendation"/>
-    <w:p>
-      <w:pPr>
-        <w:pStyle w:val="Heading3"/>
-      </w:pPr>
-      <w:r>
-        <w:t xml:space="preserve">Recommendation</w:t>
-      </w:r>
-    </w:p>
-    <w:p>
-      <w:pPr>
-        <w:pStyle w:val="FirstParagraph"/>
-      </w:pPr>
-      <w:r>
-        <w:t xml:space="preserve">For most operators:</w:t>
-      </w:r>
-      <w:r>
-        <w:t xml:space="preserve"> </w:t>
-      </w:r>
-      <w:r>
-        <w:rPr>
-          <w:b/>
-          <w:bCs/>
-        </w:rPr>
-        <w:t xml:space="preserve">Option C</w:t>
-      </w:r>
-      <w:r>
-        <w:t xml:space="preserve"> </w:t>
-      </w:r>
-      <w:r>
-        <w:t xml:space="preserve">if you're already on a systemd-based distro and use tmux as your "main" workspace.</w:t>
-      </w:r>
-      <w:r>
-        <w:t xml:space="preserve"> </w:t>
-      </w:r>
-      <w:r>
-        <w:rPr>
-          <w:b/>
-          <w:bCs/>
-        </w:rPr>
-        <w:t xml:space="preserve">Option B</w:t>
-      </w:r>
-      <w:r>
-        <w:t xml:space="preserve"> </w:t>
-      </w:r>
-      <w:r>
-        <w:t xml:space="preserve">if you launch tmux ad-hoc from terminals.</w:t>
-      </w:r>
-      <w:r>
-        <w:t xml:space="preserve"> </w:t>
-      </w:r>
-      <w:r>
-        <w:rPr>
-          <w:b/>
-          <w:bCs/>
-        </w:rPr>
-        <w:t xml:space="preserve">Option A</w:t>
-      </w:r>
-      <w:r>
-        <w:t xml:space="preserve"> </w:t>
-      </w:r>
-      <w:r>
-        <w:t xml:space="preserve">if you only want OOM protection during high-risk tasks (a single sudo-tmux session for the AOSP build window).</w:t>
-      </w:r>
-    </w:p>
-    <w:p>
-      <w:pPr>
-        <w:pStyle w:val="BodyText"/>
-      </w:pPr>
-      <w:r>
-        <w:t xml:space="preserve">For most production use, none of these is mandatory. The</w:t>
-      </w:r>
-      <w:r>
-        <w:t xml:space="preserve"> </w:t>
-      </w:r>
-      <w:r>
-        <w:rPr>
-          <w:rStyle w:val="VerbatimChar"/>
-        </w:rPr>
-        <w:t xml:space="preserve">oom_score_adj</w:t>
-      </w:r>
-      <w:r>
-        <w:t xml:space="preserve"> </w:t>
-      </w:r>
-      <w:r>
-        <w:t xml:space="preserve">work is the smallest of the three benefits we get from the new build (the bigger ones being jemalloc + bounded</w:t>
-      </w:r>
-      <w:r>
-        <w:t xml:space="preserve"> </w:t>
-      </w:r>
-      <w:r>
-        <w:rPr>
-          <w:rStyle w:val="VerbatimChar"/>
-        </w:rPr>
-        <w:t xml:space="preserve">history-limit</w:t>
-      </w:r>
-      <w:r>
-        <w:t xml:space="preserve"> </w:t>
-      </w:r>
-      <w:r>
-        <w:t xml:space="preserve">+ reproducible 3.6a pin). The covenant tests SKIP cleanly and the binary is GREEN as-is.</w:t>
-      </w:r>
-    </w:p>
-    <w:p>
-      <w:r>
-        <w:pict>
-          <v:rect style="width:0;height:1.5pt" o:hralign="center" o:hrstd="t" o:hr="t"/>
-        </w:pict>
-      </w:r>
-    </w:p>
-    <w:bookmarkEnd w:id="34"/>
-    <w:bookmarkEnd w:id="35"/>
-    <w:bookmarkStart w:id="36" w:name="Xb075f789933470b6517071d8f496939353f0ae1"/>
-    <w:p>
-      <w:pPr>
-        <w:pStyle w:val="Heading2"/>
-      </w:pPr>
-      <w:r>
-        <w:t xml:space="preserve">§7 Cross-references</w:t>
-      </w:r>
-    </w:p>
-    <w:p>
-      <w:pPr>
-        <w:pStyle w:val="Compact"/>
         <w:numPr>
           <w:ilvl w:val="0"/>
           <w:numId w:val="1007"/>
@@ -6804,20 +5954,35 @@
       </w:pPr>
       <w:r>
         <w:rPr>
-          <w:rStyle w:val="VerbatimChar"/>
-        </w:rPr>
-        <w:t xml:space="preserve">CLAUDE.md</w:t>
-      </w:r>
-      <w:r>
-        <w:t xml:space="preserve"> </w:t>
-      </w:r>
-      <w:r>
-        <w:t xml:space="preserve">— Applied Fixes Reference, Phase 38</w:t>
-      </w:r>
-    </w:p>
-    <w:p>
-      <w:pPr>
-        <w:pStyle w:val="Compact"/>
+          <w:b/>
+          <w:bCs/>
+        </w:rPr>
+        <w:t xml:space="preserve">Defense-in-depth.</w:t>
+      </w:r>
+      <w:r>
+        <w:t xml:space="preserve"> </w:t>
+      </w:r>
+      <w:r>
+        <w:t xml:space="preserve">§12 incidents are rare but catastrophic when they happen. tmux survives at</w:t>
+      </w:r>
+      <w:r>
+        <w:t xml:space="preserve"> </w:t>
+      </w:r>
+      <w:r>
+        <w:rPr>
+          <w:rStyle w:val="VerbatimChar"/>
+        </w:rPr>
+        <w:t xml:space="preserve">oom_score_adj=-500</w:t>
+      </w:r>
+      <w:r>
+        <w:t xml:space="preserve"> </w:t>
+      </w:r>
+      <w:r>
+        <w:t xml:space="preserve">even if the user.slice goes down — meaning the operator can attach to the surviving session and investigate, instead of losing all context.</w:t>
+      </w:r>
+    </w:p>
+    <w:p>
+      <w:pPr>
         <w:numPr>
           <w:ilvl w:val="0"/>
           <w:numId w:val="1007"/>
@@ -6825,20 +5990,20 @@
       </w:pPr>
       <w:r>
         <w:rPr>
-          <w:rStyle w:val="VerbatimChar"/>
-        </w:rPr>
-        <w:t xml:space="preserve">docs/CONTINUATION.md</w:t>
-      </w:r>
-      <w:r>
-        <w:t xml:space="preserve"> </w:t>
-      </w:r>
-      <w:r>
-        <w:t xml:space="preserve">§3 — current Phase 38 status</w:t>
-      </w:r>
-    </w:p>
-    <w:p>
-      <w:pPr>
-        <w:pStyle w:val="Compact"/>
+          <w:b/>
+          <w:bCs/>
+        </w:rPr>
+        <w:t xml:space="preserve">Reproducibility.</w:t>
+      </w:r>
+      <w:r>
+        <w:t xml:space="preserve"> </w:t>
+      </w:r>
+      <w:r>
+        <w:t xml:space="preserve">The system tmux on a future host might be 1.x with known leaks. Pinning to 3.6a + jemalloc removes that variable.</w:t>
+      </w:r>
+    </w:p>
+    <w:p>
+      <w:pPr>
         <w:numPr>
           <w:ilvl w:val="0"/>
           <w:numId w:val="1007"/>
@@ -6846,15 +6011,1306 @@
       </w:pPr>
       <w:r>
         <w:rPr>
-          <w:rStyle w:val="VerbatimChar"/>
-        </w:rPr>
-        <w:t xml:space="preserve">docs/guides/ATMOSPHERE_CONSTITUTION.md</w:t>
-      </w:r>
-      <w:r>
-        <w:t xml:space="preserve"> </w:t>
-      </w:r>
-      <w:r>
-        <w:t xml:space="preserve">§11.4, §12.9 — invoked patterns</w:t>
+          <w:b/>
+          <w:bCs/>
+        </w:rPr>
+        <w:t xml:space="preserve">Documentation as a teaching artifact.</w:t>
+      </w:r>
+      <w:r>
+        <w:t xml:space="preserve"> </w:t>
+      </w:r>
+      <w:r>
+        <w:t xml:space="preserve">The 14 tests + Challenges show</w:t>
+      </w:r>
+      <w:r>
+        <w:t xml:space="preserve"> </w:t>
+      </w:r>
+      <w:r>
+        <w:rPr>
+          <w:i/>
+          <w:iCs/>
+        </w:rPr>
+        <w:t xml:space="preserve">exactly</w:t>
+      </w:r>
+      <w:r>
+        <w:t xml:space="preserve"> </w:t>
+      </w:r>
+      <w:r>
+        <w:t xml:space="preserve">what "tmux is healthy" means in measurable terms. Future engineers can re-run these on any new host.</w:t>
+      </w:r>
+    </w:p>
+    <w:p>
+      <w:pPr>
+        <w:pStyle w:val="FirstParagraph"/>
+      </w:pPr>
+      <w:r>
+        <w:rPr>
+          <w:b/>
+          <w:bCs/>
+        </w:rPr>
+        <w:t xml:space="preserve">This is justified Defense-in-Depth, not a fix for an existing problem.</w:t>
+      </w:r>
+      <w:r>
+        <w:t xml:space="preserve"> </w:t>
+      </w:r>
+      <w:r>
+        <w:t xml:space="preserve">The investigation explicitly recorded that the article's premise doesn't apply to us; we still proceeded because the marginal cost is small and the upside is non-zero.</w:t>
+      </w:r>
+    </w:p>
+    <w:p>
+      <w:r>
+        <w:pict>
+          <v:rect style="width:0;height:1.5pt" o:hralign="center" o:hrstd="t" o:hr="t"/>
+        </w:pict>
+      </w:r>
+    </w:p>
+    <w:bookmarkEnd w:id="30"/>
+    <w:bookmarkStart w:id="36" w:name="X581177de9e021dc9f36ebfa07025a64e52d9a77"/>
+    <w:p>
+      <w:pPr>
+        <w:pStyle w:val="Heading2"/>
+      </w:pPr>
+      <w:r>
+        <w:t xml:space="preserve">§8 Full OOM protection options (CAP_SYS_RESOURCE required)</w:t>
+      </w:r>
+    </w:p>
+    <w:p>
+      <w:pPr>
+        <w:pStyle w:val="FirstParagraph"/>
+      </w:pPr>
+      <w:r>
+        <w:rPr>
+          <w:rStyle w:val="VerbatimChar"/>
+        </w:rPr>
+        <w:t xml:space="preserve">oom_score_adj=-500</w:t>
+      </w:r>
+      <w:r>
+        <w:t xml:space="preserve"> </w:t>
+      </w:r>
+      <w:r>
+        <w:t xml:space="preserve">requires</w:t>
+      </w:r>
+      <w:r>
+        <w:t xml:space="preserve"> </w:t>
+      </w:r>
+      <w:r>
+        <w:rPr>
+          <w:rStyle w:val="VerbatimChar"/>
+        </w:rPr>
+        <w:t xml:space="preserve">CAP_SYS_RESOURCE</w:t>
+      </w:r>
+      <w:r>
+        <w:t xml:space="preserve">, which a regular user shell does NOT have. The Linux kernel rejects writes of negative oom_score_adj values from non-root processes (per</w:t>
+      </w:r>
+      <w:r>
+        <w:t xml:space="preserve"> </w:t>
+      </w:r>
+      <w:r>
+        <w:rPr>
+          <w:rStyle w:val="VerbatimChar"/>
+        </w:rPr>
+        <w:t xml:space="preserve">Documentation/filesystems/proc.rst</w:t>
+      </w:r>
+      <w:r>
+        <w:t xml:space="preserve">).</w:t>
+      </w:r>
+    </w:p>
+    <w:p>
+      <w:pPr>
+        <w:pStyle w:val="BodyText"/>
+      </w:pPr>
+      <w:r>
+        <w:t xml:space="preserve">The wrapper (</w:t>
+      </w:r>
+      <w:r>
+        <w:rPr>
+          <w:rStyle w:val="VerbatimChar"/>
+        </w:rPr>
+        <w:t xml:space="preserve">tmx</w:t>
+      </w:r>
+      <w:r>
+        <w:t xml:space="preserve">) attempts the write defensively but the kernel will silently no-op for non-root operators. Test 08 SKIPs honestly to acknowledge this rather than reporting a misleading PASS.</w:t>
+      </w:r>
+    </w:p>
+    <w:bookmarkStart w:id="34" w:name="Xec7263791ce06bb8d8717a50e0a786a4a89c0f6"/>
+    <w:p>
+      <w:pPr>
+        <w:pStyle w:val="Heading3"/>
+      </w:pPr>
+      <w:r>
+        <w:t xml:space="preserve">Three real options for full OOM protection</w:t>
+      </w:r>
+    </w:p>
+    <w:bookmarkStart w:id="31" w:name="X997accdc9cd5a206a4c25ecac8fdc570f03e14a"/>
+    <w:p>
+      <w:pPr>
+        <w:pStyle w:val="Heading4"/>
+      </w:pPr>
+      <w:r>
+        <w:t xml:space="preserve">Option A — Run wrapper via sudo (simplest, annoying UX)</w:t>
+      </w:r>
+    </w:p>
+    <w:p>
+      <w:pPr>
+        <w:pStyle w:val="SourceCode"/>
+      </w:pPr>
+      <w:r>
+        <w:rPr>
+          <w:rStyle w:val="BuiltInTok"/>
+        </w:rPr>
+        <w:t xml:space="preserve">alias</w:t>
+      </w:r>
+      <w:r>
+        <w:rPr>
+          <w:rStyle w:val="NormalTok"/>
+        </w:rPr>
+        <w:t xml:space="preserve"> tmux=</w:t>
+      </w:r>
+      <w:r>
+        <w:rPr>
+          <w:rStyle w:val="StringTok"/>
+        </w:rPr>
+        <w:t xml:space="preserve">'sudo -E /path/to/tmx'</w:t>
+      </w:r>
+    </w:p>
+    <w:p>
+      <w:pPr>
+        <w:pStyle w:val="FirstParagraph"/>
+      </w:pPr>
+      <w:r>
+        <w:t xml:space="preserve">Pro: works immediately, no new binaries.</w:t>
+      </w:r>
+      <w:r>
+        <w:t xml:space="preserve"> </w:t>
+      </w:r>
+      <w:r>
+        <w:t xml:space="preserve">Con: requires sudo password every tmux launch.</w:t>
+      </w:r>
+    </w:p>
+    <w:bookmarkEnd w:id="31"/>
+    <w:bookmarkStart w:id="32" w:name="Xb472cf86258624ee266919e3f87fb2bb64a6fee"/>
+    <w:p>
+      <w:pPr>
+        <w:pStyle w:val="Heading4"/>
+      </w:pPr>
+      <w:r>
+        <w:t xml:space="preserve">Option B — setcap-enabled</w:t>
+      </w:r>
+      <w:r>
+        <w:t xml:space="preserve"> </w:t>
+      </w:r>
+      <w:r>
+        <w:rPr>
+          <w:rStyle w:val="VerbatimChar"/>
+        </w:rPr>
+        <w:t xml:space="preserve">oom_set</w:t>
+      </w:r>
+      <w:r>
+        <w:t xml:space="preserve"> </w:t>
+      </w:r>
+      <w:r>
+        <w:t xml:space="preserve">helper (recommended)</w:t>
+      </w:r>
+    </w:p>
+    <w:p>
+      <w:pPr>
+        <w:pStyle w:val="FirstParagraph"/>
+      </w:pPr>
+      <w:r>
+        <w:t xml:space="preserve">Build a tiny C helper that has CAP_SYS_RESOURCE via setcap, called by the wrapper:</w:t>
+      </w:r>
+    </w:p>
+    <w:p>
+      <w:pPr>
+        <w:pStyle w:val="SourceCode"/>
+      </w:pPr>
+      <w:r>
+        <w:rPr>
+          <w:rStyle w:val="CommentTok"/>
+        </w:rPr>
+        <w:t xml:space="preserve">/* oom_set.c — minimal helper to set oom_score_adj on a target PID */</w:t>
+      </w:r>
+      <w:r>
+        <w:br/>
+      </w:r>
+      <w:r>
+        <w:rPr>
+          <w:rStyle w:val="PreprocessorTok"/>
+        </w:rPr>
+        <w:t xml:space="preserve">#include </w:t>
+      </w:r>
+      <w:r>
+        <w:rPr>
+          <w:rStyle w:val="ImportTok"/>
+        </w:rPr>
+        <w:t xml:space="preserve">&lt;stdio.h&gt;</w:t>
+      </w:r>
+      <w:r>
+        <w:br/>
+      </w:r>
+      <w:r>
+        <w:rPr>
+          <w:rStyle w:val="PreprocessorTok"/>
+        </w:rPr>
+        <w:t xml:space="preserve">#include </w:t>
+      </w:r>
+      <w:r>
+        <w:rPr>
+          <w:rStyle w:val="ImportTok"/>
+        </w:rPr>
+        <w:t xml:space="preserve">&lt;stdlib.h&gt;</w:t>
+      </w:r>
+      <w:r>
+        <w:br/>
+      </w:r>
+      <w:r>
+        <w:rPr>
+          <w:rStyle w:val="DataTypeTok"/>
+        </w:rPr>
+        <w:t xml:space="preserve">int</w:t>
+      </w:r>
+      <w:r>
+        <w:rPr>
+          <w:rStyle w:val="NormalTok"/>
+        </w:rPr>
+        <w:t xml:space="preserve"> main</w:t>
+      </w:r>
+      <w:r>
+        <w:rPr>
+          <w:rStyle w:val="OperatorTok"/>
+        </w:rPr>
+        <w:t xml:space="preserve">(</w:t>
+      </w:r>
+      <w:r>
+        <w:rPr>
+          <w:rStyle w:val="DataTypeTok"/>
+        </w:rPr>
+        <w:t xml:space="preserve">int</w:t>
+      </w:r>
+      <w:r>
+        <w:rPr>
+          <w:rStyle w:val="NormalTok"/>
+        </w:rPr>
+        <w:t xml:space="preserve"> argc</w:t>
+      </w:r>
+      <w:r>
+        <w:rPr>
+          <w:rStyle w:val="OperatorTok"/>
+        </w:rPr>
+        <w:t xml:space="preserve">,</w:t>
+      </w:r>
+      <w:r>
+        <w:rPr>
+          <w:rStyle w:val="NormalTok"/>
+        </w:rPr>
+        <w:t xml:space="preserve"> </w:t>
+      </w:r>
+      <w:r>
+        <w:rPr>
+          <w:rStyle w:val="DataTypeTok"/>
+        </w:rPr>
+        <w:t xml:space="preserve">char</w:t>
+      </w:r>
+      <w:r>
+        <w:rPr>
+          <w:rStyle w:val="NormalTok"/>
+        </w:rPr>
+        <w:t xml:space="preserve"> </w:t>
+      </w:r>
+      <w:r>
+        <w:rPr>
+          <w:rStyle w:val="OperatorTok"/>
+        </w:rPr>
+        <w:t xml:space="preserve">**</w:t>
+      </w:r>
+      <w:r>
+        <w:rPr>
+          <w:rStyle w:val="NormalTok"/>
+        </w:rPr>
+        <w:t xml:space="preserve">argv</w:t>
+      </w:r>
+      <w:r>
+        <w:rPr>
+          <w:rStyle w:val="OperatorTok"/>
+        </w:rPr>
+        <w:t xml:space="preserve">)</w:t>
+      </w:r>
+      <w:r>
+        <w:rPr>
+          <w:rStyle w:val="NormalTok"/>
+        </w:rPr>
+        <w:t xml:space="preserve"> </w:t>
+      </w:r>
+      <w:r>
+        <w:rPr>
+          <w:rStyle w:val="OperatorTok"/>
+        </w:rPr>
+        <w:t xml:space="preserve">{</w:t>
+      </w:r>
+      <w:r>
+        <w:br/>
+      </w:r>
+      <w:r>
+        <w:rPr>
+          <w:rStyle w:val="NormalTok"/>
+        </w:rPr>
+        <w:t xml:space="preserve">    </w:t>
+      </w:r>
+      <w:r>
+        <w:rPr>
+          <w:rStyle w:val="ControlFlowTok"/>
+        </w:rPr>
+        <w:t xml:space="preserve">if</w:t>
+      </w:r>
+      <w:r>
+        <w:rPr>
+          <w:rStyle w:val="NormalTok"/>
+        </w:rPr>
+        <w:t xml:space="preserve"> </w:t>
+      </w:r>
+      <w:r>
+        <w:rPr>
+          <w:rStyle w:val="OperatorTok"/>
+        </w:rPr>
+        <w:t xml:space="preserve">(</w:t>
+      </w:r>
+      <w:r>
+        <w:rPr>
+          <w:rStyle w:val="NormalTok"/>
+        </w:rPr>
+        <w:t xml:space="preserve">argc </w:t>
+      </w:r>
+      <w:r>
+        <w:rPr>
+          <w:rStyle w:val="OperatorTok"/>
+        </w:rPr>
+        <w:t xml:space="preserve">!=</w:t>
+      </w:r>
+      <w:r>
+        <w:rPr>
+          <w:rStyle w:val="NormalTok"/>
+        </w:rPr>
+        <w:t xml:space="preserve"> </w:t>
+      </w:r>
+      <w:r>
+        <w:rPr>
+          <w:rStyle w:val="DecValTok"/>
+        </w:rPr>
+        <w:t xml:space="preserve">3</w:t>
+      </w:r>
+      <w:r>
+        <w:rPr>
+          <w:rStyle w:val="OperatorTok"/>
+        </w:rPr>
+        <w:t xml:space="preserve">)</w:t>
+      </w:r>
+      <w:r>
+        <w:rPr>
+          <w:rStyle w:val="NormalTok"/>
+        </w:rPr>
+        <w:t xml:space="preserve"> </w:t>
+      </w:r>
+      <w:r>
+        <w:rPr>
+          <w:rStyle w:val="ControlFlowTok"/>
+        </w:rPr>
+        <w:t xml:space="preserve">return</w:t>
+      </w:r>
+      <w:r>
+        <w:rPr>
+          <w:rStyle w:val="NormalTok"/>
+        </w:rPr>
+        <w:t xml:space="preserve"> </w:t>
+      </w:r>
+      <w:r>
+        <w:rPr>
+          <w:rStyle w:val="DecValTok"/>
+        </w:rPr>
+        <w:t xml:space="preserve">1</w:t>
+      </w:r>
+      <w:r>
+        <w:rPr>
+          <w:rStyle w:val="OperatorTok"/>
+        </w:rPr>
+        <w:t xml:space="preserve">;</w:t>
+      </w:r>
+      <w:r>
+        <w:br/>
+      </w:r>
+      <w:r>
+        <w:rPr>
+          <w:rStyle w:val="NormalTok"/>
+        </w:rPr>
+        <w:t xml:space="preserve">    </w:t>
+      </w:r>
+      <w:r>
+        <w:rPr>
+          <w:rStyle w:val="DataTypeTok"/>
+        </w:rPr>
+        <w:t xml:space="preserve">char</w:t>
+      </w:r>
+      <w:r>
+        <w:rPr>
+          <w:rStyle w:val="NormalTok"/>
+        </w:rPr>
+        <w:t xml:space="preserve"> path</w:t>
+      </w:r>
+      <w:r>
+        <w:rPr>
+          <w:rStyle w:val="OperatorTok"/>
+        </w:rPr>
+        <w:t xml:space="preserve">[</w:t>
+      </w:r>
+      <w:r>
+        <w:rPr>
+          <w:rStyle w:val="DecValTok"/>
+        </w:rPr>
+        <w:t xml:space="preserve">256</w:t>
+      </w:r>
+      <w:r>
+        <w:rPr>
+          <w:rStyle w:val="OperatorTok"/>
+        </w:rPr>
+        <w:t xml:space="preserve">];</w:t>
+      </w:r>
+      <w:r>
+        <w:br/>
+      </w:r>
+      <w:r>
+        <w:rPr>
+          <w:rStyle w:val="NormalTok"/>
+        </w:rPr>
+        <w:t xml:space="preserve">    snprintf</w:t>
+      </w:r>
+      <w:r>
+        <w:rPr>
+          <w:rStyle w:val="OperatorTok"/>
+        </w:rPr>
+        <w:t xml:space="preserve">(</w:t>
+      </w:r>
+      <w:r>
+        <w:rPr>
+          <w:rStyle w:val="NormalTok"/>
+        </w:rPr>
+        <w:t xml:space="preserve">path</w:t>
+      </w:r>
+      <w:r>
+        <w:rPr>
+          <w:rStyle w:val="OperatorTok"/>
+        </w:rPr>
+        <w:t xml:space="preserve">,</w:t>
+      </w:r>
+      <w:r>
+        <w:rPr>
+          <w:rStyle w:val="NormalTok"/>
+        </w:rPr>
+        <w:t xml:space="preserve"> </w:t>
+      </w:r>
+      <w:r>
+        <w:rPr>
+          <w:rStyle w:val="KeywordTok"/>
+        </w:rPr>
+        <w:t xml:space="preserve">sizeof</w:t>
+      </w:r>
+      <w:r>
+        <w:rPr>
+          <w:rStyle w:val="NormalTok"/>
+        </w:rPr>
+        <w:t xml:space="preserve"> path</w:t>
+      </w:r>
+      <w:r>
+        <w:rPr>
+          <w:rStyle w:val="OperatorTok"/>
+        </w:rPr>
+        <w:t xml:space="preserve">,</w:t>
+      </w:r>
+      <w:r>
+        <w:rPr>
+          <w:rStyle w:val="NormalTok"/>
+        </w:rPr>
+        <w:t xml:space="preserve"> </w:t>
+      </w:r>
+      <w:r>
+        <w:rPr>
+          <w:rStyle w:val="StringTok"/>
+        </w:rPr>
+        <w:t xml:space="preserve">"/proc/</w:t>
+      </w:r>
+      <w:r>
+        <w:rPr>
+          <w:rStyle w:val="SpecialCharTok"/>
+        </w:rPr>
+        <w:t xml:space="preserve">%s</w:t>
+      </w:r>
+      <w:r>
+        <w:rPr>
+          <w:rStyle w:val="StringTok"/>
+        </w:rPr>
+        <w:t xml:space="preserve">/oom_score_adj"</w:t>
+      </w:r>
+      <w:r>
+        <w:rPr>
+          <w:rStyle w:val="OperatorTok"/>
+        </w:rPr>
+        <w:t xml:space="preserve">,</w:t>
+      </w:r>
+      <w:r>
+        <w:rPr>
+          <w:rStyle w:val="NormalTok"/>
+        </w:rPr>
+        <w:t xml:space="preserve"> argv</w:t>
+      </w:r>
+      <w:r>
+        <w:rPr>
+          <w:rStyle w:val="OperatorTok"/>
+        </w:rPr>
+        <w:t xml:space="preserve">[</w:t>
+      </w:r>
+      <w:r>
+        <w:rPr>
+          <w:rStyle w:val="DecValTok"/>
+        </w:rPr>
+        <w:t xml:space="preserve">1</w:t>
+      </w:r>
+      <w:r>
+        <w:rPr>
+          <w:rStyle w:val="OperatorTok"/>
+        </w:rPr>
+        <w:t xml:space="preserve">]);</w:t>
+      </w:r>
+      <w:r>
+        <w:br/>
+      </w:r>
+      <w:r>
+        <w:rPr>
+          <w:rStyle w:val="NormalTok"/>
+        </w:rPr>
+        <w:t xml:space="preserve">    </w:t>
+      </w:r>
+      <w:r>
+        <w:rPr>
+          <w:rStyle w:val="DataTypeTok"/>
+        </w:rPr>
+        <w:t xml:space="preserve">FILE</w:t>
+      </w:r>
+      <w:r>
+        <w:rPr>
+          <w:rStyle w:val="NormalTok"/>
+        </w:rPr>
+        <w:t xml:space="preserve"> </w:t>
+      </w:r>
+      <w:r>
+        <w:rPr>
+          <w:rStyle w:val="OperatorTok"/>
+        </w:rPr>
+        <w:t xml:space="preserve">*</w:t>
+      </w:r>
+      <w:r>
+        <w:rPr>
+          <w:rStyle w:val="NormalTok"/>
+        </w:rPr>
+        <w:t xml:space="preserve">f </w:t>
+      </w:r>
+      <w:r>
+        <w:rPr>
+          <w:rStyle w:val="OperatorTok"/>
+        </w:rPr>
+        <w:t xml:space="preserve">=</w:t>
+      </w:r>
+      <w:r>
+        <w:rPr>
+          <w:rStyle w:val="NormalTok"/>
+        </w:rPr>
+        <w:t xml:space="preserve"> fopen</w:t>
+      </w:r>
+      <w:r>
+        <w:rPr>
+          <w:rStyle w:val="OperatorTok"/>
+        </w:rPr>
+        <w:t xml:space="preserve">(</w:t>
+      </w:r>
+      <w:r>
+        <w:rPr>
+          <w:rStyle w:val="NormalTok"/>
+        </w:rPr>
+        <w:t xml:space="preserve">path</w:t>
+      </w:r>
+      <w:r>
+        <w:rPr>
+          <w:rStyle w:val="OperatorTok"/>
+        </w:rPr>
+        <w:t xml:space="preserve">,</w:t>
+      </w:r>
+      <w:r>
+        <w:rPr>
+          <w:rStyle w:val="NormalTok"/>
+        </w:rPr>
+        <w:t xml:space="preserve"> </w:t>
+      </w:r>
+      <w:r>
+        <w:rPr>
+          <w:rStyle w:val="StringTok"/>
+        </w:rPr>
+        <w:t xml:space="preserve">"w"</w:t>
+      </w:r>
+      <w:r>
+        <w:rPr>
+          <w:rStyle w:val="OperatorTok"/>
+        </w:rPr>
+        <w:t xml:space="preserve">);</w:t>
+      </w:r>
+      <w:r>
+        <w:br/>
+      </w:r>
+      <w:r>
+        <w:rPr>
+          <w:rStyle w:val="NormalTok"/>
+        </w:rPr>
+        <w:t xml:space="preserve">    </w:t>
+      </w:r>
+      <w:r>
+        <w:rPr>
+          <w:rStyle w:val="ControlFlowTok"/>
+        </w:rPr>
+        <w:t xml:space="preserve">if</w:t>
+      </w:r>
+      <w:r>
+        <w:rPr>
+          <w:rStyle w:val="NormalTok"/>
+        </w:rPr>
+        <w:t xml:space="preserve"> </w:t>
+      </w:r>
+      <w:r>
+        <w:rPr>
+          <w:rStyle w:val="OperatorTok"/>
+        </w:rPr>
+        <w:t xml:space="preserve">(!</w:t>
+      </w:r>
+      <w:r>
+        <w:rPr>
+          <w:rStyle w:val="NormalTok"/>
+        </w:rPr>
+        <w:t xml:space="preserve">f</w:t>
+      </w:r>
+      <w:r>
+        <w:rPr>
+          <w:rStyle w:val="OperatorTok"/>
+        </w:rPr>
+        <w:t xml:space="preserve">)</w:t>
+      </w:r>
+      <w:r>
+        <w:rPr>
+          <w:rStyle w:val="NormalTok"/>
+        </w:rPr>
+        <w:t xml:space="preserve"> </w:t>
+      </w:r>
+      <w:r>
+        <w:rPr>
+          <w:rStyle w:val="ControlFlowTok"/>
+        </w:rPr>
+        <w:t xml:space="preserve">return</w:t>
+      </w:r>
+      <w:r>
+        <w:rPr>
+          <w:rStyle w:val="NormalTok"/>
+        </w:rPr>
+        <w:t xml:space="preserve"> </w:t>
+      </w:r>
+      <w:r>
+        <w:rPr>
+          <w:rStyle w:val="DecValTok"/>
+        </w:rPr>
+        <w:t xml:space="preserve">2</w:t>
+      </w:r>
+      <w:r>
+        <w:rPr>
+          <w:rStyle w:val="OperatorTok"/>
+        </w:rPr>
+        <w:t xml:space="preserve">;</w:t>
+      </w:r>
+      <w:r>
+        <w:br/>
+      </w:r>
+      <w:r>
+        <w:rPr>
+          <w:rStyle w:val="NormalTok"/>
+        </w:rPr>
+        <w:t xml:space="preserve">    fputs</w:t>
+      </w:r>
+      <w:r>
+        <w:rPr>
+          <w:rStyle w:val="OperatorTok"/>
+        </w:rPr>
+        <w:t xml:space="preserve">(</w:t>
+      </w:r>
+      <w:r>
+        <w:rPr>
+          <w:rStyle w:val="NormalTok"/>
+        </w:rPr>
+        <w:t xml:space="preserve">argv</w:t>
+      </w:r>
+      <w:r>
+        <w:rPr>
+          <w:rStyle w:val="OperatorTok"/>
+        </w:rPr>
+        <w:t xml:space="preserve">[</w:t>
+      </w:r>
+      <w:r>
+        <w:rPr>
+          <w:rStyle w:val="DecValTok"/>
+        </w:rPr>
+        <w:t xml:space="preserve">2</w:t>
+      </w:r>
+      <w:r>
+        <w:rPr>
+          <w:rStyle w:val="OperatorTok"/>
+        </w:rPr>
+        <w:t xml:space="preserve">],</w:t>
+      </w:r>
+      <w:r>
+        <w:rPr>
+          <w:rStyle w:val="NormalTok"/>
+        </w:rPr>
+        <w:t xml:space="preserve"> f</w:t>
+      </w:r>
+      <w:r>
+        <w:rPr>
+          <w:rStyle w:val="OperatorTok"/>
+        </w:rPr>
+        <w:t xml:space="preserve">);</w:t>
+      </w:r>
+      <w:r>
+        <w:br/>
+      </w:r>
+      <w:r>
+        <w:rPr>
+          <w:rStyle w:val="NormalTok"/>
+        </w:rPr>
+        <w:t xml:space="preserve">    fclose</w:t>
+      </w:r>
+      <w:r>
+        <w:rPr>
+          <w:rStyle w:val="OperatorTok"/>
+        </w:rPr>
+        <w:t xml:space="preserve">(</w:t>
+      </w:r>
+      <w:r>
+        <w:rPr>
+          <w:rStyle w:val="NormalTok"/>
+        </w:rPr>
+        <w:t xml:space="preserve">f</w:t>
+      </w:r>
+      <w:r>
+        <w:rPr>
+          <w:rStyle w:val="OperatorTok"/>
+        </w:rPr>
+        <w:t xml:space="preserve">);</w:t>
+      </w:r>
+      <w:r>
+        <w:br/>
+      </w:r>
+      <w:r>
+        <w:rPr>
+          <w:rStyle w:val="NormalTok"/>
+        </w:rPr>
+        <w:t xml:space="preserve">    </w:t>
+      </w:r>
+      <w:r>
+        <w:rPr>
+          <w:rStyle w:val="ControlFlowTok"/>
+        </w:rPr>
+        <w:t xml:space="preserve">return</w:t>
+      </w:r>
+      <w:r>
+        <w:rPr>
+          <w:rStyle w:val="NormalTok"/>
+        </w:rPr>
+        <w:t xml:space="preserve"> </w:t>
+      </w:r>
+      <w:r>
+        <w:rPr>
+          <w:rStyle w:val="DecValTok"/>
+        </w:rPr>
+        <w:t xml:space="preserve">0</w:t>
+      </w:r>
+      <w:r>
+        <w:rPr>
+          <w:rStyle w:val="OperatorTok"/>
+        </w:rPr>
+        <w:t xml:space="preserve">;</w:t>
+      </w:r>
+      <w:r>
+        <w:br/>
+      </w:r>
+      <w:r>
+        <w:rPr>
+          <w:rStyle w:val="OperatorTok"/>
+        </w:rPr>
+        <w:t xml:space="preserve">}</w:t>
+      </w:r>
+    </w:p>
+    <w:p>
+      <w:pPr>
+        <w:pStyle w:val="FirstParagraph"/>
+      </w:pPr>
+      <w:r>
+        <w:t xml:space="preserve">Build + grant capability (one-time):</w:t>
+      </w:r>
+    </w:p>
+    <w:p>
+      <w:pPr>
+        <w:pStyle w:val="SourceCode"/>
+      </w:pPr>
+      <w:r>
+        <w:rPr>
+          <w:rStyle w:val="FunctionTok"/>
+        </w:rPr>
+        <w:t xml:space="preserve">gcc</w:t>
+      </w:r>
+      <w:r>
+        <w:rPr>
+          <w:rStyle w:val="NormalTok"/>
+        </w:rPr>
+        <w:t xml:space="preserve"> </w:t>
+      </w:r>
+      <w:r>
+        <w:rPr>
+          <w:rStyle w:val="AttributeTok"/>
+        </w:rPr>
+        <w:t xml:space="preserve">-o</w:t>
+      </w:r>
+      <w:r>
+        <w:rPr>
+          <w:rStyle w:val="NormalTok"/>
+        </w:rPr>
+        <w:t xml:space="preserve"> oom_set oom_set.c</w:t>
+      </w:r>
+      <w:r>
+        <w:br/>
+      </w:r>
+      <w:r>
+        <w:rPr>
+          <w:rStyle w:val="FunctionTok"/>
+        </w:rPr>
+        <w:t xml:space="preserve">sudo</w:t>
+      </w:r>
+      <w:r>
+        <w:rPr>
+          <w:rStyle w:val="NormalTok"/>
+        </w:rPr>
+        <w:t xml:space="preserve"> setcap cap_sys_resource+ep ./oom_set</w:t>
+      </w:r>
+      <w:r>
+        <w:br/>
+      </w:r>
+      <w:r>
+        <w:rPr>
+          <w:rStyle w:val="FunctionTok"/>
+        </w:rPr>
+        <w:t xml:space="preserve">sudo</w:t>
+      </w:r>
+      <w:r>
+        <w:rPr>
+          <w:rStyle w:val="NormalTok"/>
+        </w:rPr>
+        <w:t xml:space="preserve"> install </w:t>
+      </w:r>
+      <w:r>
+        <w:rPr>
+          <w:rStyle w:val="AttributeTok"/>
+        </w:rPr>
+        <w:t xml:space="preserve">-m</w:t>
+      </w:r>
+      <w:r>
+        <w:rPr>
+          <w:rStyle w:val="NormalTok"/>
+        </w:rPr>
+        <w:t xml:space="preserve"> 755 ./oom_set /usr/local/bin/tmx-oom-set</w:t>
+      </w:r>
+    </w:p>
+    <w:p>
+      <w:pPr>
+        <w:pStyle w:val="FirstParagraph"/>
+      </w:pPr>
+      <w:r>
+        <w:t xml:space="preserve">Then update the wrapper to call</w:t>
+      </w:r>
+      <w:r>
+        <w:t xml:space="preserve"> </w:t>
+      </w:r>
+      <w:r>
+        <w:rPr>
+          <w:rStyle w:val="VerbatimChar"/>
+        </w:rPr>
+        <w:t xml:space="preserve">tmx-oom-set "$server_pid" -500</w:t>
+      </w:r>
+      <w:r>
+        <w:t xml:space="preserve"> </w:t>
+      </w:r>
+      <w:r>
+        <w:t xml:space="preserve">instead of writing directly.</w:t>
+      </w:r>
+    </w:p>
+    <w:p>
+      <w:pPr>
+        <w:pStyle w:val="BodyText"/>
+      </w:pPr>
+      <w:r>
+        <w:t xml:space="preserve">Pro: no per-invocation sudo. Helper has only one capability (minimal blast radius).</w:t>
+      </w:r>
+      <w:r>
+        <w:t xml:space="preserve"> </w:t>
+      </w:r>
+      <w:r>
+        <w:t xml:space="preserve">Con: requires one-time root setup; the helper binary must be audited (it's tiny so this is easy).</w:t>
+      </w:r>
+    </w:p>
+    <w:bookmarkEnd w:id="32"/>
+    <w:bookmarkStart w:id="33" w:name="Xce84a87b1b480d8436cb1669961e05a772fdaee"/>
+    <w:p>
+      <w:pPr>
+        <w:pStyle w:val="Heading4"/>
+      </w:pPr>
+      <w:r>
+        <w:t xml:space="preserve">Option C — systemd user service with</w:t>
+      </w:r>
+      <w:r>
+        <w:t xml:space="preserve"> </w:t>
+      </w:r>
+      <w:r>
+        <w:rPr>
+          <w:rStyle w:val="VerbatimChar"/>
+        </w:rPr>
+        <w:t xml:space="preserve">OOMScoreAdjust=</w:t>
+      </w:r>
+    </w:p>
+    <w:p>
+      <w:pPr>
+        <w:pStyle w:val="FirstParagraph"/>
+      </w:pPr>
+      <w:r>
+        <w:t xml:space="preserve">Run tmux as a systemd user service whose unit file declares</w:t>
+      </w:r>
+      <w:r>
+        <w:t xml:space="preserve"> </w:t>
+      </w:r>
+      <w:r>
+        <w:rPr>
+          <w:rStyle w:val="VerbatimChar"/>
+        </w:rPr>
+        <w:t xml:space="preserve">OOMScoreAdjust=-500</w:t>
+      </w:r>
+      <w:r>
+        <w:t xml:space="preserve">. systemd applies the adjustment at process startup (it has CAP_SYS_RESOURCE).</w:t>
+      </w:r>
+    </w:p>
+    <w:p>
+      <w:pPr>
+        <w:pStyle w:val="SourceCode"/>
+      </w:pPr>
+      <w:r>
+        <w:rPr>
+          <w:rStyle w:val="CommentTok"/>
+        </w:rPr>
+        <w:t xml:space="preserve"># ~/.config/systemd/user/tmux.service</w:t>
+      </w:r>
+      <w:r>
+        <w:br/>
+      </w:r>
+      <w:r>
+        <w:rPr>
+          <w:rStyle w:val="KeywordTok"/>
+        </w:rPr>
+        <w:t xml:space="preserve">[Service]</w:t>
+      </w:r>
+      <w:r>
+        <w:br/>
+      </w:r>
+      <w:r>
+        <w:rPr>
+          <w:rStyle w:val="DataTypeTok"/>
+        </w:rPr>
+        <w:t xml:space="preserve">ExecStart</w:t>
+      </w:r>
+      <w:r>
+        <w:rPr>
+          <w:rStyle w:val="OtherTok"/>
+        </w:rPr>
+        <w:t xml:space="preserve">=</w:t>
+      </w:r>
+      <w:r>
+        <w:rPr>
+          <w:rStyle w:val="StringTok"/>
+        </w:rPr>
+        <w:t xml:space="preserve">/path/to/tmx new-session -A -s main</w:t>
+      </w:r>
+      <w:r>
+        <w:br/>
+      </w:r>
+      <w:r>
+        <w:rPr>
+          <w:rStyle w:val="DataTypeTok"/>
+        </w:rPr>
+        <w:t xml:space="preserve">OOMScoreAdjust</w:t>
+      </w:r>
+      <w:r>
+        <w:rPr>
+          <w:rStyle w:val="OtherTok"/>
+        </w:rPr>
+        <w:t xml:space="preserve">=</w:t>
+      </w:r>
+      <w:r>
+        <w:rPr>
+          <w:rStyle w:val="DecValTok"/>
+        </w:rPr>
+        <w:t xml:space="preserve">-500</w:t>
+      </w:r>
+      <w:r>
+        <w:br/>
+      </w:r>
+      <w:r>
+        <w:rPr>
+          <w:rStyle w:val="DataTypeTok"/>
+        </w:rPr>
+        <w:t xml:space="preserve">Restart</w:t>
+      </w:r>
+      <w:r>
+        <w:rPr>
+          <w:rStyle w:val="OtherTok"/>
+        </w:rPr>
+        <w:t xml:space="preserve">=</w:t>
+      </w:r>
+      <w:r>
+        <w:rPr>
+          <w:rStyle w:val="StringTok"/>
+        </w:rPr>
+        <w:t xml:space="preserve">on-failure</w:t>
+      </w:r>
+      <w:r>
+        <w:br/>
+      </w:r>
+      <w:r>
+        <w:br/>
+      </w:r>
+      <w:r>
+        <w:rPr>
+          <w:rStyle w:val="KeywordTok"/>
+        </w:rPr>
+        <w:t xml:space="preserve">[Install]</w:t>
+      </w:r>
+      <w:r>
+        <w:br/>
+      </w:r>
+      <w:r>
+        <w:rPr>
+          <w:rStyle w:val="DataTypeTok"/>
+        </w:rPr>
+        <w:t xml:space="preserve">WantedBy</w:t>
+      </w:r>
+      <w:r>
+        <w:rPr>
+          <w:rStyle w:val="OtherTok"/>
+        </w:rPr>
+        <w:t xml:space="preserve">=</w:t>
+      </w:r>
+      <w:r>
+        <w:rPr>
+          <w:rStyle w:val="StringTok"/>
+        </w:rPr>
+        <w:t xml:space="preserve">default.target</w:t>
+      </w:r>
+    </w:p>
+    <w:p>
+      <w:pPr>
+        <w:pStyle w:val="SourceCode"/>
+      </w:pPr>
+      <w:r>
+        <w:rPr>
+          <w:rStyle w:val="ExtensionTok"/>
+        </w:rPr>
+        <w:t xml:space="preserve">systemctl</w:t>
+      </w:r>
+      <w:r>
+        <w:rPr>
+          <w:rStyle w:val="NormalTok"/>
+        </w:rPr>
+        <w:t xml:space="preserve"> </w:t>
+      </w:r>
+      <w:r>
+        <w:rPr>
+          <w:rStyle w:val="AttributeTok"/>
+        </w:rPr>
+        <w:t xml:space="preserve">--user</w:t>
+      </w:r>
+      <w:r>
+        <w:rPr>
+          <w:rStyle w:val="NormalTok"/>
+        </w:rPr>
+        <w:t xml:space="preserve"> enable </w:t>
+      </w:r>
+      <w:r>
+        <w:rPr>
+          <w:rStyle w:val="AttributeTok"/>
+        </w:rPr>
+        <w:t xml:space="preserve">--now</w:t>
+      </w:r>
+      <w:r>
+        <w:rPr>
+          <w:rStyle w:val="NormalTok"/>
+        </w:rPr>
+        <w:t xml:space="preserve"> tmux.service</w:t>
+      </w:r>
+    </w:p>
+    <w:p>
+      <w:pPr>
+        <w:pStyle w:val="FirstParagraph"/>
+      </w:pPr>
+      <w:r>
+        <w:t xml:space="preserve">Pro: clean, capability-less from the operator's perspective. systemd handles everything.</w:t>
+      </w:r>
+      <w:r>
+        <w:t xml:space="preserve"> </w:t>
+      </w:r>
+      <w:r>
+        <w:t xml:space="preserve">Con: tmux runs in a different cgroup hierarchy; some plugins /</w:t>
+      </w:r>
+      <w:r>
+        <w:t xml:space="preserve"> </w:t>
+      </w:r>
+      <w:r>
+        <w:rPr>
+          <w:rStyle w:val="VerbatimChar"/>
+        </w:rPr>
+        <w:t xml:space="preserve">$TMUX_PANE</w:t>
+      </w:r>
+      <w:r>
+        <w:t xml:space="preserve"> </w:t>
+      </w:r>
+      <w:r>
+        <w:t xml:space="preserve">integrations may behave differently.</w:t>
+      </w:r>
+    </w:p>
+    <w:bookmarkEnd w:id="33"/>
+    <w:bookmarkEnd w:id="34"/>
+    <w:bookmarkStart w:id="35" w:name="recommendation"/>
+    <w:p>
+      <w:pPr>
+        <w:pStyle w:val="Heading3"/>
+      </w:pPr>
+      <w:r>
+        <w:t xml:space="preserve">Recommendation</w:t>
+      </w:r>
+    </w:p>
+    <w:p>
+      <w:pPr>
+        <w:pStyle w:val="FirstParagraph"/>
+      </w:pPr>
+      <w:r>
+        <w:t xml:space="preserve">For most operators:</w:t>
+      </w:r>
+      <w:r>
+        <w:t xml:space="preserve"> </w:t>
+      </w:r>
+      <w:r>
+        <w:rPr>
+          <w:b/>
+          <w:bCs/>
+        </w:rPr>
+        <w:t xml:space="preserve">Option C</w:t>
+      </w:r>
+      <w:r>
+        <w:t xml:space="preserve"> </w:t>
+      </w:r>
+      <w:r>
+        <w:t xml:space="preserve">if you're already on a systemd-based distro and use tmux as your "main" workspace.</w:t>
+      </w:r>
+      <w:r>
+        <w:t xml:space="preserve"> </w:t>
+      </w:r>
+      <w:r>
+        <w:rPr>
+          <w:b/>
+          <w:bCs/>
+        </w:rPr>
+        <w:t xml:space="preserve">Option B</w:t>
+      </w:r>
+      <w:r>
+        <w:t xml:space="preserve"> </w:t>
+      </w:r>
+      <w:r>
+        <w:t xml:space="preserve">if you launch tmux ad-hoc from terminals.</w:t>
+      </w:r>
+      <w:r>
+        <w:t xml:space="preserve"> </w:t>
+      </w:r>
+      <w:r>
+        <w:rPr>
+          <w:b/>
+          <w:bCs/>
+        </w:rPr>
+        <w:t xml:space="preserve">Option A</w:t>
+      </w:r>
+      <w:r>
+        <w:t xml:space="preserve"> </w:t>
+      </w:r>
+      <w:r>
+        <w:t xml:space="preserve">if you only want OOM protection during high-risk tasks (a single sudo-tmux session for the AOSP build window).</w:t>
+      </w:r>
+    </w:p>
+    <w:p>
+      <w:pPr>
+        <w:pStyle w:val="BodyText"/>
+      </w:pPr>
+      <w:r>
+        <w:t xml:space="preserve">For most production use, none of these is mandatory. The</w:t>
+      </w:r>
+      <w:r>
+        <w:t xml:space="preserve"> </w:t>
+      </w:r>
+      <w:r>
+        <w:rPr>
+          <w:rStyle w:val="VerbatimChar"/>
+        </w:rPr>
+        <w:t xml:space="preserve">oom_score_adj</w:t>
+      </w:r>
+      <w:r>
+        <w:t xml:space="preserve"> </w:t>
+      </w:r>
+      <w:r>
+        <w:t xml:space="preserve">work is the smallest of the three benefits we get from the new build (the bigger ones being jemalloc + bounded</w:t>
+      </w:r>
+      <w:r>
+        <w:t xml:space="preserve"> </w:t>
+      </w:r>
+      <w:r>
+        <w:rPr>
+          <w:rStyle w:val="VerbatimChar"/>
+        </w:rPr>
+        <w:t xml:space="preserve">history-limit</w:t>
+      </w:r>
+      <w:r>
+        <w:t xml:space="preserve"> </w:t>
+      </w:r>
+      <w:r>
+        <w:t xml:space="preserve">+ reproducible 3.6a pin). The covenant tests SKIP cleanly and the binary is GREEN as-is.</w:t>
+      </w:r>
+    </w:p>
+    <w:p>
+      <w:r>
+        <w:pict>
+          <v:rect style="width:0;height:1.5pt" o:hralign="center" o:hrstd="t" o:hr="t"/>
+        </w:pict>
+      </w:r>
+    </w:p>
+    <w:bookmarkEnd w:id="35"/>
+    <w:bookmarkEnd w:id="36"/>
+    <w:bookmarkStart w:id="37" w:name="Xb075f789933470b6517071d8f496939353f0ae1"/>
+    <w:p>
+      <w:pPr>
+        <w:pStyle w:val="Heading2"/>
+      </w:pPr>
+      <w:r>
+        <w:t xml:space="preserve">§7 Cross-references</w:t>
       </w:r>
     </w:p>
     <w:p>
@@ -6862,13 +7318,76 @@
         <w:pStyle w:val="Compact"/>
         <w:numPr>
           <w:ilvl w:val="0"/>
-          <w:numId w:val="1007"/>
+          <w:numId w:val="1008"/>
         </w:numPr>
       </w:pPr>
       <w:r>
         <w:rPr>
           <w:rStyle w:val="VerbatimChar"/>
         </w:rPr>
+        <w:t xml:space="preserve">CLAUDE.md</w:t>
+      </w:r>
+      <w:r>
+        <w:t xml:space="preserve"> </w:t>
+      </w:r>
+      <w:r>
+        <w:t xml:space="preserve">— Applied Fixes Reference, Phase 38</w:t>
+      </w:r>
+    </w:p>
+    <w:p>
+      <w:pPr>
+        <w:pStyle w:val="Compact"/>
+        <w:numPr>
+          <w:ilvl w:val="0"/>
+          <w:numId w:val="1008"/>
+        </w:numPr>
+      </w:pPr>
+      <w:r>
+        <w:rPr>
+          <w:rStyle w:val="VerbatimChar"/>
+        </w:rPr>
+        <w:t xml:space="preserve">docs/CONTINUATION.md</w:t>
+      </w:r>
+      <w:r>
+        <w:t xml:space="preserve"> </w:t>
+      </w:r>
+      <w:r>
+        <w:t xml:space="preserve">§3 — current Phase 38 status</w:t>
+      </w:r>
+    </w:p>
+    <w:p>
+      <w:pPr>
+        <w:pStyle w:val="Compact"/>
+        <w:numPr>
+          <w:ilvl w:val="0"/>
+          <w:numId w:val="1008"/>
+        </w:numPr>
+      </w:pPr>
+      <w:r>
+        <w:rPr>
+          <w:rStyle w:val="VerbatimChar"/>
+        </w:rPr>
+        <w:t xml:space="preserve">docs/guides/ATMOSPHERE_CONSTITUTION.md</w:t>
+      </w:r>
+      <w:r>
+        <w:t xml:space="preserve"> </w:t>
+      </w:r>
+      <w:r>
+        <w:t xml:space="preserve">§11.4, §12.9 — invoked patterns</w:t>
+      </w:r>
+    </w:p>
+    <w:p>
+      <w:pPr>
+        <w:pStyle w:val="Compact"/>
+        <w:numPr>
+          <w:ilvl w:val="0"/>
+          <w:numId w:val="1008"/>
+        </w:numPr>
+      </w:pPr>
+      <w:r>
+        <w:rPr>
+          <w:rStyle w:val="VerbatimChar"/>
+        </w:rPr>
         <w:t xml:space="preserve">tools/helixqa/HelixQA/banks/atmosphere.yaml</w:t>
       </w:r>
       <w:r>
@@ -6878,8 +7397,8 @@
         <w:t xml:space="preserve">— TMUX-CH-01..08 entries</w:t>
       </w:r>
     </w:p>
-    <w:bookmarkEnd w:id="36"/>
     <w:bookmarkEnd w:id="37"/>
+    <w:bookmarkEnd w:id="38"/>
     <w:sectPr>
       <w:footnotePr>
         <w:numRestart w:val="eachSect"/>
@@ -7176,6 +7695,91 @@
       <w:rPr>
         <w:rFonts w:ascii="Wingdings" w:hAnsi="Wingdings" w:cs="Wingdings" w:hint="default"/>
       </w:rPr>
+    </w:lvl>
+  </w:abstractNum>
+  <w:abstractNum w:abstractNumId="99410">
+    <w:nsid w:val="00A99410"/>
+    <w:multiLevelType w:val="multilevel"/>
+    <w:lvl w:ilvl="0">
+      <w:start w:val="0"/>
+      <w:numFmt w:val="decimal"/>
+      <w:lvlText w:val="%1."/>
+      <w:lvlJc w:val="left"/>
+      <w:pPr>
+        <w:ind w:left="720" w:hanging="360"/>
+      </w:pPr>
+    </w:lvl>
+    <w:lvl w:ilvl="1">
+      <w:start w:val="0"/>
+      <w:numFmt w:val="decimal"/>
+      <w:lvlText w:val="%2."/>
+      <w:lvlJc w:val="left"/>
+      <w:pPr>
+        <w:ind w:left="1440" w:hanging="360"/>
+      </w:pPr>
+    </w:lvl>
+    <w:lvl w:ilvl="2">
+      <w:start w:val="0"/>
+      <w:numFmt w:val="decimal"/>
+      <w:lvlText w:val="%3."/>
+      <w:lvlJc w:val="left"/>
+      <w:pPr>
+        <w:ind w:left="2160" w:hanging="360"/>
+      </w:pPr>
+    </w:lvl>
+    <w:lvl w:ilvl="3">
+      <w:start w:val="0"/>
+      <w:numFmt w:val="decimal"/>
+      <w:lvlText w:val="%4."/>
+      <w:lvlJc w:val="left"/>
+      <w:pPr>
+        <w:ind w:left="2880" w:hanging="360"/>
+      </w:pPr>
+    </w:lvl>
+    <w:lvl w:ilvl="4">
+      <w:start w:val="0"/>
+      <w:numFmt w:val="decimal"/>
+      <w:lvlText w:val="%5."/>
+      <w:lvlJc w:val="left"/>
+      <w:pPr>
+        <w:ind w:left="3600" w:hanging="360"/>
+      </w:pPr>
+    </w:lvl>
+    <w:lvl w:ilvl="5">
+      <w:start w:val="0"/>
+      <w:numFmt w:val="decimal"/>
+      <w:lvlText w:val="%6."/>
+      <w:lvlJc w:val="left"/>
+      <w:pPr>
+        <w:ind w:left="4320" w:hanging="360"/>
+      </w:pPr>
+    </w:lvl>
+    <w:lvl w:ilvl="6">
+      <w:start w:val="0"/>
+      <w:numFmt w:val="decimal"/>
+      <w:lvlText w:val="%7."/>
+      <w:lvlJc w:val="left"/>
+      <w:pPr>
+        <w:ind w:left="5040" w:hanging="360"/>
+      </w:pPr>
+    </w:lvl>
+    <w:lvl w:ilvl="7">
+      <w:start w:val="0"/>
+      <w:numFmt w:val="decimal"/>
+      <w:lvlText w:val="%8."/>
+      <w:lvlJc w:val="left"/>
+      <w:pPr>
+        <w:ind w:left="5760" w:hanging="360"/>
+      </w:pPr>
+    </w:lvl>
+    <w:lvl w:ilvl="8">
+      <w:start w:val="0"/>
+      <w:numFmt w:val="decimal"/>
+      <w:lvlText w:val="%9."/>
+      <w:lvlJc w:val="left"/>
+      <w:pPr>
+        <w:ind w:left="6480" w:hanging="360"/>
+      </w:pPr>
     </w:lvl>
   </w:abstractNum>
   <w:num w:numId="1000">
@@ -7245,6 +7849,42 @@
     </w:lvlOverride>
   </w:num>
   <w:num w:numId="1004">
+    <w:abstractNumId w:val="99410"/>
+    <w:lvlOverride w:ilvl="0">
+      <w:startOverride w:val="0"/>
+    </w:lvlOverride>
+    <w:lvlOverride w:ilvl="1">
+      <w:startOverride w:val="0"/>
+    </w:lvlOverride>
+    <w:lvlOverride w:ilvl="2">
+      <w:startOverride w:val="0"/>
+    </w:lvlOverride>
+    <w:lvlOverride w:ilvl="3">
+      <w:startOverride w:val="0"/>
+    </w:lvlOverride>
+    <w:lvlOverride w:ilvl="4">
+      <w:startOverride w:val="0"/>
+    </w:lvlOverride>
+    <w:lvlOverride w:ilvl="5">
+      <w:startOverride w:val="0"/>
+    </w:lvlOverride>
+    <w:lvlOverride w:ilvl="6">
+      <w:startOverride w:val="0"/>
+    </w:lvlOverride>
+    <w:lvlOverride w:ilvl="7">
+      <w:startOverride w:val="0"/>
+    </w:lvlOverride>
+    <w:lvlOverride w:ilvl="8">
+      <w:startOverride w:val="0"/>
+    </w:lvlOverride>
+  </w:num>
+  <w:num w:numId="1005">
+    <w:abstractNumId w:val="991"/>
+  </w:num>
+  <w:num w:numId="1006">
+    <w:abstractNumId w:val="991"/>
+  </w:num>
+  <w:num w:numId="1007">
     <w:abstractNumId w:val="99411"/>
     <w:lvlOverride w:ilvl="0">
       <w:startOverride w:val="1"/>
@@ -7274,40 +7914,7 @@
       <w:startOverride w:val="1"/>
     </w:lvlOverride>
   </w:num>
-  <w:num w:numId="1005">
-    <w:abstractNumId w:val="991"/>
-  </w:num>
-  <w:num w:numId="1006">
-    <w:abstractNumId w:val="99411"/>
-    <w:lvlOverride w:ilvl="0">
-      <w:startOverride w:val="1"/>
-    </w:lvlOverride>
-    <w:lvlOverride w:ilvl="1">
-      <w:startOverride w:val="1"/>
-    </w:lvlOverride>
-    <w:lvlOverride w:ilvl="2">
-      <w:startOverride w:val="1"/>
-    </w:lvlOverride>
-    <w:lvlOverride w:ilvl="3">
-      <w:startOverride w:val="1"/>
-    </w:lvlOverride>
-    <w:lvlOverride w:ilvl="4">
-      <w:startOverride w:val="1"/>
-    </w:lvlOverride>
-    <w:lvlOverride w:ilvl="5">
-      <w:startOverride w:val="1"/>
-    </w:lvlOverride>
-    <w:lvlOverride w:ilvl="6">
-      <w:startOverride w:val="1"/>
-    </w:lvlOverride>
-    <w:lvlOverride w:ilvl="7">
-      <w:startOverride w:val="1"/>
-    </w:lvlOverride>
-    <w:lvlOverride w:ilvl="8">
-      <w:startOverride w:val="1"/>
-    </w:lvlOverride>
-  </w:num>
-  <w:num w:numId="1007">
+  <w:num w:numId="1008">
     <w:abstractNumId w:val="991"/>
   </w:num>
 </w:numbering>

--- a/docs/guide/README.docx
+++ b/docs/guide/README.docx
@@ -10,7 +10,7 @@
         <w:t xml:space="preserve">README</w:t>
       </w:r>
     </w:p>
-    <w:bookmarkStart w:id="38" w:name="X4f0bb0d16dcaed20576c6215ce75f318c7ecfff"/>
+    <w:bookmarkStart w:id="39" w:name="X4f0bb0d16dcaed20576c6215ce75f318c7ecfff"/>
     <w:p>
       <w:pPr>
         <w:pStyle w:val="Heading1"/>
@@ -22,6 +22,40 @@
     <w:p>
       <w:pPr>
         <w:pStyle w:val="FirstParagraph"/>
+      </w:pPr>
+      <w:r>
+        <w:rPr>
+          <w:b/>
+          <w:bCs/>
+        </w:rPr>
+        <w:t xml:space="preserve">Revision:</w:t>
+      </w:r>
+      <w:r>
+        <w:t xml:space="preserve"> </w:t>
+      </w:r>
+      <w:r>
+        <w:t xml:space="preserve">2</w:t>
+      </w:r>
+      <w:r>
+        <w:t xml:space="preserve"> </w:t>
+      </w:r>
+      <w:r>
+        <w:rPr>
+          <w:b/>
+          <w:bCs/>
+        </w:rPr>
+        <w:t xml:space="preserve">Last modified:</w:t>
+      </w:r>
+      <w:r>
+        <w:t xml:space="preserve"> </w:t>
+      </w:r>
+      <w:r>
+        <w:t xml:space="preserve">2026-08-10T00:00:00Z</w:t>
+      </w:r>
+    </w:p>
+    <w:p>
+      <w:pPr>
+        <w:pStyle w:val="BodyText"/>
       </w:pPr>
       <w:r>
         <w:rPr>
@@ -1482,7 +1516,7 @@
               <w:pStyle w:val="Compact"/>
             </w:pPr>
             <w:r>
-              <w:t xml:space="preserve">cgroup-v2 transient scope enforces MemoryMax/CPUQuota/TasksMax; SIGKILL containment does not take user.slice down</w:t>
+              <w:t xml:space="preserve">cgroup-v2 transient scope mechanism present (MemoryMax always-on; CPUQuota/TasksMax opt-in, see §5.6); SIGKILL containment does not take user.slice down</w:t>
             </w:r>
           </w:p>
         </w:tc>
@@ -1634,7 +1668,19 @@
               <w:pStyle w:val="Compact"/>
             </w:pPr>
             <w:r>
-              <w:t xml:space="preserve">fork-bomb caps at TasksMax=4096; cgroup pids interface readback</w:t>
+              <w:t xml:space="preserve">fork-bomb against a direct test-owned cgroup cap; cgroup pids interface readback (independent of the wrapper's default/opt-in</w:t>
+            </w:r>
+            <w:r>
+              <w:t xml:space="preserve"> </w:t>
+            </w:r>
+            <w:r>
+              <w:rPr>
+                <w:rStyle w:val="VerbatimChar"/>
+              </w:rPr>
+              <w:t xml:space="preserve">TMX_TASKS</w:t>
+            </w:r>
+            <w:r>
+              <w:t xml:space="preserve">, see §5.6)</w:t>
             </w:r>
           </w:p>
         </w:tc>
@@ -2214,6 +2260,48 @@
       </w:pPr>
       <w:r>
         <w:t xml:space="preserve">Mechanism per OS</w:t>
+      </w:r>
+    </w:p>
+    <w:p>
+      <w:pPr>
+        <w:pStyle w:val="FirstParagraph"/>
+      </w:pPr>
+      <w:r>
+        <w:rPr>
+          <w:b/>
+          <w:bCs/>
+        </w:rPr>
+        <w:t xml:space="preserve">No resource or lifetime limit applies by default on EITHER OS</w:t>
+      </w:r>
+      <w:r>
+        <w:t xml:space="preserve"> </w:t>
+      </w:r>
+      <w:r>
+        <w:t xml:space="preserve">(2026-08-10</w:t>
+      </w:r>
+      <w:r>
+        <w:t xml:space="preserve"> </w:t>
+      </w:r>
+      <w:r>
+        <w:t xml:space="preserve">mandate — root-cause fix for sessions/processes being killed despite ample</w:t>
+      </w:r>
+      <w:r>
+        <w:t xml:space="preserve"> </w:t>
+      </w:r>
+      <w:r>
+        <w:t xml:space="preserve">host capacity). The isolation primitive below still gives every session its</w:t>
+      </w:r>
+      <w:r>
+        <w:t xml:space="preserve"> </w:t>
+      </w:r>
+      <w:r>
+        <w:t xml:space="preserve">own crash/identity boundary; every cap in the table is strictly opt-in via</w:t>
+      </w:r>
+      <w:r>
+        <w:t xml:space="preserve"> </w:t>
+      </w:r>
+      <w:r>
+        <w:t xml:space="preserve">the env vars in the "Caps" section further down.</w:t>
       </w:r>
     </w:p>
     <w:tbl>
@@ -2464,13 +2552,47 @@
               <w:rPr>
                 <w:rStyle w:val="VerbatimChar"/>
               </w:rPr>
-              <w:t xml:space="preserve">MemoryMax</w:t>
-            </w:r>
-            <w:r>
-              <w:t xml:space="preserve"> </w:t>
-            </w:r>
-            <w:r>
-              <w:t xml:space="preserve">(kernel-enforced per cgroup)</w:t>
+              <w:t xml:space="preserve">MemoryMax=infinity</w:t>
+            </w:r>
+            <w:r>
+              <w:t xml:space="preserve"> </w:t>
+            </w:r>
+            <w:r>
+              <w:t xml:space="preserve">by default (never OOM-killed);</w:t>
+            </w:r>
+            <w:r>
+              <w:t xml:space="preserve"> </w:t>
+            </w:r>
+            <w:r>
+              <w:rPr>
+                <w:rStyle w:val="VerbatimChar"/>
+              </w:rPr>
+              <w:t xml:space="preserve">TMX_MEM</w:t>
+            </w:r>
+            <w:r>
+              <w:t xml:space="preserve"> </w:t>
+            </w:r>
+            <w:r>
+              <w:t xml:space="preserve">opts IN to a</w:t>
+            </w:r>
+            <w:r>
+              <w:t xml:space="preserve"> </w:t>
+            </w:r>
+            <w:r>
+              <w:rPr>
+                <w:i/>
+                <w:iCs/>
+              </w:rPr>
+              <w:t xml:space="preserve">soft</w:t>
+            </w:r>
+            <w:r>
+              <w:t xml:space="preserve"> </w:t>
+            </w:r>
+            <w:r>
+              <w:rPr>
+                <w:rStyle w:val="VerbatimChar"/>
+              </w:rPr>
+              <w:t xml:space="preserve">MemoryHigh</w:t>
             </w:r>
           </w:p>
         </w:tc>
@@ -2515,89 +2637,217 @@
               <w:pStyle w:val="Compact"/>
             </w:pPr>
             <w:r>
+              <w:t xml:space="preserve">none by default (no</w:t>
+            </w:r>
+            <w:r>
+              <w:t xml:space="preserve"> </w:t>
+            </w:r>
+            <w:r>
               <w:rPr>
                 <w:rStyle w:val="VerbatimChar"/>
               </w:rPr>
-              <w:t xml:space="preserve">CPUQuota=200%</w:t>
-            </w:r>
-            <w:r>
-              <w:t xml:space="preserve"> </w:t>
-            </w:r>
-            <w:r>
-              <w:t xml:space="preserve">(per cgroup)</w:t>
-            </w:r>
-          </w:p>
-        </w:tc>
-        <w:tc>
-          <w:tcPr/>
-          <w:p>
-            <w:pPr>
-              <w:pStyle w:val="Compact"/>
-            </w:pPr>
+              <w:t xml:space="preserve">CPUQuota</w:t>
+            </w:r>
+            <w:r>
+              <w:t xml:space="preserve"> </w:t>
+            </w:r>
+            <w:r>
+              <w:t xml:space="preserve">property);</w:t>
+            </w:r>
+            <w:r>
+              <w:t xml:space="preserve"> </w:t>
+            </w:r>
             <w:r>
               <w:rPr>
                 <w:rStyle w:val="VerbatimChar"/>
               </w:rPr>
-              <w:t xml:space="preserve">RLIMIT_CPU</w:t>
-            </w:r>
-            <w:r>
-              <w:t xml:space="preserve"> </w:t>
-            </w:r>
-            <w:r>
-              <w:t xml:space="preserve">(kernel-enforced per process, SIGXCPU on hard exhaust)</w:t>
-            </w:r>
-          </w:p>
-        </w:tc>
-      </w:tr>
-      <w:tr>
-        <w:tc>
-          <w:tcPr/>
-          <w:p>
-            <w:pPr>
-              <w:pStyle w:val="Compact"/>
-            </w:pPr>
-            <w:r>
-              <w:t xml:space="preserve">Task cap</w:t>
-            </w:r>
-          </w:p>
-        </w:tc>
-        <w:tc>
-          <w:tcPr/>
-          <w:p>
-            <w:pPr>
-              <w:pStyle w:val="Compact"/>
-            </w:pPr>
+              <w:t xml:space="preserve">TMX_CPU</w:t>
+            </w:r>
+            <w:r>
+              <w:t xml:space="preserve"> </w:t>
+            </w:r>
+            <w:r>
+              <w:t xml:space="preserve">opts IN</w:t>
+            </w:r>
+          </w:p>
+        </w:tc>
+        <w:tc>
+          <w:tcPr/>
+          <w:p>
+            <w:pPr>
+              <w:pStyle w:val="Compact"/>
+            </w:pPr>
+            <w:r>
+              <w:t xml:space="preserve">none by default (</w:t>
+            </w:r>
             <w:r>
               <w:rPr>
                 <w:rStyle w:val="VerbatimChar"/>
               </w:rPr>
-              <w:t xml:space="preserve">TasksMax=4096</w:t>
-            </w:r>
-            <w:r>
-              <w:t xml:space="preserve"> </w:t>
-            </w:r>
-            <w:r>
-              <w:t xml:space="preserve">(per cgroup)</w:t>
-            </w:r>
-          </w:p>
-        </w:tc>
-        <w:tc>
-          <w:tcPr/>
-          <w:p>
-            <w:pPr>
-              <w:pStyle w:val="Compact"/>
-            </w:pPr>
+              <w:t xml:space="preserve">RLIMIT_CPU=unlimited</w:t>
+            </w:r>
+            <w:r>
+              <w:t xml:space="preserve">);</w:t>
+            </w:r>
+            <w:r>
+              <w:t xml:space="preserve"> </w:t>
+            </w:r>
             <w:r>
               <w:rPr>
                 <w:rStyle w:val="VerbatimChar"/>
               </w:rPr>
-              <w:t xml:space="preserve">RLIMIT_NPROC</w:t>
-            </w:r>
-            <w:r>
-              <w:t xml:space="preserve"> </w:t>
-            </w:r>
-            <w:r>
-              <w:t xml:space="preserve">(kernel-enforced per user)</w:t>
+              <w:t xml:space="preserve">TMX_CPU_HARD_SEC</w:t>
+            </w:r>
+            <w:r>
+              <w:t xml:space="preserve"> </w:t>
+            </w:r>
+            <w:r>
+              <w:t xml:space="preserve">opts IN (kernel-enforced per process, SIGXCPU on hard exhaust)</w:t>
+            </w:r>
+          </w:p>
+        </w:tc>
+      </w:tr>
+      <w:tr>
+        <w:tc>
+          <w:tcPr/>
+          <w:p>
+            <w:pPr>
+              <w:pStyle w:val="Compact"/>
+            </w:pPr>
+            <w:r>
+              <w:t xml:space="preserve">Task cap</w:t>
+            </w:r>
+          </w:p>
+        </w:tc>
+        <w:tc>
+          <w:tcPr/>
+          <w:p>
+            <w:pPr>
+              <w:pStyle w:val="Compact"/>
+            </w:pPr>
+            <w:r>
+              <w:t xml:space="preserve">none by default (</w:t>
+            </w:r>
+            <w:r>
+              <w:rPr>
+                <w:rStyle w:val="VerbatimChar"/>
+              </w:rPr>
+              <w:t xml:space="preserve">TasksMax=infinity</w:t>
+            </w:r>
+            <w:r>
+              <w:t xml:space="preserve">);</w:t>
+            </w:r>
+            <w:r>
+              <w:t xml:space="preserve"> </w:t>
+            </w:r>
+            <w:r>
+              <w:rPr>
+                <w:rStyle w:val="VerbatimChar"/>
+              </w:rPr>
+              <w:t xml:space="preserve">TMX_TASKS</w:t>
+            </w:r>
+            <w:r>
+              <w:t xml:space="preserve"> </w:t>
+            </w:r>
+            <w:r>
+              <w:t xml:space="preserve">opts IN</w:t>
+            </w:r>
+          </w:p>
+        </w:tc>
+        <w:tc>
+          <w:tcPr/>
+          <w:p>
+            <w:pPr>
+              <w:pStyle w:val="Compact"/>
+            </w:pPr>
+            <w:r>
+              <w:t xml:space="preserve">none by default (</w:t>
+            </w:r>
+            <w:r>
+              <w:rPr>
+                <w:rStyle w:val="VerbatimChar"/>
+              </w:rPr>
+              <w:t xml:space="preserve">RLIMIT_NPROC=unlimited</w:t>
+            </w:r>
+            <w:r>
+              <w:t xml:space="preserve">);</w:t>
+            </w:r>
+            <w:r>
+              <w:t xml:space="preserve"> </w:t>
+            </w:r>
+            <w:r>
+              <w:rPr>
+                <w:rStyle w:val="VerbatimChar"/>
+              </w:rPr>
+              <w:t xml:space="preserve">TMX_PROC_MAX</w:t>
+            </w:r>
+            <w:r>
+              <w:t xml:space="preserve"> </w:t>
+            </w:r>
+            <w:r>
+              <w:t xml:space="preserve">opts IN (kernel-enforced per user)</w:t>
+            </w:r>
+          </w:p>
+        </w:tc>
+      </w:tr>
+      <w:tr>
+        <w:tc>
+          <w:tcPr/>
+          <w:p>
+            <w:pPr>
+              <w:pStyle w:val="Compact"/>
+            </w:pPr>
+            <w:r>
+              <w:t xml:space="preserve">Session lifetime</w:t>
+            </w:r>
+          </w:p>
+        </w:tc>
+        <w:tc>
+          <w:tcPr/>
+          <w:p>
+            <w:pPr>
+              <w:pStyle w:val="Compact"/>
+            </w:pPr>
+            <w:r>
+              <w:t xml:space="preserve">unbounded by default;</w:t>
+            </w:r>
+            <w:r>
+              <w:t xml:space="preserve"> </w:t>
+            </w:r>
+            <w:r>
+              <w:rPr>
+                <w:rStyle w:val="VerbatimChar"/>
+              </w:rPr>
+              <w:t xml:space="preserve">TMX_RECYCLE_IDLE_SECS</w:t>
+            </w:r>
+            <w:r>
+              <w:t xml:space="preserve"> </w:t>
+            </w:r>
+            <w:r>
+              <w:t xml:space="preserve">opts IN to idle auto-recycle</w:t>
+            </w:r>
+          </w:p>
+        </w:tc>
+        <w:tc>
+          <w:tcPr/>
+          <w:p>
+            <w:pPr>
+              <w:pStyle w:val="Compact"/>
+            </w:pPr>
+            <w:r>
+              <w:t xml:space="preserve">same (shared</w:t>
+            </w:r>
+            <w:r>
+              <w:t xml:space="preserve"> </w:t>
+            </w:r>
+            <w:r>
+              <w:rPr>
+                <w:rStyle w:val="VerbatimChar"/>
+              </w:rPr>
+              <w:t xml:space="preserve">scripts/tmx-recycler.sh</w:t>
+            </w:r>
+            <w:r>
+              <w:t xml:space="preserve">, cross-platform)</w:t>
             </w:r>
           </w:p>
         </w:tc>
@@ -2703,7 +2953,7 @@
               <w:pStyle w:val="Compact"/>
             </w:pPr>
             <w:r>
-              <w:t xml:space="preserve">CPU/NPROC enforced;</w:t>
+              <w:t xml:space="preserve">CPU/NPROC enforced when opted in;</w:t>
             </w:r>
             <w:r>
               <w:t xml:space="preserve"> </w:t>
@@ -3169,13 +3419,45 @@
       </w:r>
     </w:p>
     <w:bookmarkEnd w:id="16"/>
-    <w:bookmarkStart w:id="17" w:name="caps-per-session-both-oses"/>
+    <w:bookmarkStart w:id="17" w:name="X12681c776a6cd647688242a28664edffcfd17c5"/>
     <w:p>
       <w:pPr>
         <w:pStyle w:val="Heading3"/>
       </w:pPr>
       <w:r>
-        <w:t xml:space="preserve">Caps (per session, both OSes)</w:t>
+        <w:t xml:space="preserve">Caps (per session, both OSes) — ALL OPT-IN, none applied by default</w:t>
+      </w:r>
+    </w:p>
+    <w:p>
+      <w:pPr>
+        <w:pStyle w:val="FirstParagraph"/>
+      </w:pPr>
+      <w:r>
+        <w:t xml:space="preserve">Every cap below is OFF by default — a session gets the full host's CPU,</w:t>
+      </w:r>
+      <w:r>
+        <w:t xml:space="preserve"> </w:t>
+      </w:r>
+      <w:r>
+        <w:t xml:space="preserve">memory, task/thread budget, and runs indefinitely until the operator ends</w:t>
+      </w:r>
+      <w:r>
+        <w:t xml:space="preserve"> </w:t>
+      </w:r>
+      <w:r>
+        <w:t xml:space="preserve">it. Set the env var (durable in shell rc, or per-invocation) only when a</w:t>
+      </w:r>
+      <w:r>
+        <w:t xml:space="preserve"> </w:t>
+      </w:r>
+      <w:r>
+        <w:t xml:space="preserve">cap is genuinely wanted (e.g. a host intentionally shared across many</w:t>
+      </w:r>
+      <w:r>
+        <w:t xml:space="preserve"> </w:t>
+      </w:r>
+      <w:r>
+        <w:t xml:space="preserve">concurrent sessions).</w:t>
       </w:r>
     </w:p>
     <w:tbl>
@@ -3185,11 +3467,12 @@
         <w:tblLook w:firstRow="1" w:lastRow="0" w:firstColumn="0" w:lastColumn="0" w:noHBand="0" w:noVBand="0" w:val="0020"/>
       </w:tblPr>
       <w:tblGrid>
-        <w:gridCol w:w="1584"/>
-        <w:gridCol w:w="1584"/>
-        <w:gridCol w:w="1584"/>
-        <w:gridCol w:w="1584"/>
-        <w:gridCol w:w="1584"/>
+        <w:gridCol w:w="1320"/>
+        <w:gridCol w:w="1320"/>
+        <w:gridCol w:w="1320"/>
+        <w:gridCol w:w="1320"/>
+        <w:gridCol w:w="1320"/>
+        <w:gridCol w:w="1320"/>
       </w:tblGrid>
       <w:tr>
         <w:trPr>
@@ -3224,7 +3507,27 @@
               <w:pStyle w:val="Compact"/>
             </w:pPr>
             <w:r>
-              <w:t xml:space="preserve">Override</w:t>
+              <w:rPr>
+                <w:rStyle w:val="VerbatimChar"/>
+              </w:rPr>
+              <w:t xml:space="preserve">=auto</w:t>
+            </w:r>
+            <w:r>
+              <w:t xml:space="preserve"> </w:t>
+            </w:r>
+            <w:r>
+              <w:t xml:space="preserve">opt-in</w:t>
+            </w:r>
+          </w:p>
+        </w:tc>
+        <w:tc>
+          <w:tcPr/>
+          <w:p>
+            <w:pPr>
+              <w:pStyle w:val="Compact"/>
+            </w:pPr>
+            <w:r>
+              <w:t xml:space="preserve">Explicit opt-in</w:t>
             </w:r>
           </w:p>
         </w:tc>
@@ -3270,7 +3573,36 @@
               <w:pStyle w:val="Compact"/>
             </w:pPr>
             <w:r>
-              <w:t xml:space="preserve">host-adaptive:</w:t>
+              <w:t xml:space="preserve">unlimited (</w:t>
+            </w:r>
+            <w:r>
+              <w:rPr>
+                <w:rStyle w:val="VerbatimChar"/>
+              </w:rPr>
+              <w:t xml:space="preserve">MemoryMax=infinity</w:t>
+            </w:r>
+            <w:r>
+              <w:t xml:space="preserve">; no soft throttle)</w:t>
+            </w:r>
+          </w:p>
+        </w:tc>
+        <w:tc>
+          <w:tcPr/>
+          <w:p>
+            <w:pPr>
+              <w:pStyle w:val="Compact"/>
+            </w:pPr>
+            <w:r>
+              <w:rPr>
+                <w:rStyle w:val="VerbatimChar"/>
+              </w:rPr>
+              <w:t xml:space="preserve">TMX_MEM=auto</w:t>
+            </w:r>
+            <w:r>
+              <w:t xml:space="preserve"> </w:t>
+            </w:r>
+            <w:r>
+              <w:t xml:space="preserve">→ host-adaptive</w:t>
             </w:r>
             <w:r>
               <w:t xml:space="preserve"> </w:t>
@@ -3281,6 +3613,25 @@
               </w:rPr>
               <w:t xml:space="preserve">max(MemTotal × 60% / 4, 2 GB)</w:t>
             </w:r>
+            <w:r>
+              <w:t xml:space="preserve"> </w:t>
+            </w:r>
+            <w:r>
+              <w:rPr>
+                <w:i/>
+                <w:iCs/>
+              </w:rPr>
+              <w:t xml:space="preserve">soft</w:t>
+            </w:r>
+            <w:r>
+              <w:t xml:space="preserve"> </w:t>
+            </w:r>
+            <w:r>
+              <w:rPr>
+                <w:rStyle w:val="VerbatimChar"/>
+              </w:rPr>
+              <w:t xml:space="preserve">MemoryHigh</w:t>
+            </w:r>
           </w:p>
         </w:tc>
         <w:tc>
@@ -3313,13 +3664,13 @@
               <w:rPr>
                 <w:rStyle w:val="VerbatimChar"/>
               </w:rPr>
-              <w:t xml:space="preserve">MemoryMax</w:t>
-            </w:r>
-            <w:r>
-              <w:t xml:space="preserve"> </w:t>
-            </w:r>
-            <w:r>
-              <w:t xml:space="preserve">enforced</w:t>
+              <w:t xml:space="preserve">MemoryHigh</w:t>
+            </w:r>
+            <w:r>
+              <w:t xml:space="preserve"> </w:t>
+            </w:r>
+            <w:r>
+              <w:t xml:space="preserve">(soft, reclaim never kill)</w:t>
             </w:r>
           </w:p>
         </w:tc>
@@ -3353,17 +3704,23 @@
             <w:pPr>
               <w:pStyle w:val="Compact"/>
             </w:pPr>
+            <w:r>
+              <w:t xml:space="preserve">unlimited (no</w:t>
+            </w:r>
+            <w:r>
+              <w:t xml:space="preserve"> </w:t>
+            </w:r>
             <w:r>
               <w:rPr>
                 <w:rStyle w:val="VerbatimChar"/>
               </w:rPr>
-              <w:t xml:space="preserve">200%</w:t>
-            </w:r>
-            <w:r>
-              <w:t xml:space="preserve"> </w:t>
-            </w:r>
-            <w:r>
-              <w:t xml:space="preserve">(2 cores) on Linux;</w:t>
+              <w:t xml:space="preserve">CPUQuota</w:t>
+            </w:r>
+            <w:r>
+              <w:t xml:space="preserve"> </w:t>
+            </w:r>
+            <w:r>
+              <w:t xml:space="preserve">/</w:t>
             </w:r>
             <w:r>
               <w:t xml:space="preserve"> </w:t>
@@ -3372,13 +3729,30 @@
               <w:rPr>
                 <w:rStyle w:val="VerbatimChar"/>
               </w:rPr>
-              <w:t xml:space="preserve">86400 s</w:t>
-            </w:r>
-            <w:r>
-              <w:t xml:space="preserve"> </w:t>
-            </w:r>
-            <w:r>
-              <w:t xml:space="preserve">(24 h) on Darwin</w:t>
+              <w:t xml:space="preserve">RLIMIT_CPU=unlimited</w:t>
+            </w:r>
+            <w:r>
+              <w:t xml:space="preserve">)</w:t>
+            </w:r>
+          </w:p>
+        </w:tc>
+        <w:tc>
+          <w:tcPr/>
+          <w:p>
+            <w:pPr>
+              <w:pStyle w:val="Compact"/>
+            </w:pPr>
+            <w:r>
+              <w:rPr>
+                <w:rStyle w:val="VerbatimChar"/>
+              </w:rPr>
+              <w:t xml:space="preserve">TMX_CPU=auto</w:t>
+            </w:r>
+            <w:r>
+              <w:t xml:space="preserve"> </w:t>
+            </w:r>
+            <w:r>
+              <w:t xml:space="preserve">→ cores × 15% (floor 200%, cap cores × 100%)</w:t>
             </w:r>
           </w:p>
         </w:tc>
@@ -3398,7 +3772,7 @@
               <w:t xml:space="preserve"> </w:t>
             </w:r>
             <w:r>
-              <w:t xml:space="preserve">(Linux);</w:t>
+              <w:t xml:space="preserve">(Linux, %);</w:t>
             </w:r>
             <w:r>
               <w:t xml:space="preserve"> </w:t>
@@ -3413,7 +3787,7 @@
               <w:t xml:space="preserve"> </w:t>
             </w:r>
             <w:r>
-              <w:t xml:space="preserve">(Darwin)</w:t>
+              <w:t xml:space="preserve">(Darwin, seconds)</w:t>
             </w:r>
           </w:p>
         </w:tc>
@@ -3477,6 +3851,56 @@
               <w:pStyle w:val="Compact"/>
             </w:pPr>
             <w:r>
+              <w:t xml:space="preserve">unlimited (</w:t>
+            </w:r>
+            <w:r>
+              <w:rPr>
+                <w:rStyle w:val="VerbatimChar"/>
+              </w:rPr>
+              <w:t xml:space="preserve">TasksMax=infinity</w:t>
+            </w:r>
+            <w:r>
+              <w:t xml:space="preserve"> </w:t>
+            </w:r>
+            <w:r>
+              <w:t xml:space="preserve">/</w:t>
+            </w:r>
+            <w:r>
+              <w:t xml:space="preserve"> </w:t>
+            </w:r>
+            <w:r>
+              <w:rPr>
+                <w:rStyle w:val="VerbatimChar"/>
+              </w:rPr>
+              <w:t xml:space="preserve">RLIMIT_NPROC=unlimited</w:t>
+            </w:r>
+            <w:r>
+              <w:t xml:space="preserve">)</w:t>
+            </w:r>
+          </w:p>
+        </w:tc>
+        <w:tc>
+          <w:tcPr/>
+          <w:p>
+            <w:pPr>
+              <w:pStyle w:val="Compact"/>
+            </w:pPr>
+            <w:r>
+              <w:rPr>
+                <w:rStyle w:val="VerbatimChar"/>
+              </w:rPr>
+              <w:t xml:space="preserve">TMX_TASKS=auto</w:t>
+            </w:r>
+            <w:r>
+              <w:t xml:space="preserve"> </w:t>
+            </w:r>
+            <w:r>
+              <w:t xml:space="preserve">→ legacy fixed</w:t>
+            </w:r>
+            <w:r>
+              <w:t xml:space="preserve"> </w:t>
+            </w:r>
+            <w:r>
               <w:rPr>
                 <w:rStyle w:val="VerbatimChar"/>
               </w:rPr>
@@ -3491,7 +3915,31 @@
               <w:pStyle w:val="Compact"/>
             </w:pPr>
             <w:r>
-              <w:t xml:space="preserve">(env: no; edit template)</w:t>
+              <w:rPr>
+                <w:rStyle w:val="VerbatimChar"/>
+              </w:rPr>
+              <w:t xml:space="preserve">TMX_TASKS=8192</w:t>
+            </w:r>
+            <w:r>
+              <w:t xml:space="preserve"> </w:t>
+            </w:r>
+            <w:r>
+              <w:t xml:space="preserve">(Linux);</w:t>
+            </w:r>
+            <w:r>
+              <w:t xml:space="preserve"> </w:t>
+            </w:r>
+            <w:r>
+              <w:rPr>
+                <w:rStyle w:val="VerbatimChar"/>
+              </w:rPr>
+              <w:t xml:space="preserve">TMX_PROC_MAX=4096</w:t>
+            </w:r>
+            <w:r>
+              <w:t xml:space="preserve"> </w:t>
+            </w:r>
+            <w:r>
+              <w:t xml:space="preserve">(Darwin)</w:t>
             </w:r>
           </w:p>
         </w:tc>
@@ -3548,7 +3996,152 @@
           </w:p>
         </w:tc>
       </w:tr>
+      <w:tr>
+        <w:tc>
+          <w:tcPr/>
+          <w:p>
+            <w:pPr>
+              <w:pStyle w:val="Compact"/>
+            </w:pPr>
+            <w:r>
+              <w:t xml:space="preserve">Session lifetime</w:t>
+            </w:r>
+          </w:p>
+        </w:tc>
+        <w:tc>
+          <w:tcPr/>
+          <w:p>
+            <w:pPr>
+              <w:pStyle w:val="Compact"/>
+            </w:pPr>
+            <w:r>
+              <w:t xml:space="preserve">unbounded (never auto-recycled)</w:t>
+            </w:r>
+          </w:p>
+        </w:tc>
+        <w:tc>
+          <w:tcPr/>
+          <w:p>
+            <w:pPr>
+              <w:pStyle w:val="Compact"/>
+            </w:pPr>
+            <w:r>
+              <w:t xml:space="preserve">— (no</w:t>
+            </w:r>
+            <w:r>
+              <w:t xml:space="preserve"> </w:t>
+            </w:r>
+            <w:r>
+              <w:rPr>
+                <w:rStyle w:val="VerbatimChar"/>
+              </w:rPr>
+              <w:t xml:space="preserve">auto</w:t>
+            </w:r>
+            <w:r>
+              <w:t xml:space="preserve"> </w:t>
+            </w:r>
+            <w:r>
+              <w:t xml:space="preserve">form)</w:t>
+            </w:r>
+          </w:p>
+        </w:tc>
+        <w:tc>
+          <w:tcPr/>
+          <w:p>
+            <w:pPr>
+              <w:pStyle w:val="Compact"/>
+            </w:pPr>
+            <w:r>
+              <w:rPr>
+                <w:rStyle w:val="VerbatimChar"/>
+              </w:rPr>
+              <w:t xml:space="preserve">TMX_RECYCLE_IDLE_SECS=900</w:t>
+            </w:r>
+            <w:r>
+              <w:t xml:space="preserve"> </w:t>
+            </w:r>
+            <w:r>
+              <w:t xml:space="preserve">— auto-recycle after N idle (no-client-attached) seconds; state (dir/color/password) always survives</w:t>
+            </w:r>
+          </w:p>
+        </w:tc>
+        <w:tc>
+          <w:tcPr/>
+          <w:p>
+            <w:pPr>
+              <w:pStyle w:val="Compact"/>
+            </w:pPr>
+            <w:r>
+              <w:t xml:space="preserve">✓</w:t>
+            </w:r>
+            <w:r>
+              <w:t xml:space="preserve"> </w:t>
+            </w:r>
+            <w:r>
+              <w:rPr>
+                <w:rStyle w:val="VerbatimChar"/>
+              </w:rPr>
+              <w:t xml:space="preserve">scripts/tmx-recycler.sh</w:t>
+            </w:r>
+            <w:r>
+              <w:t xml:space="preserve"> </w:t>
+            </w:r>
+            <w:r>
+              <w:t xml:space="preserve">watcher</w:t>
+            </w:r>
+          </w:p>
+        </w:tc>
+        <w:tc>
+          <w:tcPr/>
+          <w:p>
+            <w:pPr>
+              <w:pStyle w:val="Compact"/>
+            </w:pPr>
+            <w:r>
+              <w:t xml:space="preserve">✓ (same watcher, cross-platform)</w:t>
+            </w:r>
+          </w:p>
+        </w:tc>
+      </w:tr>
     </w:tbl>
+    <w:p>
+      <w:pPr>
+        <w:pStyle w:val="BodyText"/>
+      </w:pPr>
+      <w:r>
+        <w:t xml:space="preserve">Root-cause note (2026-08-10): the idle-timeout recycler is the ONLY</w:t>
+      </w:r>
+      <w:r>
+        <w:t xml:space="preserve"> </w:t>
+      </w:r>
+      <w:r>
+        <w:t xml:space="preserve">mechanism in this codebase that can kill an already-running session's</w:t>
+      </w:r>
+      <w:r>
+        <w:t xml:space="preserve"> </w:t>
+      </w:r>
+      <w:r>
+        <w:t xml:space="preserve">processes irrespective of host capacity — its idle signal is "no client</w:t>
+      </w:r>
+      <w:r>
+        <w:t xml:space="preserve"> </w:t>
+      </w:r>
+      <w:r>
+        <w:t xml:space="preserve">attached", NOT "no activity", so a genuinely-working detached background</w:t>
+      </w:r>
+      <w:r>
+        <w:t xml:space="preserve"> </w:t>
+      </w:r>
+      <w:r>
+        <w:t xml:space="preserve">job used to be killed after just 15 minutes by default. It is now strictly</w:t>
+      </w:r>
+      <w:r>
+        <w:t xml:space="preserve"> </w:t>
+      </w:r>
+      <w:r>
+        <w:t xml:space="preserve">opt-in.</w:t>
+      </w:r>
+    </w:p>
     <w:bookmarkEnd w:id="17"/>
     <w:bookmarkStart w:id="18" w:name="cleanup"/>
     <w:p>
@@ -5865,13 +6458,22 @@
     </w:p>
     <w:bookmarkEnd w:id="28"/>
     <w:bookmarkEnd w:id="29"/>
-    <w:bookmarkStart w:id="30" w:name="X879ef482998603586ab6cd4f8157f7b8d3100d2"/>
+    <w:bookmarkStart w:id="30" w:name="X2d90d4918da1074ff67cc4382c1987c5d15ea4d"/>
     <w:p>
       <w:pPr>
         <w:pStyle w:val="Heading2"/>
       </w:pPr>
       <w:r>
-        <w:t xml:space="preserve">§6 Why we did this despite the data</w:t>
+        <w:t xml:space="preserve">§5.8 Per-session color (</w:t>
+      </w:r>
+      <w:r>
+        <w:rPr>
+          <w:rStyle w:val="VerbatimChar"/>
+        </w:rPr>
+        <w:t xml:space="preserve">name:color[:ignored]</w:t>
+      </w:r>
+      <w:r>
+        <w:t xml:space="preserve">)</w:t>
       </w:r>
     </w:p>
     <w:p>
@@ -5879,110 +6481,345 @@
         <w:pStyle w:val="FirstParagraph"/>
       </w:pPr>
       <w:r>
-        <w:t xml:space="preserve">The forensic record (§12 incidents) does NOT name tmux as a root cause. The actual culprits were</w:t>
-      </w:r>
-      <w:r>
-        <w:t xml:space="preserve"> </w:t>
-      </w:r>
-      <w:r>
-        <w:rPr>
-          <w:rStyle w:val="VerbatimChar"/>
-        </w:rPr>
-        <w:t xml:space="preserve">soong_build</w:t>
-      </w:r>
-      <w:r>
-        <w:t xml:space="preserve">,</w:t>
-      </w:r>
-      <w:r>
-        <w:t xml:space="preserve"> </w:t>
-      </w:r>
-      <w:r>
-        <w:rPr>
-          <w:rStyle w:val="VerbatimChar"/>
-        </w:rPr>
-        <w:t xml:space="preserve">kotlinc</w:t>
-      </w:r>
-      <w:r>
-        <w:t xml:space="preserve">,</w:t>
-      </w:r>
-      <w:r>
-        <w:t xml:space="preserve"> </w:t>
-      </w:r>
-      <w:r>
-        <w:rPr>
-          <w:rStyle w:val="VerbatimChar"/>
-        </w:rPr>
-        <w:t xml:space="preserve">gradle</w:t>
-      </w:r>
-      <w:r>
-        <w:t xml:space="preserve">,</w:t>
-      </w:r>
-      <w:r>
-        <w:t xml:space="preserve"> </w:t>
-      </w:r>
-      <w:r>
-        <w:rPr>
-          <w:rStyle w:val="VerbatimChar"/>
-        </w:rPr>
-        <w:t xml:space="preserve">git pack-objects</w:t>
-      </w:r>
-      <w:r>
-        <w:t xml:space="preserve"> </w:t>
-      </w:r>
-      <w:r>
-        <w:t xml:space="preserve">— all already addressed by §12.6/§12.7/§12.8/§12.9. So the question naturally arises: why this work?</w:t>
-      </w:r>
-    </w:p>
-    <w:p>
-      <w:pPr>
-        <w:pStyle w:val="BodyText"/>
-      </w:pPr>
+        <w:t xml:space="preserve">By default every session on a given host is the</w:t>
+      </w:r>
+      <w:r>
+        <w:t xml:space="preserve"> </w:t>
+      </w:r>
       <w:r>
         <w:rPr>
           <w:b/>
           <w:bCs/>
         </w:rPr>
-        <w:t xml:space="preserve">Three reasons:</w:t>
-      </w:r>
-    </w:p>
-    <w:p>
-      <w:pPr>
+        <w:t xml:space="preserve">same</w:t>
+      </w:r>
+      <w:r>
+        <w:t xml:space="preserve"> </w:t>
+      </w:r>
+      <w:r>
+        <w:t xml:space="preserve">color — derived</w:t>
+      </w:r>
+      <w:r>
+        <w:t xml:space="preserve"> </w:t>
+      </w:r>
+      <w:r>
+        <w:t xml:space="preserve">deterministically from the hostname (</w:t>
+      </w:r>
+      <w:r>
+        <w:rPr>
+          <w:rStyle w:val="VerbatimChar"/>
+        </w:rPr>
+        <w:t xml:space="preserve">hostname_color.sh</w:t>
+      </w:r>
+      <w:r>
+        <w:t xml:space="preserve">, see §11). You can</w:t>
+      </w:r>
+      <w:r>
+        <w:t xml:space="preserve"> </w:t>
+      </w:r>
+      <w:r>
+        <w:t xml:space="preserve">override that per session by typing the color into the</w:t>
+      </w:r>
+      <w:r>
+        <w:t xml:space="preserve"> </w:t>
+      </w:r>
+      <w:r>
+        <w:rPr>
+          <w:rStyle w:val="VerbatimChar"/>
+        </w:rPr>
+        <w:t xml:space="preserve">-s</w:t>
+      </w:r>
+      <w:r>
+        <w:t xml:space="preserve"> </w:t>
+      </w:r>
+      <w:r>
+        <w:t xml:space="preserve">value,</w:t>
+      </w:r>
+      <w:r>
+        <w:t xml:space="preserve"> </w:t>
+      </w:r>
+      <w:r>
+        <w:t xml:space="preserve">colon-delimited:</w:t>
+      </w:r>
+    </w:p>
+    <w:p>
+      <w:pPr>
+        <w:pStyle w:val="SourceCode"/>
+      </w:pPr>
+      <w:r>
+        <w:rPr>
+          <w:rStyle w:val="ExtensionTok"/>
+        </w:rPr>
+        <w:t xml:space="preserve">$</w:t>
+      </w:r>
+      <w:r>
+        <w:rPr>
+          <w:rStyle w:val="NormalTok"/>
+        </w:rPr>
+        <w:t xml:space="preserve"> tmx new </w:t>
+      </w:r>
+      <w:r>
+        <w:rPr>
+          <w:rStyle w:val="AttributeTok"/>
+        </w:rPr>
+        <w:t xml:space="preserve">-s</w:t>
+      </w:r>
+      <w:r>
+        <w:rPr>
+          <w:rStyle w:val="NormalTok"/>
+        </w:rPr>
+        <w:t xml:space="preserve"> work               </w:t>
+      </w:r>
+      <w:r>
+        <w:rPr>
+          <w:rStyle w:val="CommentTok"/>
+        </w:rPr>
+        <w:t xml:space="preserve"># today's behaviour — hostname-derived color</w:t>
+      </w:r>
+      <w:r>
+        <w:br/>
+      </w:r>
+      <w:r>
+        <w:rPr>
+          <w:rStyle w:val="ExtensionTok"/>
+        </w:rPr>
+        <w:t xml:space="preserve">$</w:t>
+      </w:r>
+      <w:r>
+        <w:rPr>
+          <w:rStyle w:val="NormalTok"/>
+        </w:rPr>
+        <w:t xml:space="preserve"> tmx new </w:t>
+      </w:r>
+      <w:r>
+        <w:rPr>
+          <w:rStyle w:val="AttributeTok"/>
+        </w:rPr>
+        <w:t xml:space="preserve">-s</w:t>
+      </w:r>
+      <w:r>
+        <w:rPr>
+          <w:rStyle w:val="NormalTok"/>
+        </w:rPr>
+        <w:t xml:space="preserve"> work:red           </w:t>
+      </w:r>
+      <w:r>
+        <w:rPr>
+          <w:rStyle w:val="CommentTok"/>
+        </w:rPr>
+        <w:t xml:space="preserve"># explicit red, all 4 "green" surfaces</w:t>
+      </w:r>
+      <w:r>
+        <w:br/>
+      </w:r>
+      <w:r>
+        <w:rPr>
+          <w:rStyle w:val="ExtensionTok"/>
+        </w:rPr>
+        <w:t xml:space="preserve">$</w:t>
+      </w:r>
+      <w:r>
+        <w:rPr>
+          <w:rStyle w:val="NormalTok"/>
+        </w:rPr>
+        <w:t xml:space="preserve"> tmx new </w:t>
+      </w:r>
+      <w:r>
+        <w:rPr>
+          <w:rStyle w:val="AttributeTok"/>
+        </w:rPr>
+        <w:t xml:space="preserve">-s</w:t>
+      </w:r>
+      <w:r>
+        <w:rPr>
+          <w:rStyle w:val="NormalTok"/>
+        </w:rPr>
+        <w:t xml:space="preserve"> deploy:#3b82f6     </w:t>
+      </w:r>
+      <w:r>
+        <w:rPr>
+          <w:rStyle w:val="CommentTok"/>
+        </w:rPr>
+        <w:t xml:space="preserve"># explicit hex color (true-color)</w:t>
+      </w:r>
+      <w:r>
+        <w:br/>
+      </w:r>
+      <w:r>
+        <w:rPr>
+          <w:rStyle w:val="ExtensionTok"/>
+        </w:rPr>
+        <w:t xml:space="preserve">$</w:t>
+      </w:r>
+      <w:r>
+        <w:rPr>
+          <w:rStyle w:val="NormalTok"/>
+        </w:rPr>
+        <w:t xml:space="preserve"> tmx new </w:t>
+      </w:r>
+      <w:r>
+        <w:rPr>
+          <w:rStyle w:val="AttributeTok"/>
+        </w:rPr>
+        <w:t xml:space="preserve">-s</w:t>
+      </w:r>
+      <w:r>
+        <w:rPr>
+          <w:rStyle w:val="NormalTok"/>
+        </w:rPr>
+        <w:t xml:space="preserve"> logs:green:x:y     </w:t>
+      </w:r>
+      <w:r>
+        <w:rPr>
+          <w:rStyle w:val="CommentTok"/>
+        </w:rPr>
+        <w:t xml:space="preserve"># color + ignored extra fields (forward-compatible)</w:t>
+      </w:r>
+    </w:p>
+    <w:p>
+      <w:pPr>
+        <w:pStyle w:val="FirstParagraph"/>
+      </w:pPr>
+      <w:r>
+        <w:rPr>
+          <w:b/>
+          <w:bCs/>
+        </w:rPr>
+        <w:t xml:space="preserve">What gets colored</w:t>
+      </w:r>
+      <w:r>
+        <w:t xml:space="preserve"> </w:t>
+      </w:r>
+      <w:r>
+        <w:t xml:space="preserve">— the same four surfaces the hostname color touches:</w:t>
+      </w:r>
+      <w:r>
+        <w:t xml:space="preserve"> </w:t>
+      </w:r>
+      <w:r>
+        <w:t xml:space="preserve">the status bar background, the active-pane border, the clock face</w:t>
+      </w:r>
+      <w:r>
+        <w:t xml:space="preserve"> </w:t>
+      </w:r>
+      <w:r>
+        <w:t xml:space="preserve">(</w:t>
+      </w:r>
+      <w:r>
+        <w:rPr>
+          <w:rStyle w:val="VerbatimChar"/>
+        </w:rPr>
+        <w:t xml:space="preserve">prefix</w:t>
+      </w:r>
+      <w:r>
+        <w:t xml:space="preserve"> </w:t>
+      </w:r>
+      <w:r>
+        <w:rPr>
+          <w:rStyle w:val="VerbatimChar"/>
+        </w:rPr>
+        <w:t xml:space="preserve">t</w:t>
+      </w:r>
+      <w:r>
+        <w:t xml:space="preserve">), and the current-window marker. The yellow copy-mode and</w:t>
+      </w:r>
+      <w:r>
+        <w:t xml:space="preserve"> </w:t>
+      </w:r>
+      <w:r>
+        <w:t xml:space="preserve">message banners are deliberately left yellow for contrast.</w:t>
+      </w:r>
+    </w:p>
+    <w:p>
+      <w:pPr>
+        <w:pStyle w:val="BodyText"/>
+      </w:pPr>
+      <w:r>
+        <w:rPr>
+          <w:b/>
+          <w:bCs/>
+        </w:rPr>
+        <w:t xml:space="preserve">Accepted color formats</w:t>
+      </w:r>
+      <w:r>
+        <w:t xml:space="preserve"> </w:t>
+      </w:r>
+      <w:r>
+        <w:t xml:space="preserve">(validated — an invalid color is rejected before</w:t>
+      </w:r>
+      <w:r>
+        <w:t xml:space="preserve"> </w:t>
+      </w:r>
+      <w:r>
+        <w:t xml:space="preserve">any session is created):</w:t>
+      </w:r>
+    </w:p>
+    <w:p>
+      <w:pPr>
+        <w:pStyle w:val="Compact"/>
         <w:numPr>
           <w:ilvl w:val="0"/>
           <w:numId w:val="1007"/>
         </w:numPr>
       </w:pPr>
       <w:r>
-        <w:rPr>
-          <w:b/>
-          <w:bCs/>
-        </w:rPr>
-        <w:t xml:space="preserve">Defense-in-depth.</w:t>
-      </w:r>
-      <w:r>
-        <w:t xml:space="preserve"> </w:t>
-      </w:r>
-      <w:r>
-        <w:t xml:space="preserve">§12 incidents are rare but catastrophic when they happen. tmux survives at</w:t>
-      </w:r>
-      <w:r>
-        <w:t xml:space="preserve"> </w:t>
-      </w:r>
-      <w:r>
-        <w:rPr>
-          <w:rStyle w:val="VerbatimChar"/>
-        </w:rPr>
-        <w:t xml:space="preserve">oom_score_adj=-500</w:t>
-      </w:r>
-      <w:r>
-        <w:t xml:space="preserve"> </w:t>
-      </w:r>
-      <w:r>
-        <w:t xml:space="preserve">even if the user.slice goes down — meaning the operator can attach to the surviving session and investigate, instead of losing all context.</w:t>
-      </w:r>
-    </w:p>
-    <w:p>
-      <w:pPr>
+        <w:t xml:space="preserve">tmux color names:</w:t>
+      </w:r>
+      <w:r>
+        <w:t xml:space="preserve"> </w:t>
+      </w:r>
+      <w:r>
+        <w:rPr>
+          <w:rStyle w:val="VerbatimChar"/>
+        </w:rPr>
+        <w:t xml:space="preserve">red green yellow blue magenta cyan white black</w:t>
+      </w:r>
+      <w:r>
+        <w:t xml:space="preserve"> </w:t>
+      </w:r>
+      <w:r>
+        <w:t xml:space="preserve">(+</w:t>
+      </w:r>
+      <w:r>
+        <w:t xml:space="preserve"> </w:t>
+      </w:r>
+      <w:r>
+        <w:rPr>
+          <w:rStyle w:val="VerbatimChar"/>
+        </w:rPr>
+        <w:t xml:space="preserve">bright*</w:t>
+      </w:r>
+      <w:r>
+        <w:t xml:space="preserve">,</w:t>
+      </w:r>
+      <w:r>
+        <w:t xml:space="preserve"> </w:t>
+      </w:r>
+      <w:r>
+        <w:rPr>
+          <w:rStyle w:val="VerbatimChar"/>
+        </w:rPr>
+        <w:t xml:space="preserve">default</w:t>
+      </w:r>
+      <w:r>
+        <w:t xml:space="preserve">,</w:t>
+      </w:r>
+      <w:r>
+        <w:t xml:space="preserve"> </w:t>
+      </w:r>
+      <w:r>
+        <w:rPr>
+          <w:rStyle w:val="VerbatimChar"/>
+        </w:rPr>
+        <w:t xml:space="preserve">terminal</w:t>
+      </w:r>
+      <w:r>
+        <w:t xml:space="preserve">), case-insensitive;</w:t>
+      </w:r>
+    </w:p>
+    <w:p>
+      <w:pPr>
+        <w:pStyle w:val="Compact"/>
         <w:numPr>
           <w:ilvl w:val="0"/>
           <w:numId w:val="1007"/>
@@ -5990,20 +6827,50 @@
       </w:pPr>
       <w:r>
         <w:rPr>
-          <w:b/>
-          <w:bCs/>
-        </w:rPr>
-        <w:t xml:space="preserve">Reproducibility.</w:t>
-      </w:r>
-      <w:r>
-        <w:t xml:space="preserve"> </w:t>
-      </w:r>
-      <w:r>
-        <w:t xml:space="preserve">The system tmux on a future host might be 1.x with known leaks. Pinning to 3.6a + jemalloc removes that variable.</w:t>
-      </w:r>
-    </w:p>
-    <w:p>
-      <w:pPr>
+          <w:rStyle w:val="VerbatimChar"/>
+        </w:rPr>
+        <w:t xml:space="preserve">colour0</w:t>
+      </w:r>
+      <w:r>
+        <w:t xml:space="preserve">–</w:t>
+      </w:r>
+      <w:r>
+        <w:rPr>
+          <w:rStyle w:val="VerbatimChar"/>
+        </w:rPr>
+        <w:t xml:space="preserve">colour255</w:t>
+      </w:r>
+      <w:r>
+        <w:t xml:space="preserve"> </w:t>
+      </w:r>
+      <w:r>
+        <w:t xml:space="preserve">(or</w:t>
+      </w:r>
+      <w:r>
+        <w:t xml:space="preserve"> </w:t>
+      </w:r>
+      <w:r>
+        <w:rPr>
+          <w:rStyle w:val="VerbatimChar"/>
+        </w:rPr>
+        <w:t xml:space="preserve">color0</w:t>
+      </w:r>
+      <w:r>
+        <w:t xml:space="preserve">–</w:t>
+      </w:r>
+      <w:r>
+        <w:rPr>
+          <w:rStyle w:val="VerbatimChar"/>
+        </w:rPr>
+        <w:t xml:space="preserve">color255</w:t>
+      </w:r>
+      <w:r>
+        <w:t xml:space="preserve">), the xterm 256-color indices;</w:t>
+      </w:r>
+    </w:p>
+    <w:p>
+      <w:pPr>
+        <w:pStyle w:val="Compact"/>
         <w:numPr>
           <w:ilvl w:val="0"/>
           <w:numId w:val="1007"/>
@@ -6011,50 +6878,476 @@
       </w:pPr>
       <w:r>
         <w:rPr>
+          <w:rStyle w:val="VerbatimChar"/>
+        </w:rPr>
+        <w:t xml:space="preserve">#RGB</w:t>
+      </w:r>
+      <w:r>
+        <w:t xml:space="preserve"> </w:t>
+      </w:r>
+      <w:r>
+        <w:t xml:space="preserve">/</w:t>
+      </w:r>
+      <w:r>
+        <w:t xml:space="preserve"> </w:t>
+      </w:r>
+      <w:r>
+        <w:rPr>
+          <w:rStyle w:val="VerbatimChar"/>
+        </w:rPr>
+        <w:t xml:space="preserve">#RRGGBB</w:t>
+      </w:r>
+      <w:r>
+        <w:t xml:space="preserve"> </w:t>
+      </w:r>
+      <w:r>
+        <w:t xml:space="preserve">hex (requires true-color; the shipped config enables it via</w:t>
+      </w:r>
+      <w:r>
+        <w:t xml:space="preserve"> </w:t>
+      </w:r>
+      <w:r>
+        <w:rPr>
+          <w:rStyle w:val="VerbatimChar"/>
+        </w:rPr>
+        <w:t xml:space="preserve">terminal-overrides …:Tc</w:t>
+      </w:r>
+      <w:r>
+        <w:t xml:space="preserve">).</w:t>
+      </w:r>
+    </w:p>
+    <w:p>
+      <w:pPr>
+        <w:pStyle w:val="FirstParagraph"/>
+      </w:pPr>
+      <w:r>
+        <w:rPr>
           <w:b/>
           <w:bCs/>
         </w:rPr>
-        <w:t xml:space="preserve">Documentation as a teaching artifact.</w:t>
-      </w:r>
-      <w:r>
-        <w:t xml:space="preserve"> </w:t>
-      </w:r>
-      <w:r>
-        <w:t xml:space="preserve">The 14 tests + Challenges show</w:t>
-      </w:r>
-      <w:r>
-        <w:t xml:space="preserve"> </w:t>
-      </w:r>
-      <w:r>
-        <w:rPr>
-          <w:i/>
-          <w:iCs/>
-        </w:rPr>
-        <w:t xml:space="preserve">exactly</w:t>
-      </w:r>
-      <w:r>
-        <w:t xml:space="preserve"> </w:t>
-      </w:r>
-      <w:r>
-        <w:t xml:space="preserve">what "tmux is healthy" means in measurable terms. Future engineers can re-run these on any new host.</w:t>
-      </w:r>
-    </w:p>
-    <w:p>
-      <w:pPr>
-        <w:pStyle w:val="FirstParagraph"/>
-      </w:pPr>
+        <w:t xml:space="preserve">Persistence + precedence.</w:t>
+      </w:r>
+      <w:r>
+        <w:t xml:space="preserve"> </w:t>
+      </w:r>
+      <w:r>
+        <w:t xml:space="preserve">Once you set a color for a name it is</w:t>
+      </w:r>
+      <w:r>
+        <w:t xml:space="preserve"> </w:t>
+      </w:r>
       <w:r>
         <w:rPr>
           <w:b/>
           <w:bCs/>
         </w:rPr>
-        <w:t xml:space="preserve">This is justified Defense-in-Depth, not a fix for an existing problem.</w:t>
-      </w:r>
-      <w:r>
-        <w:t xml:space="preserve"> </w:t>
-      </w:r>
-      <w:r>
-        <w:t xml:space="preserve">The investigation explicitly recorded that the article's premise doesn't apply to us; we still proceeded because the marginal cost is small and the upside is non-zero.</w:t>
+        <w:t xml:space="preserve">persisted</w:t>
+      </w:r>
+      <w:r>
+        <w:t xml:space="preserve"> </w:t>
+      </w:r>
+      <w:r>
+        <w:t xml:space="preserve">(in</w:t>
+      </w:r>
+      <w:r>
+        <w:t xml:space="preserve"> </w:t>
+      </w:r>
+      <w:r>
+        <w:rPr>
+          <w:rStyle w:val="VerbatimChar"/>
+        </w:rPr>
+        <w:t xml:space="preserve">~/.tmx/state.json</w:t>
+      </w:r>
+      <w:r>
+        <w:t xml:space="preserve">, the same store used for cwd resume)</w:t>
+      </w:r>
+      <w:r>
+        <w:t xml:space="preserve"> </w:t>
+      </w:r>
+      <w:r>
+        <w:t xml:space="preserve">and re-used on later bare-name runs:</w:t>
+      </w:r>
+    </w:p>
+    <w:p>
+      <w:pPr>
+        <w:pStyle w:val="SourceCode"/>
+      </w:pPr>
+      <w:r>
+        <w:rPr>
+          <w:rStyle w:val="ExtensionTok"/>
+        </w:rPr>
+        <w:t xml:space="preserve">$</w:t>
+      </w:r>
+      <w:r>
+        <w:rPr>
+          <w:rStyle w:val="NormalTok"/>
+        </w:rPr>
+        <w:t xml:space="preserve"> tmx new </w:t>
+      </w:r>
+      <w:r>
+        <w:rPr>
+          <w:rStyle w:val="AttributeTok"/>
+        </w:rPr>
+        <w:t xml:space="preserve">-s</w:t>
+      </w:r>
+      <w:r>
+        <w:rPr>
+          <w:rStyle w:val="NormalTok"/>
+        </w:rPr>
+        <w:t xml:space="preserve"> work:red          </w:t>
+      </w:r>
+      <w:r>
+        <w:rPr>
+          <w:rStyle w:val="CommentTok"/>
+        </w:rPr>
+        <w:t xml:space="preserve"># sets work → red</w:t>
+      </w:r>
+      <w:r>
+        <w:br/>
+      </w:r>
+      <w:r>
+        <w:rPr>
+          <w:rStyle w:val="ExtensionTok"/>
+        </w:rPr>
+        <w:t xml:space="preserve">$</w:t>
+      </w:r>
+      <w:r>
+        <w:rPr>
+          <w:rStyle w:val="NormalTok"/>
+        </w:rPr>
+        <w:t xml:space="preserve"> tmx kill-session </w:t>
+      </w:r>
+      <w:r>
+        <w:rPr>
+          <w:rStyle w:val="AttributeTok"/>
+        </w:rPr>
+        <w:t xml:space="preserve">-t</w:t>
+      </w:r>
+      <w:r>
+        <w:rPr>
+          <w:rStyle w:val="NormalTok"/>
+        </w:rPr>
+        <w:t xml:space="preserve"> work</w:t>
+      </w:r>
+      <w:r>
+        <w:br/>
+      </w:r>
+      <w:r>
+        <w:rPr>
+          <w:rStyle w:val="ExtensionTok"/>
+        </w:rPr>
+        <w:t xml:space="preserve">$</w:t>
+      </w:r>
+      <w:r>
+        <w:rPr>
+          <w:rStyle w:val="NormalTok"/>
+        </w:rPr>
+        <w:t xml:space="preserve"> tmx new </w:t>
+      </w:r>
+      <w:r>
+        <w:rPr>
+          <w:rStyle w:val="AttributeTok"/>
+        </w:rPr>
+        <w:t xml:space="preserve">-s</w:t>
+      </w:r>
+      <w:r>
+        <w:rPr>
+          <w:rStyle w:val="NormalTok"/>
+        </w:rPr>
+        <w:t xml:space="preserve"> work              </w:t>
+      </w:r>
+      <w:r>
+        <w:rPr>
+          <w:rStyle w:val="CommentTok"/>
+        </w:rPr>
+        <w:t xml:space="preserve"># bare name → red is reused (persisted color wins)</w:t>
+      </w:r>
+    </w:p>
+    <w:p>
+      <w:pPr>
+        <w:pStyle w:val="FirstParagraph"/>
+      </w:pPr>
+      <w:r>
+        <w:t xml:space="preserve">Precedence:</w:t>
+      </w:r>
+      <w:r>
+        <w:t xml:space="preserve"> </w:t>
+      </w:r>
+      <w:r>
+        <w:rPr>
+          <w:b/>
+          <w:bCs/>
+        </w:rPr>
+        <w:t xml:space="preserve">inline</w:t>
+      </w:r>
+      <w:r>
+        <w:rPr>
+          <w:b/>
+          <w:bCs/>
+        </w:rPr>
+        <w:t xml:space="preserve"> </w:t>
+      </w:r>
+      <w:r>
+        <w:rPr>
+          <w:rStyle w:val="VerbatimChar"/>
+          <w:b/>
+          <w:bCs/>
+        </w:rPr>
+        <w:t xml:space="preserve">name:color</w:t>
+      </w:r>
+      <w:r>
+        <w:rPr>
+          <w:b/>
+          <w:bCs/>
+        </w:rPr>
+        <w:t xml:space="preserve"> </w:t>
+      </w:r>
+      <w:r>
+        <w:rPr>
+          <w:b/>
+          <w:bCs/>
+        </w:rPr>
+        <w:t xml:space="preserve">&gt; persisted color &gt; hostname-derived color &gt; default green.</w:t>
+      </w:r>
+    </w:p>
+    <w:p>
+      <w:pPr>
+        <w:pStyle w:val="BodyText"/>
+      </w:pPr>
+      <w:r>
+        <w:rPr>
+          <w:b/>
+          <w:bCs/>
+        </w:rPr>
+        <w:t xml:space="preserve">Escaping a literal colon in the name.</w:t>
+      </w:r>
+      <w:r>
+        <w:t xml:space="preserve"> </w:t>
+      </w:r>
+      <w:r>
+        <w:t xml:space="preserve">A</w:t>
+      </w:r>
+      <w:r>
+        <w:t xml:space="preserve"> </w:t>
+      </w:r>
+      <w:r>
+        <w:rPr>
+          <w:rStyle w:val="VerbatimChar"/>
+        </w:rPr>
+        <w:t xml:space="preserve">:</w:t>
+      </w:r>
+      <w:r>
+        <w:t xml:space="preserve"> </w:t>
+      </w:r>
+      <w:r>
+        <w:t xml:space="preserve">is the field delimiter. If</w:t>
+      </w:r>
+      <w:r>
+        <w:t xml:space="preserve"> </w:t>
+      </w:r>
+      <w:r>
+        <w:t xml:space="preserve">you need a literal</w:t>
+      </w:r>
+      <w:r>
+        <w:t xml:space="preserve"> </w:t>
+      </w:r>
+      <w:r>
+        <w:rPr>
+          <w:rStyle w:val="VerbatimChar"/>
+        </w:rPr>
+        <w:t xml:space="preserve">:</w:t>
+      </w:r>
+      <w:r>
+        <w:t xml:space="preserve"> </w:t>
+      </w:r>
+      <w:r>
+        <w:t xml:space="preserve">in the name, escape it as</w:t>
+      </w:r>
+      <w:r>
+        <w:t xml:space="preserve"> </w:t>
+      </w:r>
+      <w:r>
+        <w:rPr>
+          <w:rStyle w:val="VerbatimChar"/>
+        </w:rPr>
+        <w:t xml:space="preserve">\:</w:t>
+      </w:r>
+      <w:r>
+        <w:t xml:space="preserve"> </w:t>
+      </w:r>
+      <w:r>
+        <w:t xml:space="preserve">— it is unescaped</w:t>
+      </w:r>
+      <w:r>
+        <w:t xml:space="preserve"> </w:t>
+      </w:r>
+      <w:r>
+        <w:t xml:space="preserve">before the name is sanitised:</w:t>
+      </w:r>
+    </w:p>
+    <w:p>
+      <w:pPr>
+        <w:pStyle w:val="SourceCode"/>
+      </w:pPr>
+      <w:r>
+        <w:rPr>
+          <w:rStyle w:val="ExtensionTok"/>
+        </w:rPr>
+        <w:t xml:space="preserve">$</w:t>
+      </w:r>
+      <w:r>
+        <w:rPr>
+          <w:rStyle w:val="NormalTok"/>
+        </w:rPr>
+        <w:t xml:space="preserve"> tmx new </w:t>
+      </w:r>
+      <w:r>
+        <w:rPr>
+          <w:rStyle w:val="AttributeTok"/>
+        </w:rPr>
+        <w:t xml:space="preserve">-s</w:t>
+      </w:r>
+      <w:r>
+        <w:rPr>
+          <w:rStyle w:val="NormalTok"/>
+        </w:rPr>
+        <w:t xml:space="preserve"> </w:t>
+      </w:r>
+      <w:r>
+        <w:rPr>
+          <w:rStyle w:val="StringTok"/>
+        </w:rPr>
+        <w:t xml:space="preserve">'a\:b:cyan'</w:t>
+      </w:r>
+      <w:r>
+        <w:rPr>
+          <w:rStyle w:val="NormalTok"/>
+        </w:rPr>
+        <w:t xml:space="preserve">       </w:t>
+      </w:r>
+      <w:r>
+        <w:rPr>
+          <w:rStyle w:val="CommentTok"/>
+        </w:rPr>
+        <w:t xml:space="preserve"># name "a:b" (→ sanitised socket tmx-a_b), color cyan</w:t>
+      </w:r>
+    </w:p>
+    <w:p>
+      <w:pPr>
+        <w:pStyle w:val="FirstParagraph"/>
+      </w:pPr>
+      <w:r>
+        <w:rPr>
+          <w:b/>
+          <w:bCs/>
+        </w:rPr>
+        <w:t xml:space="preserve">Cross-OS.</w:t>
+      </w:r>
+      <w:r>
+        <w:t xml:space="preserve"> </w:t>
+      </w:r>
+      <w:r>
+        <w:t xml:space="preserve">Works identically on Linux and macOS — the macOS bridge</w:t>
+      </w:r>
+      <w:r>
+        <w:t xml:space="preserve"> </w:t>
+      </w:r>
+      <w:r>
+        <w:t xml:space="preserve">forwards the</w:t>
+      </w:r>
+      <w:r>
+        <w:t xml:space="preserve"> </w:t>
+      </w:r>
+      <w:r>
+        <w:rPr>
+          <w:rStyle w:val="VerbatimChar"/>
+        </w:rPr>
+        <w:t xml:space="preserve">-s</w:t>
+      </w:r>
+      <w:r>
+        <w:t xml:space="preserve"> </w:t>
+      </w:r>
+      <w:r>
+        <w:t xml:space="preserve">value verbatim to the VM-side wrapper, which does all the</w:t>
+      </w:r>
+      <w:r>
+        <w:t xml:space="preserve"> </w:t>
+      </w:r>
+      <w:r>
+        <w:t xml:space="preserve">parsing (§11.4.81 parity).</w:t>
+      </w:r>
+      <w:r>
+        <w:t xml:space="preserve"> </w:t>
+      </w:r>
+      <w:r>
+        <w:rPr>
+          <w:b/>
+          <w:bCs/>
+        </w:rPr>
+        <w:t xml:space="preserve">Test coverage:</w:t>
+      </w:r>
+      <w:r>
+        <w:t xml:space="preserve"> </w:t>
+      </w:r>
+      <w:r>
+        <w:rPr>
+          <w:rStyle w:val="VerbatimChar"/>
+        </w:rPr>
+        <w:t xml:space="preserve">scripts/tests/63_session_color.sh</w:t>
+      </w:r>
+      <w:r>
+        <w:t xml:space="preserve"> </w:t>
+      </w:r>
+      <w:r>
+        <w:t xml:space="preserve">(reads live</w:t>
+      </w:r>
+      <w:r>
+        <w:t xml:space="preserve"> </w:t>
+      </w:r>
+      <w:r>
+        <w:rPr>
+          <w:rStyle w:val="VerbatimChar"/>
+        </w:rPr>
+        <w:t xml:space="preserve">show-options</w:t>
+      </w:r>
+      <w:r>
+        <w:t xml:space="preserve"> </w:t>
+      </w:r>
+      <w:r>
+        <w:t xml:space="preserve">from the real server for every assertion) +</w:t>
+      </w:r>
+      <w:r>
+        <w:t xml:space="preserve"> </w:t>
+      </w:r>
+      <w:r>
+        <w:rPr>
+          <w:rStyle w:val="VerbatimChar"/>
+        </w:rPr>
+        <w:t xml:space="preserve">scripts/tests/64_session_color_parse_unit.sh</w:t>
+      </w:r>
+      <w:r>
+        <w:t xml:space="preserve"> </w:t>
+      </w:r>
+      <w:r>
+        <w:t xml:space="preserve">(pure parser/validation unit</w:t>
+      </w:r>
+      <w:r>
+        <w:t xml:space="preserve"> </w:t>
+      </w:r>
+      <w:r>
+        <w:t xml:space="preserve">tests). HelixQA Challenge</w:t>
+      </w:r>
+      <w:r>
+        <w:t xml:space="preserve"> </w:t>
+      </w:r>
+      <w:r>
+        <w:rPr>
+          <w:rStyle w:val="VerbatimChar"/>
+        </w:rPr>
+        <w:t xml:space="preserve">TMUX-CH-53</w:t>
+      </w:r>
+      <w:r>
+        <w:t xml:space="preserve">.</w:t>
       </w:r>
     </w:p>
     <w:p>
@@ -6065,13 +7358,13 @@
       </w:r>
     </w:p>
     <w:bookmarkEnd w:id="30"/>
-    <w:bookmarkStart w:id="36" w:name="X581177de9e021dc9f36ebfa07025a64e52d9a77"/>
+    <w:bookmarkStart w:id="31" w:name="X879ef482998603586ab6cd4f8157f7b8d3100d2"/>
     <w:p>
       <w:pPr>
         <w:pStyle w:val="Heading2"/>
       </w:pPr>
       <w:r>
-        <w:t xml:space="preserve">§8 Full OOM protection options (CAP_SYS_RESOURCE required)</w:t>
+        <w:t xml:space="preserve">§6 Why we did this despite the data</w:t>
       </w:r>
     </w:p>
     <w:p>
@@ -6079,1243 +7372,74 @@
         <w:pStyle w:val="FirstParagraph"/>
       </w:pPr>
       <w:r>
-        <w:rPr>
-          <w:rStyle w:val="VerbatimChar"/>
-        </w:rPr>
-        <w:t xml:space="preserve">oom_score_adj=-500</w:t>
-      </w:r>
-      <w:r>
-        <w:t xml:space="preserve"> </w:t>
-      </w:r>
-      <w:r>
-        <w:t xml:space="preserve">requires</w:t>
-      </w:r>
-      <w:r>
-        <w:t xml:space="preserve"> </w:t>
-      </w:r>
-      <w:r>
-        <w:rPr>
-          <w:rStyle w:val="VerbatimChar"/>
-        </w:rPr>
-        <w:t xml:space="preserve">CAP_SYS_RESOURCE</w:t>
-      </w:r>
-      <w:r>
-        <w:t xml:space="preserve">, which a regular user shell does NOT have. The Linux kernel rejects writes of negative oom_score_adj values from non-root processes (per</w:t>
-      </w:r>
-      <w:r>
-        <w:t xml:space="preserve"> </w:t>
-      </w:r>
-      <w:r>
-        <w:rPr>
-          <w:rStyle w:val="VerbatimChar"/>
-        </w:rPr>
-        <w:t xml:space="preserve">Documentation/filesystems/proc.rst</w:t>
-      </w:r>
-      <w:r>
-        <w:t xml:space="preserve">).</w:t>
+        <w:t xml:space="preserve">The forensic record (§12 incidents) does NOT name tmux as a root cause. The actual culprits were</w:t>
+      </w:r>
+      <w:r>
+        <w:t xml:space="preserve"> </w:t>
+      </w:r>
+      <w:r>
+        <w:rPr>
+          <w:rStyle w:val="VerbatimChar"/>
+        </w:rPr>
+        <w:t xml:space="preserve">soong_build</w:t>
+      </w:r>
+      <w:r>
+        <w:t xml:space="preserve">,</w:t>
+      </w:r>
+      <w:r>
+        <w:t xml:space="preserve"> </w:t>
+      </w:r>
+      <w:r>
+        <w:rPr>
+          <w:rStyle w:val="VerbatimChar"/>
+        </w:rPr>
+        <w:t xml:space="preserve">kotlinc</w:t>
+      </w:r>
+      <w:r>
+        <w:t xml:space="preserve">,</w:t>
+      </w:r>
+      <w:r>
+        <w:t xml:space="preserve"> </w:t>
+      </w:r>
+      <w:r>
+        <w:rPr>
+          <w:rStyle w:val="VerbatimChar"/>
+        </w:rPr>
+        <w:t xml:space="preserve">gradle</w:t>
+      </w:r>
+      <w:r>
+        <w:t xml:space="preserve">,</w:t>
+      </w:r>
+      <w:r>
+        <w:t xml:space="preserve"> </w:t>
+      </w:r>
+      <w:r>
+        <w:rPr>
+          <w:rStyle w:val="VerbatimChar"/>
+        </w:rPr>
+        <w:t xml:space="preserve">git pack-objects</w:t>
+      </w:r>
+      <w:r>
+        <w:t xml:space="preserve"> </w:t>
+      </w:r>
+      <w:r>
+        <w:t xml:space="preserve">— all already addressed by §12.6/§12.7/§12.8/§12.9. So the question naturally arises: why this work?</w:t>
       </w:r>
     </w:p>
     <w:p>
       <w:pPr>
         <w:pStyle w:val="BodyText"/>
       </w:pPr>
-      <w:r>
-        <w:t xml:space="preserve">The wrapper (</w:t>
-      </w:r>
-      <w:r>
-        <w:rPr>
-          <w:rStyle w:val="VerbatimChar"/>
-        </w:rPr>
-        <w:t xml:space="preserve">tmx</w:t>
-      </w:r>
-      <w:r>
-        <w:t xml:space="preserve">) attempts the write defensively but the kernel will silently no-op for non-root operators. Test 08 SKIPs honestly to acknowledge this rather than reporting a misleading PASS.</w:t>
-      </w:r>
-    </w:p>
-    <w:bookmarkStart w:id="34" w:name="Xec7263791ce06bb8d8717a50e0a786a4a89c0f6"/>
-    <w:p>
-      <w:pPr>
-        <w:pStyle w:val="Heading3"/>
-      </w:pPr>
-      <w:r>
-        <w:t xml:space="preserve">Three real options for full OOM protection</w:t>
-      </w:r>
-    </w:p>
-    <w:bookmarkStart w:id="31" w:name="X997accdc9cd5a206a4c25ecac8fdc570f03e14a"/>
-    <w:p>
-      <w:pPr>
-        <w:pStyle w:val="Heading4"/>
-      </w:pPr>
-      <w:r>
-        <w:t xml:space="preserve">Option A — Run wrapper via sudo (simplest, annoying UX)</w:t>
-      </w:r>
-    </w:p>
-    <w:p>
-      <w:pPr>
-        <w:pStyle w:val="SourceCode"/>
-      </w:pPr>
-      <w:r>
-        <w:rPr>
-          <w:rStyle w:val="BuiltInTok"/>
-        </w:rPr>
-        <w:t xml:space="preserve">alias</w:t>
-      </w:r>
-      <w:r>
-        <w:rPr>
-          <w:rStyle w:val="NormalTok"/>
-        </w:rPr>
-        <w:t xml:space="preserve"> tmux=</w:t>
-      </w:r>
-      <w:r>
-        <w:rPr>
-          <w:rStyle w:val="StringTok"/>
-        </w:rPr>
-        <w:t xml:space="preserve">'sudo -E /path/to/tmx'</w:t>
-      </w:r>
-    </w:p>
-    <w:p>
-      <w:pPr>
-        <w:pStyle w:val="FirstParagraph"/>
-      </w:pPr>
-      <w:r>
-        <w:t xml:space="preserve">Pro: works immediately, no new binaries.</w:t>
-      </w:r>
-      <w:r>
-        <w:t xml:space="preserve"> </w:t>
-      </w:r>
-      <w:r>
-        <w:t xml:space="preserve">Con: requires sudo password every tmux launch.</w:t>
-      </w:r>
-    </w:p>
-    <w:bookmarkEnd w:id="31"/>
-    <w:bookmarkStart w:id="32" w:name="Xb472cf86258624ee266919e3f87fb2bb64a6fee"/>
-    <w:p>
-      <w:pPr>
-        <w:pStyle w:val="Heading4"/>
-      </w:pPr>
-      <w:r>
-        <w:t xml:space="preserve">Option B — setcap-enabled</w:t>
-      </w:r>
-      <w:r>
-        <w:t xml:space="preserve"> </w:t>
-      </w:r>
-      <w:r>
-        <w:rPr>
-          <w:rStyle w:val="VerbatimChar"/>
-        </w:rPr>
-        <w:t xml:space="preserve">oom_set</w:t>
-      </w:r>
-      <w:r>
-        <w:t xml:space="preserve"> </w:t>
-      </w:r>
-      <w:r>
-        <w:t xml:space="preserve">helper (recommended)</w:t>
-      </w:r>
-    </w:p>
-    <w:p>
-      <w:pPr>
-        <w:pStyle w:val="FirstParagraph"/>
-      </w:pPr>
-      <w:r>
-        <w:t xml:space="preserve">Build a tiny C helper that has CAP_SYS_RESOURCE via setcap, called by the wrapper:</w:t>
-      </w:r>
-    </w:p>
-    <w:p>
-      <w:pPr>
-        <w:pStyle w:val="SourceCode"/>
-      </w:pPr>
-      <w:r>
-        <w:rPr>
-          <w:rStyle w:val="CommentTok"/>
-        </w:rPr>
-        <w:t xml:space="preserve">/* oom_set.c — minimal helper to set oom_score_adj on a target PID */</w:t>
-      </w:r>
-      <w:r>
-        <w:br/>
-      </w:r>
-      <w:r>
-        <w:rPr>
-          <w:rStyle w:val="PreprocessorTok"/>
-        </w:rPr>
-        <w:t xml:space="preserve">#include </w:t>
-      </w:r>
-      <w:r>
-        <w:rPr>
-          <w:rStyle w:val="ImportTok"/>
-        </w:rPr>
-        <w:t xml:space="preserve">&lt;stdio.h&gt;</w:t>
-      </w:r>
-      <w:r>
-        <w:br/>
-      </w:r>
-      <w:r>
-        <w:rPr>
-          <w:rStyle w:val="PreprocessorTok"/>
-        </w:rPr>
-        <w:t xml:space="preserve">#include </w:t>
-      </w:r>
-      <w:r>
-        <w:rPr>
-          <w:rStyle w:val="ImportTok"/>
-        </w:rPr>
-        <w:t xml:space="preserve">&lt;stdlib.h&gt;</w:t>
-      </w:r>
-      <w:r>
-        <w:br/>
-      </w:r>
-      <w:r>
-        <w:rPr>
-          <w:rStyle w:val="DataTypeTok"/>
-        </w:rPr>
-        <w:t xml:space="preserve">int</w:t>
-      </w:r>
-      <w:r>
-        <w:rPr>
-          <w:rStyle w:val="NormalTok"/>
-        </w:rPr>
-        <w:t xml:space="preserve"> main</w:t>
-      </w:r>
-      <w:r>
-        <w:rPr>
-          <w:rStyle w:val="OperatorTok"/>
-        </w:rPr>
-        <w:t xml:space="preserve">(</w:t>
-      </w:r>
-      <w:r>
-        <w:rPr>
-          <w:rStyle w:val="DataTypeTok"/>
-        </w:rPr>
-        <w:t xml:space="preserve">int</w:t>
-      </w:r>
-      <w:r>
-        <w:rPr>
-          <w:rStyle w:val="NormalTok"/>
-        </w:rPr>
-        <w:t xml:space="preserve"> argc</w:t>
-      </w:r>
-      <w:r>
-        <w:rPr>
-          <w:rStyle w:val="OperatorTok"/>
-        </w:rPr>
-        <w:t xml:space="preserve">,</w:t>
-      </w:r>
-      <w:r>
-        <w:rPr>
-          <w:rStyle w:val="NormalTok"/>
-        </w:rPr>
-        <w:t xml:space="preserve"> </w:t>
-      </w:r>
-      <w:r>
-        <w:rPr>
-          <w:rStyle w:val="DataTypeTok"/>
-        </w:rPr>
-        <w:t xml:space="preserve">char</w:t>
-      </w:r>
-      <w:r>
-        <w:rPr>
-          <w:rStyle w:val="NormalTok"/>
-        </w:rPr>
-        <w:t xml:space="preserve"> </w:t>
-      </w:r>
-      <w:r>
-        <w:rPr>
-          <w:rStyle w:val="OperatorTok"/>
-        </w:rPr>
-        <w:t xml:space="preserve">**</w:t>
-      </w:r>
-      <w:r>
-        <w:rPr>
-          <w:rStyle w:val="NormalTok"/>
-        </w:rPr>
-        <w:t xml:space="preserve">argv</w:t>
-      </w:r>
-      <w:r>
-        <w:rPr>
-          <w:rStyle w:val="OperatorTok"/>
-        </w:rPr>
-        <w:t xml:space="preserve">)</w:t>
-      </w:r>
-      <w:r>
-        <w:rPr>
-          <w:rStyle w:val="NormalTok"/>
-        </w:rPr>
-        <w:t xml:space="preserve"> </w:t>
-      </w:r>
-      <w:r>
-        <w:rPr>
-          <w:rStyle w:val="OperatorTok"/>
-        </w:rPr>
-        <w:t xml:space="preserve">{</w:t>
-      </w:r>
-      <w:r>
-        <w:br/>
-      </w:r>
-      <w:r>
-        <w:rPr>
-          <w:rStyle w:val="NormalTok"/>
-        </w:rPr>
-        <w:t xml:space="preserve">    </w:t>
-      </w:r>
-      <w:r>
-        <w:rPr>
-          <w:rStyle w:val="ControlFlowTok"/>
-        </w:rPr>
-        <w:t xml:space="preserve">if</w:t>
-      </w:r>
-      <w:r>
-        <w:rPr>
-          <w:rStyle w:val="NormalTok"/>
-        </w:rPr>
-        <w:t xml:space="preserve"> </w:t>
-      </w:r>
-      <w:r>
-        <w:rPr>
-          <w:rStyle w:val="OperatorTok"/>
-        </w:rPr>
-        <w:t xml:space="preserve">(</w:t>
-      </w:r>
-      <w:r>
-        <w:rPr>
-          <w:rStyle w:val="NormalTok"/>
-        </w:rPr>
-        <w:t xml:space="preserve">argc </w:t>
-      </w:r>
-      <w:r>
-        <w:rPr>
-          <w:rStyle w:val="OperatorTok"/>
-        </w:rPr>
-        <w:t xml:space="preserve">!=</w:t>
-      </w:r>
-      <w:r>
-        <w:rPr>
-          <w:rStyle w:val="NormalTok"/>
-        </w:rPr>
-        <w:t xml:space="preserve"> </w:t>
-      </w:r>
-      <w:r>
-        <w:rPr>
-          <w:rStyle w:val="DecValTok"/>
-        </w:rPr>
-        <w:t xml:space="preserve">3</w:t>
-      </w:r>
-      <w:r>
-        <w:rPr>
-          <w:rStyle w:val="OperatorTok"/>
-        </w:rPr>
-        <w:t xml:space="preserve">)</w:t>
-      </w:r>
-      <w:r>
-        <w:rPr>
-          <w:rStyle w:val="NormalTok"/>
-        </w:rPr>
-        <w:t xml:space="preserve"> </w:t>
-      </w:r>
-      <w:r>
-        <w:rPr>
-          <w:rStyle w:val="ControlFlowTok"/>
-        </w:rPr>
-        <w:t xml:space="preserve">return</w:t>
-      </w:r>
-      <w:r>
-        <w:rPr>
-          <w:rStyle w:val="NormalTok"/>
-        </w:rPr>
-        <w:t xml:space="preserve"> </w:t>
-      </w:r>
-      <w:r>
-        <w:rPr>
-          <w:rStyle w:val="DecValTok"/>
-        </w:rPr>
-        <w:t xml:space="preserve">1</w:t>
-      </w:r>
-      <w:r>
-        <w:rPr>
-          <w:rStyle w:val="OperatorTok"/>
-        </w:rPr>
-        <w:t xml:space="preserve">;</w:t>
-      </w:r>
-      <w:r>
-        <w:br/>
-      </w:r>
-      <w:r>
-        <w:rPr>
-          <w:rStyle w:val="NormalTok"/>
-        </w:rPr>
-        <w:t xml:space="preserve">    </w:t>
-      </w:r>
-      <w:r>
-        <w:rPr>
-          <w:rStyle w:val="DataTypeTok"/>
-        </w:rPr>
-        <w:t xml:space="preserve">char</w:t>
-      </w:r>
-      <w:r>
-        <w:rPr>
-          <w:rStyle w:val="NormalTok"/>
-        </w:rPr>
-        <w:t xml:space="preserve"> path</w:t>
-      </w:r>
-      <w:r>
-        <w:rPr>
-          <w:rStyle w:val="OperatorTok"/>
-        </w:rPr>
-        <w:t xml:space="preserve">[</w:t>
-      </w:r>
-      <w:r>
-        <w:rPr>
-          <w:rStyle w:val="DecValTok"/>
-        </w:rPr>
-        <w:t xml:space="preserve">256</w:t>
-      </w:r>
-      <w:r>
-        <w:rPr>
-          <w:rStyle w:val="OperatorTok"/>
-        </w:rPr>
-        <w:t xml:space="preserve">];</w:t>
-      </w:r>
-      <w:r>
-        <w:br/>
-      </w:r>
-      <w:r>
-        <w:rPr>
-          <w:rStyle w:val="NormalTok"/>
-        </w:rPr>
-        <w:t xml:space="preserve">    snprintf</w:t>
-      </w:r>
-      <w:r>
-        <w:rPr>
-          <w:rStyle w:val="OperatorTok"/>
-        </w:rPr>
-        <w:t xml:space="preserve">(</w:t>
-      </w:r>
-      <w:r>
-        <w:rPr>
-          <w:rStyle w:val="NormalTok"/>
-        </w:rPr>
-        <w:t xml:space="preserve">path</w:t>
-      </w:r>
-      <w:r>
-        <w:rPr>
-          <w:rStyle w:val="OperatorTok"/>
-        </w:rPr>
-        <w:t xml:space="preserve">,</w:t>
-      </w:r>
-      <w:r>
-        <w:rPr>
-          <w:rStyle w:val="NormalTok"/>
-        </w:rPr>
-        <w:t xml:space="preserve"> </w:t>
-      </w:r>
-      <w:r>
-        <w:rPr>
-          <w:rStyle w:val="KeywordTok"/>
-        </w:rPr>
-        <w:t xml:space="preserve">sizeof</w:t>
-      </w:r>
-      <w:r>
-        <w:rPr>
-          <w:rStyle w:val="NormalTok"/>
-        </w:rPr>
-        <w:t xml:space="preserve"> path</w:t>
-      </w:r>
-      <w:r>
-        <w:rPr>
-          <w:rStyle w:val="OperatorTok"/>
-        </w:rPr>
-        <w:t xml:space="preserve">,</w:t>
-      </w:r>
-      <w:r>
-        <w:rPr>
-          <w:rStyle w:val="NormalTok"/>
-        </w:rPr>
-        <w:t xml:space="preserve"> </w:t>
-      </w:r>
-      <w:r>
-        <w:rPr>
-          <w:rStyle w:val="StringTok"/>
-        </w:rPr>
-        <w:t xml:space="preserve">"/proc/</w:t>
-      </w:r>
-      <w:r>
-        <w:rPr>
-          <w:rStyle w:val="SpecialCharTok"/>
-        </w:rPr>
-        <w:t xml:space="preserve">%s</w:t>
-      </w:r>
-      <w:r>
-        <w:rPr>
-          <w:rStyle w:val="StringTok"/>
-        </w:rPr>
-        <w:t xml:space="preserve">/oom_score_adj"</w:t>
-      </w:r>
-      <w:r>
-        <w:rPr>
-          <w:rStyle w:val="OperatorTok"/>
-        </w:rPr>
-        <w:t xml:space="preserve">,</w:t>
-      </w:r>
-      <w:r>
-        <w:rPr>
-          <w:rStyle w:val="NormalTok"/>
-        </w:rPr>
-        <w:t xml:space="preserve"> argv</w:t>
-      </w:r>
-      <w:r>
-        <w:rPr>
-          <w:rStyle w:val="OperatorTok"/>
-        </w:rPr>
-        <w:t xml:space="preserve">[</w:t>
-      </w:r>
-      <w:r>
-        <w:rPr>
-          <w:rStyle w:val="DecValTok"/>
-        </w:rPr>
-        <w:t xml:space="preserve">1</w:t>
-      </w:r>
-      <w:r>
-        <w:rPr>
-          <w:rStyle w:val="OperatorTok"/>
-        </w:rPr>
-        <w:t xml:space="preserve">]);</w:t>
-      </w:r>
-      <w:r>
-        <w:br/>
-      </w:r>
-      <w:r>
-        <w:rPr>
-          <w:rStyle w:val="NormalTok"/>
-        </w:rPr>
-        <w:t xml:space="preserve">    </w:t>
-      </w:r>
-      <w:r>
-        <w:rPr>
-          <w:rStyle w:val="DataTypeTok"/>
-        </w:rPr>
-        <w:t xml:space="preserve">FILE</w:t>
-      </w:r>
-      <w:r>
-        <w:rPr>
-          <w:rStyle w:val="NormalTok"/>
-        </w:rPr>
-        <w:t xml:space="preserve"> </w:t>
-      </w:r>
-      <w:r>
-        <w:rPr>
-          <w:rStyle w:val="OperatorTok"/>
-        </w:rPr>
-        <w:t xml:space="preserve">*</w:t>
-      </w:r>
-      <w:r>
-        <w:rPr>
-          <w:rStyle w:val="NormalTok"/>
-        </w:rPr>
-        <w:t xml:space="preserve">f </w:t>
-      </w:r>
-      <w:r>
-        <w:rPr>
-          <w:rStyle w:val="OperatorTok"/>
-        </w:rPr>
-        <w:t xml:space="preserve">=</w:t>
-      </w:r>
-      <w:r>
-        <w:rPr>
-          <w:rStyle w:val="NormalTok"/>
-        </w:rPr>
-        <w:t xml:space="preserve"> fopen</w:t>
-      </w:r>
-      <w:r>
-        <w:rPr>
-          <w:rStyle w:val="OperatorTok"/>
-        </w:rPr>
-        <w:t xml:space="preserve">(</w:t>
-      </w:r>
-      <w:r>
-        <w:rPr>
-          <w:rStyle w:val="NormalTok"/>
-        </w:rPr>
-        <w:t xml:space="preserve">path</w:t>
-      </w:r>
-      <w:r>
-        <w:rPr>
-          <w:rStyle w:val="OperatorTok"/>
-        </w:rPr>
-        <w:t xml:space="preserve">,</w:t>
-      </w:r>
-      <w:r>
-        <w:rPr>
-          <w:rStyle w:val="NormalTok"/>
-        </w:rPr>
-        <w:t xml:space="preserve"> </w:t>
-      </w:r>
-      <w:r>
-        <w:rPr>
-          <w:rStyle w:val="StringTok"/>
-        </w:rPr>
-        <w:t xml:space="preserve">"w"</w:t>
-      </w:r>
-      <w:r>
-        <w:rPr>
-          <w:rStyle w:val="OperatorTok"/>
-        </w:rPr>
-        <w:t xml:space="preserve">);</w:t>
-      </w:r>
-      <w:r>
-        <w:br/>
-      </w:r>
-      <w:r>
-        <w:rPr>
-          <w:rStyle w:val="NormalTok"/>
-        </w:rPr>
-        <w:t xml:space="preserve">    </w:t>
-      </w:r>
-      <w:r>
-        <w:rPr>
-          <w:rStyle w:val="ControlFlowTok"/>
-        </w:rPr>
-        <w:t xml:space="preserve">if</w:t>
-      </w:r>
-      <w:r>
-        <w:rPr>
-          <w:rStyle w:val="NormalTok"/>
-        </w:rPr>
-        <w:t xml:space="preserve"> </w:t>
-      </w:r>
-      <w:r>
-        <w:rPr>
-          <w:rStyle w:val="OperatorTok"/>
-        </w:rPr>
-        <w:t xml:space="preserve">(!</w:t>
-      </w:r>
-      <w:r>
-        <w:rPr>
-          <w:rStyle w:val="NormalTok"/>
-        </w:rPr>
-        <w:t xml:space="preserve">f</w:t>
-      </w:r>
-      <w:r>
-        <w:rPr>
-          <w:rStyle w:val="OperatorTok"/>
-        </w:rPr>
-        <w:t xml:space="preserve">)</w:t>
-      </w:r>
-      <w:r>
-        <w:rPr>
-          <w:rStyle w:val="NormalTok"/>
-        </w:rPr>
-        <w:t xml:space="preserve"> </w:t>
-      </w:r>
-      <w:r>
-        <w:rPr>
-          <w:rStyle w:val="ControlFlowTok"/>
-        </w:rPr>
-        <w:t xml:space="preserve">return</w:t>
-      </w:r>
-      <w:r>
-        <w:rPr>
-          <w:rStyle w:val="NormalTok"/>
-        </w:rPr>
-        <w:t xml:space="preserve"> </w:t>
-      </w:r>
-      <w:r>
-        <w:rPr>
-          <w:rStyle w:val="DecValTok"/>
-        </w:rPr>
-        <w:t xml:space="preserve">2</w:t>
-      </w:r>
-      <w:r>
-        <w:rPr>
-          <w:rStyle w:val="OperatorTok"/>
-        </w:rPr>
-        <w:t xml:space="preserve">;</w:t>
-      </w:r>
-      <w:r>
-        <w:br/>
-      </w:r>
-      <w:r>
-        <w:rPr>
-          <w:rStyle w:val="NormalTok"/>
-        </w:rPr>
-        <w:t xml:space="preserve">    fputs</w:t>
-      </w:r>
-      <w:r>
-        <w:rPr>
-          <w:rStyle w:val="OperatorTok"/>
-        </w:rPr>
-        <w:t xml:space="preserve">(</w:t>
-      </w:r>
-      <w:r>
-        <w:rPr>
-          <w:rStyle w:val="NormalTok"/>
-        </w:rPr>
-        <w:t xml:space="preserve">argv</w:t>
-      </w:r>
-      <w:r>
-        <w:rPr>
-          <w:rStyle w:val="OperatorTok"/>
-        </w:rPr>
-        <w:t xml:space="preserve">[</w:t>
-      </w:r>
-      <w:r>
-        <w:rPr>
-          <w:rStyle w:val="DecValTok"/>
-        </w:rPr>
-        <w:t xml:space="preserve">2</w:t>
-      </w:r>
-      <w:r>
-        <w:rPr>
-          <w:rStyle w:val="OperatorTok"/>
-        </w:rPr>
-        <w:t xml:space="preserve">],</w:t>
-      </w:r>
-      <w:r>
-        <w:rPr>
-          <w:rStyle w:val="NormalTok"/>
-        </w:rPr>
-        <w:t xml:space="preserve"> f</w:t>
-      </w:r>
-      <w:r>
-        <w:rPr>
-          <w:rStyle w:val="OperatorTok"/>
-        </w:rPr>
-        <w:t xml:space="preserve">);</w:t>
-      </w:r>
-      <w:r>
-        <w:br/>
-      </w:r>
-      <w:r>
-        <w:rPr>
-          <w:rStyle w:val="NormalTok"/>
-        </w:rPr>
-        <w:t xml:space="preserve">    fclose</w:t>
-      </w:r>
-      <w:r>
-        <w:rPr>
-          <w:rStyle w:val="OperatorTok"/>
-        </w:rPr>
-        <w:t xml:space="preserve">(</w:t>
-      </w:r>
-      <w:r>
-        <w:rPr>
-          <w:rStyle w:val="NormalTok"/>
-        </w:rPr>
-        <w:t xml:space="preserve">f</w:t>
-      </w:r>
-      <w:r>
-        <w:rPr>
-          <w:rStyle w:val="OperatorTok"/>
-        </w:rPr>
-        <w:t xml:space="preserve">);</w:t>
-      </w:r>
-      <w:r>
-        <w:br/>
-      </w:r>
-      <w:r>
-        <w:rPr>
-          <w:rStyle w:val="NormalTok"/>
-        </w:rPr>
-        <w:t xml:space="preserve">    </w:t>
-      </w:r>
-      <w:r>
-        <w:rPr>
-          <w:rStyle w:val="ControlFlowTok"/>
-        </w:rPr>
-        <w:t xml:space="preserve">return</w:t>
-      </w:r>
-      <w:r>
-        <w:rPr>
-          <w:rStyle w:val="NormalTok"/>
-        </w:rPr>
-        <w:t xml:space="preserve"> </w:t>
-      </w:r>
-      <w:r>
-        <w:rPr>
-          <w:rStyle w:val="DecValTok"/>
-        </w:rPr>
-        <w:t xml:space="preserve">0</w:t>
-      </w:r>
-      <w:r>
-        <w:rPr>
-          <w:rStyle w:val="OperatorTok"/>
-        </w:rPr>
-        <w:t xml:space="preserve">;</w:t>
-      </w:r>
-      <w:r>
-        <w:br/>
-      </w:r>
-      <w:r>
-        <w:rPr>
-          <w:rStyle w:val="OperatorTok"/>
-        </w:rPr>
-        <w:t xml:space="preserve">}</w:t>
-      </w:r>
-    </w:p>
-    <w:p>
-      <w:pPr>
-        <w:pStyle w:val="FirstParagraph"/>
-      </w:pPr>
-      <w:r>
-        <w:t xml:space="preserve">Build + grant capability (one-time):</w:t>
-      </w:r>
-    </w:p>
-    <w:p>
-      <w:pPr>
-        <w:pStyle w:val="SourceCode"/>
-      </w:pPr>
-      <w:r>
-        <w:rPr>
-          <w:rStyle w:val="FunctionTok"/>
-        </w:rPr>
-        <w:t xml:space="preserve">gcc</w:t>
-      </w:r>
-      <w:r>
-        <w:rPr>
-          <w:rStyle w:val="NormalTok"/>
-        </w:rPr>
-        <w:t xml:space="preserve"> </w:t>
-      </w:r>
-      <w:r>
-        <w:rPr>
-          <w:rStyle w:val="AttributeTok"/>
-        </w:rPr>
-        <w:t xml:space="preserve">-o</w:t>
-      </w:r>
-      <w:r>
-        <w:rPr>
-          <w:rStyle w:val="NormalTok"/>
-        </w:rPr>
-        <w:t xml:space="preserve"> oom_set oom_set.c</w:t>
-      </w:r>
-      <w:r>
-        <w:br/>
-      </w:r>
-      <w:r>
-        <w:rPr>
-          <w:rStyle w:val="FunctionTok"/>
-        </w:rPr>
-        <w:t xml:space="preserve">sudo</w:t>
-      </w:r>
-      <w:r>
-        <w:rPr>
-          <w:rStyle w:val="NormalTok"/>
-        </w:rPr>
-        <w:t xml:space="preserve"> setcap cap_sys_resource+ep ./oom_set</w:t>
-      </w:r>
-      <w:r>
-        <w:br/>
-      </w:r>
-      <w:r>
-        <w:rPr>
-          <w:rStyle w:val="FunctionTok"/>
-        </w:rPr>
-        <w:t xml:space="preserve">sudo</w:t>
-      </w:r>
-      <w:r>
-        <w:rPr>
-          <w:rStyle w:val="NormalTok"/>
-        </w:rPr>
-        <w:t xml:space="preserve"> install </w:t>
-      </w:r>
-      <w:r>
-        <w:rPr>
-          <w:rStyle w:val="AttributeTok"/>
-        </w:rPr>
-        <w:t xml:space="preserve">-m</w:t>
-      </w:r>
-      <w:r>
-        <w:rPr>
-          <w:rStyle w:val="NormalTok"/>
-        </w:rPr>
-        <w:t xml:space="preserve"> 755 ./oom_set /usr/local/bin/tmx-oom-set</w:t>
-      </w:r>
-    </w:p>
-    <w:p>
-      <w:pPr>
-        <w:pStyle w:val="FirstParagraph"/>
-      </w:pPr>
-      <w:r>
-        <w:t xml:space="preserve">Then update the wrapper to call</w:t>
-      </w:r>
-      <w:r>
-        <w:t xml:space="preserve"> </w:t>
-      </w:r>
-      <w:r>
-        <w:rPr>
-          <w:rStyle w:val="VerbatimChar"/>
-        </w:rPr>
-        <w:t xml:space="preserve">tmx-oom-set "$server_pid" -500</w:t>
-      </w:r>
-      <w:r>
-        <w:t xml:space="preserve"> </w:t>
-      </w:r>
-      <w:r>
-        <w:t xml:space="preserve">instead of writing directly.</w:t>
-      </w:r>
-    </w:p>
-    <w:p>
-      <w:pPr>
-        <w:pStyle w:val="BodyText"/>
-      </w:pPr>
-      <w:r>
-        <w:t xml:space="preserve">Pro: no per-invocation sudo. Helper has only one capability (minimal blast radius).</w:t>
-      </w:r>
-      <w:r>
-        <w:t xml:space="preserve"> </w:t>
-      </w:r>
-      <w:r>
-        <w:t xml:space="preserve">Con: requires one-time root setup; the helper binary must be audited (it's tiny so this is easy).</w:t>
-      </w:r>
-    </w:p>
-    <w:bookmarkEnd w:id="32"/>
-    <w:bookmarkStart w:id="33" w:name="Xce84a87b1b480d8436cb1669961e05a772fdaee"/>
-    <w:p>
-      <w:pPr>
-        <w:pStyle w:val="Heading4"/>
-      </w:pPr>
-      <w:r>
-        <w:t xml:space="preserve">Option C — systemd user service with</w:t>
-      </w:r>
-      <w:r>
-        <w:t xml:space="preserve"> </w:t>
-      </w:r>
-      <w:r>
-        <w:rPr>
-          <w:rStyle w:val="VerbatimChar"/>
-        </w:rPr>
-        <w:t xml:space="preserve">OOMScoreAdjust=</w:t>
-      </w:r>
-    </w:p>
-    <w:p>
-      <w:pPr>
-        <w:pStyle w:val="FirstParagraph"/>
-      </w:pPr>
-      <w:r>
-        <w:t xml:space="preserve">Run tmux as a systemd user service whose unit file declares</w:t>
-      </w:r>
-      <w:r>
-        <w:t xml:space="preserve"> </w:t>
-      </w:r>
-      <w:r>
-        <w:rPr>
-          <w:rStyle w:val="VerbatimChar"/>
-        </w:rPr>
-        <w:t xml:space="preserve">OOMScoreAdjust=-500</w:t>
-      </w:r>
-      <w:r>
-        <w:t xml:space="preserve">. systemd applies the adjustment at process startup (it has CAP_SYS_RESOURCE).</w:t>
-      </w:r>
-    </w:p>
-    <w:p>
-      <w:pPr>
-        <w:pStyle w:val="SourceCode"/>
-      </w:pPr>
-      <w:r>
-        <w:rPr>
-          <w:rStyle w:val="CommentTok"/>
-        </w:rPr>
-        <w:t xml:space="preserve"># ~/.config/systemd/user/tmux.service</w:t>
-      </w:r>
-      <w:r>
-        <w:br/>
-      </w:r>
-      <w:r>
-        <w:rPr>
-          <w:rStyle w:val="KeywordTok"/>
-        </w:rPr>
-        <w:t xml:space="preserve">[Service]</w:t>
-      </w:r>
-      <w:r>
-        <w:br/>
-      </w:r>
-      <w:r>
-        <w:rPr>
-          <w:rStyle w:val="DataTypeTok"/>
-        </w:rPr>
-        <w:t xml:space="preserve">ExecStart</w:t>
-      </w:r>
-      <w:r>
-        <w:rPr>
-          <w:rStyle w:val="OtherTok"/>
-        </w:rPr>
-        <w:t xml:space="preserve">=</w:t>
-      </w:r>
-      <w:r>
-        <w:rPr>
-          <w:rStyle w:val="StringTok"/>
-        </w:rPr>
-        <w:t xml:space="preserve">/path/to/tmx new-session -A -s main</w:t>
-      </w:r>
-      <w:r>
-        <w:br/>
-      </w:r>
-      <w:r>
-        <w:rPr>
-          <w:rStyle w:val="DataTypeTok"/>
-        </w:rPr>
-        <w:t xml:space="preserve">OOMScoreAdjust</w:t>
-      </w:r>
-      <w:r>
-        <w:rPr>
-          <w:rStyle w:val="OtherTok"/>
-        </w:rPr>
-        <w:t xml:space="preserve">=</w:t>
-      </w:r>
-      <w:r>
-        <w:rPr>
-          <w:rStyle w:val="DecValTok"/>
-        </w:rPr>
-        <w:t xml:space="preserve">-500</w:t>
-      </w:r>
-      <w:r>
-        <w:br/>
-      </w:r>
-      <w:r>
-        <w:rPr>
-          <w:rStyle w:val="DataTypeTok"/>
-        </w:rPr>
-        <w:t xml:space="preserve">Restart</w:t>
-      </w:r>
-      <w:r>
-        <w:rPr>
-          <w:rStyle w:val="OtherTok"/>
-        </w:rPr>
-        <w:t xml:space="preserve">=</w:t>
-      </w:r>
-      <w:r>
-        <w:rPr>
-          <w:rStyle w:val="StringTok"/>
-        </w:rPr>
-        <w:t xml:space="preserve">on-failure</w:t>
-      </w:r>
-      <w:r>
-        <w:br/>
-      </w:r>
-      <w:r>
-        <w:br/>
-      </w:r>
-      <w:r>
-        <w:rPr>
-          <w:rStyle w:val="KeywordTok"/>
-        </w:rPr>
-        <w:t xml:space="preserve">[Install]</w:t>
-      </w:r>
-      <w:r>
-        <w:br/>
-      </w:r>
-      <w:r>
-        <w:rPr>
-          <w:rStyle w:val="DataTypeTok"/>
-        </w:rPr>
-        <w:t xml:space="preserve">WantedBy</w:t>
-      </w:r>
-      <w:r>
-        <w:rPr>
-          <w:rStyle w:val="OtherTok"/>
-        </w:rPr>
-        <w:t xml:space="preserve">=</w:t>
-      </w:r>
-      <w:r>
-        <w:rPr>
-          <w:rStyle w:val="StringTok"/>
-        </w:rPr>
-        <w:t xml:space="preserve">default.target</w:t>
-      </w:r>
-    </w:p>
-    <w:p>
-      <w:pPr>
-        <w:pStyle w:val="SourceCode"/>
-      </w:pPr>
-      <w:r>
-        <w:rPr>
-          <w:rStyle w:val="ExtensionTok"/>
-        </w:rPr>
-        <w:t xml:space="preserve">systemctl</w:t>
-      </w:r>
-      <w:r>
-        <w:rPr>
-          <w:rStyle w:val="NormalTok"/>
-        </w:rPr>
-        <w:t xml:space="preserve"> </w:t>
-      </w:r>
-      <w:r>
-        <w:rPr>
-          <w:rStyle w:val="AttributeTok"/>
-        </w:rPr>
-        <w:t xml:space="preserve">--user</w:t>
-      </w:r>
-      <w:r>
-        <w:rPr>
-          <w:rStyle w:val="NormalTok"/>
-        </w:rPr>
-        <w:t xml:space="preserve"> enable </w:t>
-      </w:r>
-      <w:r>
-        <w:rPr>
-          <w:rStyle w:val="AttributeTok"/>
-        </w:rPr>
-        <w:t xml:space="preserve">--now</w:t>
-      </w:r>
-      <w:r>
-        <w:rPr>
-          <w:rStyle w:val="NormalTok"/>
-        </w:rPr>
-        <w:t xml:space="preserve"> tmux.service</w:t>
-      </w:r>
-    </w:p>
-    <w:p>
-      <w:pPr>
-        <w:pStyle w:val="FirstParagraph"/>
-      </w:pPr>
-      <w:r>
-        <w:t xml:space="preserve">Pro: clean, capability-less from the operator's perspective. systemd handles everything.</w:t>
-      </w:r>
-      <w:r>
-        <w:t xml:space="preserve"> </w:t>
-      </w:r>
-      <w:r>
-        <w:t xml:space="preserve">Con: tmux runs in a different cgroup hierarchy; some plugins /</w:t>
-      </w:r>
-      <w:r>
-        <w:t xml:space="preserve"> </w:t>
-      </w:r>
-      <w:r>
-        <w:rPr>
-          <w:rStyle w:val="VerbatimChar"/>
-        </w:rPr>
-        <w:t xml:space="preserve">$TMUX_PANE</w:t>
-      </w:r>
-      <w:r>
-        <w:t xml:space="preserve"> </w:t>
-      </w:r>
-      <w:r>
-        <w:t xml:space="preserve">integrations may behave differently.</w:t>
-      </w:r>
-    </w:p>
-    <w:bookmarkEnd w:id="33"/>
-    <w:bookmarkEnd w:id="34"/>
-    <w:bookmarkStart w:id="35" w:name="recommendation"/>
-    <w:p>
-      <w:pPr>
-        <w:pStyle w:val="Heading3"/>
-      </w:pPr>
-      <w:r>
-        <w:t xml:space="preserve">Recommendation</w:t>
-      </w:r>
-    </w:p>
-    <w:p>
-      <w:pPr>
-        <w:pStyle w:val="FirstParagraph"/>
-      </w:pPr>
-      <w:r>
-        <w:t xml:space="preserve">For most operators:</w:t>
-      </w:r>
-      <w:r>
-        <w:t xml:space="preserve"> </w:t>
-      </w:r>
       <w:r>
         <w:rPr>
           <w:b/>
           <w:bCs/>
         </w:rPr>
-        <w:t xml:space="preserve">Option C</w:t>
-      </w:r>
-      <w:r>
-        <w:t xml:space="preserve"> </w:t>
-      </w:r>
-      <w:r>
-        <w:t xml:space="preserve">if you're already on a systemd-based distro and use tmux as your "main" workspace.</w:t>
-      </w:r>
-      <w:r>
-        <w:t xml:space="preserve"> </w:t>
-      </w:r>
-      <w:r>
-        <w:rPr>
-          <w:b/>
-          <w:bCs/>
-        </w:rPr>
-        <w:t xml:space="preserve">Option B</w:t>
-      </w:r>
-      <w:r>
-        <w:t xml:space="preserve"> </w:t>
-      </w:r>
-      <w:r>
-        <w:t xml:space="preserve">if you launch tmux ad-hoc from terminals.</w:t>
-      </w:r>
-      <w:r>
-        <w:t xml:space="preserve"> </w:t>
-      </w:r>
-      <w:r>
-        <w:rPr>
-          <w:b/>
-          <w:bCs/>
-        </w:rPr>
-        <w:t xml:space="preserve">Option A</w:t>
-      </w:r>
-      <w:r>
-        <w:t xml:space="preserve"> </w:t>
-      </w:r>
-      <w:r>
-        <w:t xml:space="preserve">if you only want OOM protection during high-risk tasks (a single sudo-tmux session for the AOSP build window).</w:t>
-      </w:r>
-    </w:p>
-    <w:p>
-      <w:pPr>
-        <w:pStyle w:val="BodyText"/>
-      </w:pPr>
-      <w:r>
-        <w:t xml:space="preserve">For most production use, none of these is mandatory. The</w:t>
-      </w:r>
-      <w:r>
-        <w:t xml:space="preserve"> </w:t>
-      </w:r>
-      <w:r>
-        <w:rPr>
-          <w:rStyle w:val="VerbatimChar"/>
-        </w:rPr>
-        <w:t xml:space="preserve">oom_score_adj</w:t>
-      </w:r>
-      <w:r>
-        <w:t xml:space="preserve"> </w:t>
-      </w:r>
-      <w:r>
-        <w:t xml:space="preserve">work is the smallest of the three benefits we get from the new build (the bigger ones being jemalloc + bounded</w:t>
-      </w:r>
-      <w:r>
-        <w:t xml:space="preserve"> </w:t>
-      </w:r>
-      <w:r>
-        <w:rPr>
-          <w:rStyle w:val="VerbatimChar"/>
-        </w:rPr>
-        <w:t xml:space="preserve">history-limit</w:t>
-      </w:r>
-      <w:r>
-        <w:t xml:space="preserve"> </w:t>
-      </w:r>
-      <w:r>
-        <w:t xml:space="preserve">+ reproducible 3.6a pin). The covenant tests SKIP cleanly and the binary is GREEN as-is.</w:t>
-      </w:r>
-    </w:p>
-    <w:p>
-      <w:r>
-        <w:pict>
-          <v:rect style="width:0;height:1.5pt" o:hralign="center" o:hrstd="t" o:hr="t"/>
-        </w:pict>
-      </w:r>
-    </w:p>
-    <w:bookmarkEnd w:id="35"/>
-    <w:bookmarkEnd w:id="36"/>
-    <w:bookmarkStart w:id="37" w:name="Xb075f789933470b6517071d8f496939353f0ae1"/>
-    <w:p>
-      <w:pPr>
-        <w:pStyle w:val="Heading2"/>
-      </w:pPr>
-      <w:r>
-        <w:t xml:space="preserve">§7 Cross-references</w:t>
-      </w:r>
-    </w:p>
-    <w:p>
-      <w:pPr>
-        <w:pStyle w:val="Compact"/>
+        <w:t xml:space="preserve">Three reasons:</w:t>
+      </w:r>
+    </w:p>
+    <w:p>
+      <w:pPr>
         <w:numPr>
           <w:ilvl w:val="0"/>
           <w:numId w:val="1008"/>
@@ -7323,20 +7447,35 @@
       </w:pPr>
       <w:r>
         <w:rPr>
-          <w:rStyle w:val="VerbatimChar"/>
-        </w:rPr>
-        <w:t xml:space="preserve">CLAUDE.md</w:t>
-      </w:r>
-      <w:r>
-        <w:t xml:space="preserve"> </w:t>
-      </w:r>
-      <w:r>
-        <w:t xml:space="preserve">— Applied Fixes Reference, Phase 38</w:t>
-      </w:r>
-    </w:p>
-    <w:p>
-      <w:pPr>
-        <w:pStyle w:val="Compact"/>
+          <w:b/>
+          <w:bCs/>
+        </w:rPr>
+        <w:t xml:space="preserve">Defense-in-depth.</w:t>
+      </w:r>
+      <w:r>
+        <w:t xml:space="preserve"> </w:t>
+      </w:r>
+      <w:r>
+        <w:t xml:space="preserve">§12 incidents are rare but catastrophic when they happen. tmux survives at</w:t>
+      </w:r>
+      <w:r>
+        <w:t xml:space="preserve"> </w:t>
+      </w:r>
+      <w:r>
+        <w:rPr>
+          <w:rStyle w:val="VerbatimChar"/>
+        </w:rPr>
+        <w:t xml:space="preserve">oom_score_adj=-500</w:t>
+      </w:r>
+      <w:r>
+        <w:t xml:space="preserve"> </w:t>
+      </w:r>
+      <w:r>
+        <w:t xml:space="preserve">even if the user.slice goes down — meaning the operator can attach to the surviving session and investigate, instead of losing all context.</w:t>
+      </w:r>
+    </w:p>
+    <w:p>
+      <w:pPr>
         <w:numPr>
           <w:ilvl w:val="0"/>
           <w:numId w:val="1008"/>
@@ -7344,20 +7483,20 @@
       </w:pPr>
       <w:r>
         <w:rPr>
-          <w:rStyle w:val="VerbatimChar"/>
-        </w:rPr>
-        <w:t xml:space="preserve">docs/CONTINUATION.md</w:t>
-      </w:r>
-      <w:r>
-        <w:t xml:space="preserve"> </w:t>
-      </w:r>
-      <w:r>
-        <w:t xml:space="preserve">§3 — current Phase 38 status</w:t>
-      </w:r>
-    </w:p>
-    <w:p>
-      <w:pPr>
-        <w:pStyle w:val="Compact"/>
+          <w:b/>
+          <w:bCs/>
+        </w:rPr>
+        <w:t xml:space="preserve">Reproducibility.</w:t>
+      </w:r>
+      <w:r>
+        <w:t xml:space="preserve"> </w:t>
+      </w:r>
+      <w:r>
+        <w:t xml:space="preserve">The system tmux on a future host might be 1.x with known leaks. Pinning to 3.6a + jemalloc removes that variable.</w:t>
+      </w:r>
+    </w:p>
+    <w:p>
+      <w:pPr>
         <w:numPr>
           <w:ilvl w:val="0"/>
           <w:numId w:val="1008"/>
@@ -7365,15 +7504,1306 @@
       </w:pPr>
       <w:r>
         <w:rPr>
-          <w:rStyle w:val="VerbatimChar"/>
-        </w:rPr>
-        <w:t xml:space="preserve">docs/guides/ATMOSPHERE_CONSTITUTION.md</w:t>
-      </w:r>
-      <w:r>
-        <w:t xml:space="preserve"> </w:t>
-      </w:r>
-      <w:r>
-        <w:t xml:space="preserve">§11.4, §12.9 — invoked patterns</w:t>
+          <w:b/>
+          <w:bCs/>
+        </w:rPr>
+        <w:t xml:space="preserve">Documentation as a teaching artifact.</w:t>
+      </w:r>
+      <w:r>
+        <w:t xml:space="preserve"> </w:t>
+      </w:r>
+      <w:r>
+        <w:t xml:space="preserve">The 14 tests + Challenges show</w:t>
+      </w:r>
+      <w:r>
+        <w:t xml:space="preserve"> </w:t>
+      </w:r>
+      <w:r>
+        <w:rPr>
+          <w:i/>
+          <w:iCs/>
+        </w:rPr>
+        <w:t xml:space="preserve">exactly</w:t>
+      </w:r>
+      <w:r>
+        <w:t xml:space="preserve"> </w:t>
+      </w:r>
+      <w:r>
+        <w:t xml:space="preserve">what "tmux is healthy" means in measurable terms. Future engineers can re-run these on any new host.</w:t>
+      </w:r>
+    </w:p>
+    <w:p>
+      <w:pPr>
+        <w:pStyle w:val="FirstParagraph"/>
+      </w:pPr>
+      <w:r>
+        <w:rPr>
+          <w:b/>
+          <w:bCs/>
+        </w:rPr>
+        <w:t xml:space="preserve">This is justified Defense-in-Depth, not a fix for an existing problem.</w:t>
+      </w:r>
+      <w:r>
+        <w:t xml:space="preserve"> </w:t>
+      </w:r>
+      <w:r>
+        <w:t xml:space="preserve">The investigation explicitly recorded that the article's premise doesn't apply to us; we still proceeded because the marginal cost is small and the upside is non-zero.</w:t>
+      </w:r>
+    </w:p>
+    <w:p>
+      <w:r>
+        <w:pict>
+          <v:rect style="width:0;height:1.5pt" o:hralign="center" o:hrstd="t" o:hr="t"/>
+        </w:pict>
+      </w:r>
+    </w:p>
+    <w:bookmarkEnd w:id="31"/>
+    <w:bookmarkStart w:id="37" w:name="X581177de9e021dc9f36ebfa07025a64e52d9a77"/>
+    <w:p>
+      <w:pPr>
+        <w:pStyle w:val="Heading2"/>
+      </w:pPr>
+      <w:r>
+        <w:t xml:space="preserve">§8 Full OOM protection options (CAP_SYS_RESOURCE required)</w:t>
+      </w:r>
+    </w:p>
+    <w:p>
+      <w:pPr>
+        <w:pStyle w:val="FirstParagraph"/>
+      </w:pPr>
+      <w:r>
+        <w:rPr>
+          <w:rStyle w:val="VerbatimChar"/>
+        </w:rPr>
+        <w:t xml:space="preserve">oom_score_adj=-500</w:t>
+      </w:r>
+      <w:r>
+        <w:t xml:space="preserve"> </w:t>
+      </w:r>
+      <w:r>
+        <w:t xml:space="preserve">requires</w:t>
+      </w:r>
+      <w:r>
+        <w:t xml:space="preserve"> </w:t>
+      </w:r>
+      <w:r>
+        <w:rPr>
+          <w:rStyle w:val="VerbatimChar"/>
+        </w:rPr>
+        <w:t xml:space="preserve">CAP_SYS_RESOURCE</w:t>
+      </w:r>
+      <w:r>
+        <w:t xml:space="preserve">, which a regular user shell does NOT have. The Linux kernel rejects writes of negative oom_score_adj values from non-root processes (per</w:t>
+      </w:r>
+      <w:r>
+        <w:t xml:space="preserve"> </w:t>
+      </w:r>
+      <w:r>
+        <w:rPr>
+          <w:rStyle w:val="VerbatimChar"/>
+        </w:rPr>
+        <w:t xml:space="preserve">Documentation/filesystems/proc.rst</w:t>
+      </w:r>
+      <w:r>
+        <w:t xml:space="preserve">).</w:t>
+      </w:r>
+    </w:p>
+    <w:p>
+      <w:pPr>
+        <w:pStyle w:val="BodyText"/>
+      </w:pPr>
+      <w:r>
+        <w:t xml:space="preserve">The wrapper (</w:t>
+      </w:r>
+      <w:r>
+        <w:rPr>
+          <w:rStyle w:val="VerbatimChar"/>
+        </w:rPr>
+        <w:t xml:space="preserve">tmx</w:t>
+      </w:r>
+      <w:r>
+        <w:t xml:space="preserve">) attempts the write defensively but the kernel will silently no-op for non-root operators. Test 08 SKIPs honestly to acknowledge this rather than reporting a misleading PASS.</w:t>
+      </w:r>
+    </w:p>
+    <w:bookmarkStart w:id="35" w:name="Xec7263791ce06bb8d8717a50e0a786a4a89c0f6"/>
+    <w:p>
+      <w:pPr>
+        <w:pStyle w:val="Heading3"/>
+      </w:pPr>
+      <w:r>
+        <w:t xml:space="preserve">Three real options for full OOM protection</w:t>
+      </w:r>
+    </w:p>
+    <w:bookmarkStart w:id="32" w:name="X997accdc9cd5a206a4c25ecac8fdc570f03e14a"/>
+    <w:p>
+      <w:pPr>
+        <w:pStyle w:val="Heading4"/>
+      </w:pPr>
+      <w:r>
+        <w:t xml:space="preserve">Option A — Run wrapper via sudo (simplest, annoying UX)</w:t>
+      </w:r>
+    </w:p>
+    <w:p>
+      <w:pPr>
+        <w:pStyle w:val="SourceCode"/>
+      </w:pPr>
+      <w:r>
+        <w:rPr>
+          <w:rStyle w:val="BuiltInTok"/>
+        </w:rPr>
+        <w:t xml:space="preserve">alias</w:t>
+      </w:r>
+      <w:r>
+        <w:rPr>
+          <w:rStyle w:val="NormalTok"/>
+        </w:rPr>
+        <w:t xml:space="preserve"> tmux=</w:t>
+      </w:r>
+      <w:r>
+        <w:rPr>
+          <w:rStyle w:val="StringTok"/>
+        </w:rPr>
+        <w:t xml:space="preserve">'sudo -E /path/to/tmx'</w:t>
+      </w:r>
+    </w:p>
+    <w:p>
+      <w:pPr>
+        <w:pStyle w:val="FirstParagraph"/>
+      </w:pPr>
+      <w:r>
+        <w:t xml:space="preserve">Pro: works immediately, no new binaries.</w:t>
+      </w:r>
+      <w:r>
+        <w:t xml:space="preserve"> </w:t>
+      </w:r>
+      <w:r>
+        <w:t xml:space="preserve">Con: requires sudo password every tmux launch.</w:t>
+      </w:r>
+    </w:p>
+    <w:bookmarkEnd w:id="32"/>
+    <w:bookmarkStart w:id="33" w:name="Xb472cf86258624ee266919e3f87fb2bb64a6fee"/>
+    <w:p>
+      <w:pPr>
+        <w:pStyle w:val="Heading4"/>
+      </w:pPr>
+      <w:r>
+        <w:t xml:space="preserve">Option B — setcap-enabled</w:t>
+      </w:r>
+      <w:r>
+        <w:t xml:space="preserve"> </w:t>
+      </w:r>
+      <w:r>
+        <w:rPr>
+          <w:rStyle w:val="VerbatimChar"/>
+        </w:rPr>
+        <w:t xml:space="preserve">oom_set</w:t>
+      </w:r>
+      <w:r>
+        <w:t xml:space="preserve"> </w:t>
+      </w:r>
+      <w:r>
+        <w:t xml:space="preserve">helper (recommended)</w:t>
+      </w:r>
+    </w:p>
+    <w:p>
+      <w:pPr>
+        <w:pStyle w:val="FirstParagraph"/>
+      </w:pPr>
+      <w:r>
+        <w:t xml:space="preserve">Build a tiny C helper that has CAP_SYS_RESOURCE via setcap, called by the wrapper:</w:t>
+      </w:r>
+    </w:p>
+    <w:p>
+      <w:pPr>
+        <w:pStyle w:val="SourceCode"/>
+      </w:pPr>
+      <w:r>
+        <w:rPr>
+          <w:rStyle w:val="CommentTok"/>
+        </w:rPr>
+        <w:t xml:space="preserve">/* oom_set.c — minimal helper to set oom_score_adj on a target PID */</w:t>
+      </w:r>
+      <w:r>
+        <w:br/>
+      </w:r>
+      <w:r>
+        <w:rPr>
+          <w:rStyle w:val="PreprocessorTok"/>
+        </w:rPr>
+        <w:t xml:space="preserve">#include </w:t>
+      </w:r>
+      <w:r>
+        <w:rPr>
+          <w:rStyle w:val="ImportTok"/>
+        </w:rPr>
+        <w:t xml:space="preserve">&lt;stdio.h&gt;</w:t>
+      </w:r>
+      <w:r>
+        <w:br/>
+      </w:r>
+      <w:r>
+        <w:rPr>
+          <w:rStyle w:val="PreprocessorTok"/>
+        </w:rPr>
+        <w:t xml:space="preserve">#include </w:t>
+      </w:r>
+      <w:r>
+        <w:rPr>
+          <w:rStyle w:val="ImportTok"/>
+        </w:rPr>
+        <w:t xml:space="preserve">&lt;stdlib.h&gt;</w:t>
+      </w:r>
+      <w:r>
+        <w:br/>
+      </w:r>
+      <w:r>
+        <w:rPr>
+          <w:rStyle w:val="DataTypeTok"/>
+        </w:rPr>
+        <w:t xml:space="preserve">int</w:t>
+      </w:r>
+      <w:r>
+        <w:rPr>
+          <w:rStyle w:val="NormalTok"/>
+        </w:rPr>
+        <w:t xml:space="preserve"> main</w:t>
+      </w:r>
+      <w:r>
+        <w:rPr>
+          <w:rStyle w:val="OperatorTok"/>
+        </w:rPr>
+        <w:t xml:space="preserve">(</w:t>
+      </w:r>
+      <w:r>
+        <w:rPr>
+          <w:rStyle w:val="DataTypeTok"/>
+        </w:rPr>
+        <w:t xml:space="preserve">int</w:t>
+      </w:r>
+      <w:r>
+        <w:rPr>
+          <w:rStyle w:val="NormalTok"/>
+        </w:rPr>
+        <w:t xml:space="preserve"> argc</w:t>
+      </w:r>
+      <w:r>
+        <w:rPr>
+          <w:rStyle w:val="OperatorTok"/>
+        </w:rPr>
+        <w:t xml:space="preserve">,</w:t>
+      </w:r>
+      <w:r>
+        <w:rPr>
+          <w:rStyle w:val="NormalTok"/>
+        </w:rPr>
+        <w:t xml:space="preserve"> </w:t>
+      </w:r>
+      <w:r>
+        <w:rPr>
+          <w:rStyle w:val="DataTypeTok"/>
+        </w:rPr>
+        <w:t xml:space="preserve">char</w:t>
+      </w:r>
+      <w:r>
+        <w:rPr>
+          <w:rStyle w:val="NormalTok"/>
+        </w:rPr>
+        <w:t xml:space="preserve"> </w:t>
+      </w:r>
+      <w:r>
+        <w:rPr>
+          <w:rStyle w:val="OperatorTok"/>
+        </w:rPr>
+        <w:t xml:space="preserve">**</w:t>
+      </w:r>
+      <w:r>
+        <w:rPr>
+          <w:rStyle w:val="NormalTok"/>
+        </w:rPr>
+        <w:t xml:space="preserve">argv</w:t>
+      </w:r>
+      <w:r>
+        <w:rPr>
+          <w:rStyle w:val="OperatorTok"/>
+        </w:rPr>
+        <w:t xml:space="preserve">)</w:t>
+      </w:r>
+      <w:r>
+        <w:rPr>
+          <w:rStyle w:val="NormalTok"/>
+        </w:rPr>
+        <w:t xml:space="preserve"> </w:t>
+      </w:r>
+      <w:r>
+        <w:rPr>
+          <w:rStyle w:val="OperatorTok"/>
+        </w:rPr>
+        <w:t xml:space="preserve">{</w:t>
+      </w:r>
+      <w:r>
+        <w:br/>
+      </w:r>
+      <w:r>
+        <w:rPr>
+          <w:rStyle w:val="NormalTok"/>
+        </w:rPr>
+        <w:t xml:space="preserve">    </w:t>
+      </w:r>
+      <w:r>
+        <w:rPr>
+          <w:rStyle w:val="ControlFlowTok"/>
+        </w:rPr>
+        <w:t xml:space="preserve">if</w:t>
+      </w:r>
+      <w:r>
+        <w:rPr>
+          <w:rStyle w:val="NormalTok"/>
+        </w:rPr>
+        <w:t xml:space="preserve"> </w:t>
+      </w:r>
+      <w:r>
+        <w:rPr>
+          <w:rStyle w:val="OperatorTok"/>
+        </w:rPr>
+        <w:t xml:space="preserve">(</w:t>
+      </w:r>
+      <w:r>
+        <w:rPr>
+          <w:rStyle w:val="NormalTok"/>
+        </w:rPr>
+        <w:t xml:space="preserve">argc </w:t>
+      </w:r>
+      <w:r>
+        <w:rPr>
+          <w:rStyle w:val="OperatorTok"/>
+        </w:rPr>
+        <w:t xml:space="preserve">!=</w:t>
+      </w:r>
+      <w:r>
+        <w:rPr>
+          <w:rStyle w:val="NormalTok"/>
+        </w:rPr>
+        <w:t xml:space="preserve"> </w:t>
+      </w:r>
+      <w:r>
+        <w:rPr>
+          <w:rStyle w:val="DecValTok"/>
+        </w:rPr>
+        <w:t xml:space="preserve">3</w:t>
+      </w:r>
+      <w:r>
+        <w:rPr>
+          <w:rStyle w:val="OperatorTok"/>
+        </w:rPr>
+        <w:t xml:space="preserve">)</w:t>
+      </w:r>
+      <w:r>
+        <w:rPr>
+          <w:rStyle w:val="NormalTok"/>
+        </w:rPr>
+        <w:t xml:space="preserve"> </w:t>
+      </w:r>
+      <w:r>
+        <w:rPr>
+          <w:rStyle w:val="ControlFlowTok"/>
+        </w:rPr>
+        <w:t xml:space="preserve">return</w:t>
+      </w:r>
+      <w:r>
+        <w:rPr>
+          <w:rStyle w:val="NormalTok"/>
+        </w:rPr>
+        <w:t xml:space="preserve"> </w:t>
+      </w:r>
+      <w:r>
+        <w:rPr>
+          <w:rStyle w:val="DecValTok"/>
+        </w:rPr>
+        <w:t xml:space="preserve">1</w:t>
+      </w:r>
+      <w:r>
+        <w:rPr>
+          <w:rStyle w:val="OperatorTok"/>
+        </w:rPr>
+        <w:t xml:space="preserve">;</w:t>
+      </w:r>
+      <w:r>
+        <w:br/>
+      </w:r>
+      <w:r>
+        <w:rPr>
+          <w:rStyle w:val="NormalTok"/>
+        </w:rPr>
+        <w:t xml:space="preserve">    </w:t>
+      </w:r>
+      <w:r>
+        <w:rPr>
+          <w:rStyle w:val="DataTypeTok"/>
+        </w:rPr>
+        <w:t xml:space="preserve">char</w:t>
+      </w:r>
+      <w:r>
+        <w:rPr>
+          <w:rStyle w:val="NormalTok"/>
+        </w:rPr>
+        <w:t xml:space="preserve"> path</w:t>
+      </w:r>
+      <w:r>
+        <w:rPr>
+          <w:rStyle w:val="OperatorTok"/>
+        </w:rPr>
+        <w:t xml:space="preserve">[</w:t>
+      </w:r>
+      <w:r>
+        <w:rPr>
+          <w:rStyle w:val="DecValTok"/>
+        </w:rPr>
+        <w:t xml:space="preserve">256</w:t>
+      </w:r>
+      <w:r>
+        <w:rPr>
+          <w:rStyle w:val="OperatorTok"/>
+        </w:rPr>
+        <w:t xml:space="preserve">];</w:t>
+      </w:r>
+      <w:r>
+        <w:br/>
+      </w:r>
+      <w:r>
+        <w:rPr>
+          <w:rStyle w:val="NormalTok"/>
+        </w:rPr>
+        <w:t xml:space="preserve">    snprintf</w:t>
+      </w:r>
+      <w:r>
+        <w:rPr>
+          <w:rStyle w:val="OperatorTok"/>
+        </w:rPr>
+        <w:t xml:space="preserve">(</w:t>
+      </w:r>
+      <w:r>
+        <w:rPr>
+          <w:rStyle w:val="NormalTok"/>
+        </w:rPr>
+        <w:t xml:space="preserve">path</w:t>
+      </w:r>
+      <w:r>
+        <w:rPr>
+          <w:rStyle w:val="OperatorTok"/>
+        </w:rPr>
+        <w:t xml:space="preserve">,</w:t>
+      </w:r>
+      <w:r>
+        <w:rPr>
+          <w:rStyle w:val="NormalTok"/>
+        </w:rPr>
+        <w:t xml:space="preserve"> </w:t>
+      </w:r>
+      <w:r>
+        <w:rPr>
+          <w:rStyle w:val="KeywordTok"/>
+        </w:rPr>
+        <w:t xml:space="preserve">sizeof</w:t>
+      </w:r>
+      <w:r>
+        <w:rPr>
+          <w:rStyle w:val="NormalTok"/>
+        </w:rPr>
+        <w:t xml:space="preserve"> path</w:t>
+      </w:r>
+      <w:r>
+        <w:rPr>
+          <w:rStyle w:val="OperatorTok"/>
+        </w:rPr>
+        <w:t xml:space="preserve">,</w:t>
+      </w:r>
+      <w:r>
+        <w:rPr>
+          <w:rStyle w:val="NormalTok"/>
+        </w:rPr>
+        <w:t xml:space="preserve"> </w:t>
+      </w:r>
+      <w:r>
+        <w:rPr>
+          <w:rStyle w:val="StringTok"/>
+        </w:rPr>
+        <w:t xml:space="preserve">"/proc/</w:t>
+      </w:r>
+      <w:r>
+        <w:rPr>
+          <w:rStyle w:val="SpecialCharTok"/>
+        </w:rPr>
+        <w:t xml:space="preserve">%s</w:t>
+      </w:r>
+      <w:r>
+        <w:rPr>
+          <w:rStyle w:val="StringTok"/>
+        </w:rPr>
+        <w:t xml:space="preserve">/oom_score_adj"</w:t>
+      </w:r>
+      <w:r>
+        <w:rPr>
+          <w:rStyle w:val="OperatorTok"/>
+        </w:rPr>
+        <w:t xml:space="preserve">,</w:t>
+      </w:r>
+      <w:r>
+        <w:rPr>
+          <w:rStyle w:val="NormalTok"/>
+        </w:rPr>
+        <w:t xml:space="preserve"> argv</w:t>
+      </w:r>
+      <w:r>
+        <w:rPr>
+          <w:rStyle w:val="OperatorTok"/>
+        </w:rPr>
+        <w:t xml:space="preserve">[</w:t>
+      </w:r>
+      <w:r>
+        <w:rPr>
+          <w:rStyle w:val="DecValTok"/>
+        </w:rPr>
+        <w:t xml:space="preserve">1</w:t>
+      </w:r>
+      <w:r>
+        <w:rPr>
+          <w:rStyle w:val="OperatorTok"/>
+        </w:rPr>
+        <w:t xml:space="preserve">]);</w:t>
+      </w:r>
+      <w:r>
+        <w:br/>
+      </w:r>
+      <w:r>
+        <w:rPr>
+          <w:rStyle w:val="NormalTok"/>
+        </w:rPr>
+        <w:t xml:space="preserve">    </w:t>
+      </w:r>
+      <w:r>
+        <w:rPr>
+          <w:rStyle w:val="DataTypeTok"/>
+        </w:rPr>
+        <w:t xml:space="preserve">FILE</w:t>
+      </w:r>
+      <w:r>
+        <w:rPr>
+          <w:rStyle w:val="NormalTok"/>
+        </w:rPr>
+        <w:t xml:space="preserve"> </w:t>
+      </w:r>
+      <w:r>
+        <w:rPr>
+          <w:rStyle w:val="OperatorTok"/>
+        </w:rPr>
+        <w:t xml:space="preserve">*</w:t>
+      </w:r>
+      <w:r>
+        <w:rPr>
+          <w:rStyle w:val="NormalTok"/>
+        </w:rPr>
+        <w:t xml:space="preserve">f </w:t>
+      </w:r>
+      <w:r>
+        <w:rPr>
+          <w:rStyle w:val="OperatorTok"/>
+        </w:rPr>
+        <w:t xml:space="preserve">=</w:t>
+      </w:r>
+      <w:r>
+        <w:rPr>
+          <w:rStyle w:val="NormalTok"/>
+        </w:rPr>
+        <w:t xml:space="preserve"> fopen</w:t>
+      </w:r>
+      <w:r>
+        <w:rPr>
+          <w:rStyle w:val="OperatorTok"/>
+        </w:rPr>
+        <w:t xml:space="preserve">(</w:t>
+      </w:r>
+      <w:r>
+        <w:rPr>
+          <w:rStyle w:val="NormalTok"/>
+        </w:rPr>
+        <w:t xml:space="preserve">path</w:t>
+      </w:r>
+      <w:r>
+        <w:rPr>
+          <w:rStyle w:val="OperatorTok"/>
+        </w:rPr>
+        <w:t xml:space="preserve">,</w:t>
+      </w:r>
+      <w:r>
+        <w:rPr>
+          <w:rStyle w:val="NormalTok"/>
+        </w:rPr>
+        <w:t xml:space="preserve"> </w:t>
+      </w:r>
+      <w:r>
+        <w:rPr>
+          <w:rStyle w:val="StringTok"/>
+        </w:rPr>
+        <w:t xml:space="preserve">"w"</w:t>
+      </w:r>
+      <w:r>
+        <w:rPr>
+          <w:rStyle w:val="OperatorTok"/>
+        </w:rPr>
+        <w:t xml:space="preserve">);</w:t>
+      </w:r>
+      <w:r>
+        <w:br/>
+      </w:r>
+      <w:r>
+        <w:rPr>
+          <w:rStyle w:val="NormalTok"/>
+        </w:rPr>
+        <w:t xml:space="preserve">    </w:t>
+      </w:r>
+      <w:r>
+        <w:rPr>
+          <w:rStyle w:val="ControlFlowTok"/>
+        </w:rPr>
+        <w:t xml:space="preserve">if</w:t>
+      </w:r>
+      <w:r>
+        <w:rPr>
+          <w:rStyle w:val="NormalTok"/>
+        </w:rPr>
+        <w:t xml:space="preserve"> </w:t>
+      </w:r>
+      <w:r>
+        <w:rPr>
+          <w:rStyle w:val="OperatorTok"/>
+        </w:rPr>
+        <w:t xml:space="preserve">(!</w:t>
+      </w:r>
+      <w:r>
+        <w:rPr>
+          <w:rStyle w:val="NormalTok"/>
+        </w:rPr>
+        <w:t xml:space="preserve">f</w:t>
+      </w:r>
+      <w:r>
+        <w:rPr>
+          <w:rStyle w:val="OperatorTok"/>
+        </w:rPr>
+        <w:t xml:space="preserve">)</w:t>
+      </w:r>
+      <w:r>
+        <w:rPr>
+          <w:rStyle w:val="NormalTok"/>
+        </w:rPr>
+        <w:t xml:space="preserve"> </w:t>
+      </w:r>
+      <w:r>
+        <w:rPr>
+          <w:rStyle w:val="ControlFlowTok"/>
+        </w:rPr>
+        <w:t xml:space="preserve">return</w:t>
+      </w:r>
+      <w:r>
+        <w:rPr>
+          <w:rStyle w:val="NormalTok"/>
+        </w:rPr>
+        <w:t xml:space="preserve"> </w:t>
+      </w:r>
+      <w:r>
+        <w:rPr>
+          <w:rStyle w:val="DecValTok"/>
+        </w:rPr>
+        <w:t xml:space="preserve">2</w:t>
+      </w:r>
+      <w:r>
+        <w:rPr>
+          <w:rStyle w:val="OperatorTok"/>
+        </w:rPr>
+        <w:t xml:space="preserve">;</w:t>
+      </w:r>
+      <w:r>
+        <w:br/>
+      </w:r>
+      <w:r>
+        <w:rPr>
+          <w:rStyle w:val="NormalTok"/>
+        </w:rPr>
+        <w:t xml:space="preserve">    fputs</w:t>
+      </w:r>
+      <w:r>
+        <w:rPr>
+          <w:rStyle w:val="OperatorTok"/>
+        </w:rPr>
+        <w:t xml:space="preserve">(</w:t>
+      </w:r>
+      <w:r>
+        <w:rPr>
+          <w:rStyle w:val="NormalTok"/>
+        </w:rPr>
+        <w:t xml:space="preserve">argv</w:t>
+      </w:r>
+      <w:r>
+        <w:rPr>
+          <w:rStyle w:val="OperatorTok"/>
+        </w:rPr>
+        <w:t xml:space="preserve">[</w:t>
+      </w:r>
+      <w:r>
+        <w:rPr>
+          <w:rStyle w:val="DecValTok"/>
+        </w:rPr>
+        <w:t xml:space="preserve">2</w:t>
+      </w:r>
+      <w:r>
+        <w:rPr>
+          <w:rStyle w:val="OperatorTok"/>
+        </w:rPr>
+        <w:t xml:space="preserve">],</w:t>
+      </w:r>
+      <w:r>
+        <w:rPr>
+          <w:rStyle w:val="NormalTok"/>
+        </w:rPr>
+        <w:t xml:space="preserve"> f</w:t>
+      </w:r>
+      <w:r>
+        <w:rPr>
+          <w:rStyle w:val="OperatorTok"/>
+        </w:rPr>
+        <w:t xml:space="preserve">);</w:t>
+      </w:r>
+      <w:r>
+        <w:br/>
+      </w:r>
+      <w:r>
+        <w:rPr>
+          <w:rStyle w:val="NormalTok"/>
+        </w:rPr>
+        <w:t xml:space="preserve">    fclose</w:t>
+      </w:r>
+      <w:r>
+        <w:rPr>
+          <w:rStyle w:val="OperatorTok"/>
+        </w:rPr>
+        <w:t xml:space="preserve">(</w:t>
+      </w:r>
+      <w:r>
+        <w:rPr>
+          <w:rStyle w:val="NormalTok"/>
+        </w:rPr>
+        <w:t xml:space="preserve">f</w:t>
+      </w:r>
+      <w:r>
+        <w:rPr>
+          <w:rStyle w:val="OperatorTok"/>
+        </w:rPr>
+        <w:t xml:space="preserve">);</w:t>
+      </w:r>
+      <w:r>
+        <w:br/>
+      </w:r>
+      <w:r>
+        <w:rPr>
+          <w:rStyle w:val="NormalTok"/>
+        </w:rPr>
+        <w:t xml:space="preserve">    </w:t>
+      </w:r>
+      <w:r>
+        <w:rPr>
+          <w:rStyle w:val="ControlFlowTok"/>
+        </w:rPr>
+        <w:t xml:space="preserve">return</w:t>
+      </w:r>
+      <w:r>
+        <w:rPr>
+          <w:rStyle w:val="NormalTok"/>
+        </w:rPr>
+        <w:t xml:space="preserve"> </w:t>
+      </w:r>
+      <w:r>
+        <w:rPr>
+          <w:rStyle w:val="DecValTok"/>
+        </w:rPr>
+        <w:t xml:space="preserve">0</w:t>
+      </w:r>
+      <w:r>
+        <w:rPr>
+          <w:rStyle w:val="OperatorTok"/>
+        </w:rPr>
+        <w:t xml:space="preserve">;</w:t>
+      </w:r>
+      <w:r>
+        <w:br/>
+      </w:r>
+      <w:r>
+        <w:rPr>
+          <w:rStyle w:val="OperatorTok"/>
+        </w:rPr>
+        <w:t xml:space="preserve">}</w:t>
+      </w:r>
+    </w:p>
+    <w:p>
+      <w:pPr>
+        <w:pStyle w:val="FirstParagraph"/>
+      </w:pPr>
+      <w:r>
+        <w:t xml:space="preserve">Build + grant capability (one-time):</w:t>
+      </w:r>
+    </w:p>
+    <w:p>
+      <w:pPr>
+        <w:pStyle w:val="SourceCode"/>
+      </w:pPr>
+      <w:r>
+        <w:rPr>
+          <w:rStyle w:val="FunctionTok"/>
+        </w:rPr>
+        <w:t xml:space="preserve">gcc</w:t>
+      </w:r>
+      <w:r>
+        <w:rPr>
+          <w:rStyle w:val="NormalTok"/>
+        </w:rPr>
+        <w:t xml:space="preserve"> </w:t>
+      </w:r>
+      <w:r>
+        <w:rPr>
+          <w:rStyle w:val="AttributeTok"/>
+        </w:rPr>
+        <w:t xml:space="preserve">-o</w:t>
+      </w:r>
+      <w:r>
+        <w:rPr>
+          <w:rStyle w:val="NormalTok"/>
+        </w:rPr>
+        <w:t xml:space="preserve"> oom_set oom_set.c</w:t>
+      </w:r>
+      <w:r>
+        <w:br/>
+      </w:r>
+      <w:r>
+        <w:rPr>
+          <w:rStyle w:val="FunctionTok"/>
+        </w:rPr>
+        <w:t xml:space="preserve">sudo</w:t>
+      </w:r>
+      <w:r>
+        <w:rPr>
+          <w:rStyle w:val="NormalTok"/>
+        </w:rPr>
+        <w:t xml:space="preserve"> setcap cap_sys_resource+ep ./oom_set</w:t>
+      </w:r>
+      <w:r>
+        <w:br/>
+      </w:r>
+      <w:r>
+        <w:rPr>
+          <w:rStyle w:val="FunctionTok"/>
+        </w:rPr>
+        <w:t xml:space="preserve">sudo</w:t>
+      </w:r>
+      <w:r>
+        <w:rPr>
+          <w:rStyle w:val="NormalTok"/>
+        </w:rPr>
+        <w:t xml:space="preserve"> install </w:t>
+      </w:r>
+      <w:r>
+        <w:rPr>
+          <w:rStyle w:val="AttributeTok"/>
+        </w:rPr>
+        <w:t xml:space="preserve">-m</w:t>
+      </w:r>
+      <w:r>
+        <w:rPr>
+          <w:rStyle w:val="NormalTok"/>
+        </w:rPr>
+        <w:t xml:space="preserve"> 755 ./oom_set /usr/local/bin/tmx-oom-set</w:t>
+      </w:r>
+    </w:p>
+    <w:p>
+      <w:pPr>
+        <w:pStyle w:val="FirstParagraph"/>
+      </w:pPr>
+      <w:r>
+        <w:t xml:space="preserve">Then update the wrapper to call</w:t>
+      </w:r>
+      <w:r>
+        <w:t xml:space="preserve"> </w:t>
+      </w:r>
+      <w:r>
+        <w:rPr>
+          <w:rStyle w:val="VerbatimChar"/>
+        </w:rPr>
+        <w:t xml:space="preserve">tmx-oom-set "$server_pid" -500</w:t>
+      </w:r>
+      <w:r>
+        <w:t xml:space="preserve"> </w:t>
+      </w:r>
+      <w:r>
+        <w:t xml:space="preserve">instead of writing directly.</w:t>
+      </w:r>
+    </w:p>
+    <w:p>
+      <w:pPr>
+        <w:pStyle w:val="BodyText"/>
+      </w:pPr>
+      <w:r>
+        <w:t xml:space="preserve">Pro: no per-invocation sudo. Helper has only one capability (minimal blast radius).</w:t>
+      </w:r>
+      <w:r>
+        <w:t xml:space="preserve"> </w:t>
+      </w:r>
+      <w:r>
+        <w:t xml:space="preserve">Con: requires one-time root setup; the helper binary must be audited (it's tiny so this is easy).</w:t>
+      </w:r>
+    </w:p>
+    <w:bookmarkEnd w:id="33"/>
+    <w:bookmarkStart w:id="34" w:name="Xce84a87b1b480d8436cb1669961e05a772fdaee"/>
+    <w:p>
+      <w:pPr>
+        <w:pStyle w:val="Heading4"/>
+      </w:pPr>
+      <w:r>
+        <w:t xml:space="preserve">Option C — systemd user service with</w:t>
+      </w:r>
+      <w:r>
+        <w:t xml:space="preserve"> </w:t>
+      </w:r>
+      <w:r>
+        <w:rPr>
+          <w:rStyle w:val="VerbatimChar"/>
+        </w:rPr>
+        <w:t xml:space="preserve">OOMScoreAdjust=</w:t>
+      </w:r>
+    </w:p>
+    <w:p>
+      <w:pPr>
+        <w:pStyle w:val="FirstParagraph"/>
+      </w:pPr>
+      <w:r>
+        <w:t xml:space="preserve">Run tmux as a systemd user service whose unit file declares</w:t>
+      </w:r>
+      <w:r>
+        <w:t xml:space="preserve"> </w:t>
+      </w:r>
+      <w:r>
+        <w:rPr>
+          <w:rStyle w:val="VerbatimChar"/>
+        </w:rPr>
+        <w:t xml:space="preserve">OOMScoreAdjust=-500</w:t>
+      </w:r>
+      <w:r>
+        <w:t xml:space="preserve">. systemd applies the adjustment at process startup (it has CAP_SYS_RESOURCE).</w:t>
+      </w:r>
+    </w:p>
+    <w:p>
+      <w:pPr>
+        <w:pStyle w:val="SourceCode"/>
+      </w:pPr>
+      <w:r>
+        <w:rPr>
+          <w:rStyle w:val="CommentTok"/>
+        </w:rPr>
+        <w:t xml:space="preserve"># ~/.config/systemd/user/tmux.service</w:t>
+      </w:r>
+      <w:r>
+        <w:br/>
+      </w:r>
+      <w:r>
+        <w:rPr>
+          <w:rStyle w:val="KeywordTok"/>
+        </w:rPr>
+        <w:t xml:space="preserve">[Service]</w:t>
+      </w:r>
+      <w:r>
+        <w:br/>
+      </w:r>
+      <w:r>
+        <w:rPr>
+          <w:rStyle w:val="DataTypeTok"/>
+        </w:rPr>
+        <w:t xml:space="preserve">ExecStart</w:t>
+      </w:r>
+      <w:r>
+        <w:rPr>
+          <w:rStyle w:val="OtherTok"/>
+        </w:rPr>
+        <w:t xml:space="preserve">=</w:t>
+      </w:r>
+      <w:r>
+        <w:rPr>
+          <w:rStyle w:val="StringTok"/>
+        </w:rPr>
+        <w:t xml:space="preserve">/path/to/tmx new-session -A -s main</w:t>
+      </w:r>
+      <w:r>
+        <w:br/>
+      </w:r>
+      <w:r>
+        <w:rPr>
+          <w:rStyle w:val="DataTypeTok"/>
+        </w:rPr>
+        <w:t xml:space="preserve">OOMScoreAdjust</w:t>
+      </w:r>
+      <w:r>
+        <w:rPr>
+          <w:rStyle w:val="OtherTok"/>
+        </w:rPr>
+        <w:t xml:space="preserve">=</w:t>
+      </w:r>
+      <w:r>
+        <w:rPr>
+          <w:rStyle w:val="DecValTok"/>
+        </w:rPr>
+        <w:t xml:space="preserve">-500</w:t>
+      </w:r>
+      <w:r>
+        <w:br/>
+      </w:r>
+      <w:r>
+        <w:rPr>
+          <w:rStyle w:val="DataTypeTok"/>
+        </w:rPr>
+        <w:t xml:space="preserve">Restart</w:t>
+      </w:r>
+      <w:r>
+        <w:rPr>
+          <w:rStyle w:val="OtherTok"/>
+        </w:rPr>
+        <w:t xml:space="preserve">=</w:t>
+      </w:r>
+      <w:r>
+        <w:rPr>
+          <w:rStyle w:val="StringTok"/>
+        </w:rPr>
+        <w:t xml:space="preserve">on-failure</w:t>
+      </w:r>
+      <w:r>
+        <w:br/>
+      </w:r>
+      <w:r>
+        <w:br/>
+      </w:r>
+      <w:r>
+        <w:rPr>
+          <w:rStyle w:val="KeywordTok"/>
+        </w:rPr>
+        <w:t xml:space="preserve">[Install]</w:t>
+      </w:r>
+      <w:r>
+        <w:br/>
+      </w:r>
+      <w:r>
+        <w:rPr>
+          <w:rStyle w:val="DataTypeTok"/>
+        </w:rPr>
+        <w:t xml:space="preserve">WantedBy</w:t>
+      </w:r>
+      <w:r>
+        <w:rPr>
+          <w:rStyle w:val="OtherTok"/>
+        </w:rPr>
+        <w:t xml:space="preserve">=</w:t>
+      </w:r>
+      <w:r>
+        <w:rPr>
+          <w:rStyle w:val="StringTok"/>
+        </w:rPr>
+        <w:t xml:space="preserve">default.target</w:t>
+      </w:r>
+    </w:p>
+    <w:p>
+      <w:pPr>
+        <w:pStyle w:val="SourceCode"/>
+      </w:pPr>
+      <w:r>
+        <w:rPr>
+          <w:rStyle w:val="ExtensionTok"/>
+        </w:rPr>
+        <w:t xml:space="preserve">systemctl</w:t>
+      </w:r>
+      <w:r>
+        <w:rPr>
+          <w:rStyle w:val="NormalTok"/>
+        </w:rPr>
+        <w:t xml:space="preserve"> </w:t>
+      </w:r>
+      <w:r>
+        <w:rPr>
+          <w:rStyle w:val="AttributeTok"/>
+        </w:rPr>
+        <w:t xml:space="preserve">--user</w:t>
+      </w:r>
+      <w:r>
+        <w:rPr>
+          <w:rStyle w:val="NormalTok"/>
+        </w:rPr>
+        <w:t xml:space="preserve"> enable </w:t>
+      </w:r>
+      <w:r>
+        <w:rPr>
+          <w:rStyle w:val="AttributeTok"/>
+        </w:rPr>
+        <w:t xml:space="preserve">--now</w:t>
+      </w:r>
+      <w:r>
+        <w:rPr>
+          <w:rStyle w:val="NormalTok"/>
+        </w:rPr>
+        <w:t xml:space="preserve"> tmux.service</w:t>
+      </w:r>
+    </w:p>
+    <w:p>
+      <w:pPr>
+        <w:pStyle w:val="FirstParagraph"/>
+      </w:pPr>
+      <w:r>
+        <w:t xml:space="preserve">Pro: clean, capability-less from the operator's perspective. systemd handles everything.</w:t>
+      </w:r>
+      <w:r>
+        <w:t xml:space="preserve"> </w:t>
+      </w:r>
+      <w:r>
+        <w:t xml:space="preserve">Con: tmux runs in a different cgroup hierarchy; some plugins /</w:t>
+      </w:r>
+      <w:r>
+        <w:t xml:space="preserve"> </w:t>
+      </w:r>
+      <w:r>
+        <w:rPr>
+          <w:rStyle w:val="VerbatimChar"/>
+        </w:rPr>
+        <w:t xml:space="preserve">$TMUX_PANE</w:t>
+      </w:r>
+      <w:r>
+        <w:t xml:space="preserve"> </w:t>
+      </w:r>
+      <w:r>
+        <w:t xml:space="preserve">integrations may behave differently.</w:t>
+      </w:r>
+    </w:p>
+    <w:bookmarkEnd w:id="34"/>
+    <w:bookmarkEnd w:id="35"/>
+    <w:bookmarkStart w:id="36" w:name="recommendation"/>
+    <w:p>
+      <w:pPr>
+        <w:pStyle w:val="Heading3"/>
+      </w:pPr>
+      <w:r>
+        <w:t xml:space="preserve">Recommendation</w:t>
+      </w:r>
+    </w:p>
+    <w:p>
+      <w:pPr>
+        <w:pStyle w:val="FirstParagraph"/>
+      </w:pPr>
+      <w:r>
+        <w:t xml:space="preserve">For most operators:</w:t>
+      </w:r>
+      <w:r>
+        <w:t xml:space="preserve"> </w:t>
+      </w:r>
+      <w:r>
+        <w:rPr>
+          <w:b/>
+          <w:bCs/>
+        </w:rPr>
+        <w:t xml:space="preserve">Option C</w:t>
+      </w:r>
+      <w:r>
+        <w:t xml:space="preserve"> </w:t>
+      </w:r>
+      <w:r>
+        <w:t xml:space="preserve">if you're already on a systemd-based distro and use tmux as your "main" workspace.</w:t>
+      </w:r>
+      <w:r>
+        <w:t xml:space="preserve"> </w:t>
+      </w:r>
+      <w:r>
+        <w:rPr>
+          <w:b/>
+          <w:bCs/>
+        </w:rPr>
+        <w:t xml:space="preserve">Option B</w:t>
+      </w:r>
+      <w:r>
+        <w:t xml:space="preserve"> </w:t>
+      </w:r>
+      <w:r>
+        <w:t xml:space="preserve">if you launch tmux ad-hoc from terminals.</w:t>
+      </w:r>
+      <w:r>
+        <w:t xml:space="preserve"> </w:t>
+      </w:r>
+      <w:r>
+        <w:rPr>
+          <w:b/>
+          <w:bCs/>
+        </w:rPr>
+        <w:t xml:space="preserve">Option A</w:t>
+      </w:r>
+      <w:r>
+        <w:t xml:space="preserve"> </w:t>
+      </w:r>
+      <w:r>
+        <w:t xml:space="preserve">if you only want OOM protection during high-risk tasks (a single sudo-tmux session for the AOSP build window).</w:t>
+      </w:r>
+    </w:p>
+    <w:p>
+      <w:pPr>
+        <w:pStyle w:val="BodyText"/>
+      </w:pPr>
+      <w:r>
+        <w:t xml:space="preserve">For most production use, none of these is mandatory. The</w:t>
+      </w:r>
+      <w:r>
+        <w:t xml:space="preserve"> </w:t>
+      </w:r>
+      <w:r>
+        <w:rPr>
+          <w:rStyle w:val="VerbatimChar"/>
+        </w:rPr>
+        <w:t xml:space="preserve">oom_score_adj</w:t>
+      </w:r>
+      <w:r>
+        <w:t xml:space="preserve"> </w:t>
+      </w:r>
+      <w:r>
+        <w:t xml:space="preserve">work is the smallest of the three benefits we get from the new build (the bigger ones being jemalloc + bounded</w:t>
+      </w:r>
+      <w:r>
+        <w:t xml:space="preserve"> </w:t>
+      </w:r>
+      <w:r>
+        <w:rPr>
+          <w:rStyle w:val="VerbatimChar"/>
+        </w:rPr>
+        <w:t xml:space="preserve">history-limit</w:t>
+      </w:r>
+      <w:r>
+        <w:t xml:space="preserve"> </w:t>
+      </w:r>
+      <w:r>
+        <w:t xml:space="preserve">+ reproducible 3.6a pin). The covenant tests SKIP cleanly and the binary is GREEN as-is.</w:t>
+      </w:r>
+    </w:p>
+    <w:p>
+      <w:r>
+        <w:pict>
+          <v:rect style="width:0;height:1.5pt" o:hralign="center" o:hrstd="t" o:hr="t"/>
+        </w:pict>
+      </w:r>
+    </w:p>
+    <w:bookmarkEnd w:id="36"/>
+    <w:bookmarkEnd w:id="37"/>
+    <w:bookmarkStart w:id="38" w:name="Xb075f789933470b6517071d8f496939353f0ae1"/>
+    <w:p>
+      <w:pPr>
+        <w:pStyle w:val="Heading2"/>
+      </w:pPr>
+      <w:r>
+        <w:t xml:space="preserve">§7 Cross-references</w:t>
       </w:r>
     </w:p>
     <w:p>
@@ -7381,13 +8811,76 @@
         <w:pStyle w:val="Compact"/>
         <w:numPr>
           <w:ilvl w:val="0"/>
-          <w:numId w:val="1008"/>
+          <w:numId w:val="1009"/>
         </w:numPr>
       </w:pPr>
       <w:r>
         <w:rPr>
           <w:rStyle w:val="VerbatimChar"/>
         </w:rPr>
+        <w:t xml:space="preserve">CLAUDE.md</w:t>
+      </w:r>
+      <w:r>
+        <w:t xml:space="preserve"> </w:t>
+      </w:r>
+      <w:r>
+        <w:t xml:space="preserve">— Applied Fixes Reference, Phase 38</w:t>
+      </w:r>
+    </w:p>
+    <w:p>
+      <w:pPr>
+        <w:pStyle w:val="Compact"/>
+        <w:numPr>
+          <w:ilvl w:val="0"/>
+          <w:numId w:val="1009"/>
+        </w:numPr>
+      </w:pPr>
+      <w:r>
+        <w:rPr>
+          <w:rStyle w:val="VerbatimChar"/>
+        </w:rPr>
+        <w:t xml:space="preserve">docs/CONTINUATION.md</w:t>
+      </w:r>
+      <w:r>
+        <w:t xml:space="preserve"> </w:t>
+      </w:r>
+      <w:r>
+        <w:t xml:space="preserve">§3 — current Phase 38 status</w:t>
+      </w:r>
+    </w:p>
+    <w:p>
+      <w:pPr>
+        <w:pStyle w:val="Compact"/>
+        <w:numPr>
+          <w:ilvl w:val="0"/>
+          <w:numId w:val="1009"/>
+        </w:numPr>
+      </w:pPr>
+      <w:r>
+        <w:rPr>
+          <w:rStyle w:val="VerbatimChar"/>
+        </w:rPr>
+        <w:t xml:space="preserve">docs/guides/ATMOSPHERE_CONSTITUTION.md</w:t>
+      </w:r>
+      <w:r>
+        <w:t xml:space="preserve"> </w:t>
+      </w:r>
+      <w:r>
+        <w:t xml:space="preserve">§11.4, §12.9 — invoked patterns</w:t>
+      </w:r>
+    </w:p>
+    <w:p>
+      <w:pPr>
+        <w:pStyle w:val="Compact"/>
+        <w:numPr>
+          <w:ilvl w:val="0"/>
+          <w:numId w:val="1009"/>
+        </w:numPr>
+      </w:pPr>
+      <w:r>
+        <w:rPr>
+          <w:rStyle w:val="VerbatimChar"/>
+        </w:rPr>
         <w:t xml:space="preserve">tools/helixqa/HelixQA/banks/atmosphere.yaml</w:t>
       </w:r>
       <w:r>
@@ -7397,8 +8890,8 @@
         <w:t xml:space="preserve">— TMUX-CH-01..08 entries</w:t>
       </w:r>
     </w:p>
-    <w:bookmarkEnd w:id="37"/>
     <w:bookmarkEnd w:id="38"/>
+    <w:bookmarkEnd w:id="39"/>
     <w:sectPr>
       <w:footnotePr>
         <w:numRestart w:val="eachSect"/>
@@ -7885,6 +9378,9 @@
     <w:abstractNumId w:val="991"/>
   </w:num>
   <w:num w:numId="1007">
+    <w:abstractNumId w:val="991"/>
+  </w:num>
+  <w:num w:numId="1008">
     <w:abstractNumId w:val="99411"/>
     <w:lvlOverride w:ilvl="0">
       <w:startOverride w:val="1"/>
@@ -7914,7 +9410,7 @@
       <w:startOverride w:val="1"/>
     </w:lvlOverride>
   </w:num>
-  <w:num w:numId="1008">
+  <w:num w:numId="1009">
     <w:abstractNumId w:val="991"/>
   </w:num>
 </w:numbering>
